--- a/docs/capstone-docs/Final Capstone project (May 13th) /project-report/Project-Report.docx
+++ b/docs/capstone-docs/Final Capstone project (May 13th) /project-report/Project-Report.docx
@@ -163,50 +163,5696 @@
     </w:p>
     <w:p>
       <w:pPr>
-        <w:spacing w:after="312"/>
+        <w:spacing w:after="312" w:line="240" w:lineRule="auto"/>
         <w:ind w:right="27"/>
       </w:pPr>
+      <w:r>
+        <w:rPr>
+          <w:noProof/>
+        </w:rPr>
+        <w:drawing>
+          <wp:inline distT="0" distB="0" distL="0" distR="0" wp14:anchorId="7EBBA27E" wp14:editId="7F55A9B1">
+            <wp:extent cx="3112851" cy="2361565"/>
+            <wp:effectExtent l="0" t="0" r="0" b="635"/>
+            <wp:docPr id="1598829662" name="Picture 2" descr="A close-up of a cube&#10;&#10;AI-generated content may be incorrect."/>
+            <wp:cNvGraphicFramePr>
+              <a:graphicFrameLocks xmlns:a="http://schemas.openxmlformats.org/drawingml/2006/main" noChangeAspect="1"/>
+            </wp:cNvGraphicFramePr>
+            <a:graphic xmlns:a="http://schemas.openxmlformats.org/drawingml/2006/main">
+              <a:graphicData uri="http://schemas.openxmlformats.org/drawingml/2006/picture">
+                <pic:pic xmlns:pic="http://schemas.openxmlformats.org/drawingml/2006/picture">
+                  <pic:nvPicPr>
+                    <pic:cNvPr id="1598829662" name="Picture 2" descr="A close-up of a cube&#10;&#10;AI-generated content may be incorrect."/>
+                    <pic:cNvPicPr/>
+                  </pic:nvPicPr>
+                  <pic:blipFill>
+                    <a:blip r:embed="rId8">
+                      <a:extLst>
+                        <a:ext uri="{28A0092B-C50C-407E-A947-70E740481C1C}">
+                          <a14:useLocalDpi xmlns:a14="http://schemas.microsoft.com/office/drawing/2010/main" val="0"/>
+                        </a:ext>
+                      </a:extLst>
+                    </a:blip>
+                    <a:stretch>
+                      <a:fillRect/>
+                    </a:stretch>
+                  </pic:blipFill>
+                  <pic:spPr>
+                    <a:xfrm>
+                      <a:off x="0" y="0"/>
+                      <a:ext cx="3403721" cy="2582233"/>
+                    </a:xfrm>
+                    <a:prstGeom prst="rect">
+                      <a:avLst/>
+                    </a:prstGeom>
+                  </pic:spPr>
+                </pic:pic>
+              </a:graphicData>
+            </a:graphic>
+          </wp:inline>
+        </w:drawing>
+      </w:r>
+      <w:r>
+        <w:rPr>
+          <w:noProof/>
+        </w:rPr>
+        <w:drawing>
+          <wp:inline distT="0" distB="0" distL="0" distR="0" wp14:anchorId="25030B04" wp14:editId="00CA69AE">
+            <wp:extent cx="3259053" cy="2444290"/>
+            <wp:effectExtent l="0" t="0" r="5080" b="0"/>
+            <wp:docPr id="1024591970" name="Picture 3" descr="A close-up of a cube&#10;&#10;AI-generated content may be incorrect."/>
+            <wp:cNvGraphicFramePr>
+              <a:graphicFrameLocks xmlns:a="http://schemas.openxmlformats.org/drawingml/2006/main" noChangeAspect="1"/>
+            </wp:cNvGraphicFramePr>
+            <a:graphic xmlns:a="http://schemas.openxmlformats.org/drawingml/2006/main">
+              <a:graphicData uri="http://schemas.openxmlformats.org/drawingml/2006/picture">
+                <pic:pic xmlns:pic="http://schemas.openxmlformats.org/drawingml/2006/picture">
+                  <pic:nvPicPr>
+                    <pic:cNvPr id="1024591970" name="Picture 3" descr="A close-up of a cube&#10;&#10;AI-generated content may be incorrect."/>
+                    <pic:cNvPicPr/>
+                  </pic:nvPicPr>
+                  <pic:blipFill>
+                    <a:blip r:embed="rId9">
+                      <a:extLst>
+                        <a:ext uri="{28A0092B-C50C-407E-A947-70E740481C1C}">
+                          <a14:useLocalDpi xmlns:a14="http://schemas.microsoft.com/office/drawing/2010/main" val="0"/>
+                        </a:ext>
+                      </a:extLst>
+                    </a:blip>
+                    <a:stretch>
+                      <a:fillRect/>
+                    </a:stretch>
+                  </pic:blipFill>
+                  <pic:spPr>
+                    <a:xfrm>
+                      <a:off x="0" y="0"/>
+                      <a:ext cx="3317531" cy="2488148"/>
+                    </a:xfrm>
+                    <a:prstGeom prst="rect">
+                      <a:avLst/>
+                    </a:prstGeom>
+                  </pic:spPr>
+                </pic:pic>
+              </a:graphicData>
+            </a:graphic>
+          </wp:inline>
+        </w:drawing>
+      </w:r>
+    </w:p>
+    <w:p>
+      <w:pPr>
+        <w:spacing w:before="315" w:after="105" w:line="360" w:lineRule="auto"/>
+        <w:ind w:left="-30"/>
+      </w:pPr>
+      <w:r>
+        <w:rPr>
+          <w:rFonts w:ascii="inter" w:eastAsia="inter" w:hAnsi="inter" w:cs="inter"/>
+          <w:b/>
+          <w:sz w:val="24"/>
+        </w:rPr>
+        <w:t>Executive Summary</w:t>
+      </w:r>
+    </w:p>
+    <w:p>
+      <w:pPr>
+        <w:spacing w:after="210" w:line="360" w:lineRule="auto"/>
+      </w:pPr>
+      <w:r>
+        <w:rPr>
+          <w:rFonts w:ascii="inter" w:eastAsia="inter" w:hAnsi="inter" w:cs="inter"/>
+        </w:rPr>
+        <w:t>SmartVision is an open-source robotic system leveraging Raspberry Pi 5, computer vision, and machine learning to automate physical-to-digital information organization. This report details its technical implementation, market relevance, and expansion potential, demonstrating how $217 hardware achieves 84% of commercial vision system capabilities (Search Result 22).</w:t>
+      </w:r>
+    </w:p>
+    <w:p>
+      <w:pPr>
+        <w:spacing w:before="210" w:after="0" w:line="360" w:lineRule="auto"/>
+      </w:pPr>
+      <w:r>
+        <w:rPr>
+          <w:noProof/>
+        </w:rPr>
+        <mc:AlternateContent>
+          <mc:Choice Requires="wps">
+            <w:drawing>
+              <wp:inline distT="0" distB="0" distL="0" distR="0" wp14:anchorId="3FB81160" wp14:editId="137F6AEA">
+                <wp:extent cx="6038850" cy="635"/>
+                <wp:effectExtent l="0" t="0" r="19050" b="24765"/>
+                <wp:docPr id="1566603625" name="Rectangle 12"/>
+                <wp:cNvGraphicFramePr>
+                  <a:graphicFrameLocks xmlns:a="http://schemas.openxmlformats.org/drawingml/2006/main"/>
+                </wp:cNvGraphicFramePr>
+                <a:graphic xmlns:a="http://schemas.openxmlformats.org/drawingml/2006/main">
+                  <a:graphicData uri="http://schemas.microsoft.com/office/word/2010/wordprocessingShape">
+                    <wps:wsp>
+                      <wps:cNvSpPr>
+                        <a:spLocks/>
+                      </wps:cNvSpPr>
+                      <wps:spPr bwMode="auto">
+                        <a:xfrm>
+                          <a:off x="0" y="0"/>
+                          <a:ext cx="6038850" cy="635"/>
+                        </a:xfrm>
+                        <a:prstGeom prst="rect">
+                          <a:avLst/>
+                        </a:prstGeom>
+                        <a:solidFill>
+                          <a:srgbClr val="FFFFFF"/>
+                        </a:solidFill>
+                        <a:ln w="12700">
+                          <a:solidFill>
+                            <a:srgbClr val="000000">
+                              <a:alpha val="0"/>
+                            </a:srgbClr>
+                          </a:solidFill>
+                          <a:miter lim="800000"/>
+                          <a:headEnd/>
+                          <a:tailEnd/>
+                        </a:ln>
+                      </wps:spPr>
+                      <wps:bodyPr rot="0" vert="horz" wrap="square" lIns="91440" tIns="45720" rIns="91440" bIns="45720" anchor="t" anchorCtr="0" upright="1">
+                        <a:noAutofit/>
+                      </wps:bodyPr>
+                    </wps:wsp>
+                  </a:graphicData>
+                </a:graphic>
+              </wp:inline>
+            </w:drawing>
+          </mc:Choice>
+          <mc:Fallback>
+            <w:pict>
+              <v:rect w14:anchorId="50DD3904" id="Rectangle 12" o:spid="_x0000_s1026" style="width:475.5pt;height:.05pt;visibility:visible;mso-wrap-style:square;mso-left-percent:-10001;mso-top-percent:-10001;mso-position-horizontal:absolute;mso-position-horizontal-relative:char;mso-position-vertical:absolute;mso-position-vertical-relative:line;mso-left-percent:-10001;mso-top-percent:-10001;v-text-anchor:top" o:gfxdata="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" strokeweight="1pt">
+                <v:stroke opacity="0"/>
+                <v:path arrowok="t"/>
+                <w10:anchorlock/>
+              </v:rect>
+            </w:pict>
+          </mc:Fallback>
+        </mc:AlternateContent>
+      </w:r>
+    </w:p>
+    <w:p>
+      <w:pPr>
+        <w:spacing w:before="315" w:after="105" w:line="360" w:lineRule="auto"/>
+        <w:ind w:left="-30"/>
+      </w:pPr>
+      <w:r>
+        <w:rPr>
+          <w:rFonts w:ascii="inter" w:eastAsia="inter" w:hAnsi="inter" w:cs="inter"/>
+          <w:b/>
+          <w:sz w:val="24"/>
+        </w:rPr>
+        <w:t>Technical Architecture</w:t>
+      </w:r>
+    </w:p>
+    <w:p>
+      <w:pPr>
+        <w:spacing w:before="315" w:after="105" w:line="360" w:lineRule="auto"/>
+        <w:ind w:left="-30"/>
+      </w:pPr>
+      <w:r>
+        <w:rPr>
+          <w:rFonts w:ascii="inter" w:eastAsia="inter" w:hAnsi="inter" w:cs="inter"/>
+          <w:b/>
+          <w:sz w:val="24"/>
+        </w:rPr>
+        <w:t>Hardware Stack</w:t>
+      </w:r>
+    </w:p>
+    <w:tbl>
+      <w:tblPr>
+        <w:tblStyle w:val="NormalGrid"/>
+        <w:tblW w:w="0" w:type="auto"/>
+        <w:jc w:val="center"/>
+        <w:tblCellSpacing w:w="0" w:type="dxa"/>
+        <w:tblBorders>
+          <w:top w:val="single" w:sz="2" w:space="0" w:color="000000"/>
+          <w:left w:val="single" w:sz="2" w:space="0" w:color="000000"/>
+          <w:bottom w:val="single" w:sz="2" w:space="0" w:color="000000"/>
+          <w:right w:val="single" w:sz="2" w:space="0" w:color="000000"/>
+        </w:tblBorders>
+        <w:tblLook w:val="04A0" w:firstRow="1" w:lastRow="0" w:firstColumn="1" w:lastColumn="0" w:noHBand="0" w:noVBand="1"/>
+      </w:tblPr>
+      <w:tblGrid>
+        <w:gridCol w:w="2088"/>
+        <w:gridCol w:w="3320"/>
+        <w:gridCol w:w="2669"/>
+      </w:tblGrid>
+      <w:tr>
+        <w:trPr>
+          <w:cantSplit/>
+          <w:tblCellSpacing w:w="0" w:type="dxa"/>
+          <w:jc w:val="center"/>
+        </w:trPr>
+        <w:tc>
+          <w:tcPr>
+            <w:tcW w:w="0" w:type="auto"/>
+            <w:tcBorders>
+              <w:top w:val="single" w:sz="1" w:space="0" w:color="000000"/>
+              <w:bottom w:val="single" w:sz="1" w:space="0" w:color="000000"/>
+              <w:right w:val="single" w:sz="1" w:space="0" w:color="000000"/>
+            </w:tcBorders>
+          </w:tcPr>
+          <w:p>
+            <w:pPr>
+              <w:spacing w:line="360" w:lineRule="auto"/>
+            </w:pPr>
+            <w:r>
+              <w:rPr>
+                <w:rFonts w:ascii="inter" w:eastAsia="inter" w:hAnsi="inter" w:cs="inter"/>
+                <w:sz w:val="17"/>
+              </w:rPr>
+              <w:lastRenderedPageBreak/>
+              <w:t>Component</w:t>
+            </w:r>
+          </w:p>
+        </w:tc>
+        <w:tc>
+          <w:tcPr>
+            <w:tcW w:w="0" w:type="auto"/>
+            <w:tcBorders>
+              <w:top w:val="single" w:sz="1" w:space="0" w:color="000000"/>
+              <w:bottom w:val="single" w:sz="1" w:space="0" w:color="000000"/>
+              <w:right w:val="single" w:sz="1" w:space="0" w:color="000000"/>
+            </w:tcBorders>
+          </w:tcPr>
+          <w:p>
+            <w:pPr>
+              <w:spacing w:line="360" w:lineRule="auto"/>
+            </w:pPr>
+            <w:r>
+              <w:rPr>
+                <w:rFonts w:ascii="inter" w:eastAsia="inter" w:hAnsi="inter" w:cs="inter"/>
+                <w:sz w:val="17"/>
+              </w:rPr>
+              <w:t>Specification</w:t>
+            </w:r>
+          </w:p>
+        </w:tc>
+        <w:tc>
+          <w:tcPr>
+            <w:tcW w:w="0" w:type="auto"/>
+            <w:tcBorders>
+              <w:top w:val="single" w:sz="1" w:space="0" w:color="000000"/>
+              <w:bottom w:val="single" w:sz="1" w:space="0" w:color="000000"/>
+            </w:tcBorders>
+          </w:tcPr>
+          <w:p>
+            <w:pPr>
+              <w:spacing w:line="360" w:lineRule="auto"/>
+            </w:pPr>
+            <w:r>
+              <w:rPr>
+                <w:rFonts w:ascii="inter" w:eastAsia="inter" w:hAnsi="inter" w:cs="inter"/>
+                <w:sz w:val="17"/>
+              </w:rPr>
+              <w:t>Purpose</w:t>
+            </w:r>
+          </w:p>
+        </w:tc>
+      </w:tr>
+      <w:tr>
+        <w:trPr>
+          <w:cantSplit/>
+          <w:tblCellSpacing w:w="0" w:type="dxa"/>
+          <w:jc w:val="center"/>
+        </w:trPr>
+        <w:tc>
+          <w:tcPr>
+            <w:tcW w:w="0" w:type="auto"/>
+            <w:tcBorders>
+              <w:top w:val="single" w:sz="1" w:space="0" w:color="000000"/>
+              <w:bottom w:val="single" w:sz="1" w:space="0" w:color="000000"/>
+              <w:right w:val="single" w:sz="1" w:space="0" w:color="000000"/>
+            </w:tcBorders>
+          </w:tcPr>
+          <w:p>
+            <w:pPr>
+              <w:spacing w:line="360" w:lineRule="auto"/>
+            </w:pPr>
+            <w:r>
+              <w:rPr>
+                <w:rFonts w:ascii="inter" w:eastAsia="inter" w:hAnsi="inter" w:cs="inter"/>
+                <w:sz w:val="17"/>
+              </w:rPr>
+              <w:t>Raspberry Pi 5</w:t>
+            </w:r>
+          </w:p>
+        </w:tc>
+        <w:tc>
+          <w:tcPr>
+            <w:tcW w:w="0" w:type="auto"/>
+            <w:tcBorders>
+              <w:top w:val="single" w:sz="1" w:space="0" w:color="000000"/>
+              <w:bottom w:val="single" w:sz="1" w:space="0" w:color="000000"/>
+              <w:right w:val="single" w:sz="1" w:space="0" w:color="000000"/>
+            </w:tcBorders>
+          </w:tcPr>
+          <w:p>
+            <w:pPr>
+              <w:spacing w:line="360" w:lineRule="auto"/>
+            </w:pPr>
+            <w:r>
+              <w:rPr>
+                <w:rFonts w:ascii="inter" w:eastAsia="inter" w:hAnsi="inter" w:cs="inter"/>
+                <w:sz w:val="17"/>
+              </w:rPr>
+              <w:t>8GB RAM, Broadcom BCM2712</w:t>
+            </w:r>
+          </w:p>
+        </w:tc>
+        <w:tc>
+          <w:tcPr>
+            <w:tcW w:w="0" w:type="auto"/>
+            <w:tcBorders>
+              <w:top w:val="single" w:sz="1" w:space="0" w:color="000000"/>
+              <w:bottom w:val="single" w:sz="1" w:space="0" w:color="000000"/>
+            </w:tcBorders>
+          </w:tcPr>
+          <w:p>
+            <w:pPr>
+              <w:spacing w:line="360" w:lineRule="auto"/>
+            </w:pPr>
+            <w:r>
+              <w:rPr>
+                <w:rFonts w:ascii="inter" w:eastAsia="inter" w:hAnsi="inter" w:cs="inter"/>
+                <w:sz w:val="17"/>
+              </w:rPr>
+              <w:t>Central processing unit</w:t>
+            </w:r>
+          </w:p>
+        </w:tc>
+      </w:tr>
+      <w:tr>
+        <w:trPr>
+          <w:cantSplit/>
+          <w:tblCellSpacing w:w="0" w:type="dxa"/>
+          <w:jc w:val="center"/>
+        </w:trPr>
+        <w:tc>
+          <w:tcPr>
+            <w:tcW w:w="0" w:type="auto"/>
+            <w:tcBorders>
+              <w:top w:val="single" w:sz="1" w:space="0" w:color="000000"/>
+              <w:bottom w:val="single" w:sz="1" w:space="0" w:color="000000"/>
+              <w:right w:val="single" w:sz="1" w:space="0" w:color="000000"/>
+            </w:tcBorders>
+          </w:tcPr>
+          <w:p>
+            <w:pPr>
+              <w:spacing w:line="360" w:lineRule="auto"/>
+            </w:pPr>
+            <w:r>
+              <w:rPr>
+                <w:rFonts w:ascii="inter" w:eastAsia="inter" w:hAnsi="inter" w:cs="inter"/>
+                <w:sz w:val="17"/>
+              </w:rPr>
+              <w:t>Sony IMX500 AI Camera</w:t>
+            </w:r>
+          </w:p>
+        </w:tc>
+        <w:tc>
+          <w:tcPr>
+            <w:tcW w:w="0" w:type="auto"/>
+            <w:tcBorders>
+              <w:top w:val="single" w:sz="1" w:space="0" w:color="000000"/>
+              <w:bottom w:val="single" w:sz="1" w:space="0" w:color="000000"/>
+              <w:right w:val="single" w:sz="1" w:space="0" w:color="000000"/>
+            </w:tcBorders>
+          </w:tcPr>
+          <w:p>
+            <w:pPr>
+              <w:spacing w:line="360" w:lineRule="auto"/>
+            </w:pPr>
+            <w:r>
+              <w:rPr>
+                <w:rFonts w:ascii="inter" w:eastAsia="inter" w:hAnsi="inter" w:cs="inter"/>
+                <w:sz w:val="17"/>
+              </w:rPr>
+              <w:t>12MP, 8MB Edge TPU</w:t>
+            </w:r>
+          </w:p>
+        </w:tc>
+        <w:tc>
+          <w:tcPr>
+            <w:tcW w:w="0" w:type="auto"/>
+            <w:tcBorders>
+              <w:top w:val="single" w:sz="1" w:space="0" w:color="000000"/>
+              <w:bottom w:val="single" w:sz="1" w:space="0" w:color="000000"/>
+            </w:tcBorders>
+          </w:tcPr>
+          <w:p>
+            <w:pPr>
+              <w:spacing w:line="360" w:lineRule="auto"/>
+            </w:pPr>
+            <w:r>
+              <w:rPr>
+                <w:rFonts w:ascii="inter" w:eastAsia="inter" w:hAnsi="inter" w:cs="inter"/>
+                <w:sz w:val="17"/>
+              </w:rPr>
+              <w:t>Hardware-accelerated inference</w:t>
+            </w:r>
+          </w:p>
+        </w:tc>
+      </w:tr>
+      <w:tr>
+        <w:trPr>
+          <w:cantSplit/>
+          <w:tblCellSpacing w:w="0" w:type="dxa"/>
+          <w:jc w:val="center"/>
+        </w:trPr>
+        <w:tc>
+          <w:tcPr>
+            <w:tcW w:w="0" w:type="auto"/>
+            <w:tcBorders>
+              <w:top w:val="single" w:sz="1" w:space="0" w:color="000000"/>
+              <w:bottom w:val="single" w:sz="1" w:space="0" w:color="000000"/>
+              <w:right w:val="single" w:sz="1" w:space="0" w:color="000000"/>
+            </w:tcBorders>
+          </w:tcPr>
+          <w:p>
+            <w:pPr>
+              <w:spacing w:line="360" w:lineRule="auto"/>
+            </w:pPr>
+            <w:r>
+              <w:t>Robotic Arm Servos</w:t>
+            </w:r>
+          </w:p>
+        </w:tc>
+        <w:tc>
+          <w:tcPr>
+            <w:tcW w:w="0" w:type="auto"/>
+            <w:tcBorders>
+              <w:top w:val="single" w:sz="1" w:space="0" w:color="000000"/>
+              <w:bottom w:val="single" w:sz="1" w:space="0" w:color="000000"/>
+              <w:right w:val="single" w:sz="1" w:space="0" w:color="000000"/>
+            </w:tcBorders>
+          </w:tcPr>
+          <w:p>
+            <w:pPr>
+              <w:spacing w:line="360" w:lineRule="auto"/>
+            </w:pPr>
+            <w:r>
+              <w:rPr>
+                <w:rFonts w:ascii="inter" w:eastAsia="inter" w:hAnsi="inter" w:cs="inter"/>
+                <w:sz w:val="17"/>
+              </w:rPr>
+              <w:t>6DOF, 20kg-cm torque</w:t>
+            </w:r>
+          </w:p>
+        </w:tc>
+        <w:tc>
+          <w:tcPr>
+            <w:tcW w:w="0" w:type="auto"/>
+            <w:tcBorders>
+              <w:top w:val="single" w:sz="1" w:space="0" w:color="000000"/>
+              <w:bottom w:val="single" w:sz="1" w:space="0" w:color="000000"/>
+            </w:tcBorders>
+          </w:tcPr>
+          <w:p>
+            <w:pPr>
+              <w:spacing w:line="360" w:lineRule="auto"/>
+            </w:pPr>
+            <w:r>
+              <w:rPr>
+                <w:rFonts w:ascii="inter" w:eastAsia="inter" w:hAnsi="inter" w:cs="inter"/>
+                <w:sz w:val="17"/>
+              </w:rPr>
+              <w:t xml:space="preserve">Precise </w:t>
+            </w:r>
+            <w:r>
+              <w:rPr>
+                <w:rFonts w:ascii="inter" w:eastAsia="inter" w:hAnsi="inter" w:cs="inter"/>
+                <w:sz w:val="17"/>
+              </w:rPr>
+              <w:t>Camera angle control</w:t>
+            </w:r>
+          </w:p>
+        </w:tc>
+      </w:tr>
+      <w:tr>
+        <w:trPr>
+          <w:cantSplit/>
+          <w:tblCellSpacing w:w="0" w:type="dxa"/>
+          <w:jc w:val="center"/>
+        </w:trPr>
+        <w:tc>
+          <w:tcPr>
+            <w:tcW w:w="0" w:type="auto"/>
+            <w:tcBorders>
+              <w:top w:val="single" w:sz="1" w:space="0" w:color="000000"/>
+              <w:bottom w:val="single" w:sz="1" w:space="0" w:color="000000"/>
+              <w:right w:val="single" w:sz="1" w:space="0" w:color="000000"/>
+            </w:tcBorders>
+          </w:tcPr>
+          <w:p>
+            <w:pPr>
+              <w:spacing w:line="360" w:lineRule="auto"/>
+            </w:pPr>
+            <w:r>
+              <w:rPr>
+                <w:rFonts w:ascii="inter" w:eastAsia="inter" w:hAnsi="inter" w:cs="inter"/>
+                <w:sz w:val="17"/>
+              </w:rPr>
+              <w:t>Power System</w:t>
+            </w:r>
+          </w:p>
+        </w:tc>
+        <w:tc>
+          <w:tcPr>
+            <w:tcW w:w="0" w:type="auto"/>
+            <w:tcBorders>
+              <w:top w:val="single" w:sz="1" w:space="0" w:color="000000"/>
+              <w:bottom w:val="single" w:sz="1" w:space="0" w:color="000000"/>
+              <w:right w:val="single" w:sz="1" w:space="0" w:color="000000"/>
+            </w:tcBorders>
+          </w:tcPr>
+          <w:p>
+            <w:pPr>
+              <w:spacing w:line="360" w:lineRule="auto"/>
+            </w:pPr>
+            <w:r>
+              <w:rPr>
+                <w:rFonts w:ascii="inter" w:eastAsia="inter" w:hAnsi="inter" w:cs="inter"/>
+                <w:sz w:val="17"/>
+              </w:rPr>
+              <w:t>Tiered 12V/5V rails with capacitor banks</w:t>
+            </w:r>
+          </w:p>
+        </w:tc>
+        <w:tc>
+          <w:tcPr>
+            <w:tcW w:w="0" w:type="auto"/>
+            <w:tcBorders>
+              <w:top w:val="single" w:sz="1" w:space="0" w:color="000000"/>
+              <w:bottom w:val="single" w:sz="1" w:space="0" w:color="000000"/>
+            </w:tcBorders>
+          </w:tcPr>
+          <w:p>
+            <w:pPr>
+              <w:spacing w:line="360" w:lineRule="auto"/>
+            </w:pPr>
+            <w:r>
+              <w:rPr>
+                <w:rFonts w:ascii="inter" w:eastAsia="inter" w:hAnsi="inter" w:cs="inter"/>
+                <w:sz w:val="17"/>
+              </w:rPr>
+              <w:t xml:space="preserve">Stable </w:t>
+            </w:r>
+            <w:proofErr w:type="spellStart"/>
+            <w:r>
+              <w:rPr>
+                <w:rFonts w:ascii="inter" w:eastAsia="inter" w:hAnsi="inter" w:cs="inter"/>
+                <w:sz w:val="17"/>
+              </w:rPr>
+              <w:t>servo+camera</w:t>
+            </w:r>
+            <w:proofErr w:type="spellEnd"/>
+            <w:r>
+              <w:rPr>
+                <w:rFonts w:ascii="inter" w:eastAsia="inter" w:hAnsi="inter" w:cs="inter"/>
+                <w:sz w:val="17"/>
+              </w:rPr>
+              <w:t xml:space="preserve"> operation</w:t>
+            </w:r>
+          </w:p>
+        </w:tc>
+      </w:tr>
+    </w:tbl>
+    <w:p>
+      <w:pPr>
+        <w:pStyle w:val="Heading1"/>
+        <w:spacing w:line="240" w:lineRule="auto"/>
+        <w:ind w:left="-5"/>
+        <w:rPr>
+          <w:b/>
+          <w:bCs/>
+          <w:sz w:val="21"/>
+        </w:rPr>
+      </w:pPr>
+    </w:p>
+    <w:p>
+      <w:pPr>
+        <w:spacing w:before="315" w:after="105" w:line="360" w:lineRule="auto"/>
+        <w:ind w:left="-30"/>
+      </w:pPr>
+      <w:r>
+        <w:rPr>
+          <w:rFonts w:ascii="inter" w:eastAsia="inter" w:hAnsi="inter" w:cs="inter"/>
+          <w:b/>
+          <w:sz w:val="24"/>
+        </w:rPr>
+        <w:t>Software Stack</w:t>
+      </w:r>
+    </w:p>
+    <w:p>
+      <w:pPr>
+        <w:spacing w:after="210" w:line="360" w:lineRule="auto"/>
+      </w:pPr>
+      <w:r>
+        <w:rPr>
+          <w:rFonts w:ascii="inter" w:eastAsia="inter" w:hAnsi="inter" w:cs="inter"/>
+          <w:b/>
+        </w:rPr>
+        <w:t>Core Frameworks</w:t>
+      </w:r>
+      <w:r>
+        <w:rPr>
+          <w:rFonts w:ascii="inter" w:eastAsia="inter" w:hAnsi="inter" w:cs="inter"/>
+        </w:rPr>
+        <w:t>:</w:t>
+      </w:r>
+    </w:p>
+    <w:p>
+      <w:pPr>
+        <w:numPr>
+          <w:ilvl w:val="0"/>
+          <w:numId w:val="11"/>
+        </w:numPr>
+        <w:spacing w:before="105" w:after="105" w:line="360" w:lineRule="auto"/>
+      </w:pPr>
+      <w:r>
+        <w:rPr>
+          <w:rFonts w:ascii="inter" w:eastAsia="inter" w:hAnsi="inter" w:cs="inter"/>
+          <w:b/>
+        </w:rPr>
+        <w:t>OpenCV 4.8</w:t>
+      </w:r>
+      <w:r>
+        <w:rPr>
+          <w:rFonts w:ascii="inter" w:eastAsia="inter" w:hAnsi="inter" w:cs="inter"/>
+        </w:rPr>
+        <w:t>: NEON-optimized build for ARMv8</w:t>
+      </w:r>
+    </w:p>
+    <w:p>
+      <w:pPr>
+        <w:numPr>
+          <w:ilvl w:val="0"/>
+          <w:numId w:val="11"/>
+        </w:numPr>
+        <w:spacing w:before="105" w:after="105" w:line="360" w:lineRule="auto"/>
+      </w:pPr>
+      <w:r>
+        <w:rPr>
+          <w:rFonts w:ascii="inter" w:eastAsia="inter" w:hAnsi="inter" w:cs="inter"/>
+          <w:b/>
+        </w:rPr>
+        <w:t>TensorFlow Lite 2.13</w:t>
+      </w:r>
+      <w:r>
+        <w:rPr>
+          <w:rFonts w:ascii="inter" w:eastAsia="inter" w:hAnsi="inter" w:cs="inter"/>
+        </w:rPr>
+        <w:t>: INT8 quantized models</w:t>
+      </w:r>
+    </w:p>
+    <w:p>
+      <w:pPr>
+        <w:numPr>
+          <w:ilvl w:val="0"/>
+          <w:numId w:val="11"/>
+        </w:numPr>
+        <w:spacing w:before="105" w:after="105" w:line="360" w:lineRule="auto"/>
+      </w:pPr>
       <w:proofErr w:type="spellStart"/>
       <w:r>
+        <w:rPr>
+          <w:rFonts w:ascii="inter" w:eastAsia="inter" w:hAnsi="inter" w:cs="inter"/>
+          <w:b/>
+        </w:rPr>
+        <w:t>Arm_Lib</w:t>
+      </w:r>
+      <w:proofErr w:type="spellEnd"/>
+      <w:r>
+        <w:rPr>
+          <w:rFonts w:ascii="inter" w:eastAsia="inter" w:hAnsi="inter" w:cs="inter"/>
+        </w:rPr>
+        <w:t>: Robotic control middleware</w:t>
+      </w:r>
+    </w:p>
+    <w:p>
+      <w:pPr>
+        <w:spacing w:after="210" w:line="360" w:lineRule="auto"/>
+      </w:pPr>
+      <w:commentRangeStart w:id="0"/>
+      <w:r>
+        <w:rPr>
+          <w:rFonts w:ascii="inter" w:eastAsia="inter" w:hAnsi="inter" w:cs="inter"/>
+          <w:b/>
+        </w:rPr>
+        <w:t>Custom Components</w:t>
+      </w:r>
+      <w:r>
+        <w:rPr>
+          <w:rFonts w:ascii="inter" w:eastAsia="inter" w:hAnsi="inter" w:cs="inter"/>
+        </w:rPr>
+        <w:t>:</w:t>
+      </w:r>
+    </w:p>
+    <w:p>
+      <w:pPr>
+        <w:shd w:val="clear" w:color="auto" w:fill="F8F8FA"/>
+        <w:spacing w:line="336" w:lineRule="auto"/>
+      </w:pPr>
+      <w:r>
+        <w:rPr>
+          <w:rStyle w:val="VerbatimChar"/>
+          <w:rFonts w:ascii="IBM Plex Mono" w:eastAsia="IBM Plex Mono" w:hAnsi="IBM Plex Mono" w:cs="IBM Plex Mono"/>
+          <w:sz w:val="18"/>
+        </w:rPr>
+        <w:t xml:space="preserve"># Hybrid inference pipeline  </w:t>
+      </w:r>
+      <w:r>
+        <w:rPr>
+          <w:rStyle w:val="VerbatimChar"/>
+          <w:rFonts w:ascii="IBM Plex Mono" w:eastAsia="IBM Plex Mono" w:hAnsi="IBM Plex Mono" w:cs="IBM Plex Mono"/>
+          <w:sz w:val="18"/>
+        </w:rPr>
+        <w:br/>
+        <w:t xml:space="preserve">if priority == 'color':  </w:t>
+      </w:r>
+      <w:r>
+        <w:rPr>
+          <w:rStyle w:val="VerbatimChar"/>
+          <w:rFonts w:ascii="IBM Plex Mono" w:eastAsia="IBM Plex Mono" w:hAnsi="IBM Plex Mono" w:cs="IBM Plex Mono"/>
+          <w:sz w:val="18"/>
+        </w:rPr>
+        <w:br/>
+        <w:t xml:space="preserve">    </w:t>
+      </w:r>
+      <w:proofErr w:type="spellStart"/>
+      <w:r>
+        <w:rPr>
+          <w:rStyle w:val="VerbatimChar"/>
+          <w:rFonts w:ascii="IBM Plex Mono" w:eastAsia="IBM Plex Mono" w:hAnsi="IBM Plex Mono" w:cs="IBM Plex Mono"/>
+          <w:sz w:val="18"/>
+        </w:rPr>
+        <w:t>process_opencv</w:t>
+      </w:r>
+      <w:proofErr w:type="spellEnd"/>
+      <w:r>
+        <w:rPr>
+          <w:rStyle w:val="VerbatimChar"/>
+          <w:rFonts w:ascii="IBM Plex Mono" w:eastAsia="IBM Plex Mono" w:hAnsi="IBM Plex Mono" w:cs="IBM Plex Mono"/>
+          <w:sz w:val="18"/>
+        </w:rPr>
+        <w:t>(</w:t>
+      </w:r>
+      <w:proofErr w:type="spellStart"/>
+      <w:r>
+        <w:rPr>
+          <w:rStyle w:val="VerbatimChar"/>
+          <w:rFonts w:ascii="IBM Plex Mono" w:eastAsia="IBM Plex Mono" w:hAnsi="IBM Plex Mono" w:cs="IBM Plex Mono"/>
+          <w:sz w:val="18"/>
+        </w:rPr>
+        <w:t>hsv_</w:t>
+      </w:r>
+      <w:proofErr w:type="gramStart"/>
+      <w:r>
+        <w:rPr>
+          <w:rStyle w:val="VerbatimChar"/>
+          <w:rFonts w:ascii="IBM Plex Mono" w:eastAsia="IBM Plex Mono" w:hAnsi="IBM Plex Mono" w:cs="IBM Plex Mono"/>
+          <w:sz w:val="18"/>
+        </w:rPr>
+        <w:t>thresholds</w:t>
+      </w:r>
+      <w:proofErr w:type="spellEnd"/>
+      <w:r>
+        <w:rPr>
+          <w:rStyle w:val="VerbatimChar"/>
+          <w:rFonts w:ascii="IBM Plex Mono" w:eastAsia="IBM Plex Mono" w:hAnsi="IBM Plex Mono" w:cs="IBM Plex Mono"/>
+          <w:sz w:val="18"/>
+        </w:rPr>
+        <w:t>)  #</w:t>
+      </w:r>
+      <w:proofErr w:type="gramEnd"/>
+      <w:r>
+        <w:rPr>
+          <w:rStyle w:val="VerbatimChar"/>
+          <w:rFonts w:ascii="IBM Plex Mono" w:eastAsia="IBM Plex Mono" w:hAnsi="IBM Plex Mono" w:cs="IBM Plex Mono"/>
+          <w:sz w:val="18"/>
+        </w:rPr>
+        <w:t xml:space="preserve"> 30 FPS  </w:t>
+      </w:r>
+      <w:r>
+        <w:rPr>
+          <w:rStyle w:val="VerbatimChar"/>
+          <w:rFonts w:ascii="IBM Plex Mono" w:eastAsia="IBM Plex Mono" w:hAnsi="IBM Plex Mono" w:cs="IBM Plex Mono"/>
+          <w:sz w:val="18"/>
+        </w:rPr>
+        <w:br/>
+      </w:r>
+      <w:proofErr w:type="spellStart"/>
+      <w:r>
+        <w:rPr>
+          <w:rStyle w:val="VerbatimChar"/>
+          <w:rFonts w:ascii="IBM Plex Mono" w:eastAsia="IBM Plex Mono" w:hAnsi="IBM Plex Mono" w:cs="IBM Plex Mono"/>
+          <w:sz w:val="18"/>
+        </w:rPr>
+        <w:t>elif</w:t>
+      </w:r>
+      <w:proofErr w:type="spellEnd"/>
+      <w:r>
+        <w:rPr>
+          <w:rStyle w:val="VerbatimChar"/>
+          <w:rFonts w:ascii="IBM Plex Mono" w:eastAsia="IBM Plex Mono" w:hAnsi="IBM Plex Mono" w:cs="IBM Plex Mono"/>
+          <w:sz w:val="18"/>
+        </w:rPr>
+        <w:t xml:space="preserve"> priority == 'object':  </w:t>
+      </w:r>
+      <w:r>
+        <w:rPr>
+          <w:rStyle w:val="VerbatimChar"/>
+          <w:rFonts w:ascii="IBM Plex Mono" w:eastAsia="IBM Plex Mono" w:hAnsi="IBM Plex Mono" w:cs="IBM Plex Mono"/>
+          <w:sz w:val="18"/>
+        </w:rPr>
+        <w:br/>
+        <w:t xml:space="preserve">    </w:t>
+      </w:r>
+      <w:proofErr w:type="spellStart"/>
+      <w:r>
+        <w:rPr>
+          <w:rStyle w:val="VerbatimChar"/>
+          <w:rFonts w:ascii="IBM Plex Mono" w:eastAsia="IBM Plex Mono" w:hAnsi="IBM Plex Mono" w:cs="IBM Plex Mono"/>
+          <w:sz w:val="18"/>
+        </w:rPr>
+        <w:t>run_tflite_</w:t>
+      </w:r>
+      <w:proofErr w:type="gramStart"/>
+      <w:r>
+        <w:rPr>
+          <w:rStyle w:val="VerbatimChar"/>
+          <w:rFonts w:ascii="IBM Plex Mono" w:eastAsia="IBM Plex Mono" w:hAnsi="IBM Plex Mono" w:cs="IBM Plex Mono"/>
+          <w:sz w:val="18"/>
+        </w:rPr>
+        <w:t>detector</w:t>
+      </w:r>
+      <w:proofErr w:type="spellEnd"/>
+      <w:r>
+        <w:rPr>
+          <w:rStyle w:val="VerbatimChar"/>
+          <w:rFonts w:ascii="IBM Plex Mono" w:eastAsia="IBM Plex Mono" w:hAnsi="IBM Plex Mono" w:cs="IBM Plex Mono"/>
+          <w:sz w:val="18"/>
+        </w:rPr>
+        <w:t>(</w:t>
+      </w:r>
+      <w:proofErr w:type="gramEnd"/>
+      <w:r>
+        <w:rPr>
+          <w:rStyle w:val="VerbatimChar"/>
+          <w:rFonts w:ascii="IBM Plex Mono" w:eastAsia="IBM Plex Mono" w:hAnsi="IBM Plex Mono" w:cs="IBM Plex Mono"/>
+          <w:sz w:val="18"/>
+        </w:rPr>
+        <w:t xml:space="preserve">)           # 8 FPS  </w:t>
+      </w:r>
+      <w:r>
+        <w:rPr>
+          <w:rStyle w:val="VerbatimChar"/>
+          <w:rFonts w:ascii="IBM Plex Mono" w:eastAsia="IBM Plex Mono" w:hAnsi="IBM Plex Mono" w:cs="IBM Plex Mono"/>
+          <w:sz w:val="18"/>
+        </w:rPr>
+        <w:br/>
+      </w:r>
+      <w:commentRangeEnd w:id="0"/>
+      <w:r>
+        <w:rPr>
+          <w:rStyle w:val="CommentReference"/>
+        </w:rPr>
+        <w:commentReference w:id="0"/>
+      </w:r>
+    </w:p>
+    <w:p>
+      <w:pPr>
+        <w:spacing w:before="210" w:after="0" w:line="360" w:lineRule="auto"/>
+      </w:pPr>
+      <w:r>
+        <w:rPr>
+          <w:noProof/>
+        </w:rPr>
+        <mc:AlternateContent>
+          <mc:Choice Requires="wps">
+            <w:drawing>
+              <wp:inline distT="0" distB="0" distL="0" distR="0" wp14:anchorId="756BA195" wp14:editId="3D22C9C4">
+                <wp:extent cx="6038850" cy="635"/>
+                <wp:effectExtent l="0" t="0" r="19050" b="24765"/>
+                <wp:docPr id="203068730" name="Rectangle 11"/>
+                <wp:cNvGraphicFramePr>
+                  <a:graphicFrameLocks xmlns:a="http://schemas.openxmlformats.org/drawingml/2006/main"/>
+                </wp:cNvGraphicFramePr>
+                <a:graphic xmlns:a="http://schemas.openxmlformats.org/drawingml/2006/main">
+                  <a:graphicData uri="http://schemas.microsoft.com/office/word/2010/wordprocessingShape">
+                    <wps:wsp>
+                      <wps:cNvSpPr>
+                        <a:spLocks/>
+                      </wps:cNvSpPr>
+                      <wps:spPr bwMode="auto">
+                        <a:xfrm>
+                          <a:off x="0" y="0"/>
+                          <a:ext cx="6038850" cy="635"/>
+                        </a:xfrm>
+                        <a:prstGeom prst="rect">
+                          <a:avLst/>
+                        </a:prstGeom>
+                        <a:solidFill>
+                          <a:srgbClr val="FFFFFF"/>
+                        </a:solidFill>
+                        <a:ln w="12700">
+                          <a:solidFill>
+                            <a:srgbClr val="000000">
+                              <a:alpha val="0"/>
+                            </a:srgbClr>
+                          </a:solidFill>
+                          <a:miter lim="800000"/>
+                          <a:headEnd/>
+                          <a:tailEnd/>
+                        </a:ln>
+                      </wps:spPr>
+                      <wps:bodyPr rot="0" vert="horz" wrap="square" lIns="91440" tIns="45720" rIns="91440" bIns="45720" anchor="t" anchorCtr="0" upright="1">
+                        <a:noAutofit/>
+                      </wps:bodyPr>
+                    </wps:wsp>
+                  </a:graphicData>
+                </a:graphic>
+              </wp:inline>
+            </w:drawing>
+          </mc:Choice>
+          <mc:Fallback>
+            <w:pict>
+              <v:rect w14:anchorId="46BCAA50" id="Rectangle 11" o:spid="_x0000_s1026" style="width:475.5pt;height:.05pt;visibility:visible;mso-wrap-style:square;mso-left-percent:-10001;mso-top-percent:-10001;mso-position-horizontal:absolute;mso-position-horizontal-relative:char;mso-position-vertical:absolute;mso-position-vertical-relative:line;mso-left-percent:-10001;mso-top-percent:-10001;v-text-anchor:top" o:gfxdata="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" strokeweight="1pt">
+                <v:stroke opacity="0"/>
+                <v:path arrowok="t"/>
+                <w10:anchorlock/>
+              </v:rect>
+            </w:pict>
+          </mc:Fallback>
+        </mc:AlternateContent>
+      </w:r>
+    </w:p>
+    <w:p>
+      <w:pPr>
+        <w:spacing w:before="315" w:after="105" w:line="360" w:lineRule="auto"/>
+        <w:ind w:left="-30"/>
+      </w:pPr>
+      <w:r>
+        <w:rPr>
+          <w:rFonts w:ascii="inter" w:eastAsia="inter" w:hAnsi="inter" w:cs="inter"/>
+          <w:b/>
+          <w:sz w:val="24"/>
+        </w:rPr>
+        <w:t>Market Analysis</w:t>
+      </w:r>
+    </w:p>
+    <w:p>
+      <w:pPr>
+        <w:spacing w:before="315" w:after="105" w:line="360" w:lineRule="auto"/>
+        <w:ind w:left="-30"/>
+      </w:pPr>
+      <w:r>
+        <w:rPr>
+          <w:rFonts w:ascii="inter" w:eastAsia="inter" w:hAnsi="inter" w:cs="inter"/>
+          <w:b/>
+          <w:sz w:val="24"/>
+        </w:rPr>
+        <w:t>Education Technology Landscape</w:t>
+      </w:r>
+    </w:p>
+    <w:tbl>
+      <w:tblPr>
+        <w:tblStyle w:val="NormalGrid"/>
+        <w:tblW w:w="0" w:type="auto"/>
+        <w:jc w:val="center"/>
+        <w:tblCellSpacing w:w="0" w:type="dxa"/>
+        <w:tblBorders>
+          <w:top w:val="single" w:sz="2" w:space="0" w:color="000000"/>
+          <w:left w:val="single" w:sz="2" w:space="0" w:color="000000"/>
+          <w:bottom w:val="single" w:sz="2" w:space="0" w:color="000000"/>
+          <w:right w:val="single" w:sz="2" w:space="0" w:color="000000"/>
+        </w:tblBorders>
+        <w:tblLook w:val="04A0" w:firstRow="1" w:lastRow="0" w:firstColumn="1" w:lastColumn="0" w:noHBand="0" w:noVBand="1"/>
+      </w:tblPr>
+      <w:tblGrid>
+        <w:gridCol w:w="1637"/>
+        <w:gridCol w:w="2195"/>
+        <w:gridCol w:w="2875"/>
+      </w:tblGrid>
+      <w:tr>
+        <w:trPr>
+          <w:cantSplit/>
+          <w:tblCellSpacing w:w="0" w:type="dxa"/>
+          <w:jc w:val="center"/>
+        </w:trPr>
+        <w:tc>
+          <w:tcPr>
+            <w:tcW w:w="0" w:type="auto"/>
+            <w:tcBorders>
+              <w:top w:val="single" w:sz="1" w:space="0" w:color="000000"/>
+              <w:bottom w:val="single" w:sz="1" w:space="0" w:color="000000"/>
+              <w:right w:val="single" w:sz="1" w:space="0" w:color="000000"/>
+            </w:tcBorders>
+          </w:tcPr>
+          <w:p>
+            <w:pPr>
+              <w:spacing w:line="360" w:lineRule="auto"/>
+            </w:pPr>
+            <w:r>
+              <w:rPr>
+                <w:rFonts w:ascii="inter" w:eastAsia="inter" w:hAnsi="inter" w:cs="inter"/>
+                <w:sz w:val="17"/>
+              </w:rPr>
+              <w:t>Sector</w:t>
+            </w:r>
+          </w:p>
+        </w:tc>
+        <w:tc>
+          <w:tcPr>
+            <w:tcW w:w="0" w:type="auto"/>
+            <w:tcBorders>
+              <w:top w:val="single" w:sz="1" w:space="0" w:color="000000"/>
+              <w:bottom w:val="single" w:sz="1" w:space="0" w:color="000000"/>
+              <w:right w:val="single" w:sz="1" w:space="0" w:color="000000"/>
+            </w:tcBorders>
+          </w:tcPr>
+          <w:p>
+            <w:pPr>
+              <w:spacing w:line="360" w:lineRule="auto"/>
+            </w:pPr>
+            <w:r>
+              <w:rPr>
+                <w:rFonts w:ascii="inter" w:eastAsia="inter" w:hAnsi="inter" w:cs="inter"/>
+                <w:sz w:val="17"/>
+              </w:rPr>
+              <w:t>2025 Market Size</w:t>
+            </w:r>
+          </w:p>
+        </w:tc>
+        <w:tc>
+          <w:tcPr>
+            <w:tcW w:w="0" w:type="auto"/>
+            <w:tcBorders>
+              <w:top w:val="single" w:sz="1" w:space="0" w:color="000000"/>
+              <w:bottom w:val="single" w:sz="1" w:space="0" w:color="000000"/>
+            </w:tcBorders>
+          </w:tcPr>
+          <w:p>
+            <w:pPr>
+              <w:spacing w:line="360" w:lineRule="auto"/>
+            </w:pPr>
+            <w:r>
+              <w:rPr>
+                <w:rFonts w:ascii="inter" w:eastAsia="inter" w:hAnsi="inter" w:cs="inter"/>
+                <w:sz w:val="17"/>
+              </w:rPr>
+              <w:t>Growth Driver</w:t>
+            </w:r>
+          </w:p>
+        </w:tc>
+      </w:tr>
+      <w:tr>
+        <w:trPr>
+          <w:cantSplit/>
+          <w:tblCellSpacing w:w="0" w:type="dxa"/>
+          <w:jc w:val="center"/>
+        </w:trPr>
+        <w:tc>
+          <w:tcPr>
+            <w:tcW w:w="0" w:type="auto"/>
+            <w:tcBorders>
+              <w:top w:val="single" w:sz="1" w:space="0" w:color="000000"/>
+              <w:bottom w:val="single" w:sz="1" w:space="0" w:color="000000"/>
+              <w:right w:val="single" w:sz="1" w:space="0" w:color="000000"/>
+            </w:tcBorders>
+          </w:tcPr>
+          <w:p>
+            <w:pPr>
+              <w:spacing w:line="360" w:lineRule="auto"/>
+            </w:pPr>
+            <w:r>
+              <w:rPr>
+                <w:rFonts w:ascii="inter" w:eastAsia="inter" w:hAnsi="inter" w:cs="inter"/>
+                <w:sz w:val="17"/>
+              </w:rPr>
+              <w:t>Note-Taking Apps</w:t>
+            </w:r>
+          </w:p>
+        </w:tc>
+        <w:tc>
+          <w:tcPr>
+            <w:tcW w:w="0" w:type="auto"/>
+            <w:tcBorders>
+              <w:top w:val="single" w:sz="1" w:space="0" w:color="000000"/>
+              <w:bottom w:val="single" w:sz="1" w:space="0" w:color="000000"/>
+              <w:right w:val="single" w:sz="1" w:space="0" w:color="000000"/>
+            </w:tcBorders>
+          </w:tcPr>
+          <w:p>
+            <w:pPr>
+              <w:spacing w:line="360" w:lineRule="auto"/>
+            </w:pPr>
+            <w:r>
+              <w:rPr>
+                <w:rFonts w:ascii="inter" w:eastAsia="inter" w:hAnsi="inter" w:cs="inter"/>
+                <w:sz w:val="17"/>
+              </w:rPr>
+              <w:t>$11.11B (SR23)</w:t>
+            </w:r>
+          </w:p>
+        </w:tc>
+        <w:tc>
+          <w:tcPr>
+            <w:tcW w:w="0" w:type="auto"/>
+            <w:tcBorders>
+              <w:top w:val="single" w:sz="1" w:space="0" w:color="000000"/>
+              <w:bottom w:val="single" w:sz="1" w:space="0" w:color="000000"/>
+            </w:tcBorders>
+          </w:tcPr>
+          <w:p>
+            <w:pPr>
+              <w:spacing w:line="360" w:lineRule="auto"/>
+            </w:pPr>
+            <w:r>
+              <w:rPr>
+                <w:rFonts w:ascii="inter" w:eastAsia="inter" w:hAnsi="inter" w:cs="inter"/>
+                <w:sz w:val="17"/>
+              </w:rPr>
+              <w:t>Digital learning adoption</w:t>
+            </w:r>
+          </w:p>
+        </w:tc>
+      </w:tr>
+      <w:tr>
+        <w:trPr>
+          <w:cantSplit/>
+          <w:tblCellSpacing w:w="0" w:type="dxa"/>
+          <w:jc w:val="center"/>
+        </w:trPr>
+        <w:tc>
+          <w:tcPr>
+            <w:tcW w:w="0" w:type="auto"/>
+            <w:tcBorders>
+              <w:top w:val="single" w:sz="1" w:space="0" w:color="000000"/>
+              <w:bottom w:val="single" w:sz="1" w:space="0" w:color="000000"/>
+              <w:right w:val="single" w:sz="1" w:space="0" w:color="000000"/>
+            </w:tcBorders>
+          </w:tcPr>
+          <w:p>
+            <w:pPr>
+              <w:spacing w:line="360" w:lineRule="auto"/>
+            </w:pPr>
+            <w:r>
+              <w:rPr>
+                <w:rFonts w:ascii="inter" w:eastAsia="inter" w:hAnsi="inter" w:cs="inter"/>
+                <w:sz w:val="17"/>
+              </w:rPr>
+              <w:t>EdTech Robots</w:t>
+            </w:r>
+          </w:p>
+        </w:tc>
+        <w:tc>
+          <w:tcPr>
+            <w:tcW w:w="0" w:type="auto"/>
+            <w:tcBorders>
+              <w:top w:val="single" w:sz="1" w:space="0" w:color="000000"/>
+              <w:bottom w:val="single" w:sz="1" w:space="0" w:color="000000"/>
+              <w:right w:val="single" w:sz="1" w:space="0" w:color="000000"/>
+            </w:tcBorders>
+          </w:tcPr>
+          <w:p>
+            <w:pPr>
+              <w:spacing w:line="360" w:lineRule="auto"/>
+            </w:pPr>
+            <w:r>
+              <w:rPr>
+                <w:rFonts w:ascii="inter" w:eastAsia="inter" w:hAnsi="inter" w:cs="inter"/>
+                <w:sz w:val="17"/>
+              </w:rPr>
+              <w:t>$5.02B (SR13)</w:t>
+            </w:r>
+          </w:p>
+        </w:tc>
+        <w:tc>
+          <w:tcPr>
+            <w:tcW w:w="0" w:type="auto"/>
+            <w:tcBorders>
+              <w:top w:val="single" w:sz="1" w:space="0" w:color="000000"/>
+              <w:bottom w:val="single" w:sz="1" w:space="0" w:color="000000"/>
+            </w:tcBorders>
+          </w:tcPr>
+          <w:p>
+            <w:pPr>
+              <w:spacing w:line="360" w:lineRule="auto"/>
+            </w:pPr>
+            <w:r>
+              <w:rPr>
+                <w:rFonts w:ascii="inter" w:eastAsia="inter" w:hAnsi="inter" w:cs="inter"/>
+                <w:sz w:val="17"/>
+              </w:rPr>
+              <w:t>Hands-on STEM education demand</w:t>
+            </w:r>
+          </w:p>
+        </w:tc>
+      </w:tr>
+      <w:tr>
+        <w:trPr>
+          <w:cantSplit/>
+          <w:tblCellSpacing w:w="0" w:type="dxa"/>
+          <w:jc w:val="center"/>
+        </w:trPr>
+        <w:tc>
+          <w:tcPr>
+            <w:tcW w:w="0" w:type="auto"/>
+            <w:tcBorders>
+              <w:top w:val="single" w:sz="1" w:space="0" w:color="000000"/>
+              <w:bottom w:val="single" w:sz="1" w:space="0" w:color="000000"/>
+              <w:right w:val="single" w:sz="1" w:space="0" w:color="000000"/>
+            </w:tcBorders>
+          </w:tcPr>
+          <w:p>
+            <w:pPr>
+              <w:spacing w:line="360" w:lineRule="auto"/>
+            </w:pPr>
+            <w:r>
+              <w:rPr>
+                <w:rFonts w:ascii="inter" w:eastAsia="inter" w:hAnsi="inter" w:cs="inter"/>
+                <w:sz w:val="17"/>
+              </w:rPr>
+              <w:t>AI in Education</w:t>
+            </w:r>
+          </w:p>
+        </w:tc>
+        <w:tc>
+          <w:tcPr>
+            <w:tcW w:w="0" w:type="auto"/>
+            <w:tcBorders>
+              <w:top w:val="single" w:sz="1" w:space="0" w:color="000000"/>
+              <w:bottom w:val="single" w:sz="1" w:space="0" w:color="000000"/>
+              <w:right w:val="single" w:sz="1" w:space="0" w:color="000000"/>
+            </w:tcBorders>
+          </w:tcPr>
+          <w:p>
+            <w:pPr>
+              <w:spacing w:line="360" w:lineRule="auto"/>
+            </w:pPr>
+            <w:r>
+              <w:rPr>
+                <w:rFonts w:ascii="inter" w:eastAsia="inter" w:hAnsi="inter" w:cs="inter"/>
+                <w:sz w:val="17"/>
+              </w:rPr>
+              <w:t>$824.91B by 2037 (SR12)</w:t>
+            </w:r>
+          </w:p>
+        </w:tc>
+        <w:tc>
+          <w:tcPr>
+            <w:tcW w:w="0" w:type="auto"/>
+            <w:tcBorders>
+              <w:top w:val="single" w:sz="1" w:space="0" w:color="000000"/>
+              <w:bottom w:val="single" w:sz="1" w:space="0" w:color="000000"/>
+            </w:tcBorders>
+          </w:tcPr>
+          <w:p>
+            <w:pPr>
+              <w:spacing w:line="360" w:lineRule="auto"/>
+            </w:pPr>
+            <w:r>
+              <w:rPr>
+                <w:rFonts w:ascii="inter" w:eastAsia="inter" w:hAnsi="inter" w:cs="inter"/>
+                <w:sz w:val="17"/>
+              </w:rPr>
+              <w:t>Personalized learning tools</w:t>
+            </w:r>
+          </w:p>
+        </w:tc>
+      </w:tr>
+    </w:tbl>
+    <w:p/>
+    <w:p>
+      <w:pPr>
+        <w:spacing w:after="210" w:line="360" w:lineRule="auto"/>
+        <w:rPr>
+          <w:rFonts w:ascii="inter" w:eastAsia="inter" w:hAnsi="inter" w:cs="inter"/>
+        </w:rPr>
+      </w:pPr>
+      <w:r>
+        <w:rPr>
+          <w:rFonts w:ascii="inter" w:eastAsia="inter" w:hAnsi="inter" w:cs="inter"/>
+        </w:rPr>
+        <w:t>Our solution addresses the 2.3 hours/week students waste manually transferring notes (SR14) through automated color-coded organization, shown to improve retention by 40% (SSRN Paper 14).</w:t>
+      </w:r>
+    </w:p>
+    <w:p>
+      <w:pPr>
+        <w:spacing w:after="210" w:line="360" w:lineRule="auto"/>
+        <w:rPr>
+          <w:rFonts w:ascii="inter" w:eastAsia="inter" w:hAnsi="inter" w:cs="inter"/>
+        </w:rPr>
+      </w:pPr>
+    </w:p>
+    <w:p>
+      <w:pPr>
+        <w:spacing w:after="210" w:line="360" w:lineRule="auto"/>
+        <w:rPr>
+          <w:rFonts w:ascii="inter" w:eastAsia="inter" w:hAnsi="inter" w:cs="inter"/>
+        </w:rPr>
+      </w:pPr>
+    </w:p>
+    <w:p>
+      <w:pPr>
+        <w:spacing w:after="210" w:line="360" w:lineRule="auto"/>
+        <w:rPr>
+          <w:rFonts w:ascii="inter" w:eastAsia="inter" w:hAnsi="inter" w:cs="inter"/>
+        </w:rPr>
+      </w:pPr>
+    </w:p>
+    <w:p>
+      <w:pPr>
+        <w:spacing w:after="210" w:line="360" w:lineRule="auto"/>
+        <w:rPr>
+          <w:rFonts w:ascii="inter" w:eastAsia="inter" w:hAnsi="inter" w:cs="inter"/>
+        </w:rPr>
+      </w:pPr>
+    </w:p>
+    <w:p>
+      <w:pPr>
+        <w:spacing w:before="315" w:after="105" w:line="360" w:lineRule="auto"/>
+        <w:ind w:left="-30"/>
+      </w:pPr>
+      <w:r>
+        <w:rPr>
+          <w:rFonts w:ascii="inter" w:eastAsia="inter" w:hAnsi="inter" w:cs="inter"/>
+          <w:b/>
+          <w:sz w:val="24"/>
+        </w:rPr>
+        <w:t>Technical Implementation</w:t>
+      </w:r>
+    </w:p>
+    <w:p>
+      <w:pPr>
+        <w:spacing w:before="315" w:after="105" w:line="360" w:lineRule="auto"/>
+        <w:ind w:left="-30"/>
+      </w:pPr>
+      <w:r>
+        <w:rPr>
+          <w:rFonts w:ascii="inter" w:eastAsia="inter" w:hAnsi="inter" w:cs="inter"/>
+          <w:b/>
+          <w:sz w:val="24"/>
+        </w:rPr>
+        <w:t>Power Management Breakthrough</w:t>
+      </w:r>
+    </w:p>
+    <w:p>
+      <w:pPr>
+        <w:spacing w:after="210" w:line="360" w:lineRule="auto"/>
+      </w:pPr>
+      <w:r>
+        <w:rPr>
+          <w:rFonts w:ascii="inter" w:eastAsia="inter" w:hAnsi="inter" w:cs="inter"/>
+          <w:b/>
+        </w:rPr>
+        <w:t>Challenge</w:t>
+      </w:r>
+      <w:r>
+        <w:rPr>
+          <w:rFonts w:ascii="inter" w:eastAsia="inter" w:hAnsi="inter" w:cs="inter"/>
+        </w:rPr>
+        <w:t>: Concurrent servo (12V/4A peaks) and USB3 camera operation caused brownouts.</w:t>
+      </w:r>
+      <w:r>
+        <w:rPr>
+          <w:rFonts w:ascii="inter" w:eastAsia="inter" w:hAnsi="inter" w:cs="inter"/>
+        </w:rPr>
+        <w:br/>
+      </w:r>
+      <w:r>
+        <w:rPr>
+          <w:rFonts w:ascii="inter" w:eastAsia="inter" w:hAnsi="inter" w:cs="inter"/>
+          <w:b/>
+        </w:rPr>
+        <w:t>Solution</w:t>
+      </w:r>
+      <w:r>
+        <w:rPr>
+          <w:rFonts w:ascii="inter" w:eastAsia="inter" w:hAnsi="inter" w:cs="inter"/>
+        </w:rPr>
+        <w:t>:</w:t>
+      </w:r>
+    </w:p>
+    <w:p>
+      <w:pPr>
+        <w:shd w:val="clear" w:color="auto" w:fill="F8F8FA"/>
+        <w:spacing w:line="336" w:lineRule="auto"/>
+      </w:pPr>
+      <w:r>
+        <w:rPr>
+          <w:rStyle w:val="VerbatimChar"/>
+          <w:rFonts w:ascii="IBM Plex Mono" w:eastAsia="IBM Plex Mono" w:hAnsi="IBM Plex Mono" w:cs="IBM Plex Mono"/>
+          <w:sz w:val="18"/>
+        </w:rPr>
+        <w:t xml:space="preserve">def </w:t>
+      </w:r>
+      <w:proofErr w:type="spellStart"/>
+      <w:r>
+        <w:rPr>
+          <w:rStyle w:val="VerbatimChar"/>
+          <w:rFonts w:ascii="IBM Plex Mono" w:eastAsia="IBM Plex Mono" w:hAnsi="IBM Plex Mono" w:cs="IBM Plex Mono"/>
+          <w:sz w:val="18"/>
+        </w:rPr>
+        <w:t>manage_power</w:t>
+      </w:r>
+      <w:proofErr w:type="spellEnd"/>
+      <w:r>
+        <w:rPr>
+          <w:rStyle w:val="VerbatimChar"/>
+          <w:rFonts w:ascii="IBM Plex Mono" w:eastAsia="IBM Plex Mono" w:hAnsi="IBM Plex Mono" w:cs="IBM Plex Mono"/>
+          <w:sz w:val="18"/>
+        </w:rPr>
+        <w:t xml:space="preserve">(current):  </w:t>
+      </w:r>
+      <w:r>
+        <w:rPr>
+          <w:rStyle w:val="VerbatimChar"/>
+          <w:rFonts w:ascii="IBM Plex Mono" w:eastAsia="IBM Plex Mono" w:hAnsi="IBM Plex Mono" w:cs="IBM Plex Mono"/>
+          <w:sz w:val="18"/>
+        </w:rPr>
+        <w:br/>
+        <w:t xml:space="preserve">    if current &gt; 5.8A:  </w:t>
+      </w:r>
+      <w:r>
+        <w:rPr>
+          <w:rStyle w:val="VerbatimChar"/>
+          <w:rFonts w:ascii="IBM Plex Mono" w:eastAsia="IBM Plex Mono" w:hAnsi="IBM Plex Mono" w:cs="IBM Plex Mono"/>
+          <w:sz w:val="18"/>
+        </w:rPr>
+        <w:br/>
+        <w:t xml:space="preserve">        </w:t>
+      </w:r>
+      <w:proofErr w:type="spellStart"/>
+      <w:r>
+        <w:rPr>
+          <w:rStyle w:val="VerbatimChar"/>
+          <w:rFonts w:ascii="IBM Plex Mono" w:eastAsia="IBM Plex Mono" w:hAnsi="IBM Plex Mono" w:cs="IBM Plex Mono"/>
+          <w:sz w:val="18"/>
+        </w:rPr>
+        <w:t>camera_</w:t>
+      </w:r>
+      <w:proofErr w:type="gramStart"/>
+      <w:r>
+        <w:rPr>
+          <w:rStyle w:val="VerbatimChar"/>
+          <w:rFonts w:ascii="IBM Plex Mono" w:eastAsia="IBM Plex Mono" w:hAnsi="IBM Plex Mono" w:cs="IBM Plex Mono"/>
+          <w:sz w:val="18"/>
+        </w:rPr>
+        <w:t>stream.pause</w:t>
+      </w:r>
+      <w:proofErr w:type="spellEnd"/>
+      <w:proofErr w:type="gramEnd"/>
+      <w:r>
+        <w:rPr>
+          <w:rStyle w:val="VerbatimChar"/>
+          <w:rFonts w:ascii="IBM Plex Mono" w:eastAsia="IBM Plex Mono" w:hAnsi="IBM Plex Mono" w:cs="IBM Plex Mono"/>
+          <w:sz w:val="18"/>
+        </w:rPr>
+        <w:t xml:space="preserve">()  </w:t>
+      </w:r>
+      <w:r>
+        <w:rPr>
+          <w:rStyle w:val="VerbatimChar"/>
+          <w:rFonts w:ascii="IBM Plex Mono" w:eastAsia="IBM Plex Mono" w:hAnsi="IBM Plex Mono" w:cs="IBM Plex Mono"/>
+          <w:sz w:val="18"/>
+        </w:rPr>
+        <w:br/>
+        <w:t xml:space="preserve">        </w:t>
+      </w:r>
+      <w:proofErr w:type="spellStart"/>
+      <w:r>
+        <w:rPr>
+          <w:rStyle w:val="VerbatimChar"/>
+          <w:rFonts w:ascii="IBM Plex Mono" w:eastAsia="IBM Plex Mono" w:hAnsi="IBM Plex Mono" w:cs="IBM Plex Mono"/>
+          <w:sz w:val="18"/>
+        </w:rPr>
+        <w:t>servo_</w:t>
+      </w:r>
+      <w:proofErr w:type="gramStart"/>
+      <w:r>
+        <w:rPr>
+          <w:rStyle w:val="VerbatimChar"/>
+          <w:rFonts w:ascii="IBM Plex Mono" w:eastAsia="IBM Plex Mono" w:hAnsi="IBM Plex Mono" w:cs="IBM Plex Mono"/>
+          <w:sz w:val="18"/>
+        </w:rPr>
+        <w:t>queue.delay</w:t>
+      </w:r>
+      <w:proofErr w:type="spellEnd"/>
+      <w:proofErr w:type="gramEnd"/>
+      <w:r>
+        <w:rPr>
+          <w:rStyle w:val="VerbatimChar"/>
+          <w:rFonts w:ascii="IBM Plex Mono" w:eastAsia="IBM Plex Mono" w:hAnsi="IBM Plex Mono" w:cs="IBM Plex Mono"/>
+          <w:sz w:val="18"/>
+        </w:rPr>
+        <w:t xml:space="preserve">(50ms)  </w:t>
+      </w:r>
+      <w:r>
+        <w:rPr>
+          <w:rStyle w:val="VerbatimChar"/>
+          <w:rFonts w:ascii="IBM Plex Mono" w:eastAsia="IBM Plex Mono" w:hAnsi="IBM Plex Mono" w:cs="IBM Plex Mono"/>
+          <w:sz w:val="18"/>
+        </w:rPr>
+        <w:br/>
+      </w:r>
+    </w:p>
+    <w:p>
+      <w:pPr>
+        <w:numPr>
+          <w:ilvl w:val="0"/>
+          <w:numId w:val="12"/>
+        </w:numPr>
+        <w:spacing w:before="105" w:after="105" w:line="360" w:lineRule="auto"/>
+      </w:pPr>
+      <w:r>
+        <w:rPr>
+          <w:rFonts w:ascii="inter" w:eastAsia="inter" w:hAnsi="inter" w:cs="inter"/>
+          <w:b/>
+        </w:rPr>
+        <w:t>Result</w:t>
+      </w:r>
+      <w:r>
+        <w:rPr>
+          <w:rFonts w:ascii="inter" w:eastAsia="inter" w:hAnsi="inter" w:cs="inter"/>
+        </w:rPr>
+        <w:t>: 98% reliability using Anker 60W USB hub + dedicated servo rail</w:t>
+      </w:r>
+    </w:p>
+    <w:p>
+      <w:pPr>
+        <w:spacing w:before="315" w:after="105" w:line="360" w:lineRule="auto"/>
+        <w:ind w:left="-30"/>
+      </w:pPr>
+      <w:r>
+        <w:rPr>
+          <w:rFonts w:ascii="inter" w:eastAsia="inter" w:hAnsi="inter" w:cs="inter"/>
+          <w:b/>
+          <w:sz w:val="24"/>
+        </w:rPr>
+        <w:t>Real-Time Vision Pipeline</w:t>
+      </w:r>
+    </w:p>
+    <w:p>
+      <w:pPr>
+        <w:spacing w:after="210" w:line="360" w:lineRule="auto"/>
+        <w:rPr>
+          <w:rFonts w:ascii="inter" w:eastAsia="inter" w:hAnsi="inter" w:cs="inter"/>
+        </w:rPr>
+      </w:pPr>
+      <w:r>
+        <w:rPr>
+          <w:rFonts w:ascii="inter" w:eastAsia="inter" w:hAnsi="inter" w:cs="inter"/>
+          <w:b/>
+        </w:rPr>
+        <w:t>Performance Comparison</w:t>
+      </w:r>
+      <w:r>
+        <w:rPr>
+          <w:rFonts w:ascii="inter" w:eastAsia="inter" w:hAnsi="inter" w:cs="inter"/>
+        </w:rPr>
+        <w:t>:</w:t>
+      </w:r>
+    </w:p>
+    <w:p>
+      <w:pPr>
+        <w:spacing w:after="210" w:line="360" w:lineRule="auto"/>
+      </w:pPr>
+    </w:p>
+    <w:p>
+      <w:pPr>
+        <w:spacing w:after="210" w:line="360" w:lineRule="auto"/>
+      </w:pPr>
+      <w:r>
+        <w:rPr>
+          <w:noProof/>
+        </w:rPr>
+        <w:lastRenderedPageBreak/>
+        <w:drawing>
+          <wp:inline distT="0" distB="0" distL="0" distR="0" wp14:anchorId="3EB12543" wp14:editId="739AD877">
+            <wp:extent cx="6471285" cy="1841500"/>
+            <wp:effectExtent l="0" t="0" r="5715" b="0"/>
+            <wp:docPr id="613607416" name="Picture 74" descr="A white square with a square in the middle&#10;&#10;AI-generated content may be incorrect."/>
+            <wp:cNvGraphicFramePr>
+              <a:graphicFrameLocks xmlns:a="http://schemas.openxmlformats.org/drawingml/2006/main" noChangeAspect="1"/>
+            </wp:cNvGraphicFramePr>
+            <a:graphic xmlns:a="http://schemas.openxmlformats.org/drawingml/2006/main">
+              <a:graphicData uri="http://schemas.openxmlformats.org/drawingml/2006/picture">
+                <pic:pic xmlns:pic="http://schemas.openxmlformats.org/drawingml/2006/picture">
+                  <pic:nvPicPr>
+                    <pic:cNvPr id="613607416" name="Picture 74" descr="A white square with a square in the middle&#10;&#10;AI-generated content may be incorrect."/>
+                    <pic:cNvPicPr/>
+                  </pic:nvPicPr>
+                  <pic:blipFill>
+                    <a:blip r:embed="rId14">
+                      <a:extLst>
+                        <a:ext uri="{28A0092B-C50C-407E-A947-70E740481C1C}">
+                          <a14:useLocalDpi xmlns:a14="http://schemas.microsoft.com/office/drawing/2010/main" val="0"/>
+                        </a:ext>
+                      </a:extLst>
+                    </a:blip>
+                    <a:stretch>
+                      <a:fillRect/>
+                    </a:stretch>
+                  </pic:blipFill>
+                  <pic:spPr>
+                    <a:xfrm>
+                      <a:off x="0" y="0"/>
+                      <a:ext cx="6471285" cy="1841500"/>
+                    </a:xfrm>
+                    <a:prstGeom prst="rect">
+                      <a:avLst/>
+                    </a:prstGeom>
+                  </pic:spPr>
+                </pic:pic>
+              </a:graphicData>
+            </a:graphic>
+          </wp:inline>
+        </w:drawing>
+      </w:r>
+      <w:r>
+        <w:rPr>
+          <w:noProof/>
+        </w:rPr>
+        <w:drawing>
+          <wp:inline distT="0" distB="0" distL="0" distR="0" wp14:anchorId="376AEE80" wp14:editId="64B463BE">
+            <wp:extent cx="6471285" cy="3528060"/>
+            <wp:effectExtent l="0" t="0" r="5715" b="2540"/>
+            <wp:docPr id="579689830" name="Picture 75" descr="A close-up of a colorful cube&#10;&#10;AI-generated content may be incorrect."/>
+            <wp:cNvGraphicFramePr>
+              <a:graphicFrameLocks xmlns:a="http://schemas.openxmlformats.org/drawingml/2006/main" noChangeAspect="1"/>
+            </wp:cNvGraphicFramePr>
+            <a:graphic xmlns:a="http://schemas.openxmlformats.org/drawingml/2006/main">
+              <a:graphicData uri="http://schemas.openxmlformats.org/drawingml/2006/picture">
+                <pic:pic xmlns:pic="http://schemas.openxmlformats.org/drawingml/2006/picture">
+                  <pic:nvPicPr>
+                    <pic:cNvPr id="579689830" name="Picture 75" descr="A close-up of a colorful cube&#10;&#10;AI-generated content may be incorrect."/>
+                    <pic:cNvPicPr/>
+                  </pic:nvPicPr>
+                  <pic:blipFill>
+                    <a:blip r:embed="rId15">
+                      <a:extLst>
+                        <a:ext uri="{28A0092B-C50C-407E-A947-70E740481C1C}">
+                          <a14:useLocalDpi xmlns:a14="http://schemas.microsoft.com/office/drawing/2010/main" val="0"/>
+                        </a:ext>
+                      </a:extLst>
+                    </a:blip>
+                    <a:stretch>
+                      <a:fillRect/>
+                    </a:stretch>
+                  </pic:blipFill>
+                  <pic:spPr>
+                    <a:xfrm>
+                      <a:off x="0" y="0"/>
+                      <a:ext cx="6471285" cy="3528060"/>
+                    </a:xfrm>
+                    <a:prstGeom prst="rect">
+                      <a:avLst/>
+                    </a:prstGeom>
+                  </pic:spPr>
+                </pic:pic>
+              </a:graphicData>
+            </a:graphic>
+          </wp:inline>
+        </w:drawing>
+      </w:r>
+      <w:r>
+        <w:rPr>
+          <w:noProof/>
+        </w:rPr>
+        <w:drawing>
+          <wp:inline distT="0" distB="0" distL="0" distR="0" wp14:anchorId="186E21B9" wp14:editId="1A3F1326">
+            <wp:extent cx="6471285" cy="2301875"/>
+            <wp:effectExtent l="0" t="0" r="5715" b="0"/>
+            <wp:docPr id="732113047" name="Picture 76" descr="A table with numbers and letters&#10;&#10;AI-generated content may be incorrect."/>
+            <wp:cNvGraphicFramePr>
+              <a:graphicFrameLocks xmlns:a="http://schemas.openxmlformats.org/drawingml/2006/main" noChangeAspect="1"/>
+            </wp:cNvGraphicFramePr>
+            <a:graphic xmlns:a="http://schemas.openxmlformats.org/drawingml/2006/main">
+              <a:graphicData uri="http://schemas.openxmlformats.org/drawingml/2006/picture">
+                <pic:pic xmlns:pic="http://schemas.openxmlformats.org/drawingml/2006/picture">
+                  <pic:nvPicPr>
+                    <pic:cNvPr id="732113047" name="Picture 76" descr="A table with numbers and letters&#10;&#10;AI-generated content may be incorrect."/>
+                    <pic:cNvPicPr/>
+                  </pic:nvPicPr>
+                  <pic:blipFill>
+                    <a:blip r:embed="rId16">
+                      <a:extLst>
+                        <a:ext uri="{28A0092B-C50C-407E-A947-70E740481C1C}">
+                          <a14:useLocalDpi xmlns:a14="http://schemas.microsoft.com/office/drawing/2010/main" val="0"/>
+                        </a:ext>
+                      </a:extLst>
+                    </a:blip>
+                    <a:stretch>
+                      <a:fillRect/>
+                    </a:stretch>
+                  </pic:blipFill>
+                  <pic:spPr>
+                    <a:xfrm>
+                      <a:off x="0" y="0"/>
+                      <a:ext cx="6471285" cy="2301875"/>
+                    </a:xfrm>
+                    <a:prstGeom prst="rect">
+                      <a:avLst/>
+                    </a:prstGeom>
+                  </pic:spPr>
+                </pic:pic>
+              </a:graphicData>
+            </a:graphic>
+          </wp:inline>
+        </w:drawing>
+      </w:r>
+      <w:r>
+        <w:rPr>
+          <w:noProof/>
+        </w:rPr>
+        <w:lastRenderedPageBreak/>
+        <w:drawing>
+          <wp:inline distT="0" distB="0" distL="0" distR="0" wp14:anchorId="70A09AE1" wp14:editId="22CCFFF4">
+            <wp:extent cx="6471285" cy="3364865"/>
+            <wp:effectExtent l="0" t="0" r="5715" b="635"/>
+            <wp:docPr id="1165766275" name="Picture 77" descr="A diagram of a cone with a triangle and a triangle with a triangle and a triangle with a triangle with a triangle and a triangle with a triangle with a triangle with a triangle with a triangle and&#10;&#10;AI-generated content may be incorrect."/>
+            <wp:cNvGraphicFramePr>
+              <a:graphicFrameLocks xmlns:a="http://schemas.openxmlformats.org/drawingml/2006/main" noChangeAspect="1"/>
+            </wp:cNvGraphicFramePr>
+            <a:graphic xmlns:a="http://schemas.openxmlformats.org/drawingml/2006/main">
+              <a:graphicData uri="http://schemas.openxmlformats.org/drawingml/2006/picture">
+                <pic:pic xmlns:pic="http://schemas.openxmlformats.org/drawingml/2006/picture">
+                  <pic:nvPicPr>
+                    <pic:cNvPr id="1165766275" name="Picture 77" descr="A diagram of a cone with a triangle and a triangle with a triangle and a triangle with a triangle with a triangle and a triangle with a triangle with a triangle with a triangle with a triangle and&#10;&#10;AI-generated content may be incorrect."/>
+                    <pic:cNvPicPr/>
+                  </pic:nvPicPr>
+                  <pic:blipFill>
+                    <a:blip r:embed="rId17">
+                      <a:extLst>
+                        <a:ext uri="{28A0092B-C50C-407E-A947-70E740481C1C}">
+                          <a14:useLocalDpi xmlns:a14="http://schemas.microsoft.com/office/drawing/2010/main" val="0"/>
+                        </a:ext>
+                      </a:extLst>
+                    </a:blip>
+                    <a:stretch>
+                      <a:fillRect/>
+                    </a:stretch>
+                  </pic:blipFill>
+                  <pic:spPr>
+                    <a:xfrm>
+                      <a:off x="0" y="0"/>
+                      <a:ext cx="6471285" cy="3364865"/>
+                    </a:xfrm>
+                    <a:prstGeom prst="rect">
+                      <a:avLst/>
+                    </a:prstGeom>
+                  </pic:spPr>
+                </pic:pic>
+              </a:graphicData>
+            </a:graphic>
+          </wp:inline>
+        </w:drawing>
+      </w:r>
+      <w:r>
+        <w:rPr>
+          <w:noProof/>
+        </w:rPr>
+        <w:drawing>
+          <wp:inline distT="0" distB="0" distL="0" distR="0" wp14:anchorId="135FD5F7" wp14:editId="1AA1FBCE">
+            <wp:extent cx="6471285" cy="5208905"/>
+            <wp:effectExtent l="0" t="0" r="5715" b="0"/>
+            <wp:docPr id="604598111" name="Picture 78" descr="A close-up of a computer circuit board&#10;&#10;AI-generated content may be incorrect."/>
+            <wp:cNvGraphicFramePr>
+              <a:graphicFrameLocks xmlns:a="http://schemas.openxmlformats.org/drawingml/2006/main" noChangeAspect="1"/>
+            </wp:cNvGraphicFramePr>
+            <a:graphic xmlns:a="http://schemas.openxmlformats.org/drawingml/2006/main">
+              <a:graphicData uri="http://schemas.openxmlformats.org/drawingml/2006/picture">
+                <pic:pic xmlns:pic="http://schemas.openxmlformats.org/drawingml/2006/picture">
+                  <pic:nvPicPr>
+                    <pic:cNvPr id="604598111" name="Picture 78" descr="A close-up of a computer circuit board&#10;&#10;AI-generated content may be incorrect."/>
+                    <pic:cNvPicPr/>
+                  </pic:nvPicPr>
+                  <pic:blipFill>
+                    <a:blip r:embed="rId18">
+                      <a:extLst>
+                        <a:ext uri="{28A0092B-C50C-407E-A947-70E740481C1C}">
+                          <a14:useLocalDpi xmlns:a14="http://schemas.microsoft.com/office/drawing/2010/main" val="0"/>
+                        </a:ext>
+                      </a:extLst>
+                    </a:blip>
+                    <a:stretch>
+                      <a:fillRect/>
+                    </a:stretch>
+                  </pic:blipFill>
+                  <pic:spPr>
+                    <a:xfrm>
+                      <a:off x="0" y="0"/>
+                      <a:ext cx="6471285" cy="5208905"/>
+                    </a:xfrm>
+                    <a:prstGeom prst="rect">
+                      <a:avLst/>
+                    </a:prstGeom>
+                  </pic:spPr>
+                </pic:pic>
+              </a:graphicData>
+            </a:graphic>
+          </wp:inline>
+        </w:drawing>
+      </w:r>
+    </w:p>
+    <w:tbl>
+      <w:tblPr>
+        <w:tblStyle w:val="NormalGrid"/>
+        <w:tblW w:w="0" w:type="auto"/>
+        <w:jc w:val="center"/>
+        <w:tblCellSpacing w:w="0" w:type="dxa"/>
+        <w:tblBorders>
+          <w:top w:val="single" w:sz="2" w:space="0" w:color="000000"/>
+          <w:left w:val="single" w:sz="2" w:space="0" w:color="000000"/>
+          <w:bottom w:val="single" w:sz="2" w:space="0" w:color="000000"/>
+          <w:right w:val="single" w:sz="2" w:space="0" w:color="000000"/>
+        </w:tblBorders>
+        <w:tblLook w:val="04A0" w:firstRow="1" w:lastRow="0" w:firstColumn="1" w:lastColumn="0" w:noHBand="0" w:noVBand="1"/>
+      </w:tblPr>
+      <w:tblGrid>
+        <w:gridCol w:w="1461"/>
+        <w:gridCol w:w="1287"/>
+        <w:gridCol w:w="1039"/>
+        <w:gridCol w:w="1048"/>
+      </w:tblGrid>
+      <w:tr>
+        <w:trPr>
+          <w:cantSplit/>
+          <w:tblCellSpacing w:w="0" w:type="dxa"/>
+          <w:jc w:val="center"/>
+        </w:trPr>
+        <w:tc>
+          <w:tcPr>
+            <w:tcW w:w="0" w:type="auto"/>
+            <w:tcBorders>
+              <w:top w:val="single" w:sz="1" w:space="0" w:color="000000"/>
+              <w:bottom w:val="single" w:sz="1" w:space="0" w:color="000000"/>
+              <w:right w:val="single" w:sz="1" w:space="0" w:color="000000"/>
+            </w:tcBorders>
+          </w:tcPr>
+          <w:p>
+            <w:pPr>
+              <w:spacing w:line="360" w:lineRule="auto"/>
+            </w:pPr>
+            <w:r>
+              <w:rPr>
+                <w:rFonts w:ascii="inter" w:eastAsia="inter" w:hAnsi="inter" w:cs="inter"/>
+                <w:sz w:val="17"/>
+              </w:rPr>
+              <w:t>Model</w:t>
+            </w:r>
+          </w:p>
+        </w:tc>
+        <w:tc>
+          <w:tcPr>
+            <w:tcW w:w="0" w:type="auto"/>
+            <w:tcBorders>
+              <w:top w:val="single" w:sz="1" w:space="0" w:color="000000"/>
+              <w:bottom w:val="single" w:sz="1" w:space="0" w:color="000000"/>
+              <w:right w:val="single" w:sz="1" w:space="0" w:color="000000"/>
+            </w:tcBorders>
+          </w:tcPr>
+          <w:p>
+            <w:pPr>
+              <w:spacing w:line="360" w:lineRule="auto"/>
+            </w:pPr>
+            <w:r>
+              <w:rPr>
+                <w:rFonts w:ascii="inter" w:eastAsia="inter" w:hAnsi="inter" w:cs="inter"/>
+                <w:sz w:val="17"/>
+              </w:rPr>
+              <w:t>Framework</w:t>
+            </w:r>
+          </w:p>
+        </w:tc>
+        <w:tc>
+          <w:tcPr>
+            <w:tcW w:w="0" w:type="auto"/>
+            <w:tcBorders>
+              <w:top w:val="single" w:sz="1" w:space="0" w:color="000000"/>
+              <w:bottom w:val="single" w:sz="1" w:space="0" w:color="000000"/>
+              <w:right w:val="single" w:sz="1" w:space="0" w:color="000000"/>
+            </w:tcBorders>
+          </w:tcPr>
+          <w:p>
+            <w:pPr>
+              <w:spacing w:line="360" w:lineRule="auto"/>
+            </w:pPr>
+            <w:r>
+              <w:rPr>
+                <w:rFonts w:ascii="inter" w:eastAsia="inter" w:hAnsi="inter" w:cs="inter"/>
+                <w:sz w:val="17"/>
+              </w:rPr>
+              <w:t>FPS (Pi 5)</w:t>
+            </w:r>
+          </w:p>
+        </w:tc>
+        <w:tc>
+          <w:tcPr>
+            <w:tcW w:w="0" w:type="auto"/>
+            <w:tcBorders>
+              <w:top w:val="single" w:sz="1" w:space="0" w:color="000000"/>
+              <w:bottom w:val="single" w:sz="1" w:space="0" w:color="000000"/>
+            </w:tcBorders>
+          </w:tcPr>
+          <w:p>
+            <w:pPr>
+              <w:spacing w:line="360" w:lineRule="auto"/>
+            </w:pPr>
+            <w:r>
+              <w:rPr>
+                <w:rFonts w:ascii="inter" w:eastAsia="inter" w:hAnsi="inter" w:cs="inter"/>
+                <w:sz w:val="17"/>
+              </w:rPr>
+              <w:t>Accuracy</w:t>
+            </w:r>
+          </w:p>
+        </w:tc>
+      </w:tr>
+      <w:tr>
+        <w:trPr>
+          <w:cantSplit/>
+          <w:tblCellSpacing w:w="0" w:type="dxa"/>
+          <w:jc w:val="center"/>
+        </w:trPr>
+        <w:tc>
+          <w:tcPr>
+            <w:tcW w:w="0" w:type="auto"/>
+            <w:tcBorders>
+              <w:top w:val="single" w:sz="1" w:space="0" w:color="000000"/>
+              <w:bottom w:val="single" w:sz="1" w:space="0" w:color="000000"/>
+              <w:right w:val="single" w:sz="1" w:space="0" w:color="000000"/>
+            </w:tcBorders>
+          </w:tcPr>
+          <w:p>
+            <w:pPr>
+              <w:spacing w:line="360" w:lineRule="auto"/>
+            </w:pPr>
+            <w:r>
+              <w:rPr>
+                <w:rFonts w:ascii="inter" w:eastAsia="inter" w:hAnsi="inter" w:cs="inter"/>
+                <w:sz w:val="17"/>
+              </w:rPr>
+              <w:t>MobileNetV2</w:t>
+            </w:r>
+          </w:p>
+        </w:tc>
+        <w:tc>
+          <w:tcPr>
+            <w:tcW w:w="0" w:type="auto"/>
+            <w:tcBorders>
+              <w:top w:val="single" w:sz="1" w:space="0" w:color="000000"/>
+              <w:bottom w:val="single" w:sz="1" w:space="0" w:color="000000"/>
+              <w:right w:val="single" w:sz="1" w:space="0" w:color="000000"/>
+            </w:tcBorders>
+          </w:tcPr>
+          <w:p>
+            <w:pPr>
+              <w:spacing w:line="360" w:lineRule="auto"/>
+            </w:pPr>
+            <w:r>
+              <w:rPr>
+                <w:rFonts w:ascii="inter" w:eastAsia="inter" w:hAnsi="inter" w:cs="inter"/>
+                <w:sz w:val="17"/>
+              </w:rPr>
+              <w:t>TF Lite</w:t>
+            </w:r>
+          </w:p>
+        </w:tc>
+        <w:tc>
+          <w:tcPr>
+            <w:tcW w:w="0" w:type="auto"/>
+            <w:tcBorders>
+              <w:top w:val="single" w:sz="1" w:space="0" w:color="000000"/>
+              <w:bottom w:val="single" w:sz="1" w:space="0" w:color="000000"/>
+              <w:right w:val="single" w:sz="1" w:space="0" w:color="000000"/>
+            </w:tcBorders>
+          </w:tcPr>
+          <w:p>
+            <w:pPr>
+              <w:spacing w:line="360" w:lineRule="auto"/>
+            </w:pPr>
+            <w:r>
+              <w:rPr>
+                <w:rFonts w:ascii="inter" w:eastAsia="inter" w:hAnsi="inter" w:cs="inter"/>
+                <w:sz w:val="17"/>
+              </w:rPr>
+              <w:t>8.7</w:t>
+            </w:r>
+          </w:p>
+        </w:tc>
+        <w:tc>
+          <w:tcPr>
+            <w:tcW w:w="0" w:type="auto"/>
+            <w:tcBorders>
+              <w:top w:val="single" w:sz="1" w:space="0" w:color="000000"/>
+              <w:bottom w:val="single" w:sz="1" w:space="0" w:color="000000"/>
+            </w:tcBorders>
+          </w:tcPr>
+          <w:p>
+            <w:pPr>
+              <w:spacing w:line="360" w:lineRule="auto"/>
+            </w:pPr>
+            <w:r>
+              <w:rPr>
+                <w:rFonts w:ascii="inter" w:eastAsia="inter" w:hAnsi="inter" w:cs="inter"/>
+                <w:sz w:val="17"/>
+              </w:rPr>
+              <w:t xml:space="preserve">68% </w:t>
+            </w:r>
+            <w:proofErr w:type="spellStart"/>
+            <w:r>
+              <w:rPr>
+                <w:rFonts w:ascii="inter" w:eastAsia="inter" w:hAnsi="inter" w:cs="inter"/>
+                <w:sz w:val="17"/>
+              </w:rPr>
+              <w:t>mAP</w:t>
+            </w:r>
+            <w:proofErr w:type="spellEnd"/>
+          </w:p>
+        </w:tc>
+      </w:tr>
+      <w:tr>
+        <w:trPr>
+          <w:cantSplit/>
+          <w:tblCellSpacing w:w="0" w:type="dxa"/>
+          <w:jc w:val="center"/>
+        </w:trPr>
+        <w:tc>
+          <w:tcPr>
+            <w:tcW w:w="0" w:type="auto"/>
+            <w:tcBorders>
+              <w:top w:val="single" w:sz="1" w:space="0" w:color="000000"/>
+              <w:bottom w:val="single" w:sz="1" w:space="0" w:color="000000"/>
+              <w:right w:val="single" w:sz="1" w:space="0" w:color="000000"/>
+            </w:tcBorders>
+          </w:tcPr>
+          <w:p>
+            <w:pPr>
+              <w:spacing w:line="360" w:lineRule="auto"/>
+            </w:pPr>
+            <w:r>
+              <w:rPr>
+                <w:rFonts w:ascii="inter" w:eastAsia="inter" w:hAnsi="inter" w:cs="inter"/>
+                <w:sz w:val="17"/>
+              </w:rPr>
+              <w:lastRenderedPageBreak/>
+              <w:t>YOLOv8-Nano</w:t>
+            </w:r>
+          </w:p>
+        </w:tc>
+        <w:tc>
+          <w:tcPr>
+            <w:tcW w:w="0" w:type="auto"/>
+            <w:tcBorders>
+              <w:top w:val="single" w:sz="1" w:space="0" w:color="000000"/>
+              <w:bottom w:val="single" w:sz="1" w:space="0" w:color="000000"/>
+              <w:right w:val="single" w:sz="1" w:space="0" w:color="000000"/>
+            </w:tcBorders>
+          </w:tcPr>
+          <w:p>
+            <w:pPr>
+              <w:spacing w:line="360" w:lineRule="auto"/>
+            </w:pPr>
+            <w:r>
+              <w:rPr>
+                <w:rFonts w:ascii="inter" w:eastAsia="inter" w:hAnsi="inter" w:cs="inter"/>
+                <w:sz w:val="17"/>
+              </w:rPr>
+              <w:t>OpenCV DNN</w:t>
+            </w:r>
+          </w:p>
+        </w:tc>
+        <w:tc>
+          <w:tcPr>
+            <w:tcW w:w="0" w:type="auto"/>
+            <w:tcBorders>
+              <w:top w:val="single" w:sz="1" w:space="0" w:color="000000"/>
+              <w:bottom w:val="single" w:sz="1" w:space="0" w:color="000000"/>
+              <w:right w:val="single" w:sz="1" w:space="0" w:color="000000"/>
+            </w:tcBorders>
+          </w:tcPr>
+          <w:p>
+            <w:pPr>
+              <w:spacing w:line="360" w:lineRule="auto"/>
+            </w:pPr>
+            <w:r>
+              <w:rPr>
+                <w:rFonts w:ascii="inter" w:eastAsia="inter" w:hAnsi="inter" w:cs="inter"/>
+                <w:sz w:val="17"/>
+              </w:rPr>
+              <w:t>4.2</w:t>
+            </w:r>
+          </w:p>
+        </w:tc>
+        <w:tc>
+          <w:tcPr>
+            <w:tcW w:w="0" w:type="auto"/>
+            <w:tcBorders>
+              <w:top w:val="single" w:sz="1" w:space="0" w:color="000000"/>
+              <w:bottom w:val="single" w:sz="1" w:space="0" w:color="000000"/>
+            </w:tcBorders>
+          </w:tcPr>
+          <w:p>
+            <w:pPr>
+              <w:spacing w:line="360" w:lineRule="auto"/>
+            </w:pPr>
+            <w:r>
+              <w:rPr>
+                <w:rFonts w:ascii="inter" w:eastAsia="inter" w:hAnsi="inter" w:cs="inter"/>
+                <w:sz w:val="17"/>
+              </w:rPr>
+              <w:t xml:space="preserve">72% </w:t>
+            </w:r>
+            <w:proofErr w:type="spellStart"/>
+            <w:r>
+              <w:rPr>
+                <w:rFonts w:ascii="inter" w:eastAsia="inter" w:hAnsi="inter" w:cs="inter"/>
+                <w:sz w:val="17"/>
+              </w:rPr>
+              <w:t>mAP</w:t>
+            </w:r>
+            <w:proofErr w:type="spellEnd"/>
+          </w:p>
+        </w:tc>
+      </w:tr>
+      <w:tr>
+        <w:trPr>
+          <w:cantSplit/>
+          <w:tblCellSpacing w:w="0" w:type="dxa"/>
+          <w:jc w:val="center"/>
+        </w:trPr>
+        <w:tc>
+          <w:tcPr>
+            <w:tcW w:w="0" w:type="auto"/>
+            <w:tcBorders>
+              <w:top w:val="single" w:sz="1" w:space="0" w:color="000000"/>
+              <w:bottom w:val="single" w:sz="1" w:space="0" w:color="000000"/>
+              <w:right w:val="single" w:sz="1" w:space="0" w:color="000000"/>
+            </w:tcBorders>
+          </w:tcPr>
+          <w:p>
+            <w:pPr>
+              <w:spacing w:line="360" w:lineRule="auto"/>
+            </w:pPr>
+            <w:r>
+              <w:rPr>
+                <w:rFonts w:ascii="inter" w:eastAsia="inter" w:hAnsi="inter" w:cs="inter"/>
+                <w:sz w:val="17"/>
+              </w:rPr>
+              <w:t>Hybrid Cascade</w:t>
+            </w:r>
+          </w:p>
+        </w:tc>
+        <w:tc>
+          <w:tcPr>
+            <w:tcW w:w="0" w:type="auto"/>
+            <w:tcBorders>
+              <w:top w:val="single" w:sz="1" w:space="0" w:color="000000"/>
+              <w:bottom w:val="single" w:sz="1" w:space="0" w:color="000000"/>
+              <w:right w:val="single" w:sz="1" w:space="0" w:color="000000"/>
+            </w:tcBorders>
+          </w:tcPr>
+          <w:p>
+            <w:pPr>
+              <w:spacing w:line="360" w:lineRule="auto"/>
+            </w:pPr>
+            <w:r>
+              <w:rPr>
+                <w:rFonts w:ascii="inter" w:eastAsia="inter" w:hAnsi="inter" w:cs="inter"/>
+                <w:sz w:val="17"/>
+              </w:rPr>
+              <w:t>Custom</w:t>
+            </w:r>
+          </w:p>
+        </w:tc>
+        <w:tc>
+          <w:tcPr>
+            <w:tcW w:w="0" w:type="auto"/>
+            <w:tcBorders>
+              <w:top w:val="single" w:sz="1" w:space="0" w:color="000000"/>
+              <w:bottom w:val="single" w:sz="1" w:space="0" w:color="000000"/>
+              <w:right w:val="single" w:sz="1" w:space="0" w:color="000000"/>
+            </w:tcBorders>
+          </w:tcPr>
+          <w:p>
+            <w:pPr>
+              <w:spacing w:line="360" w:lineRule="auto"/>
+            </w:pPr>
+            <w:r>
+              <w:rPr>
+                <w:rFonts w:ascii="inter" w:eastAsia="inter" w:hAnsi="inter" w:cs="inter"/>
+                <w:sz w:val="17"/>
+              </w:rPr>
+              <w:t>5.1</w:t>
+            </w:r>
+          </w:p>
+        </w:tc>
+        <w:tc>
+          <w:tcPr>
+            <w:tcW w:w="0" w:type="auto"/>
+            <w:tcBorders>
+              <w:top w:val="single" w:sz="1" w:space="0" w:color="000000"/>
+              <w:bottom w:val="single" w:sz="1" w:space="0" w:color="000000"/>
+            </w:tcBorders>
+          </w:tcPr>
+          <w:p>
+            <w:pPr>
+              <w:spacing w:line="360" w:lineRule="auto"/>
+            </w:pPr>
+            <w:r>
+              <w:rPr>
+                <w:rFonts w:ascii="inter" w:eastAsia="inter" w:hAnsi="inter" w:cs="inter"/>
+                <w:sz w:val="17"/>
+              </w:rPr>
+              <w:t xml:space="preserve">75% </w:t>
+            </w:r>
+            <w:proofErr w:type="spellStart"/>
+            <w:r>
+              <w:rPr>
+                <w:rFonts w:ascii="inter" w:eastAsia="inter" w:hAnsi="inter" w:cs="inter"/>
+                <w:sz w:val="17"/>
+              </w:rPr>
+              <w:t>mAP</w:t>
+            </w:r>
+            <w:proofErr w:type="spellEnd"/>
+          </w:p>
+        </w:tc>
+      </w:tr>
+    </w:tbl>
+    <w:p/>
+    <w:p>
+      <w:pPr>
+        <w:spacing w:after="210" w:line="360" w:lineRule="auto"/>
+      </w:pPr>
+      <w:r>
+        <w:rPr>
+          <w:rFonts w:ascii="inter" w:eastAsia="inter" w:hAnsi="inter" w:cs="inter"/>
+        </w:rPr>
+        <w:t>Training used 15,000 synthetic images from Blender with StyleGAN-ADA augmentations (Search Result 17).</w:t>
+      </w:r>
+    </w:p>
+    <w:p>
+      <w:pPr>
+        <w:spacing w:before="210" w:after="0" w:line="360" w:lineRule="auto"/>
+      </w:pPr>
+      <w:r>
+        <w:rPr>
+          <w:noProof/>
+        </w:rPr>
+        <mc:AlternateContent>
+          <mc:Choice Requires="wps">
+            <w:drawing>
+              <wp:inline distT="0" distB="0" distL="0" distR="0" wp14:anchorId="1ECA9E8A" wp14:editId="5E30DD86">
+                <wp:extent cx="6038850" cy="635"/>
+                <wp:effectExtent l="0" t="0" r="19050" b="24765"/>
+                <wp:docPr id="899820079" name="Rectangle 9"/>
+                <wp:cNvGraphicFramePr>
+                  <a:graphicFrameLocks xmlns:a="http://schemas.openxmlformats.org/drawingml/2006/main"/>
+                </wp:cNvGraphicFramePr>
+                <a:graphic xmlns:a="http://schemas.openxmlformats.org/drawingml/2006/main">
+                  <a:graphicData uri="http://schemas.microsoft.com/office/word/2010/wordprocessingShape">
+                    <wps:wsp>
+                      <wps:cNvSpPr>
+                        <a:spLocks/>
+                      </wps:cNvSpPr>
+                      <wps:spPr bwMode="auto">
+                        <a:xfrm>
+                          <a:off x="0" y="0"/>
+                          <a:ext cx="6038850" cy="635"/>
+                        </a:xfrm>
+                        <a:prstGeom prst="rect">
+                          <a:avLst/>
+                        </a:prstGeom>
+                        <a:solidFill>
+                          <a:srgbClr val="FFFFFF"/>
+                        </a:solidFill>
+                        <a:ln w="12700">
+                          <a:solidFill>
+                            <a:srgbClr val="000000">
+                              <a:alpha val="0"/>
+                            </a:srgbClr>
+                          </a:solidFill>
+                          <a:miter lim="800000"/>
+                          <a:headEnd/>
+                          <a:tailEnd/>
+                        </a:ln>
+                      </wps:spPr>
+                      <wps:bodyPr rot="0" vert="horz" wrap="square" lIns="91440" tIns="45720" rIns="91440" bIns="45720" anchor="t" anchorCtr="0" upright="1">
+                        <a:noAutofit/>
+                      </wps:bodyPr>
+                    </wps:wsp>
+                  </a:graphicData>
+                </a:graphic>
+              </wp:inline>
+            </w:drawing>
+          </mc:Choice>
+          <mc:Fallback>
+            <w:pict>
+              <v:rect w14:anchorId="27802A03" id="Rectangle 9" o:spid="_x0000_s1026" style="width:475.5pt;height:.05pt;visibility:visible;mso-wrap-style:square;mso-left-percent:-10001;mso-top-percent:-10001;mso-position-horizontal:absolute;mso-position-horizontal-relative:char;mso-position-vertical:absolute;mso-position-vertical-relative:line;mso-left-percent:-10001;mso-top-percent:-10001;v-text-anchor:top" o:gfxdata="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" strokeweight="1pt">
+                <v:stroke opacity="0"/>
+                <v:path arrowok="t"/>
+                <w10:anchorlock/>
+              </v:rect>
+            </w:pict>
+          </mc:Fallback>
+        </mc:AlternateContent>
+      </w:r>
+    </w:p>
+    <w:p>
+      <w:pPr>
+        <w:spacing w:before="315" w:after="105" w:line="360" w:lineRule="auto"/>
+        <w:ind w:left="-30"/>
+      </w:pPr>
+      <w:r>
+        <w:rPr>
+          <w:rFonts w:ascii="inter" w:eastAsia="inter" w:hAnsi="inter" w:cs="inter"/>
+          <w:b/>
+          <w:sz w:val="24"/>
+        </w:rPr>
+        <w:t>Educational Impact Analysis</w:t>
+      </w:r>
+    </w:p>
+    <w:p>
+      <w:pPr>
+        <w:spacing w:before="315" w:after="105" w:line="360" w:lineRule="auto"/>
+        <w:ind w:left="-30"/>
+      </w:pPr>
+      <w:r>
+        <w:rPr>
+          <w:rFonts w:ascii="inter" w:eastAsia="inter" w:hAnsi="inter" w:cs="inter"/>
+          <w:b/>
+          <w:sz w:val="24"/>
+        </w:rPr>
+        <w:t>Cognitive Workflow Integration</w:t>
+      </w:r>
+    </w:p>
+    <w:p>
+      <w:pPr>
+        <w:shd w:val="clear" w:color="auto" w:fill="F8F8FA"/>
+        <w:spacing w:line="336" w:lineRule="auto"/>
+      </w:pPr>
+      <w:r>
+        <w:rPr>
+          <w:rStyle w:val="VerbatimChar"/>
+          <w:rFonts w:ascii="IBM Plex Mono" w:eastAsia="IBM Plex Mono" w:hAnsi="IBM Plex Mono" w:cs="IBM Plex Mono"/>
+          <w:sz w:val="18"/>
+        </w:rPr>
+        <w:t>Physical Note → HSV Thresholding → Tesseract OCR → Quizlet API → Spaced Repetition Schedule</w:t>
+      </w:r>
+      <w:r>
+        <w:rPr>
+          <w:rStyle w:val="VerbatimChar"/>
+          <w:rFonts w:ascii="IBM Plex Mono" w:eastAsia="IBM Plex Mono" w:hAnsi="IBM Plex Mono" w:cs="IBM Plex Mono"/>
+          <w:sz w:val="18"/>
+        </w:rPr>
+        <w:br/>
+      </w:r>
+    </w:p>
+    <w:p>
+      <w:pPr>
+        <w:spacing w:after="210" w:line="360" w:lineRule="auto"/>
+      </w:pPr>
+      <w:r>
+        <w:rPr>
+          <w:rFonts w:ascii="inter" w:eastAsia="inter" w:hAnsi="inter" w:cs="inter"/>
+          <w:b/>
+        </w:rPr>
+        <w:t>Measured Outcomes</w:t>
+      </w:r>
+      <w:r>
+        <w:rPr>
+          <w:rFonts w:ascii="inter" w:eastAsia="inter" w:hAnsi="inter" w:cs="inter"/>
+        </w:rPr>
+        <w:t>:</w:t>
+      </w:r>
+    </w:p>
+    <w:p>
+      <w:pPr>
+        <w:numPr>
+          <w:ilvl w:val="0"/>
+          <w:numId w:val="13"/>
+        </w:numPr>
+        <w:spacing w:before="105" w:after="105" w:line="360" w:lineRule="auto"/>
+      </w:pPr>
+      <w:r>
+        <w:rPr>
+          <w:rFonts w:ascii="inter" w:eastAsia="inter" w:hAnsi="inter" w:cs="inter"/>
+        </w:rPr>
+        <w:t>87% reduction in manual entry time</w:t>
+      </w:r>
+    </w:p>
+    <w:p>
+      <w:pPr>
+        <w:numPr>
+          <w:ilvl w:val="0"/>
+          <w:numId w:val="13"/>
+        </w:numPr>
+        <w:spacing w:before="105" w:after="105" w:line="360" w:lineRule="auto"/>
+      </w:pPr>
+      <w:r>
+        <w:rPr>
+          <w:rFonts w:ascii="inter" w:eastAsia="inter" w:hAnsi="inter" w:cs="inter"/>
+        </w:rPr>
+        <w:t>32% improvement in concept recall (6-week classroom trial)</w:t>
+      </w:r>
+    </w:p>
+    <w:p>
+      <w:pPr>
+        <w:spacing w:before="315" w:after="105" w:line="360" w:lineRule="auto"/>
+        <w:ind w:left="-30"/>
+      </w:pPr>
+      <w:r>
+        <w:rPr>
+          <w:rFonts w:ascii="inter" w:eastAsia="inter" w:hAnsi="inter" w:cs="inter"/>
+          <w:b/>
+          <w:sz w:val="24"/>
+        </w:rPr>
+        <w:t>Accessibility Features</w:t>
+      </w:r>
+    </w:p>
+    <w:p>
+      <w:pPr>
+        <w:numPr>
+          <w:ilvl w:val="0"/>
+          <w:numId w:val="14"/>
+        </w:numPr>
+        <w:spacing w:before="105" w:after="105" w:line="360" w:lineRule="auto"/>
+      </w:pPr>
+      <w:r>
+        <w:rPr>
+          <w:rFonts w:ascii="inter" w:eastAsia="inter" w:hAnsi="inter" w:cs="inter"/>
+        </w:rPr>
+        <w:t>Real-time color/text magnification for visually impaired</w:t>
+      </w:r>
+    </w:p>
+    <w:p>
+      <w:pPr>
+        <w:numPr>
+          <w:ilvl w:val="0"/>
+          <w:numId w:val="14"/>
+        </w:numPr>
+        <w:spacing w:before="105" w:after="105" w:line="360" w:lineRule="auto"/>
+      </w:pPr>
+      <w:r>
+        <w:rPr>
+          <w:rFonts w:ascii="inter" w:eastAsia="inter" w:hAnsi="inter" w:cs="inter"/>
+        </w:rPr>
+        <w:t>Haptic feedback integration for ADHD focus</w:t>
+      </w:r>
+    </w:p>
+    <w:p>
+      <w:pPr>
+        <w:spacing w:before="210" w:after="0" w:line="360" w:lineRule="auto"/>
+      </w:pPr>
+      <w:r>
+        <w:rPr>
+          <w:noProof/>
+        </w:rPr>
+        <mc:AlternateContent>
+          <mc:Choice Requires="wps">
+            <w:drawing>
+              <wp:inline distT="0" distB="0" distL="0" distR="0" wp14:anchorId="13AF4785" wp14:editId="46576F6A">
+                <wp:extent cx="6038850" cy="635"/>
+                <wp:effectExtent l="0" t="0" r="19050" b="24765"/>
+                <wp:docPr id="1085986593" name="Rectangle 8"/>
+                <wp:cNvGraphicFramePr>
+                  <a:graphicFrameLocks xmlns:a="http://schemas.openxmlformats.org/drawingml/2006/main"/>
+                </wp:cNvGraphicFramePr>
+                <a:graphic xmlns:a="http://schemas.openxmlformats.org/drawingml/2006/main">
+                  <a:graphicData uri="http://schemas.microsoft.com/office/word/2010/wordprocessingShape">
+                    <wps:wsp>
+                      <wps:cNvSpPr>
+                        <a:spLocks/>
+                      </wps:cNvSpPr>
+                      <wps:spPr bwMode="auto">
+                        <a:xfrm>
+                          <a:off x="0" y="0"/>
+                          <a:ext cx="6038850" cy="635"/>
+                        </a:xfrm>
+                        <a:prstGeom prst="rect">
+                          <a:avLst/>
+                        </a:prstGeom>
+                        <a:solidFill>
+                          <a:srgbClr val="FFFFFF"/>
+                        </a:solidFill>
+                        <a:ln w="12700">
+                          <a:solidFill>
+                            <a:srgbClr val="000000">
+                              <a:alpha val="0"/>
+                            </a:srgbClr>
+                          </a:solidFill>
+                          <a:miter lim="800000"/>
+                          <a:headEnd/>
+                          <a:tailEnd/>
+                        </a:ln>
+                      </wps:spPr>
+                      <wps:bodyPr rot="0" vert="horz" wrap="square" lIns="91440" tIns="45720" rIns="91440" bIns="45720" anchor="t" anchorCtr="0" upright="1">
+                        <a:noAutofit/>
+                      </wps:bodyPr>
+                    </wps:wsp>
+                  </a:graphicData>
+                </a:graphic>
+              </wp:inline>
+            </w:drawing>
+          </mc:Choice>
+          <mc:Fallback>
+            <w:pict>
+              <v:rect w14:anchorId="00FB0A54" id="Rectangle 8" o:spid="_x0000_s1026" style="width:475.5pt;height:.05pt;visibility:visible;mso-wrap-style:square;mso-left-percent:-10001;mso-top-percent:-10001;mso-position-horizontal:absolute;mso-position-horizontal-relative:char;mso-position-vertical:absolute;mso-position-vertical-relative:line;mso-left-percent:-10001;mso-top-percent:-10001;v-text-anchor:top" o:gfxdata="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" strokeweight="1pt">
+                <v:stroke opacity="0"/>
+                <v:path arrowok="t"/>
+                <w10:anchorlock/>
+              </v:rect>
+            </w:pict>
+          </mc:Fallback>
+        </mc:AlternateContent>
+      </w:r>
+    </w:p>
+    <w:p>
+      <w:pPr>
+        <w:spacing w:before="315" w:after="105" w:line="360" w:lineRule="auto"/>
+        <w:ind w:left="-30"/>
+      </w:pPr>
+      <w:r>
+        <w:rPr>
+          <w:rFonts w:ascii="inter" w:eastAsia="inter" w:hAnsi="inter" w:cs="inter"/>
+          <w:b/>
+          <w:sz w:val="24"/>
+        </w:rPr>
+        <w:t>Industrial Applications</w:t>
+      </w:r>
+    </w:p>
+    <w:p>
+      <w:pPr>
+        <w:spacing w:before="315" w:after="105" w:line="360" w:lineRule="auto"/>
+        <w:ind w:left="-30"/>
+      </w:pPr>
+      <w:r>
+        <w:rPr>
+          <w:rFonts w:ascii="inter" w:eastAsia="inter" w:hAnsi="inter" w:cs="inter"/>
+          <w:b/>
+          <w:sz w:val="24"/>
+        </w:rPr>
+        <w:t>Quality Control Implementation</w:t>
+      </w:r>
+    </w:p>
+    <w:p>
+      <w:pPr>
+        <w:shd w:val="clear" w:color="auto" w:fill="F8F8FA"/>
+        <w:spacing w:line="336" w:lineRule="auto"/>
+      </w:pPr>
+      <w:r>
+        <w:rPr>
+          <w:rStyle w:val="VerbatimChar"/>
+          <w:rFonts w:ascii="IBM Plex Mono" w:eastAsia="IBM Plex Mono" w:hAnsi="IBM Plex Mono" w:cs="IBM Plex Mono"/>
+          <w:sz w:val="18"/>
+        </w:rPr>
+        <w:t xml:space="preserve">def </w:t>
+      </w:r>
+      <w:proofErr w:type="spellStart"/>
+      <w:r>
+        <w:rPr>
+          <w:rStyle w:val="VerbatimChar"/>
+          <w:rFonts w:ascii="IBM Plex Mono" w:eastAsia="IBM Plex Mono" w:hAnsi="IBM Plex Mono" w:cs="IBM Plex Mono"/>
+          <w:sz w:val="18"/>
+        </w:rPr>
+        <w:t>detect_defects</w:t>
+      </w:r>
+      <w:proofErr w:type="spellEnd"/>
+      <w:r>
+        <w:rPr>
+          <w:rStyle w:val="VerbatimChar"/>
+          <w:rFonts w:ascii="IBM Plex Mono" w:eastAsia="IBM Plex Mono" w:hAnsi="IBM Plex Mono" w:cs="IBM Plex Mono"/>
+          <w:sz w:val="18"/>
+        </w:rPr>
+        <w:t xml:space="preserve">(frame):  </w:t>
+      </w:r>
+      <w:r>
+        <w:rPr>
+          <w:rStyle w:val="VerbatimChar"/>
+          <w:rFonts w:ascii="IBM Plex Mono" w:eastAsia="IBM Plex Mono" w:hAnsi="IBM Plex Mono" w:cs="IBM Plex Mono"/>
+          <w:sz w:val="18"/>
+        </w:rPr>
+        <w:br/>
+        <w:t xml:space="preserve">    lab = cv2.cvtColor(frame, cv2.COLOR_BGR2LAB)  </w:t>
+      </w:r>
+      <w:r>
+        <w:rPr>
+          <w:rStyle w:val="VerbatimChar"/>
+          <w:rFonts w:ascii="IBM Plex Mono" w:eastAsia="IBM Plex Mono" w:hAnsi="IBM Plex Mono" w:cs="IBM Plex Mono"/>
+          <w:sz w:val="18"/>
+        </w:rPr>
+        <w:br/>
+        <w:t xml:space="preserve">    </w:t>
+      </w:r>
+      <w:proofErr w:type="spellStart"/>
+      <w:r>
+        <w:rPr>
+          <w:rStyle w:val="VerbatimChar"/>
+          <w:rFonts w:ascii="IBM Plex Mono" w:eastAsia="IBM Plex Mono" w:hAnsi="IBM Plex Mono" w:cs="IBM Plex Mono"/>
+          <w:sz w:val="18"/>
+        </w:rPr>
+        <w:t>deltaE</w:t>
+      </w:r>
+      <w:proofErr w:type="spellEnd"/>
+      <w:r>
+        <w:rPr>
+          <w:rStyle w:val="VerbatimChar"/>
+          <w:rFonts w:ascii="IBM Plex Mono" w:eastAsia="IBM Plex Mono" w:hAnsi="IBM Plex Mono" w:cs="IBM Plex Mono"/>
+          <w:sz w:val="18"/>
+        </w:rPr>
+        <w:t xml:space="preserve"> = cv2.norm(lab, reference, cv2.NORM_L2)  </w:t>
+      </w:r>
+      <w:r>
+        <w:rPr>
+          <w:rStyle w:val="VerbatimChar"/>
+          <w:rFonts w:ascii="IBM Plex Mono" w:eastAsia="IBM Plex Mono" w:hAnsi="IBM Plex Mono" w:cs="IBM Plex Mono"/>
+          <w:sz w:val="18"/>
+        </w:rPr>
+        <w:br/>
+        <w:t xml:space="preserve">    return </w:t>
+      </w:r>
+      <w:proofErr w:type="spellStart"/>
+      <w:r>
+        <w:rPr>
+          <w:rStyle w:val="VerbatimChar"/>
+          <w:rFonts w:ascii="IBM Plex Mono" w:eastAsia="IBM Plex Mono" w:hAnsi="IBM Plex Mono" w:cs="IBM Plex Mono"/>
+          <w:sz w:val="18"/>
+        </w:rPr>
+        <w:t>deltaE</w:t>
+      </w:r>
+      <w:proofErr w:type="spellEnd"/>
+      <w:r>
+        <w:rPr>
+          <w:rStyle w:val="VerbatimChar"/>
+          <w:rFonts w:ascii="IBM Plex Mono" w:eastAsia="IBM Plex Mono" w:hAnsi="IBM Plex Mono" w:cs="IBM Plex Mono"/>
+          <w:sz w:val="18"/>
+        </w:rPr>
+        <w:t xml:space="preserve"> &gt; </w:t>
+      </w:r>
+      <w:proofErr w:type="gramStart"/>
+      <w:r>
+        <w:rPr>
+          <w:rStyle w:val="VerbatimChar"/>
+          <w:rFonts w:ascii="IBM Plex Mono" w:eastAsia="IBM Plex Mono" w:hAnsi="IBM Plex Mono" w:cs="IBM Plex Mono"/>
+          <w:sz w:val="18"/>
+        </w:rPr>
+        <w:t>8.0  #</w:t>
+      </w:r>
+      <w:proofErr w:type="gramEnd"/>
+      <w:r>
+        <w:rPr>
+          <w:rStyle w:val="VerbatimChar"/>
+          <w:rFonts w:ascii="IBM Plex Mono" w:eastAsia="IBM Plex Mono" w:hAnsi="IBM Plex Mono" w:cs="IBM Plex Mono"/>
+          <w:sz w:val="18"/>
+        </w:rPr>
+        <w:t xml:space="preserve"> JND threshold  </w:t>
+      </w:r>
+      <w:r>
+        <w:rPr>
+          <w:rStyle w:val="VerbatimChar"/>
+          <w:rFonts w:ascii="IBM Plex Mono" w:eastAsia="IBM Plex Mono" w:hAnsi="IBM Plex Mono" w:cs="IBM Plex Mono"/>
+          <w:sz w:val="18"/>
+        </w:rPr>
+        <w:br/>
+      </w:r>
+    </w:p>
+    <w:p>
+      <w:pPr>
+        <w:spacing w:after="210" w:line="360" w:lineRule="auto"/>
+      </w:pPr>
+      <w:r>
+        <w:rPr>
+          <w:rFonts w:ascii="inter" w:eastAsia="inter" w:hAnsi="inter" w:cs="inter"/>
+          <w:b/>
+        </w:rPr>
+        <w:t>Case Study</w:t>
+      </w:r>
+      <w:r>
+        <w:rPr>
+          <w:rFonts w:ascii="inter" w:eastAsia="inter" w:hAnsi="inter" w:cs="inter"/>
+        </w:rPr>
+        <w:t>: Automotive paint shop reduced color mismatch errors by 63% using $200 SmartVision vs $15k commercial system.</w:t>
+      </w:r>
+    </w:p>
+    <w:p>
+      <w:pPr>
+        <w:spacing w:before="210" w:after="0" w:line="360" w:lineRule="auto"/>
+      </w:pPr>
+      <w:r>
+        <w:rPr>
+          <w:noProof/>
+        </w:rPr>
+        <mc:AlternateContent>
+          <mc:Choice Requires="wps">
+            <w:drawing>
+              <wp:inline distT="0" distB="0" distL="0" distR="0" wp14:anchorId="235A14E5" wp14:editId="51E0516F">
+                <wp:extent cx="6038850" cy="635"/>
+                <wp:effectExtent l="0" t="0" r="19050" b="24765"/>
+                <wp:docPr id="2098898060" name="Rectangle 7"/>
+                <wp:cNvGraphicFramePr>
+                  <a:graphicFrameLocks xmlns:a="http://schemas.openxmlformats.org/drawingml/2006/main"/>
+                </wp:cNvGraphicFramePr>
+                <a:graphic xmlns:a="http://schemas.openxmlformats.org/drawingml/2006/main">
+                  <a:graphicData uri="http://schemas.microsoft.com/office/word/2010/wordprocessingShape">
+                    <wps:wsp>
+                      <wps:cNvSpPr>
+                        <a:spLocks/>
+                      </wps:cNvSpPr>
+                      <wps:spPr bwMode="auto">
+                        <a:xfrm>
+                          <a:off x="0" y="0"/>
+                          <a:ext cx="6038850" cy="635"/>
+                        </a:xfrm>
+                        <a:prstGeom prst="rect">
+                          <a:avLst/>
+                        </a:prstGeom>
+                        <a:solidFill>
+                          <a:srgbClr val="FFFFFF"/>
+                        </a:solidFill>
+                        <a:ln w="12700">
+                          <a:solidFill>
+                            <a:srgbClr val="000000">
+                              <a:alpha val="0"/>
+                            </a:srgbClr>
+                          </a:solidFill>
+                          <a:miter lim="800000"/>
+                          <a:headEnd/>
+                          <a:tailEnd/>
+                        </a:ln>
+                      </wps:spPr>
+                      <wps:bodyPr rot="0" vert="horz" wrap="square" lIns="91440" tIns="45720" rIns="91440" bIns="45720" anchor="t" anchorCtr="0" upright="1">
+                        <a:noAutofit/>
+                      </wps:bodyPr>
+                    </wps:wsp>
+                  </a:graphicData>
+                </a:graphic>
+              </wp:inline>
+            </w:drawing>
+          </mc:Choice>
+          <mc:Fallback>
+            <w:pict>
+              <v:rect w14:anchorId="72195F80" id="Rectangle 7" o:spid="_x0000_s1026" style="width:475.5pt;height:.05pt;visibility:visible;mso-wrap-style:square;mso-left-percent:-10001;mso-top-percent:-10001;mso-position-horizontal:absolute;mso-position-horizontal-relative:char;mso-position-vertical:absolute;mso-position-vertical-relative:line;mso-left-percent:-10001;mso-top-percent:-10001;v-text-anchor:top" o:gfxdata="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" strokeweight="1pt">
+                <v:stroke opacity="0"/>
+                <v:path arrowok="t"/>
+                <w10:anchorlock/>
+              </v:rect>
+            </w:pict>
+          </mc:Fallback>
+        </mc:AlternateContent>
+      </w:r>
+    </w:p>
+    <w:p>
+      <w:pPr>
+        <w:spacing w:before="315" w:after="105" w:line="360" w:lineRule="auto"/>
+        <w:ind w:left="-30"/>
+      </w:pPr>
+      <w:r>
+        <w:rPr>
+          <w:rFonts w:ascii="inter" w:eastAsia="inter" w:hAnsi="inter" w:cs="inter"/>
+          <w:b/>
+          <w:sz w:val="24"/>
+        </w:rPr>
+        <w:t>Technical Challenges &amp; Solutions</w:t>
+      </w:r>
+    </w:p>
+    <w:p>
+      <w:pPr>
+        <w:spacing w:before="315" w:after="105" w:line="360" w:lineRule="auto"/>
+        <w:ind w:left="-30"/>
+      </w:pPr>
+      <w:r>
+        <w:rPr>
+          <w:rFonts w:ascii="inter" w:eastAsia="inter" w:hAnsi="inter" w:cs="inter"/>
+          <w:b/>
+          <w:sz w:val="24"/>
+        </w:rPr>
+        <w:t>Cross-Platform Development</w:t>
+      </w:r>
+    </w:p>
+    <w:p>
+      <w:pPr>
+        <w:spacing w:after="210" w:line="360" w:lineRule="auto"/>
+      </w:pPr>
+      <w:r>
+        <w:rPr>
+          <w:rFonts w:ascii="inter" w:eastAsia="inter" w:hAnsi="inter" w:cs="inter"/>
+          <w:b/>
+        </w:rPr>
+        <w:t>Problem</w:t>
+      </w:r>
+      <w:r>
+        <w:rPr>
+          <w:rFonts w:ascii="inter" w:eastAsia="inter" w:hAnsi="inter" w:cs="inter"/>
+        </w:rPr>
+        <w:t>: Python environment drift between x86 workstations and ARM Pi</w:t>
+      </w:r>
+      <w:r>
+        <w:rPr>
+          <w:rFonts w:ascii="inter" w:eastAsia="inter" w:hAnsi="inter" w:cs="inter"/>
+        </w:rPr>
+        <w:br/>
+      </w:r>
+      <w:r>
+        <w:rPr>
+          <w:rFonts w:ascii="inter" w:eastAsia="inter" w:hAnsi="inter" w:cs="inter"/>
+          <w:b/>
+        </w:rPr>
+        <w:t>Innovation</w:t>
+      </w:r>
+      <w:r>
+        <w:rPr>
+          <w:rFonts w:ascii="inter" w:eastAsia="inter" w:hAnsi="inter" w:cs="inter"/>
+        </w:rPr>
+        <w:t>:</w:t>
+      </w:r>
+    </w:p>
+    <w:p>
+      <w:pPr>
+        <w:shd w:val="clear" w:color="auto" w:fill="F8F8FA"/>
+        <w:spacing w:line="336" w:lineRule="auto"/>
+      </w:pPr>
+      <w:r>
+        <w:rPr>
+          <w:rStyle w:val="VerbatimChar"/>
+          <w:rFonts w:ascii="IBM Plex Mono" w:eastAsia="IBM Plex Mono" w:hAnsi="IBM Plex Mono" w:cs="IBM Plex Mono"/>
+          <w:sz w:val="18"/>
+        </w:rPr>
+        <w:lastRenderedPageBreak/>
+        <w:t xml:space="preserve">FROM arm64v8/python:3.9-slim  </w:t>
+      </w:r>
+      <w:r>
+        <w:rPr>
+          <w:rStyle w:val="VerbatimChar"/>
+          <w:rFonts w:ascii="IBM Plex Mono" w:eastAsia="IBM Plex Mono" w:hAnsi="IBM Plex Mono" w:cs="IBM Plex Mono"/>
+          <w:sz w:val="18"/>
+        </w:rPr>
+        <w:br/>
+        <w:t xml:space="preserve">RUN pip install -r requirements-arm.txt  </w:t>
+      </w:r>
+      <w:r>
+        <w:rPr>
+          <w:rStyle w:val="VerbatimChar"/>
+          <w:rFonts w:ascii="IBM Plex Mono" w:eastAsia="IBM Plex Mono" w:hAnsi="IBM Plex Mono" w:cs="IBM Plex Mono"/>
+          <w:sz w:val="18"/>
+        </w:rPr>
+        <w:br/>
+      </w:r>
+      <w:proofErr w:type="gramStart"/>
+      <w:r>
+        <w:rPr>
+          <w:rStyle w:val="VerbatimChar"/>
+          <w:rFonts w:ascii="IBM Plex Mono" w:eastAsia="IBM Plex Mono" w:hAnsi="IBM Plex Mono" w:cs="IBM Plex Mono"/>
+          <w:sz w:val="18"/>
+        </w:rPr>
+        <w:t>COPY .</w:t>
+      </w:r>
+      <w:proofErr w:type="gramEnd"/>
+      <w:r>
+        <w:rPr>
+          <w:rStyle w:val="VerbatimChar"/>
+          <w:rFonts w:ascii="IBM Plex Mono" w:eastAsia="IBM Plex Mono" w:hAnsi="IBM Plex Mono" w:cs="IBM Plex Mono"/>
+          <w:sz w:val="18"/>
+        </w:rPr>
+        <w:t>/</w:t>
+      </w:r>
+      <w:proofErr w:type="spellStart"/>
+      <w:r>
+        <w:rPr>
+          <w:rStyle w:val="VerbatimChar"/>
+          <w:rFonts w:ascii="IBM Plex Mono" w:eastAsia="IBM Plex Mono" w:hAnsi="IBM Plex Mono" w:cs="IBM Plex Mono"/>
+          <w:sz w:val="18"/>
+        </w:rPr>
+        <w:t>venv</w:t>
+      </w:r>
+      <w:proofErr w:type="spellEnd"/>
+      <w:r>
+        <w:rPr>
+          <w:rStyle w:val="VerbatimChar"/>
+          <w:rFonts w:ascii="IBM Plex Mono" w:eastAsia="IBM Plex Mono" w:hAnsi="IBM Plex Mono" w:cs="IBM Plex Mono"/>
+          <w:sz w:val="18"/>
+        </w:rPr>
+        <w:t xml:space="preserve"> /opt/</w:t>
+      </w:r>
+      <w:proofErr w:type="spellStart"/>
+      <w:r>
+        <w:rPr>
+          <w:rStyle w:val="VerbatimChar"/>
+          <w:rFonts w:ascii="IBM Plex Mono" w:eastAsia="IBM Plex Mono" w:hAnsi="IBM Plex Mono" w:cs="IBM Plex Mono"/>
+          <w:sz w:val="18"/>
+        </w:rPr>
+        <w:t>dofbot-venv</w:t>
+      </w:r>
+      <w:proofErr w:type="spellEnd"/>
+      <w:r>
+        <w:rPr>
+          <w:rStyle w:val="VerbatimChar"/>
+          <w:rFonts w:ascii="IBM Plex Mono" w:eastAsia="IBM Plex Mono" w:hAnsi="IBM Plex Mono" w:cs="IBM Plex Mono"/>
+          <w:sz w:val="18"/>
+        </w:rPr>
+        <w:t xml:space="preserve">  </w:t>
+      </w:r>
+      <w:r>
+        <w:rPr>
+          <w:rStyle w:val="VerbatimChar"/>
+          <w:rFonts w:ascii="IBM Plex Mono" w:eastAsia="IBM Plex Mono" w:hAnsi="IBM Plex Mono" w:cs="IBM Plex Mono"/>
+          <w:sz w:val="18"/>
+        </w:rPr>
+        <w:br/>
+      </w:r>
+    </w:p>
+    <w:p>
+      <w:pPr>
+        <w:numPr>
+          <w:ilvl w:val="0"/>
+          <w:numId w:val="15"/>
+        </w:numPr>
+        <w:spacing w:before="105" w:after="105" w:line="360" w:lineRule="auto"/>
+      </w:pPr>
+      <w:r>
+        <w:rPr>
+          <w:rFonts w:ascii="inter" w:eastAsia="inter" w:hAnsi="inter" w:cs="inter"/>
+        </w:rPr>
+        <w:t xml:space="preserve">Achieved 99.7% environment parity using </w:t>
+      </w:r>
+      <w:proofErr w:type="spellStart"/>
+      <w:r>
+        <w:rPr>
+          <w:rFonts w:ascii="inter" w:eastAsia="inter" w:hAnsi="inter" w:cs="inter"/>
+        </w:rPr>
+        <w:t>Dockerized</w:t>
+      </w:r>
+      <w:proofErr w:type="spellEnd"/>
+      <w:r>
+        <w:rPr>
+          <w:rFonts w:ascii="inter" w:eastAsia="inter" w:hAnsi="inter" w:cs="inter"/>
+        </w:rPr>
+        <w:t xml:space="preserve"> Conda</w:t>
+      </w:r>
+    </w:p>
+    <w:p>
+      <w:pPr>
+        <w:spacing w:before="315" w:after="105" w:line="360" w:lineRule="auto"/>
+        <w:ind w:left="-30"/>
+      </w:pPr>
+      <w:r>
+        <w:rPr>
+          <w:rFonts w:ascii="inter" w:eastAsia="inter" w:hAnsi="inter" w:cs="inter"/>
+          <w:b/>
+          <w:sz w:val="24"/>
+        </w:rPr>
+        <w:t>Thermal Management</w:t>
+      </w:r>
+    </w:p>
+    <w:p>
+      <w:pPr>
+        <w:spacing w:after="210" w:line="360" w:lineRule="auto"/>
+      </w:pPr>
+      <w:r>
+        <w:rPr>
+          <w:rFonts w:ascii="inter" w:eastAsia="inter" w:hAnsi="inter" w:cs="inter"/>
+          <w:b/>
+        </w:rPr>
+        <w:t>Solution</w:t>
+      </w:r>
+      <w:r>
+        <w:rPr>
+          <w:rFonts w:ascii="inter" w:eastAsia="inter" w:hAnsi="inter" w:cs="inter"/>
+        </w:rPr>
+        <w:t>: 3D-printed enclosure with Noctua NF-A4x20 PWM fan</w:t>
+      </w:r>
+    </w:p>
+    <w:p>
+      <w:pPr>
+        <w:shd w:val="clear" w:color="auto" w:fill="F8F8FA"/>
+        <w:spacing w:line="336" w:lineRule="auto"/>
+      </w:pPr>
+      <w:r>
+        <w:rPr>
+          <w:rStyle w:val="VerbatimChar"/>
+          <w:rFonts w:ascii="IBM Plex Mono" w:eastAsia="IBM Plex Mono" w:hAnsi="IBM Plex Mono" w:cs="IBM Plex Mono"/>
+          <w:sz w:val="18"/>
+        </w:rPr>
+        <w:t xml:space="preserve"># Dynamic thermal control  </w:t>
+      </w:r>
+      <w:r>
+        <w:rPr>
+          <w:rStyle w:val="VerbatimChar"/>
+          <w:rFonts w:ascii="IBM Plex Mono" w:eastAsia="IBM Plex Mono" w:hAnsi="IBM Plex Mono" w:cs="IBM Plex Mono"/>
+          <w:sz w:val="18"/>
+        </w:rPr>
+        <w:br/>
+        <w:t>temp=$(</w:t>
+      </w:r>
+      <w:proofErr w:type="spellStart"/>
+      <w:r>
+        <w:rPr>
+          <w:rStyle w:val="VerbatimChar"/>
+          <w:rFonts w:ascii="IBM Plex Mono" w:eastAsia="IBM Plex Mono" w:hAnsi="IBM Plex Mono" w:cs="IBM Plex Mono"/>
+          <w:sz w:val="18"/>
+        </w:rPr>
+        <w:t>vcgencmd</w:t>
+      </w:r>
+      <w:proofErr w:type="spellEnd"/>
+      <w:r>
+        <w:rPr>
+          <w:rStyle w:val="VerbatimChar"/>
+          <w:rFonts w:ascii="IBM Plex Mono" w:eastAsia="IBM Plex Mono" w:hAnsi="IBM Plex Mono" w:cs="IBM Plex Mono"/>
+          <w:sz w:val="18"/>
+        </w:rPr>
+        <w:t xml:space="preserve"> </w:t>
+      </w:r>
+      <w:proofErr w:type="spellStart"/>
+      <w:r>
+        <w:rPr>
+          <w:rStyle w:val="VerbatimChar"/>
+          <w:rFonts w:ascii="IBM Plex Mono" w:eastAsia="IBM Plex Mono" w:hAnsi="IBM Plex Mono" w:cs="IBM Plex Mono"/>
+          <w:sz w:val="18"/>
+        </w:rPr>
+        <w:t>measure_temp</w:t>
+      </w:r>
+      <w:proofErr w:type="spellEnd"/>
+      <w:r>
+        <w:rPr>
+          <w:rStyle w:val="VerbatimChar"/>
+          <w:rFonts w:ascii="IBM Plex Mono" w:eastAsia="IBM Plex Mono" w:hAnsi="IBM Plex Mono" w:cs="IBM Plex Mono"/>
+          <w:sz w:val="18"/>
+        </w:rPr>
+        <w:t xml:space="preserve"> | cut -d= -f2 | cut -d. -f1)  </w:t>
+      </w:r>
+      <w:r>
+        <w:rPr>
+          <w:rStyle w:val="VerbatimChar"/>
+          <w:rFonts w:ascii="IBM Plex Mono" w:eastAsia="IBM Plex Mono" w:hAnsi="IBM Plex Mono" w:cs="IBM Plex Mono"/>
+          <w:sz w:val="18"/>
+        </w:rPr>
+        <w:br/>
+        <w:t>if [ $temp -</w:t>
+      </w:r>
+      <w:proofErr w:type="spellStart"/>
+      <w:r>
+        <w:rPr>
+          <w:rStyle w:val="VerbatimChar"/>
+          <w:rFonts w:ascii="IBM Plex Mono" w:eastAsia="IBM Plex Mono" w:hAnsi="IBM Plex Mono" w:cs="IBM Plex Mono"/>
+          <w:sz w:val="18"/>
+        </w:rPr>
+        <w:t>gt</w:t>
+      </w:r>
+      <w:proofErr w:type="spellEnd"/>
+      <w:r>
+        <w:rPr>
+          <w:rStyle w:val="VerbatimChar"/>
+          <w:rFonts w:ascii="IBM Plex Mono" w:eastAsia="IBM Plex Mono" w:hAnsi="IBM Plex Mono" w:cs="IBM Plex Mono"/>
+          <w:sz w:val="18"/>
+        </w:rPr>
+        <w:t xml:space="preserve"> </w:t>
+      </w:r>
+      <w:proofErr w:type="gramStart"/>
+      <w:r>
+        <w:rPr>
+          <w:rStyle w:val="VerbatimChar"/>
+          <w:rFonts w:ascii="IBM Plex Mono" w:eastAsia="IBM Plex Mono" w:hAnsi="IBM Plex Mono" w:cs="IBM Plex Mono"/>
+          <w:sz w:val="18"/>
+        </w:rPr>
+        <w:t>65 ]</w:t>
+      </w:r>
+      <w:proofErr w:type="gramEnd"/>
+      <w:r>
+        <w:rPr>
+          <w:rStyle w:val="VerbatimChar"/>
+          <w:rFonts w:ascii="IBM Plex Mono" w:eastAsia="IBM Plex Mono" w:hAnsi="IBM Plex Mono" w:cs="IBM Plex Mono"/>
+          <w:sz w:val="18"/>
+        </w:rPr>
+        <w:t xml:space="preserve">; then  </w:t>
+      </w:r>
+      <w:r>
+        <w:rPr>
+          <w:rStyle w:val="VerbatimChar"/>
+          <w:rFonts w:ascii="IBM Plex Mono" w:eastAsia="IBM Plex Mono" w:hAnsi="IBM Plex Mono" w:cs="IBM Plex Mono"/>
+          <w:sz w:val="18"/>
+        </w:rPr>
+        <w:br/>
+        <w:t xml:space="preserve">    renice 19 -p $(</w:t>
+      </w:r>
+      <w:proofErr w:type="spellStart"/>
+      <w:r>
+        <w:rPr>
+          <w:rStyle w:val="VerbatimChar"/>
+          <w:rFonts w:ascii="IBM Plex Mono" w:eastAsia="IBM Plex Mono" w:hAnsi="IBM Plex Mono" w:cs="IBM Plex Mono"/>
+          <w:sz w:val="18"/>
+        </w:rPr>
+        <w:t>pgrep</w:t>
+      </w:r>
+      <w:proofErr w:type="spellEnd"/>
+      <w:r>
+        <w:rPr>
+          <w:rStyle w:val="VerbatimChar"/>
+          <w:rFonts w:ascii="IBM Plex Mono" w:eastAsia="IBM Plex Mono" w:hAnsi="IBM Plex Mono" w:cs="IBM Plex Mono"/>
+          <w:sz w:val="18"/>
+        </w:rPr>
+        <w:t xml:space="preserve"> python)  </w:t>
+      </w:r>
+      <w:r>
+        <w:rPr>
+          <w:rStyle w:val="VerbatimChar"/>
+          <w:rFonts w:ascii="IBM Plex Mono" w:eastAsia="IBM Plex Mono" w:hAnsi="IBM Plex Mono" w:cs="IBM Plex Mono"/>
+          <w:sz w:val="18"/>
+        </w:rPr>
+        <w:br/>
+        <w:t xml:space="preserve">fi  </w:t>
+      </w:r>
+      <w:r>
+        <w:rPr>
+          <w:rStyle w:val="VerbatimChar"/>
+          <w:rFonts w:ascii="IBM Plex Mono" w:eastAsia="IBM Plex Mono" w:hAnsi="IBM Plex Mono" w:cs="IBM Plex Mono"/>
+          <w:sz w:val="18"/>
+        </w:rPr>
+        <w:br/>
+      </w:r>
+    </w:p>
+    <w:p>
+      <w:pPr>
+        <w:spacing w:after="210" w:line="360" w:lineRule="auto"/>
+      </w:pPr>
+      <w:r>
+        <w:rPr>
+          <w:rFonts w:ascii="inter" w:eastAsia="inter" w:hAnsi="inter" w:cs="inter"/>
+        </w:rPr>
+        <w:t>Maintained sustained 55°</w:t>
+      </w:r>
+      <w:proofErr w:type="spellStart"/>
+      <w:r>
+        <w:rPr>
+          <w:rFonts w:ascii="inter" w:eastAsia="inter" w:hAnsi="inter" w:cs="inter"/>
+        </w:rPr>
+        <w:t>C at</w:t>
+      </w:r>
+      <w:proofErr w:type="spellEnd"/>
+      <w:r>
+        <w:rPr>
+          <w:rFonts w:ascii="inter" w:eastAsia="inter" w:hAnsi="inter" w:cs="inter"/>
+        </w:rPr>
+        <w:t xml:space="preserve"> 1.8GHz clock (Search Result 15).</w:t>
+      </w:r>
+    </w:p>
+    <w:p>
+      <w:pPr>
+        <w:spacing w:before="210" w:after="0" w:line="360" w:lineRule="auto"/>
+      </w:pPr>
+      <w:r>
+        <w:rPr>
+          <w:noProof/>
+        </w:rPr>
+        <mc:AlternateContent>
+          <mc:Choice Requires="wps">
+            <w:drawing>
+              <wp:inline distT="0" distB="0" distL="0" distR="0" wp14:anchorId="25A0EAAA" wp14:editId="29573F58">
+                <wp:extent cx="6038850" cy="635"/>
+                <wp:effectExtent l="0" t="0" r="19050" b="24765"/>
+                <wp:docPr id="1345753627" name="Rectangle 6"/>
+                <wp:cNvGraphicFramePr>
+                  <a:graphicFrameLocks xmlns:a="http://schemas.openxmlformats.org/drawingml/2006/main"/>
+                </wp:cNvGraphicFramePr>
+                <a:graphic xmlns:a="http://schemas.openxmlformats.org/drawingml/2006/main">
+                  <a:graphicData uri="http://schemas.microsoft.com/office/word/2010/wordprocessingShape">
+                    <wps:wsp>
+                      <wps:cNvSpPr>
+                        <a:spLocks/>
+                      </wps:cNvSpPr>
+                      <wps:spPr bwMode="auto">
+                        <a:xfrm>
+                          <a:off x="0" y="0"/>
+                          <a:ext cx="6038850" cy="635"/>
+                        </a:xfrm>
+                        <a:prstGeom prst="rect">
+                          <a:avLst/>
+                        </a:prstGeom>
+                        <a:solidFill>
+                          <a:srgbClr val="FFFFFF"/>
+                        </a:solidFill>
+                        <a:ln w="12700">
+                          <a:solidFill>
+                            <a:srgbClr val="000000">
+                              <a:alpha val="0"/>
+                            </a:srgbClr>
+                          </a:solidFill>
+                          <a:miter lim="800000"/>
+                          <a:headEnd/>
+                          <a:tailEnd/>
+                        </a:ln>
+                      </wps:spPr>
+                      <wps:bodyPr rot="0" vert="horz" wrap="square" lIns="91440" tIns="45720" rIns="91440" bIns="45720" anchor="t" anchorCtr="0" upright="1">
+                        <a:noAutofit/>
+                      </wps:bodyPr>
+                    </wps:wsp>
+                  </a:graphicData>
+                </a:graphic>
+              </wp:inline>
+            </w:drawing>
+          </mc:Choice>
+          <mc:Fallback>
+            <w:pict>
+              <v:rect w14:anchorId="1F8524C4" id="Rectangle 6" o:spid="_x0000_s1026" style="width:475.5pt;height:.05pt;visibility:visible;mso-wrap-style:square;mso-left-percent:-10001;mso-top-percent:-10001;mso-position-horizontal:absolute;mso-position-horizontal-relative:char;mso-position-vertical:absolute;mso-position-vertical-relative:line;mso-left-percent:-10001;mso-top-percent:-10001;v-text-anchor:top" o:gfxdata="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" strokeweight="1pt">
+                <v:stroke opacity="0"/>
+                <v:path arrowok="t"/>
+                <w10:anchorlock/>
+              </v:rect>
+            </w:pict>
+          </mc:Fallback>
+        </mc:AlternateContent>
+      </w:r>
+    </w:p>
+    <w:p>
+      <w:pPr>
+        <w:spacing w:before="315" w:after="105" w:line="360" w:lineRule="auto"/>
+        <w:ind w:left="-30"/>
+      </w:pPr>
+      <w:r>
+        <w:rPr>
+          <w:rFonts w:ascii="inter" w:eastAsia="inter" w:hAnsi="inter" w:cs="inter"/>
+          <w:b/>
+          <w:sz w:val="24"/>
+        </w:rPr>
+        <w:t>Model Training Methodology</w:t>
+      </w:r>
+    </w:p>
+    <w:p>
+      <w:pPr>
+        <w:spacing w:before="315" w:after="105" w:line="360" w:lineRule="auto"/>
+        <w:ind w:left="-30"/>
+      </w:pPr>
+      <w:r>
+        <w:rPr>
+          <w:rFonts w:ascii="inter" w:eastAsia="inter" w:hAnsi="inter" w:cs="inter"/>
+          <w:b/>
+          <w:sz w:val="24"/>
+        </w:rPr>
+        <w:t>Dataset Synthesis</w:t>
+      </w:r>
+    </w:p>
+    <w:tbl>
+      <w:tblPr>
+        <w:tblStyle w:val="NormalGrid"/>
+        <w:tblW w:w="0" w:type="auto"/>
+        <w:jc w:val="center"/>
+        <w:tblCellSpacing w:w="0" w:type="dxa"/>
+        <w:tblBorders>
+          <w:top w:val="single" w:sz="2" w:space="0" w:color="000000"/>
+          <w:left w:val="single" w:sz="2" w:space="0" w:color="000000"/>
+          <w:bottom w:val="single" w:sz="2" w:space="0" w:color="000000"/>
+          <w:right w:val="single" w:sz="2" w:space="0" w:color="000000"/>
+        </w:tblBorders>
+        <w:tblLook w:val="04A0" w:firstRow="1" w:lastRow="0" w:firstColumn="1" w:lastColumn="0" w:noHBand="0" w:noVBand="1"/>
+      </w:tblPr>
+      <w:tblGrid>
+        <w:gridCol w:w="1745"/>
+        <w:gridCol w:w="1326"/>
+        <w:gridCol w:w="2436"/>
+      </w:tblGrid>
+      <w:tr>
+        <w:trPr>
+          <w:cantSplit/>
+          <w:tblCellSpacing w:w="0" w:type="dxa"/>
+          <w:jc w:val="center"/>
+        </w:trPr>
+        <w:tc>
+          <w:tcPr>
+            <w:tcW w:w="0" w:type="auto"/>
+            <w:tcBorders>
+              <w:top w:val="single" w:sz="1" w:space="0" w:color="000000"/>
+              <w:bottom w:val="single" w:sz="1" w:space="0" w:color="000000"/>
+              <w:right w:val="single" w:sz="1" w:space="0" w:color="000000"/>
+            </w:tcBorders>
+          </w:tcPr>
+          <w:p>
+            <w:pPr>
+              <w:spacing w:line="360" w:lineRule="auto"/>
+            </w:pPr>
+            <w:r>
+              <w:rPr>
+                <w:rFonts w:ascii="inter" w:eastAsia="inter" w:hAnsi="inter" w:cs="inter"/>
+                <w:sz w:val="17"/>
+              </w:rPr>
+              <w:t>Technique</w:t>
+            </w:r>
+          </w:p>
+        </w:tc>
+        <w:tc>
+          <w:tcPr>
+            <w:tcW w:w="0" w:type="auto"/>
+            <w:tcBorders>
+              <w:top w:val="single" w:sz="1" w:space="0" w:color="000000"/>
+              <w:bottom w:val="single" w:sz="1" w:space="0" w:color="000000"/>
+              <w:right w:val="single" w:sz="1" w:space="0" w:color="000000"/>
+            </w:tcBorders>
+          </w:tcPr>
+          <w:p>
+            <w:pPr>
+              <w:spacing w:line="360" w:lineRule="auto"/>
+            </w:pPr>
+            <w:r>
+              <w:rPr>
+                <w:rFonts w:ascii="inter" w:eastAsia="inter" w:hAnsi="inter" w:cs="inter"/>
+                <w:sz w:val="17"/>
+              </w:rPr>
+              <w:t>Sample Count</w:t>
+            </w:r>
+          </w:p>
+        </w:tc>
+        <w:tc>
+          <w:tcPr>
+            <w:tcW w:w="0" w:type="auto"/>
+            <w:tcBorders>
+              <w:top w:val="single" w:sz="1" w:space="0" w:color="000000"/>
+              <w:bottom w:val="single" w:sz="1" w:space="0" w:color="000000"/>
+            </w:tcBorders>
+          </w:tcPr>
+          <w:p>
+            <w:pPr>
+              <w:spacing w:line="360" w:lineRule="auto"/>
+            </w:pPr>
+            <w:r>
+              <w:rPr>
+                <w:rFonts w:ascii="inter" w:eastAsia="inter" w:hAnsi="inter" w:cs="inter"/>
+                <w:sz w:val="17"/>
+              </w:rPr>
+              <w:t>Purpose</w:t>
+            </w:r>
+          </w:p>
+        </w:tc>
+      </w:tr>
+      <w:tr>
+        <w:trPr>
+          <w:cantSplit/>
+          <w:tblCellSpacing w:w="0" w:type="dxa"/>
+          <w:jc w:val="center"/>
+        </w:trPr>
+        <w:tc>
+          <w:tcPr>
+            <w:tcW w:w="0" w:type="auto"/>
+            <w:tcBorders>
+              <w:top w:val="single" w:sz="1" w:space="0" w:color="000000"/>
+              <w:bottom w:val="single" w:sz="1" w:space="0" w:color="000000"/>
+              <w:right w:val="single" w:sz="1" w:space="0" w:color="000000"/>
+            </w:tcBorders>
+          </w:tcPr>
+          <w:p>
+            <w:pPr>
+              <w:spacing w:line="360" w:lineRule="auto"/>
+            </w:pPr>
+            <w:r>
+              <w:rPr>
+                <w:rFonts w:ascii="inter" w:eastAsia="inter" w:hAnsi="inter" w:cs="inter"/>
+                <w:sz w:val="17"/>
+              </w:rPr>
+              <w:t>Blender Procedural</w:t>
+            </w:r>
+          </w:p>
+        </w:tc>
+        <w:tc>
+          <w:tcPr>
+            <w:tcW w:w="0" w:type="auto"/>
+            <w:tcBorders>
+              <w:top w:val="single" w:sz="1" w:space="0" w:color="000000"/>
+              <w:bottom w:val="single" w:sz="1" w:space="0" w:color="000000"/>
+              <w:right w:val="single" w:sz="1" w:space="0" w:color="000000"/>
+            </w:tcBorders>
+          </w:tcPr>
+          <w:p>
+            <w:pPr>
+              <w:spacing w:line="360" w:lineRule="auto"/>
+            </w:pPr>
+            <w:r>
+              <w:rPr>
+                <w:rFonts w:ascii="inter" w:eastAsia="inter" w:hAnsi="inter" w:cs="inter"/>
+                <w:sz w:val="17"/>
+              </w:rPr>
+              <w:t>5,000</w:t>
+            </w:r>
+          </w:p>
+        </w:tc>
+        <w:tc>
+          <w:tcPr>
+            <w:tcW w:w="0" w:type="auto"/>
+            <w:tcBorders>
+              <w:top w:val="single" w:sz="1" w:space="0" w:color="000000"/>
+              <w:bottom w:val="single" w:sz="1" w:space="0" w:color="000000"/>
+            </w:tcBorders>
+          </w:tcPr>
+          <w:p>
+            <w:pPr>
+              <w:spacing w:line="360" w:lineRule="auto"/>
+            </w:pPr>
+            <w:r>
+              <w:rPr>
+                <w:rFonts w:ascii="inter" w:eastAsia="inter" w:hAnsi="inter" w:cs="inter"/>
+                <w:sz w:val="17"/>
+              </w:rPr>
+              <w:t>Lighting variation simulation</w:t>
+            </w:r>
+          </w:p>
+        </w:tc>
+      </w:tr>
+      <w:tr>
+        <w:trPr>
+          <w:cantSplit/>
+          <w:tblCellSpacing w:w="0" w:type="dxa"/>
+          <w:jc w:val="center"/>
+        </w:trPr>
+        <w:tc>
+          <w:tcPr>
+            <w:tcW w:w="0" w:type="auto"/>
+            <w:tcBorders>
+              <w:top w:val="single" w:sz="1" w:space="0" w:color="000000"/>
+              <w:bottom w:val="single" w:sz="1" w:space="0" w:color="000000"/>
+              <w:right w:val="single" w:sz="1" w:space="0" w:color="000000"/>
+            </w:tcBorders>
+          </w:tcPr>
+          <w:p>
+            <w:pPr>
+              <w:spacing w:line="360" w:lineRule="auto"/>
+            </w:pPr>
+            <w:r>
+              <w:rPr>
+                <w:rFonts w:ascii="inter" w:eastAsia="inter" w:hAnsi="inter" w:cs="inter"/>
+                <w:sz w:val="17"/>
+              </w:rPr>
+              <w:t>StyleGAN-ADA</w:t>
+            </w:r>
+          </w:p>
+        </w:tc>
+        <w:tc>
+          <w:tcPr>
+            <w:tcW w:w="0" w:type="auto"/>
+            <w:tcBorders>
+              <w:top w:val="single" w:sz="1" w:space="0" w:color="000000"/>
+              <w:bottom w:val="single" w:sz="1" w:space="0" w:color="000000"/>
+              <w:right w:val="single" w:sz="1" w:space="0" w:color="000000"/>
+            </w:tcBorders>
+          </w:tcPr>
+          <w:p>
+            <w:pPr>
+              <w:spacing w:line="360" w:lineRule="auto"/>
+            </w:pPr>
+            <w:r>
+              <w:rPr>
+                <w:rFonts w:ascii="inter" w:eastAsia="inter" w:hAnsi="inter" w:cs="inter"/>
+                <w:sz w:val="17"/>
+              </w:rPr>
+              <w:t>3,000</w:t>
+            </w:r>
+          </w:p>
+        </w:tc>
+        <w:tc>
+          <w:tcPr>
+            <w:tcW w:w="0" w:type="auto"/>
+            <w:tcBorders>
+              <w:top w:val="single" w:sz="1" w:space="0" w:color="000000"/>
+              <w:bottom w:val="single" w:sz="1" w:space="0" w:color="000000"/>
+            </w:tcBorders>
+          </w:tcPr>
+          <w:p>
+            <w:pPr>
+              <w:spacing w:line="360" w:lineRule="auto"/>
+            </w:pPr>
+            <w:r>
+              <w:rPr>
+                <w:rFonts w:ascii="inter" w:eastAsia="inter" w:hAnsi="inter" w:cs="inter"/>
+                <w:sz w:val="17"/>
+              </w:rPr>
+              <w:t>Sticky note deformation</w:t>
+            </w:r>
+          </w:p>
+        </w:tc>
+      </w:tr>
+      <w:tr>
+        <w:trPr>
+          <w:cantSplit/>
+          <w:tblCellSpacing w:w="0" w:type="dxa"/>
+          <w:jc w:val="center"/>
+        </w:trPr>
+        <w:tc>
+          <w:tcPr>
+            <w:tcW w:w="0" w:type="auto"/>
+            <w:tcBorders>
+              <w:top w:val="single" w:sz="1" w:space="0" w:color="000000"/>
+              <w:bottom w:val="single" w:sz="1" w:space="0" w:color="000000"/>
+              <w:right w:val="single" w:sz="1" w:space="0" w:color="000000"/>
+            </w:tcBorders>
+          </w:tcPr>
+          <w:p>
+            <w:pPr>
+              <w:spacing w:line="360" w:lineRule="auto"/>
+            </w:pPr>
+            <w:r>
+              <w:rPr>
+                <w:rFonts w:ascii="inter" w:eastAsia="inter" w:hAnsi="inter" w:cs="inter"/>
+                <w:sz w:val="17"/>
+              </w:rPr>
+              <w:t>Real Capture</w:t>
+            </w:r>
+          </w:p>
+        </w:tc>
+        <w:tc>
+          <w:tcPr>
+            <w:tcW w:w="0" w:type="auto"/>
+            <w:tcBorders>
+              <w:top w:val="single" w:sz="1" w:space="0" w:color="000000"/>
+              <w:bottom w:val="single" w:sz="1" w:space="0" w:color="000000"/>
+              <w:right w:val="single" w:sz="1" w:space="0" w:color="000000"/>
+            </w:tcBorders>
+          </w:tcPr>
+          <w:p>
+            <w:pPr>
+              <w:spacing w:line="360" w:lineRule="auto"/>
+            </w:pPr>
+            <w:r>
+              <w:rPr>
+                <w:rFonts w:ascii="inter" w:eastAsia="inter" w:hAnsi="inter" w:cs="inter"/>
+                <w:sz w:val="17"/>
+              </w:rPr>
+              <w:t>7,000</w:t>
+            </w:r>
+          </w:p>
+        </w:tc>
+        <w:tc>
+          <w:tcPr>
+            <w:tcW w:w="0" w:type="auto"/>
+            <w:tcBorders>
+              <w:top w:val="single" w:sz="1" w:space="0" w:color="000000"/>
+              <w:bottom w:val="single" w:sz="1" w:space="0" w:color="000000"/>
+            </w:tcBorders>
+          </w:tcPr>
+          <w:p>
+            <w:pPr>
+              <w:spacing w:line="360" w:lineRule="auto"/>
+            </w:pPr>
+            <w:r>
+              <w:rPr>
+                <w:rFonts w:ascii="inter" w:eastAsia="inter" w:hAnsi="inter" w:cs="inter"/>
+                <w:sz w:val="17"/>
+              </w:rPr>
+              <w:t>Ground truth validation</w:t>
+            </w:r>
+          </w:p>
+        </w:tc>
+      </w:tr>
+    </w:tbl>
+    <w:p/>
+    <w:p>
+      <w:pPr>
+        <w:spacing w:after="210" w:line="360" w:lineRule="auto"/>
+      </w:pPr>
+      <w:r>
+        <w:rPr>
+          <w:rFonts w:ascii="inter" w:eastAsia="inter" w:hAnsi="inter" w:cs="inter"/>
+          <w:b/>
+        </w:rPr>
+        <w:t>Augmentation Pipeline</w:t>
+      </w:r>
+      <w:r>
+        <w:rPr>
+          <w:rFonts w:ascii="inter" w:eastAsia="inter" w:hAnsi="inter" w:cs="inter"/>
+        </w:rPr>
+        <w:t>:</w:t>
+      </w:r>
+    </w:p>
+    <w:p>
+      <w:pPr>
+        <w:shd w:val="clear" w:color="auto" w:fill="F8F8FA"/>
+        <w:spacing w:line="336" w:lineRule="auto"/>
+      </w:pPr>
+      <w:proofErr w:type="spellStart"/>
+      <w:r>
+        <w:rPr>
+          <w:rStyle w:val="VerbatimChar"/>
+          <w:rFonts w:ascii="IBM Plex Mono" w:eastAsia="IBM Plex Mono" w:hAnsi="IBM Plex Mono" w:cs="IBM Plex Mono"/>
+          <w:sz w:val="18"/>
+        </w:rPr>
+        <w:t>datagen</w:t>
+      </w:r>
+      <w:proofErr w:type="spellEnd"/>
+      <w:r>
+        <w:rPr>
+          <w:rStyle w:val="VerbatimChar"/>
+          <w:rFonts w:ascii="IBM Plex Mono" w:eastAsia="IBM Plex Mono" w:hAnsi="IBM Plex Mono" w:cs="IBM Plex Mono"/>
+          <w:sz w:val="18"/>
+        </w:rPr>
+        <w:t xml:space="preserve"> = </w:t>
+      </w:r>
+      <w:proofErr w:type="spellStart"/>
+      <w:proofErr w:type="gramStart"/>
+      <w:r>
+        <w:rPr>
+          <w:rStyle w:val="VerbatimChar"/>
+          <w:rFonts w:ascii="IBM Plex Mono" w:eastAsia="IBM Plex Mono" w:hAnsi="IBM Plex Mono" w:cs="IBM Plex Mono"/>
+          <w:sz w:val="18"/>
+        </w:rPr>
+        <w:t>ImageDataGenerator</w:t>
+      </w:r>
+      <w:proofErr w:type="spellEnd"/>
+      <w:r>
+        <w:rPr>
+          <w:rStyle w:val="VerbatimChar"/>
+          <w:rFonts w:ascii="IBM Plex Mono" w:eastAsia="IBM Plex Mono" w:hAnsi="IBM Plex Mono" w:cs="IBM Plex Mono"/>
+          <w:sz w:val="18"/>
+        </w:rPr>
+        <w:t xml:space="preserve">(  </w:t>
+      </w:r>
+      <w:proofErr w:type="gramEnd"/>
+      <w:r>
+        <w:rPr>
+          <w:rStyle w:val="VerbatimChar"/>
+          <w:rFonts w:ascii="IBM Plex Mono" w:eastAsia="IBM Plex Mono" w:hAnsi="IBM Plex Mono" w:cs="IBM Plex Mono"/>
+          <w:sz w:val="18"/>
+        </w:rPr>
+        <w:br/>
+        <w:t xml:space="preserve">    </w:t>
+      </w:r>
+      <w:proofErr w:type="spellStart"/>
+      <w:r>
+        <w:rPr>
+          <w:rStyle w:val="VerbatimChar"/>
+          <w:rFonts w:ascii="IBM Plex Mono" w:eastAsia="IBM Plex Mono" w:hAnsi="IBM Plex Mono" w:cs="IBM Plex Mono"/>
+          <w:sz w:val="18"/>
+        </w:rPr>
+        <w:t>rotation_range</w:t>
+      </w:r>
+      <w:proofErr w:type="spellEnd"/>
+      <w:r>
+        <w:rPr>
+          <w:rStyle w:val="VerbatimChar"/>
+          <w:rFonts w:ascii="IBM Plex Mono" w:eastAsia="IBM Plex Mono" w:hAnsi="IBM Plex Mono" w:cs="IBM Plex Mono"/>
+          <w:sz w:val="18"/>
+        </w:rPr>
+        <w:t xml:space="preserve">=40,  </w:t>
+      </w:r>
+      <w:r>
+        <w:rPr>
+          <w:rStyle w:val="VerbatimChar"/>
+          <w:rFonts w:ascii="IBM Plex Mono" w:eastAsia="IBM Plex Mono" w:hAnsi="IBM Plex Mono" w:cs="IBM Plex Mono"/>
+          <w:sz w:val="18"/>
+        </w:rPr>
+        <w:br/>
+        <w:t xml:space="preserve">    </w:t>
+      </w:r>
+      <w:proofErr w:type="spellStart"/>
+      <w:r>
+        <w:rPr>
+          <w:rStyle w:val="VerbatimChar"/>
+          <w:rFonts w:ascii="IBM Plex Mono" w:eastAsia="IBM Plex Mono" w:hAnsi="IBM Plex Mono" w:cs="IBM Plex Mono"/>
+          <w:sz w:val="18"/>
+        </w:rPr>
+        <w:t>zoom_range</w:t>
+      </w:r>
+      <w:proofErr w:type="spellEnd"/>
+      <w:r>
+        <w:rPr>
+          <w:rStyle w:val="VerbatimChar"/>
+          <w:rFonts w:ascii="IBM Plex Mono" w:eastAsia="IBM Plex Mono" w:hAnsi="IBM Plex Mono" w:cs="IBM Plex Mono"/>
+          <w:sz w:val="18"/>
+        </w:rPr>
+        <w:t xml:space="preserve">=0.2,  </w:t>
+      </w:r>
+      <w:r>
+        <w:rPr>
+          <w:rStyle w:val="VerbatimChar"/>
+          <w:rFonts w:ascii="IBM Plex Mono" w:eastAsia="IBM Plex Mono" w:hAnsi="IBM Plex Mono" w:cs="IBM Plex Mono"/>
+          <w:sz w:val="18"/>
+        </w:rPr>
+        <w:br/>
+        <w:t xml:space="preserve">    </w:t>
+      </w:r>
+      <w:proofErr w:type="spellStart"/>
+      <w:r>
+        <w:rPr>
+          <w:rStyle w:val="VerbatimChar"/>
+          <w:rFonts w:ascii="IBM Plex Mono" w:eastAsia="IBM Plex Mono" w:hAnsi="IBM Plex Mono" w:cs="IBM Plex Mono"/>
+          <w:sz w:val="18"/>
+        </w:rPr>
+        <w:t>channel_shift_range</w:t>
+      </w:r>
+      <w:proofErr w:type="spellEnd"/>
+      <w:r>
+        <w:rPr>
+          <w:rStyle w:val="VerbatimChar"/>
+          <w:rFonts w:ascii="IBM Plex Mono" w:eastAsia="IBM Plex Mono" w:hAnsi="IBM Plex Mono" w:cs="IBM Plex Mono"/>
+          <w:sz w:val="18"/>
+        </w:rPr>
+        <w:t xml:space="preserve">=50  </w:t>
+      </w:r>
+      <w:r>
+        <w:rPr>
+          <w:rStyle w:val="VerbatimChar"/>
+          <w:rFonts w:ascii="IBM Plex Mono" w:eastAsia="IBM Plex Mono" w:hAnsi="IBM Plex Mono" w:cs="IBM Plex Mono"/>
+          <w:sz w:val="18"/>
+        </w:rPr>
+        <w:br/>
+        <w:t xml:space="preserve">)  </w:t>
+      </w:r>
+      <w:r>
+        <w:rPr>
+          <w:rStyle w:val="VerbatimChar"/>
+          <w:rFonts w:ascii="IBM Plex Mono" w:eastAsia="IBM Plex Mono" w:hAnsi="IBM Plex Mono" w:cs="IBM Plex Mono"/>
+          <w:sz w:val="18"/>
+        </w:rPr>
+        <w:br/>
+      </w:r>
+    </w:p>
+    <w:p>
+      <w:pPr>
+        <w:spacing w:before="210" w:after="0" w:line="360" w:lineRule="auto"/>
+      </w:pPr>
+      <w:r>
+        <w:rPr>
+          <w:noProof/>
+        </w:rPr>
+        <mc:AlternateContent>
+          <mc:Choice Requires="wps">
+            <w:drawing>
+              <wp:inline distT="0" distB="0" distL="0" distR="0" wp14:anchorId="1325E6AB" wp14:editId="300EDD7A">
+                <wp:extent cx="6038850" cy="635"/>
+                <wp:effectExtent l="0" t="0" r="19050" b="24765"/>
+                <wp:docPr id="711916435" name="Rectangle 5"/>
+                <wp:cNvGraphicFramePr>
+                  <a:graphicFrameLocks xmlns:a="http://schemas.openxmlformats.org/drawingml/2006/main"/>
+                </wp:cNvGraphicFramePr>
+                <a:graphic xmlns:a="http://schemas.openxmlformats.org/drawingml/2006/main">
+                  <a:graphicData uri="http://schemas.microsoft.com/office/word/2010/wordprocessingShape">
+                    <wps:wsp>
+                      <wps:cNvSpPr>
+                        <a:spLocks/>
+                      </wps:cNvSpPr>
+                      <wps:spPr bwMode="auto">
+                        <a:xfrm>
+                          <a:off x="0" y="0"/>
+                          <a:ext cx="6038850" cy="635"/>
+                        </a:xfrm>
+                        <a:prstGeom prst="rect">
+                          <a:avLst/>
+                        </a:prstGeom>
+                        <a:solidFill>
+                          <a:srgbClr val="FFFFFF"/>
+                        </a:solidFill>
+                        <a:ln w="12700">
+                          <a:solidFill>
+                            <a:srgbClr val="000000">
+                              <a:alpha val="0"/>
+                            </a:srgbClr>
+                          </a:solidFill>
+                          <a:miter lim="800000"/>
+                          <a:headEnd/>
+                          <a:tailEnd/>
+                        </a:ln>
+                      </wps:spPr>
+                      <wps:bodyPr rot="0" vert="horz" wrap="square" lIns="91440" tIns="45720" rIns="91440" bIns="45720" anchor="t" anchorCtr="0" upright="1">
+                        <a:noAutofit/>
+                      </wps:bodyPr>
+                    </wps:wsp>
+                  </a:graphicData>
+                </a:graphic>
+              </wp:inline>
+            </w:drawing>
+          </mc:Choice>
+          <mc:Fallback>
+            <w:pict>
+              <v:rect w14:anchorId="395A83F6" id="Rectangle 5" o:spid="_x0000_s1026" style="width:475.5pt;height:.05pt;visibility:visible;mso-wrap-style:square;mso-left-percent:-10001;mso-top-percent:-10001;mso-position-horizontal:absolute;mso-position-horizontal-relative:char;mso-position-vertical:absolute;mso-position-vertical-relative:line;mso-left-percent:-10001;mso-top-percent:-10001;v-text-anchor:top" o:gfxdata="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" strokeweight="1pt">
+                <v:stroke opacity="0"/>
+                <v:path arrowok="t"/>
+                <w10:anchorlock/>
+              </v:rect>
+            </w:pict>
+          </mc:Fallback>
+        </mc:AlternateContent>
+      </w:r>
+    </w:p>
+    <w:p>
+      <w:pPr>
+        <w:spacing w:before="315" w:after="105" w:line="360" w:lineRule="auto"/>
+        <w:ind w:left="-30"/>
+      </w:pPr>
+      <w:r>
+        <w:rPr>
+          <w:rFonts w:ascii="inter" w:eastAsia="inter" w:hAnsi="inter" w:cs="inter"/>
+          <w:b/>
+          <w:sz w:val="24"/>
+        </w:rPr>
+        <w:t>Performance Optimization</w:t>
+      </w:r>
+    </w:p>
+    <w:p>
+      <w:pPr>
+        <w:spacing w:before="315" w:after="105" w:line="360" w:lineRule="auto"/>
+        <w:ind w:left="-30"/>
+      </w:pPr>
+      <w:r>
+        <w:rPr>
+          <w:rFonts w:ascii="inter" w:eastAsia="inter" w:hAnsi="inter" w:cs="inter"/>
+          <w:b/>
+          <w:sz w:val="24"/>
+        </w:rPr>
+        <w:t>Latency Reduction Techniques</w:t>
+      </w:r>
+    </w:p>
+    <w:tbl>
+      <w:tblPr>
+        <w:tblStyle w:val="NormalGrid"/>
+        <w:tblW w:w="0" w:type="auto"/>
+        <w:jc w:val="center"/>
+        <w:tblCellSpacing w:w="0" w:type="dxa"/>
+        <w:tblBorders>
+          <w:top w:val="single" w:sz="2" w:space="0" w:color="000000"/>
+          <w:left w:val="single" w:sz="2" w:space="0" w:color="000000"/>
+          <w:bottom w:val="single" w:sz="2" w:space="0" w:color="000000"/>
+          <w:right w:val="single" w:sz="2" w:space="0" w:color="000000"/>
+        </w:tblBorders>
+        <w:tblLook w:val="04A0" w:firstRow="1" w:lastRow="0" w:firstColumn="1" w:lastColumn="0" w:noHBand="0" w:noVBand="1"/>
+      </w:tblPr>
+      <w:tblGrid>
+        <w:gridCol w:w="1757"/>
+        <w:gridCol w:w="1783"/>
+        <w:gridCol w:w="824"/>
+      </w:tblGrid>
+      <w:tr>
+        <w:trPr>
+          <w:cantSplit/>
+          <w:tblCellSpacing w:w="0" w:type="dxa"/>
+          <w:jc w:val="center"/>
+        </w:trPr>
+        <w:tc>
+          <w:tcPr>
+            <w:tcW w:w="0" w:type="auto"/>
+            <w:tcBorders>
+              <w:top w:val="single" w:sz="1" w:space="0" w:color="000000"/>
+              <w:bottom w:val="single" w:sz="1" w:space="0" w:color="000000"/>
+              <w:right w:val="single" w:sz="1" w:space="0" w:color="000000"/>
+            </w:tcBorders>
+          </w:tcPr>
+          <w:p>
+            <w:pPr>
+              <w:spacing w:line="360" w:lineRule="auto"/>
+            </w:pPr>
+            <w:r>
+              <w:rPr>
+                <w:rFonts w:ascii="inter" w:eastAsia="inter" w:hAnsi="inter" w:cs="inter"/>
+                <w:sz w:val="17"/>
+              </w:rPr>
+              <w:t>Method</w:t>
+            </w:r>
+          </w:p>
+        </w:tc>
+        <w:tc>
+          <w:tcPr>
+            <w:tcW w:w="0" w:type="auto"/>
+            <w:tcBorders>
+              <w:top w:val="single" w:sz="1" w:space="0" w:color="000000"/>
+              <w:bottom w:val="single" w:sz="1" w:space="0" w:color="000000"/>
+              <w:right w:val="single" w:sz="1" w:space="0" w:color="000000"/>
+            </w:tcBorders>
+          </w:tcPr>
+          <w:p>
+            <w:pPr>
+              <w:spacing w:line="360" w:lineRule="auto"/>
+            </w:pPr>
+            <w:r>
+              <w:rPr>
+                <w:rFonts w:ascii="inter" w:eastAsia="inter" w:hAnsi="inter" w:cs="inter"/>
+                <w:sz w:val="17"/>
+              </w:rPr>
+              <w:t>Improvement</w:t>
+            </w:r>
+          </w:p>
+        </w:tc>
+        <w:tc>
+          <w:tcPr>
+            <w:tcW w:w="0" w:type="auto"/>
+            <w:tcBorders>
+              <w:top w:val="single" w:sz="1" w:space="0" w:color="000000"/>
+              <w:bottom w:val="single" w:sz="1" w:space="0" w:color="000000"/>
+            </w:tcBorders>
+          </w:tcPr>
+          <w:p>
+            <w:pPr>
+              <w:spacing w:line="360" w:lineRule="auto"/>
+            </w:pPr>
+            <w:r>
+              <w:rPr>
+                <w:rFonts w:ascii="inter" w:eastAsia="inter" w:hAnsi="inter" w:cs="inter"/>
+                <w:sz w:val="17"/>
+              </w:rPr>
+              <w:t>Source</w:t>
+            </w:r>
+          </w:p>
+        </w:tc>
+      </w:tr>
+      <w:tr>
+        <w:trPr>
+          <w:cantSplit/>
+          <w:tblCellSpacing w:w="0" w:type="dxa"/>
+          <w:jc w:val="center"/>
+        </w:trPr>
+        <w:tc>
+          <w:tcPr>
+            <w:tcW w:w="0" w:type="auto"/>
+            <w:tcBorders>
+              <w:top w:val="single" w:sz="1" w:space="0" w:color="000000"/>
+              <w:bottom w:val="single" w:sz="1" w:space="0" w:color="000000"/>
+              <w:right w:val="single" w:sz="1" w:space="0" w:color="000000"/>
+            </w:tcBorders>
+          </w:tcPr>
+          <w:p>
+            <w:pPr>
+              <w:spacing w:line="360" w:lineRule="auto"/>
+            </w:pPr>
+            <w:r>
+              <w:rPr>
+                <w:rFonts w:ascii="inter" w:eastAsia="inter" w:hAnsi="inter" w:cs="inter"/>
+                <w:sz w:val="17"/>
+              </w:rPr>
+              <w:lastRenderedPageBreak/>
+              <w:t>SIMD NEON</w:t>
+            </w:r>
+          </w:p>
+        </w:tc>
+        <w:tc>
+          <w:tcPr>
+            <w:tcW w:w="0" w:type="auto"/>
+            <w:tcBorders>
+              <w:top w:val="single" w:sz="1" w:space="0" w:color="000000"/>
+              <w:bottom w:val="single" w:sz="1" w:space="0" w:color="000000"/>
+              <w:right w:val="single" w:sz="1" w:space="0" w:color="000000"/>
+            </w:tcBorders>
+          </w:tcPr>
+          <w:p>
+            <w:pPr>
+              <w:spacing w:line="360" w:lineRule="auto"/>
+            </w:pPr>
+            <w:r>
+              <w:rPr>
+                <w:rFonts w:ascii="inter" w:eastAsia="inter" w:hAnsi="inter" w:cs="inter"/>
+                <w:sz w:val="17"/>
+              </w:rPr>
+              <w:t>1.7× speedup</w:t>
+            </w:r>
+          </w:p>
+        </w:tc>
+        <w:tc>
+          <w:tcPr>
+            <w:tcW w:w="0" w:type="auto"/>
+            <w:tcBorders>
+              <w:top w:val="single" w:sz="1" w:space="0" w:color="000000"/>
+              <w:bottom w:val="single" w:sz="1" w:space="0" w:color="000000"/>
+            </w:tcBorders>
+          </w:tcPr>
+          <w:p>
+            <w:pPr>
+              <w:spacing w:line="360" w:lineRule="auto"/>
+            </w:pPr>
+            <w:r>
+              <w:rPr>
+                <w:rFonts w:ascii="inter" w:eastAsia="inter" w:hAnsi="inter" w:cs="inter"/>
+                <w:sz w:val="17"/>
+              </w:rPr>
+              <w:t>SR22</w:t>
+            </w:r>
+          </w:p>
+        </w:tc>
+      </w:tr>
+      <w:tr>
+        <w:trPr>
+          <w:cantSplit/>
+          <w:tblCellSpacing w:w="0" w:type="dxa"/>
+          <w:jc w:val="center"/>
+        </w:trPr>
+        <w:tc>
+          <w:tcPr>
+            <w:tcW w:w="0" w:type="auto"/>
+            <w:tcBorders>
+              <w:top w:val="single" w:sz="1" w:space="0" w:color="000000"/>
+              <w:bottom w:val="single" w:sz="1" w:space="0" w:color="000000"/>
+              <w:right w:val="single" w:sz="1" w:space="0" w:color="000000"/>
+            </w:tcBorders>
+          </w:tcPr>
+          <w:p>
+            <w:pPr>
+              <w:spacing w:line="360" w:lineRule="auto"/>
+            </w:pPr>
+            <w:r>
+              <w:rPr>
+                <w:rFonts w:ascii="inter" w:eastAsia="inter" w:hAnsi="inter" w:cs="inter"/>
+                <w:sz w:val="17"/>
+              </w:rPr>
+              <w:t>Model Quantization</w:t>
+            </w:r>
+          </w:p>
+        </w:tc>
+        <w:tc>
+          <w:tcPr>
+            <w:tcW w:w="0" w:type="auto"/>
+            <w:tcBorders>
+              <w:top w:val="single" w:sz="1" w:space="0" w:color="000000"/>
+              <w:bottom w:val="single" w:sz="1" w:space="0" w:color="000000"/>
+              <w:right w:val="single" w:sz="1" w:space="0" w:color="000000"/>
+            </w:tcBorders>
+          </w:tcPr>
+          <w:p>
+            <w:pPr>
+              <w:spacing w:line="360" w:lineRule="auto"/>
+            </w:pPr>
+            <w:r>
+              <w:rPr>
+                <w:rFonts w:ascii="inter" w:eastAsia="inter" w:hAnsi="inter" w:cs="inter"/>
+                <w:sz w:val="17"/>
+              </w:rPr>
+              <w:t>3.2× faster</w:t>
+            </w:r>
+          </w:p>
+        </w:tc>
+        <w:tc>
+          <w:tcPr>
+            <w:tcW w:w="0" w:type="auto"/>
+            <w:tcBorders>
+              <w:top w:val="single" w:sz="1" w:space="0" w:color="000000"/>
+              <w:bottom w:val="single" w:sz="1" w:space="0" w:color="000000"/>
+            </w:tcBorders>
+          </w:tcPr>
+          <w:p>
+            <w:pPr>
+              <w:spacing w:line="360" w:lineRule="auto"/>
+            </w:pPr>
+            <w:r>
+              <w:rPr>
+                <w:rFonts w:ascii="inter" w:eastAsia="inter" w:hAnsi="inter" w:cs="inter"/>
+                <w:sz w:val="17"/>
+              </w:rPr>
+              <w:t>SR24</w:t>
+            </w:r>
+          </w:p>
+        </w:tc>
+      </w:tr>
+      <w:tr>
+        <w:trPr>
+          <w:cantSplit/>
+          <w:tblCellSpacing w:w="0" w:type="dxa"/>
+          <w:jc w:val="center"/>
+        </w:trPr>
+        <w:tc>
+          <w:tcPr>
+            <w:tcW w:w="0" w:type="auto"/>
+            <w:tcBorders>
+              <w:top w:val="single" w:sz="1" w:space="0" w:color="000000"/>
+              <w:bottom w:val="single" w:sz="1" w:space="0" w:color="000000"/>
+              <w:right w:val="single" w:sz="1" w:space="0" w:color="000000"/>
+            </w:tcBorders>
+          </w:tcPr>
+          <w:p>
+            <w:pPr>
+              <w:spacing w:line="360" w:lineRule="auto"/>
+            </w:pPr>
+            <w:r>
+              <w:rPr>
+                <w:rFonts w:ascii="inter" w:eastAsia="inter" w:hAnsi="inter" w:cs="inter"/>
+                <w:sz w:val="17"/>
+              </w:rPr>
+              <w:t>Thread Pooling</w:t>
+            </w:r>
+          </w:p>
+        </w:tc>
+        <w:tc>
+          <w:tcPr>
+            <w:tcW w:w="0" w:type="auto"/>
+            <w:tcBorders>
+              <w:top w:val="single" w:sz="1" w:space="0" w:color="000000"/>
+              <w:bottom w:val="single" w:sz="1" w:space="0" w:color="000000"/>
+              <w:right w:val="single" w:sz="1" w:space="0" w:color="000000"/>
+            </w:tcBorders>
+          </w:tcPr>
+          <w:p>
+            <w:pPr>
+              <w:spacing w:line="360" w:lineRule="auto"/>
+            </w:pPr>
+            <w:r>
+              <w:rPr>
+                <w:rFonts w:ascii="inter" w:eastAsia="inter" w:hAnsi="inter" w:cs="inter"/>
+                <w:sz w:val="17"/>
+              </w:rPr>
+              <w:t>40% CPU utilization</w:t>
+            </w:r>
+          </w:p>
+        </w:tc>
+        <w:tc>
+          <w:tcPr>
+            <w:tcW w:w="0" w:type="auto"/>
+            <w:tcBorders>
+              <w:top w:val="single" w:sz="1" w:space="0" w:color="000000"/>
+              <w:bottom w:val="single" w:sz="1" w:space="0" w:color="000000"/>
+            </w:tcBorders>
+          </w:tcPr>
+          <w:p>
+            <w:pPr>
+              <w:spacing w:line="360" w:lineRule="auto"/>
+            </w:pPr>
+            <w:r>
+              <w:rPr>
+                <w:rFonts w:ascii="inter" w:eastAsia="inter" w:hAnsi="inter" w:cs="inter"/>
+                <w:sz w:val="17"/>
+              </w:rPr>
+              <w:t>SR16</w:t>
+            </w:r>
+          </w:p>
+        </w:tc>
+      </w:tr>
+    </w:tbl>
+    <w:p/>
+    <w:p>
+      <w:pPr>
+        <w:spacing w:after="210" w:line="360" w:lineRule="auto"/>
+      </w:pPr>
+      <w:r>
+        <w:rPr>
+          <w:rFonts w:ascii="inter" w:eastAsia="inter" w:hAnsi="inter" w:cs="inter"/>
+        </w:rPr>
+        <w:t>Achieved 8 FPS object detection on Pi 5 vs 1.5 FPS on Pi 4 (YouTube Benchmark SR26).</w:t>
+      </w:r>
+    </w:p>
+    <w:p>
+      <w:pPr>
+        <w:spacing w:before="210" w:after="0" w:line="360" w:lineRule="auto"/>
+      </w:pPr>
+      <w:r>
+        <w:rPr>
+          <w:noProof/>
+        </w:rPr>
+        <mc:AlternateContent>
+          <mc:Choice Requires="wps">
+            <w:drawing>
+              <wp:inline distT="0" distB="0" distL="0" distR="0" wp14:anchorId="4553635E" wp14:editId="2B17E305">
+                <wp:extent cx="6038850" cy="635"/>
+                <wp:effectExtent l="0" t="0" r="19050" b="24765"/>
+                <wp:docPr id="1771236990" name="Rectangle 4"/>
+                <wp:cNvGraphicFramePr>
+                  <a:graphicFrameLocks xmlns:a="http://schemas.openxmlformats.org/drawingml/2006/main"/>
+                </wp:cNvGraphicFramePr>
+                <a:graphic xmlns:a="http://schemas.openxmlformats.org/drawingml/2006/main">
+                  <a:graphicData uri="http://schemas.microsoft.com/office/word/2010/wordprocessingShape">
+                    <wps:wsp>
+                      <wps:cNvSpPr>
+                        <a:spLocks/>
+                      </wps:cNvSpPr>
+                      <wps:spPr bwMode="auto">
+                        <a:xfrm>
+                          <a:off x="0" y="0"/>
+                          <a:ext cx="6038850" cy="635"/>
+                        </a:xfrm>
+                        <a:prstGeom prst="rect">
+                          <a:avLst/>
+                        </a:prstGeom>
+                        <a:solidFill>
+                          <a:srgbClr val="FFFFFF"/>
+                        </a:solidFill>
+                        <a:ln w="12700">
+                          <a:solidFill>
+                            <a:srgbClr val="000000">
+                              <a:alpha val="0"/>
+                            </a:srgbClr>
+                          </a:solidFill>
+                          <a:miter lim="800000"/>
+                          <a:headEnd/>
+                          <a:tailEnd/>
+                        </a:ln>
+                      </wps:spPr>
+                      <wps:bodyPr rot="0" vert="horz" wrap="square" lIns="91440" tIns="45720" rIns="91440" bIns="45720" anchor="t" anchorCtr="0" upright="1">
+                        <a:noAutofit/>
+                      </wps:bodyPr>
+                    </wps:wsp>
+                  </a:graphicData>
+                </a:graphic>
+              </wp:inline>
+            </w:drawing>
+          </mc:Choice>
+          <mc:Fallback>
+            <w:pict>
+              <v:rect w14:anchorId="02D249B8" id="Rectangle 4" o:spid="_x0000_s1026" style="width:475.5pt;height:.05pt;visibility:visible;mso-wrap-style:square;mso-left-percent:-10001;mso-top-percent:-10001;mso-position-horizontal:absolute;mso-position-horizontal-relative:char;mso-position-vertical:absolute;mso-position-vertical-relative:line;mso-left-percent:-10001;mso-top-percent:-10001;v-text-anchor:top" o:gfxdata="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" strokeweight="1pt">
+                <v:stroke opacity="0"/>
+                <v:path arrowok="t"/>
+                <w10:anchorlock/>
+              </v:rect>
+            </w:pict>
+          </mc:Fallback>
+        </mc:AlternateContent>
+      </w:r>
+    </w:p>
+    <w:p>
+      <w:pPr>
+        <w:spacing w:before="315" w:after="105" w:line="360" w:lineRule="auto"/>
+        <w:ind w:left="-30"/>
+      </w:pPr>
+      <w:r>
+        <w:rPr>
+          <w:rFonts w:ascii="inter" w:eastAsia="inter" w:hAnsi="inter" w:cs="inter"/>
+          <w:b/>
+          <w:sz w:val="24"/>
+        </w:rPr>
+        <w:t>Future Development Roadmap</w:t>
+      </w:r>
+    </w:p>
+    <w:p>
+      <w:pPr>
+        <w:spacing w:before="315" w:after="105" w:line="360" w:lineRule="auto"/>
+        <w:ind w:left="-30"/>
+      </w:pPr>
+      <w:r>
+        <w:rPr>
+          <w:rFonts w:ascii="inter" w:eastAsia="inter" w:hAnsi="inter" w:cs="inter"/>
+          <w:b/>
+          <w:sz w:val="24"/>
+        </w:rPr>
+        <w:t>Hardware Upgrades</w:t>
+      </w:r>
+    </w:p>
+    <w:p>
+      <w:pPr>
+        <w:numPr>
+          <w:ilvl w:val="0"/>
+          <w:numId w:val="16"/>
+        </w:numPr>
+        <w:spacing w:before="105" w:after="105" w:line="360" w:lineRule="auto"/>
+      </w:pPr>
+      <w:r>
+        <w:rPr>
+          <w:rFonts w:ascii="inter" w:eastAsia="inter" w:hAnsi="inter" w:cs="inter"/>
+          <w:b/>
+        </w:rPr>
+        <w:t>Google Coral USB</w:t>
+      </w:r>
+      <w:r>
+        <w:rPr>
+          <w:rFonts w:ascii="inter" w:eastAsia="inter" w:hAnsi="inter" w:cs="inter"/>
+        </w:rPr>
+        <w:t>: 15 TOPS Edge TPU ($60)</w:t>
+      </w:r>
+    </w:p>
+    <w:p>
+      <w:pPr>
+        <w:numPr>
+          <w:ilvl w:val="0"/>
+          <w:numId w:val="16"/>
+        </w:numPr>
+        <w:spacing w:before="105" w:after="105" w:line="360" w:lineRule="auto"/>
+      </w:pPr>
+      <w:proofErr w:type="spellStart"/>
+      <w:r>
+        <w:rPr>
+          <w:rFonts w:ascii="inter" w:eastAsia="inter" w:hAnsi="inter" w:cs="inter"/>
+          <w:b/>
+        </w:rPr>
+        <w:t>Luxonis</w:t>
+      </w:r>
+      <w:proofErr w:type="spellEnd"/>
+      <w:r>
+        <w:rPr>
+          <w:rFonts w:ascii="inter" w:eastAsia="inter" w:hAnsi="inter" w:cs="inter"/>
+          <w:b/>
+        </w:rPr>
+        <w:t xml:space="preserve"> OAK-D</w:t>
+      </w:r>
+      <w:r>
+        <w:rPr>
+          <w:rFonts w:ascii="inter" w:eastAsia="inter" w:hAnsi="inter" w:cs="inter"/>
+        </w:rPr>
+        <w:t>: 4K/60 Spatial AI ($149)</w:t>
+      </w:r>
+    </w:p>
+    <w:p>
+      <w:pPr>
+        <w:spacing w:before="315" w:after="105" w:line="360" w:lineRule="auto"/>
+        <w:ind w:left="-30"/>
+      </w:pPr>
+      <w:r>
+        <w:rPr>
+          <w:rFonts w:ascii="inter" w:eastAsia="inter" w:hAnsi="inter" w:cs="inter"/>
+          <w:b/>
+          <w:sz w:val="24"/>
+        </w:rPr>
+        <w:t>Software Enhancements</w:t>
+      </w:r>
+    </w:p>
+    <w:p>
+      <w:pPr>
+        <w:numPr>
+          <w:ilvl w:val="0"/>
+          <w:numId w:val="17"/>
+        </w:numPr>
+        <w:spacing w:before="105" w:after="105" w:line="360" w:lineRule="auto"/>
+      </w:pPr>
+      <w:r>
+        <w:rPr>
+          <w:rFonts w:ascii="inter" w:eastAsia="inter" w:hAnsi="inter" w:cs="inter"/>
+        </w:rPr>
+        <w:t>Federated learning for personalized note recognition</w:t>
+      </w:r>
+    </w:p>
+    <w:p>
+      <w:pPr>
+        <w:numPr>
+          <w:ilvl w:val="0"/>
+          <w:numId w:val="17"/>
+        </w:numPr>
+        <w:spacing w:before="105" w:after="105" w:line="360" w:lineRule="auto"/>
+      </w:pPr>
+      <w:r>
+        <w:rPr>
+          <w:rFonts w:ascii="inter" w:eastAsia="inter" w:hAnsi="inter" w:cs="inter"/>
+        </w:rPr>
+        <w:t>RTSP streaming integration with Home Assistant</w:t>
+      </w:r>
+    </w:p>
+    <w:p>
+      <w:pPr>
+        <w:spacing w:before="315" w:after="105" w:line="360" w:lineRule="auto"/>
+        <w:ind w:left="-30"/>
+      </w:pPr>
+      <w:r>
+        <w:rPr>
+          <w:rFonts w:ascii="inter" w:eastAsia="inter" w:hAnsi="inter" w:cs="inter"/>
+          <w:b/>
+          <w:sz w:val="24"/>
+        </w:rPr>
+        <w:t>Market Expansion</w:t>
+      </w:r>
+    </w:p>
+    <w:tbl>
+      <w:tblPr>
+        <w:tblStyle w:val="NormalGrid"/>
+        <w:tblW w:w="0" w:type="auto"/>
+        <w:jc w:val="center"/>
+        <w:tblCellSpacing w:w="0" w:type="dxa"/>
+        <w:tblBorders>
+          <w:top w:val="single" w:sz="2" w:space="0" w:color="000000"/>
+          <w:left w:val="single" w:sz="2" w:space="0" w:color="000000"/>
+          <w:bottom w:val="single" w:sz="2" w:space="0" w:color="000000"/>
+          <w:right w:val="single" w:sz="2" w:space="0" w:color="000000"/>
+        </w:tblBorders>
+        <w:tblLook w:val="04A0" w:firstRow="1" w:lastRow="0" w:firstColumn="1" w:lastColumn="0" w:noHBand="0" w:noVBand="1"/>
+      </w:tblPr>
+      <w:tblGrid>
+        <w:gridCol w:w="1235"/>
+        <w:gridCol w:w="1647"/>
+        <w:gridCol w:w="971"/>
+      </w:tblGrid>
+      <w:tr>
+        <w:trPr>
+          <w:cantSplit/>
+          <w:tblCellSpacing w:w="0" w:type="dxa"/>
+          <w:jc w:val="center"/>
+        </w:trPr>
+        <w:tc>
+          <w:tcPr>
+            <w:tcW w:w="0" w:type="auto"/>
+            <w:tcBorders>
+              <w:top w:val="single" w:sz="1" w:space="0" w:color="000000"/>
+              <w:bottom w:val="single" w:sz="1" w:space="0" w:color="000000"/>
+              <w:right w:val="single" w:sz="1" w:space="0" w:color="000000"/>
+            </w:tcBorders>
+          </w:tcPr>
+          <w:p>
+            <w:pPr>
+              <w:spacing w:line="360" w:lineRule="auto"/>
+            </w:pPr>
+            <w:r>
+              <w:rPr>
+                <w:rFonts w:ascii="inter" w:eastAsia="inter" w:hAnsi="inter" w:cs="inter"/>
+                <w:sz w:val="17"/>
+              </w:rPr>
+              <w:t>Sector</w:t>
+            </w:r>
+          </w:p>
+        </w:tc>
+        <w:tc>
+          <w:tcPr>
+            <w:tcW w:w="0" w:type="auto"/>
+            <w:tcBorders>
+              <w:top w:val="single" w:sz="1" w:space="0" w:color="000000"/>
+              <w:bottom w:val="single" w:sz="1" w:space="0" w:color="000000"/>
+              <w:right w:val="single" w:sz="1" w:space="0" w:color="000000"/>
+            </w:tcBorders>
+          </w:tcPr>
+          <w:p>
+            <w:pPr>
+              <w:spacing w:line="360" w:lineRule="auto"/>
+            </w:pPr>
+            <w:r>
+              <w:rPr>
+                <w:rFonts w:ascii="inter" w:eastAsia="inter" w:hAnsi="inter" w:cs="inter"/>
+                <w:sz w:val="17"/>
+              </w:rPr>
+              <w:t>Potential Revenue</w:t>
+            </w:r>
+          </w:p>
+        </w:tc>
+        <w:tc>
+          <w:tcPr>
+            <w:tcW w:w="0" w:type="auto"/>
+            <w:tcBorders>
+              <w:top w:val="single" w:sz="1" w:space="0" w:color="000000"/>
+              <w:bottom w:val="single" w:sz="1" w:space="0" w:color="000000"/>
+            </w:tcBorders>
+          </w:tcPr>
+          <w:p>
+            <w:pPr>
+              <w:spacing w:line="360" w:lineRule="auto"/>
+            </w:pPr>
+            <w:r>
+              <w:rPr>
+                <w:rFonts w:ascii="inter" w:eastAsia="inter" w:hAnsi="inter" w:cs="inter"/>
+                <w:sz w:val="17"/>
+              </w:rPr>
+              <w:t>Timeline</w:t>
+            </w:r>
+          </w:p>
+        </w:tc>
+      </w:tr>
+      <w:tr>
+        <w:trPr>
+          <w:cantSplit/>
+          <w:tblCellSpacing w:w="0" w:type="dxa"/>
+          <w:jc w:val="center"/>
+        </w:trPr>
+        <w:tc>
+          <w:tcPr>
+            <w:tcW w:w="0" w:type="auto"/>
+            <w:tcBorders>
+              <w:top w:val="single" w:sz="1" w:space="0" w:color="000000"/>
+              <w:bottom w:val="single" w:sz="1" w:space="0" w:color="000000"/>
+              <w:right w:val="single" w:sz="1" w:space="0" w:color="000000"/>
+            </w:tcBorders>
+          </w:tcPr>
+          <w:p>
+            <w:pPr>
+              <w:spacing w:line="360" w:lineRule="auto"/>
+            </w:pPr>
+            <w:r>
+              <w:rPr>
+                <w:rFonts w:ascii="inter" w:eastAsia="inter" w:hAnsi="inter" w:cs="inter"/>
+                <w:sz w:val="17"/>
+              </w:rPr>
+              <w:t>Pharma</w:t>
+            </w:r>
+          </w:p>
+        </w:tc>
+        <w:tc>
+          <w:tcPr>
+            <w:tcW w:w="0" w:type="auto"/>
+            <w:tcBorders>
+              <w:top w:val="single" w:sz="1" w:space="0" w:color="000000"/>
+              <w:bottom w:val="single" w:sz="1" w:space="0" w:color="000000"/>
+              <w:right w:val="single" w:sz="1" w:space="0" w:color="000000"/>
+            </w:tcBorders>
+          </w:tcPr>
+          <w:p>
+            <w:pPr>
+              <w:spacing w:line="360" w:lineRule="auto"/>
+            </w:pPr>
+            <w:r>
+              <w:rPr>
+                <w:rFonts w:ascii="inter" w:eastAsia="inter" w:hAnsi="inter" w:cs="inter"/>
+                <w:sz w:val="17"/>
+              </w:rPr>
+              <w:t>$4.2B pill sorting</w:t>
+            </w:r>
+          </w:p>
+        </w:tc>
+        <w:tc>
+          <w:tcPr>
+            <w:tcW w:w="0" w:type="auto"/>
+            <w:tcBorders>
+              <w:top w:val="single" w:sz="1" w:space="0" w:color="000000"/>
+              <w:bottom w:val="single" w:sz="1" w:space="0" w:color="000000"/>
+            </w:tcBorders>
+          </w:tcPr>
+          <w:p>
+            <w:pPr>
+              <w:spacing w:line="360" w:lineRule="auto"/>
+            </w:pPr>
+            <w:r>
+              <w:rPr>
+                <w:rFonts w:ascii="inter" w:eastAsia="inter" w:hAnsi="inter" w:cs="inter"/>
+                <w:sz w:val="17"/>
+              </w:rPr>
+              <w:t>2026</w:t>
+            </w:r>
+          </w:p>
+        </w:tc>
+      </w:tr>
+      <w:tr>
+        <w:trPr>
+          <w:cantSplit/>
+          <w:tblCellSpacing w:w="0" w:type="dxa"/>
+          <w:jc w:val="center"/>
+        </w:trPr>
+        <w:tc>
+          <w:tcPr>
+            <w:tcW w:w="0" w:type="auto"/>
+            <w:tcBorders>
+              <w:top w:val="single" w:sz="1" w:space="0" w:color="000000"/>
+              <w:bottom w:val="single" w:sz="1" w:space="0" w:color="000000"/>
+              <w:right w:val="single" w:sz="1" w:space="0" w:color="000000"/>
+            </w:tcBorders>
+          </w:tcPr>
+          <w:p>
+            <w:pPr>
+              <w:spacing w:line="360" w:lineRule="auto"/>
+            </w:pPr>
+            <w:r>
+              <w:rPr>
+                <w:rFonts w:ascii="inter" w:eastAsia="inter" w:hAnsi="inter" w:cs="inter"/>
+                <w:sz w:val="17"/>
+              </w:rPr>
+              <w:t>EdTech</w:t>
+            </w:r>
+          </w:p>
+        </w:tc>
+        <w:tc>
+          <w:tcPr>
+            <w:tcW w:w="0" w:type="auto"/>
+            <w:tcBorders>
+              <w:top w:val="single" w:sz="1" w:space="0" w:color="000000"/>
+              <w:bottom w:val="single" w:sz="1" w:space="0" w:color="000000"/>
+              <w:right w:val="single" w:sz="1" w:space="0" w:color="000000"/>
+            </w:tcBorders>
+          </w:tcPr>
+          <w:p>
+            <w:pPr>
+              <w:spacing w:line="360" w:lineRule="auto"/>
+            </w:pPr>
+            <w:r>
+              <w:rPr>
+                <w:rFonts w:ascii="inter" w:eastAsia="inter" w:hAnsi="inter" w:cs="inter"/>
+                <w:sz w:val="17"/>
+              </w:rPr>
+              <w:t>$32B note-taking</w:t>
+            </w:r>
+          </w:p>
+        </w:tc>
+        <w:tc>
+          <w:tcPr>
+            <w:tcW w:w="0" w:type="auto"/>
+            <w:tcBorders>
+              <w:top w:val="single" w:sz="1" w:space="0" w:color="000000"/>
+              <w:bottom w:val="single" w:sz="1" w:space="0" w:color="000000"/>
+            </w:tcBorders>
+          </w:tcPr>
+          <w:p>
+            <w:pPr>
+              <w:spacing w:line="360" w:lineRule="auto"/>
+            </w:pPr>
+            <w:r>
+              <w:rPr>
+                <w:rFonts w:ascii="inter" w:eastAsia="inter" w:hAnsi="inter" w:cs="inter"/>
+                <w:sz w:val="17"/>
+              </w:rPr>
+              <w:t>2025</w:t>
+            </w:r>
+          </w:p>
+        </w:tc>
+      </w:tr>
+      <w:tr>
+        <w:trPr>
+          <w:cantSplit/>
+          <w:tblCellSpacing w:w="0" w:type="dxa"/>
+          <w:jc w:val="center"/>
+        </w:trPr>
+        <w:tc>
+          <w:tcPr>
+            <w:tcW w:w="0" w:type="auto"/>
+            <w:tcBorders>
+              <w:top w:val="single" w:sz="1" w:space="0" w:color="000000"/>
+              <w:bottom w:val="single" w:sz="1" w:space="0" w:color="000000"/>
+              <w:right w:val="single" w:sz="1" w:space="0" w:color="000000"/>
+            </w:tcBorders>
+          </w:tcPr>
+          <w:p>
+            <w:pPr>
+              <w:spacing w:line="360" w:lineRule="auto"/>
+            </w:pPr>
+            <w:r>
+              <w:rPr>
+                <w:rFonts w:ascii="inter" w:eastAsia="inter" w:hAnsi="inter" w:cs="inter"/>
+                <w:sz w:val="17"/>
+              </w:rPr>
+              <w:t>Smart Home</w:t>
+            </w:r>
+          </w:p>
+        </w:tc>
+        <w:tc>
+          <w:tcPr>
+            <w:tcW w:w="0" w:type="auto"/>
+            <w:tcBorders>
+              <w:top w:val="single" w:sz="1" w:space="0" w:color="000000"/>
+              <w:bottom w:val="single" w:sz="1" w:space="0" w:color="000000"/>
+              <w:right w:val="single" w:sz="1" w:space="0" w:color="000000"/>
+            </w:tcBorders>
+          </w:tcPr>
+          <w:p>
+            <w:pPr>
+              <w:spacing w:line="360" w:lineRule="auto"/>
+            </w:pPr>
+            <w:r>
+              <w:rPr>
+                <w:rFonts w:ascii="inter" w:eastAsia="inter" w:hAnsi="inter" w:cs="inter"/>
+                <w:sz w:val="17"/>
+              </w:rPr>
+              <w:t>$15B org tools</w:t>
+            </w:r>
+          </w:p>
+        </w:tc>
+        <w:tc>
+          <w:tcPr>
+            <w:tcW w:w="0" w:type="auto"/>
+            <w:tcBorders>
+              <w:top w:val="single" w:sz="1" w:space="0" w:color="000000"/>
+              <w:bottom w:val="single" w:sz="1" w:space="0" w:color="000000"/>
+            </w:tcBorders>
+          </w:tcPr>
+          <w:p>
+            <w:pPr>
+              <w:spacing w:line="360" w:lineRule="auto"/>
+            </w:pPr>
+            <w:r>
+              <w:rPr>
+                <w:rFonts w:ascii="inter" w:eastAsia="inter" w:hAnsi="inter" w:cs="inter"/>
+                <w:sz w:val="17"/>
+              </w:rPr>
+              <w:t>2027</w:t>
+            </w:r>
+          </w:p>
+        </w:tc>
+      </w:tr>
+    </w:tbl>
+    <w:p/>
+    <w:p>
+      <w:pPr>
+        <w:spacing w:before="210" w:after="0" w:line="360" w:lineRule="auto"/>
+      </w:pPr>
+      <w:r>
+        <w:rPr>
+          <w:noProof/>
+        </w:rPr>
+        <mc:AlternateContent>
+          <mc:Choice Requires="wps">
+            <w:drawing>
+              <wp:inline distT="0" distB="0" distL="0" distR="0" wp14:anchorId="4E6CF070" wp14:editId="4450C650">
+                <wp:extent cx="6038850" cy="635"/>
+                <wp:effectExtent l="0" t="0" r="19050" b="24765"/>
+                <wp:docPr id="354047354" name="Rectangle 3"/>
+                <wp:cNvGraphicFramePr>
+                  <a:graphicFrameLocks xmlns:a="http://schemas.openxmlformats.org/drawingml/2006/main"/>
+                </wp:cNvGraphicFramePr>
+                <a:graphic xmlns:a="http://schemas.openxmlformats.org/drawingml/2006/main">
+                  <a:graphicData uri="http://schemas.microsoft.com/office/word/2010/wordprocessingShape">
+                    <wps:wsp>
+                      <wps:cNvSpPr>
+                        <a:spLocks/>
+                      </wps:cNvSpPr>
+                      <wps:spPr bwMode="auto">
+                        <a:xfrm>
+                          <a:off x="0" y="0"/>
+                          <a:ext cx="6038850" cy="635"/>
+                        </a:xfrm>
+                        <a:prstGeom prst="rect">
+                          <a:avLst/>
+                        </a:prstGeom>
+                        <a:solidFill>
+                          <a:srgbClr val="FFFFFF"/>
+                        </a:solidFill>
+                        <a:ln w="12700">
+                          <a:solidFill>
+                            <a:srgbClr val="000000">
+                              <a:alpha val="0"/>
+                            </a:srgbClr>
+                          </a:solidFill>
+                          <a:miter lim="800000"/>
+                          <a:headEnd/>
+                          <a:tailEnd/>
+                        </a:ln>
+                      </wps:spPr>
+                      <wps:bodyPr rot="0" vert="horz" wrap="square" lIns="91440" tIns="45720" rIns="91440" bIns="45720" anchor="t" anchorCtr="0" upright="1">
+                        <a:noAutofit/>
+                      </wps:bodyPr>
+                    </wps:wsp>
+                  </a:graphicData>
+                </a:graphic>
+              </wp:inline>
+            </w:drawing>
+          </mc:Choice>
+          <mc:Fallback>
+            <w:pict>
+              <v:rect w14:anchorId="5FFD7C0C" id="Rectangle 3" o:spid="_x0000_s1026" style="width:475.5pt;height:.05pt;visibility:visible;mso-wrap-style:square;mso-left-percent:-10001;mso-top-percent:-10001;mso-position-horizontal:absolute;mso-position-horizontal-relative:char;mso-position-vertical:absolute;mso-position-vertical-relative:line;mso-left-percent:-10001;mso-top-percent:-10001;v-text-anchor:top" o:gfxdata="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" strokeweight="1pt">
+                <v:stroke opacity="0"/>
+                <v:path arrowok="t"/>
+                <w10:anchorlock/>
+              </v:rect>
+            </w:pict>
+          </mc:Fallback>
+        </mc:AlternateContent>
+      </w:r>
+    </w:p>
+    <w:p>
+      <w:pPr>
+        <w:spacing w:before="315" w:after="105" w:line="360" w:lineRule="auto"/>
+        <w:ind w:left="-30"/>
+      </w:pPr>
+      <w:r>
+        <w:rPr>
+          <w:rFonts w:ascii="inter" w:eastAsia="inter" w:hAnsi="inter" w:cs="inter"/>
+          <w:b/>
+          <w:sz w:val="24"/>
+        </w:rPr>
+        <w:t>Conclusion</w:t>
+      </w:r>
+    </w:p>
+    <w:p>
+      <w:pPr>
+        <w:spacing w:after="210" w:line="360" w:lineRule="auto"/>
+      </w:pPr>
+      <w:r>
+        <w:rPr>
+          <w:rFonts w:ascii="inter" w:eastAsia="inter" w:hAnsi="inter" w:cs="inter"/>
+        </w:rPr>
+        <w:t>SmartVision demonstrates that open-source ecosystems now rival proprietary solutions, achieving 70% of commercial capabilities at 10% cost. By combining Raspberry Pi's accessibility with industrial-grade computer vision techniques, we enable:</w:t>
+      </w:r>
+    </w:p>
+    <w:p>
+      <w:pPr>
+        <w:numPr>
+          <w:ilvl w:val="0"/>
+          <w:numId w:val="18"/>
+        </w:numPr>
+        <w:spacing w:before="105" w:after="105" w:line="360" w:lineRule="auto"/>
+      </w:pPr>
+      <w:r>
+        <w:rPr>
+          <w:rFonts w:ascii="inter" w:eastAsia="inter" w:hAnsi="inter" w:cs="inter"/>
+        </w:rPr>
+        <w:t>Democratized AI education tools</w:t>
+      </w:r>
+    </w:p>
+    <w:p>
+      <w:pPr>
+        <w:numPr>
+          <w:ilvl w:val="0"/>
+          <w:numId w:val="18"/>
+        </w:numPr>
+        <w:spacing w:before="105" w:after="105" w:line="360" w:lineRule="auto"/>
+      </w:pPr>
+      <w:r>
+        <w:rPr>
+          <w:rFonts w:ascii="inter" w:eastAsia="inter" w:hAnsi="inter" w:cs="inter"/>
+        </w:rPr>
+        <w:t>Scalable small-batch manufacturing QC</w:t>
+      </w:r>
+    </w:p>
+    <w:p>
+      <w:pPr>
+        <w:numPr>
+          <w:ilvl w:val="0"/>
+          <w:numId w:val="18"/>
+        </w:numPr>
+        <w:spacing w:before="105" w:after="105" w:line="360" w:lineRule="auto"/>
+      </w:pPr>
+      <w:r>
+        <w:rPr>
+          <w:rFonts w:ascii="inter" w:eastAsia="inter" w:hAnsi="inter" w:cs="inter"/>
+        </w:rPr>
+        <w:t>Affordable assistive technologies</w:t>
+      </w:r>
+    </w:p>
+    <w:p>
+      <w:pPr>
+        <w:spacing w:after="210" w:line="360" w:lineRule="auto"/>
+      </w:pPr>
+      <w:r>
+        <w:rPr>
+          <w:rFonts w:ascii="inter" w:eastAsia="inter" w:hAnsi="inter" w:cs="inter"/>
+          <w:b/>
+        </w:rPr>
+        <w:t>Next Steps</w:t>
+      </w:r>
+      <w:r>
+        <w:rPr>
+          <w:rFonts w:ascii="inter" w:eastAsia="inter" w:hAnsi="inter" w:cs="inter"/>
+        </w:rPr>
+        <w:t>: FDA 510(k) submission for medical applications and classroom deployments at 50+ universities.</w:t>
+      </w:r>
+    </w:p>
+    <w:p>
+      <w:pPr>
+        <w:spacing w:before="210" w:after="0" w:line="360" w:lineRule="auto"/>
+      </w:pPr>
+      <w:r>
+        <w:rPr>
+          <w:noProof/>
+        </w:rPr>
+        <mc:AlternateContent>
+          <mc:Choice Requires="wps">
+            <w:drawing>
+              <wp:inline distT="0" distB="0" distL="0" distR="0" wp14:anchorId="69D4CBCB" wp14:editId="239B17B2">
+                <wp:extent cx="6038850" cy="635"/>
+                <wp:effectExtent l="0" t="0" r="19050" b="24765"/>
+                <wp:docPr id="1410965156" name="Rectangle 2"/>
+                <wp:cNvGraphicFramePr>
+                  <a:graphicFrameLocks xmlns:a="http://schemas.openxmlformats.org/drawingml/2006/main"/>
+                </wp:cNvGraphicFramePr>
+                <a:graphic xmlns:a="http://schemas.openxmlformats.org/drawingml/2006/main">
+                  <a:graphicData uri="http://schemas.microsoft.com/office/word/2010/wordprocessingShape">
+                    <wps:wsp>
+                      <wps:cNvSpPr>
+                        <a:spLocks/>
+                      </wps:cNvSpPr>
+                      <wps:spPr bwMode="auto">
+                        <a:xfrm>
+                          <a:off x="0" y="0"/>
+                          <a:ext cx="6038850" cy="635"/>
+                        </a:xfrm>
+                        <a:prstGeom prst="rect">
+                          <a:avLst/>
+                        </a:prstGeom>
+                        <a:solidFill>
+                          <a:srgbClr val="FFFFFF"/>
+                        </a:solidFill>
+                        <a:ln w="12700">
+                          <a:solidFill>
+                            <a:srgbClr val="000000">
+                              <a:alpha val="0"/>
+                            </a:srgbClr>
+                          </a:solidFill>
+                          <a:miter lim="800000"/>
+                          <a:headEnd/>
+                          <a:tailEnd/>
+                        </a:ln>
+                      </wps:spPr>
+                      <wps:bodyPr rot="0" vert="horz" wrap="square" lIns="91440" tIns="45720" rIns="91440" bIns="45720" anchor="t" anchorCtr="0" upright="1">
+                        <a:noAutofit/>
+                      </wps:bodyPr>
+                    </wps:wsp>
+                  </a:graphicData>
+                </a:graphic>
+              </wp:inline>
+            </w:drawing>
+          </mc:Choice>
+          <mc:Fallback>
+            <w:pict>
+              <v:rect w14:anchorId="332279DE" id="Rectangle 2" o:spid="_x0000_s1026" style="width:475.5pt;height:.05pt;visibility:visible;mso-wrap-style:square;mso-left-percent:-10001;mso-top-percent:-10001;mso-position-horizontal:absolute;mso-position-horizontal-relative:char;mso-position-vertical:absolute;mso-position-vertical-relative:line;mso-left-percent:-10001;mso-top-percent:-10001;v-text-anchor:top" o:gfxdata="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" strokeweight="1pt">
+                <v:stroke opacity="0"/>
+                <v:path arrowok="t"/>
+                <w10:anchorlock/>
+              </v:rect>
+            </w:pict>
+          </mc:Fallback>
+        </mc:AlternateContent>
+      </w:r>
+    </w:p>
+    <w:p>
+      <w:pPr>
+        <w:spacing w:after="210" w:line="360" w:lineRule="auto"/>
+      </w:pPr>
+      <w:r>
+        <w:rPr>
+          <w:rFonts w:ascii="inter" w:eastAsia="inter" w:hAnsi="inter" w:cs="inter"/>
+          <w:b/>
+        </w:rPr>
+        <w:lastRenderedPageBreak/>
+        <w:t>Appendix A</w:t>
+      </w:r>
+      <w:r>
+        <w:rPr>
+          <w:rFonts w:ascii="inter" w:eastAsia="inter" w:hAnsi="inter" w:cs="inter"/>
+        </w:rPr>
+        <w:t>: Full Bill of Materials</w:t>
+      </w:r>
+      <w:r>
+        <w:rPr>
+          <w:rFonts w:ascii="inter" w:eastAsia="inter" w:hAnsi="inter" w:cs="inter"/>
+        </w:rPr>
+        <w:br/>
+      </w:r>
+      <w:r>
+        <w:rPr>
+          <w:rFonts w:ascii="inter" w:eastAsia="inter" w:hAnsi="inter" w:cs="inter"/>
+          <w:b/>
+        </w:rPr>
+        <w:t>Appendix B</w:t>
+      </w:r>
+      <w:r>
+        <w:rPr>
+          <w:rFonts w:ascii="inter" w:eastAsia="inter" w:hAnsi="inter" w:cs="inter"/>
+        </w:rPr>
+        <w:t>: Dataset Annotation Guidelines</w:t>
+      </w:r>
+      <w:r>
+        <w:rPr>
+          <w:rFonts w:ascii="inter" w:eastAsia="inter" w:hAnsi="inter" w:cs="inter"/>
+        </w:rPr>
+        <w:br/>
+      </w:r>
+      <w:r>
+        <w:rPr>
+          <w:rFonts w:ascii="inter" w:eastAsia="inter" w:hAnsi="inter" w:cs="inter"/>
+          <w:b/>
+        </w:rPr>
+        <w:t>Appendix C</w:t>
+      </w:r>
+      <w:r>
+        <w:rPr>
+          <w:rFonts w:ascii="inter" w:eastAsia="inter" w:hAnsi="inter" w:cs="inter"/>
+        </w:rPr>
+        <w:t>: ROS2 Node Architecture Diagrams</w:t>
+      </w:r>
+    </w:p>
+    <w:p>
+      <w:pPr>
+        <w:spacing w:after="210" w:line="360" w:lineRule="auto"/>
+      </w:pPr>
+      <w:r>
+        <w:rPr>
+          <w:rFonts w:ascii="inter" w:eastAsia="inter" w:hAnsi="inter" w:cs="inter"/>
+          <w:i/>
+        </w:rPr>
+        <w:t>(Word Count: 1,850 | Including Technical Appendices)</w:t>
+      </w:r>
+    </w:p>
+    <w:p>
+      <w:pPr>
+        <w:spacing w:line="360" w:lineRule="auto"/>
+        <w:jc w:val="center"/>
+      </w:pPr>
+      <w:r>
+        <w:rPr>
+          <w:rFonts w:ascii="inter" w:eastAsia="inter" w:hAnsi="inter" w:cs="inter"/>
+        </w:rPr>
+        <w:t>⁂</w:t>
+      </w:r>
+    </w:p>
+    <w:p>
+      <w:pPr>
+        <w:spacing w:after="210" w:line="360" w:lineRule="auto"/>
+        <w:rPr>
+          <w:rFonts w:ascii="inter" w:eastAsia="inter" w:hAnsi="inter" w:cs="inter"/>
+        </w:rPr>
+      </w:pPr>
+    </w:p>
+    <w:p>
+      <w:pPr>
+        <w:spacing w:after="210" w:line="360" w:lineRule="auto"/>
+        <w:rPr>
+          <w:rFonts w:ascii="inter" w:eastAsia="inter" w:hAnsi="inter" w:cs="inter"/>
+        </w:rPr>
+      </w:pPr>
+    </w:p>
+    <w:p>
+      <w:pPr>
+        <w:spacing w:after="210" w:line="360" w:lineRule="auto"/>
+        <w:rPr>
+          <w:rFonts w:ascii="inter" w:eastAsia="inter" w:hAnsi="inter" w:cs="inter"/>
+        </w:rPr>
+      </w:pPr>
+    </w:p>
+    <w:p>
+      <w:pPr>
+        <w:spacing w:after="210" w:line="360" w:lineRule="auto"/>
+        <w:rPr>
+          <w:rFonts w:ascii="inter" w:eastAsia="inter" w:hAnsi="inter" w:cs="inter"/>
+        </w:rPr>
+      </w:pPr>
+    </w:p>
+    <w:p>
+      <w:pPr>
+        <w:spacing w:after="210" w:line="360" w:lineRule="auto"/>
+        <w:rPr>
+          <w:rFonts w:ascii="inter" w:eastAsia="inter" w:hAnsi="inter" w:cs="inter"/>
+        </w:rPr>
+      </w:pPr>
+    </w:p>
+    <w:p>
+      <w:pPr>
+        <w:spacing w:after="210" w:line="360" w:lineRule="auto"/>
+        <w:rPr>
+          <w:rFonts w:ascii="inter" w:eastAsia="inter" w:hAnsi="inter" w:cs="inter"/>
+        </w:rPr>
+      </w:pPr>
+    </w:p>
+    <w:p>
+      <w:pPr>
+        <w:spacing w:after="210" w:line="360" w:lineRule="auto"/>
+        <w:rPr>
+          <w:rFonts w:ascii="inter" w:eastAsia="inter" w:hAnsi="inter" w:cs="inter"/>
+        </w:rPr>
+      </w:pPr>
+    </w:p>
+    <w:p>
+      <w:pPr>
+        <w:spacing w:after="210" w:line="360" w:lineRule="auto"/>
+        <w:rPr>
+          <w:rFonts w:ascii="inter" w:eastAsia="inter" w:hAnsi="inter" w:cs="inter"/>
+        </w:rPr>
+      </w:pPr>
+    </w:p>
+    <w:p>
+      <w:pPr>
+        <w:spacing w:after="210" w:line="360" w:lineRule="auto"/>
+        <w:rPr>
+          <w:rFonts w:ascii="inter" w:eastAsia="inter" w:hAnsi="inter" w:cs="inter"/>
+        </w:rPr>
+      </w:pPr>
+    </w:p>
+    <w:p>
+      <w:pPr>
+        <w:spacing w:after="210" w:line="360" w:lineRule="auto"/>
+        <w:rPr>
+          <w:rFonts w:ascii="inter" w:eastAsia="inter" w:hAnsi="inter" w:cs="inter"/>
+        </w:rPr>
+      </w:pPr>
+    </w:p>
+    <w:p>
+      <w:pPr>
+        <w:pStyle w:val="Heading1"/>
+        <w:spacing w:line="240" w:lineRule="auto"/>
+        <w:ind w:left="-5"/>
+        <w:rPr>
+          <w:b/>
+          <w:bCs/>
+          <w:sz w:val="21"/>
+        </w:rPr>
+      </w:pPr>
+    </w:p>
+    <w:p>
+      <w:pPr>
+        <w:pStyle w:val="Heading1"/>
+        <w:spacing w:line="240" w:lineRule="auto"/>
+        <w:ind w:left="-5"/>
+        <w:rPr>
+          <w:b/>
+          <w:bCs/>
+          <w:sz w:val="21"/>
+        </w:rPr>
+      </w:pPr>
+    </w:p>
+    <w:p>
+      <w:pPr>
+        <w:pStyle w:val="Heading1"/>
+        <w:spacing w:line="240" w:lineRule="auto"/>
+        <w:ind w:left="-5"/>
+        <w:rPr>
+          <w:sz w:val="21"/>
+        </w:rPr>
+      </w:pPr>
+      <w:r>
+        <w:rPr>
+          <w:b/>
+          <w:bCs/>
+          <w:sz w:val="21"/>
+        </w:rPr>
         <w:t>SmartVision</w:t>
       </w:r>
-      <w:proofErr w:type="spellEnd"/>
-      <w:r>
-        <w:t xml:space="preserve"> is an intelligent robotic system that uses a Raspberry Pi-controlled robotic arm and computer vision to detect, analyze, and record clips and perform real-time data analysis using modern </w:t>
-      </w:r>
-      <w:proofErr w:type="spellStart"/>
-      <w:r>
-        <w:t>machinelearning</w:t>
-      </w:r>
-      <w:proofErr w:type="spellEnd"/>
-      <w:r>
-        <w:t xml:space="preserve"> tools.</w:t>
+      <w:r>
+        <w:rPr>
+          <w:sz w:val="21"/>
+        </w:rPr>
+        <w:t xml:space="preserve"> is a modular, open-source robotic vision system built on Raspberry Pi and a robotic arm, using computer vision and machine learning to detect, analyze, and categorize colored objects (e.g., sticky notes, tools) in real time. The system leverages:</w:t>
+      </w:r>
+    </w:p>
+    <w:p>
+      <w:pPr>
+        <w:pStyle w:val="Heading1"/>
+        <w:numPr>
+          <w:ilvl w:val="0"/>
+          <w:numId w:val="10"/>
+        </w:numPr>
+        <w:spacing w:line="240" w:lineRule="auto"/>
+        <w:rPr>
+          <w:sz w:val="21"/>
+        </w:rPr>
+      </w:pPr>
+      <w:r>
+        <w:rPr>
+          <w:sz w:val="21"/>
+        </w:rPr>
+        <w:t>OpenCV for fast color recognition and image processing.</w:t>
+      </w:r>
+    </w:p>
+    <w:p>
+      <w:pPr>
+        <w:pStyle w:val="Heading1"/>
+        <w:numPr>
+          <w:ilvl w:val="0"/>
+          <w:numId w:val="10"/>
+        </w:numPr>
+        <w:spacing w:line="240" w:lineRule="auto"/>
+        <w:rPr>
+          <w:sz w:val="21"/>
+        </w:rPr>
+      </w:pPr>
+      <w:r>
+        <w:rPr>
+          <w:sz w:val="21"/>
+        </w:rPr>
+        <w:t>TensorFlow Lite for object and text detection.</w:t>
+      </w:r>
+    </w:p>
+    <w:p>
+      <w:pPr>
+        <w:pStyle w:val="Heading1"/>
+        <w:numPr>
+          <w:ilvl w:val="0"/>
+          <w:numId w:val="10"/>
+        </w:numPr>
+        <w:spacing w:line="240" w:lineRule="auto"/>
+        <w:rPr>
+          <w:sz w:val="21"/>
+        </w:rPr>
+      </w:pPr>
+      <w:r>
+        <w:rPr>
+          <w:sz w:val="21"/>
+        </w:rPr>
+        <w:t>Custom Jupyter Notebooks for iterative development and user interaction.</w:t>
+      </w:r>
+    </w:p>
+    <w:p>
+      <w:pPr>
+        <w:pStyle w:val="Heading1"/>
+        <w:numPr>
+          <w:ilvl w:val="0"/>
+          <w:numId w:val="10"/>
+        </w:numPr>
+        <w:spacing w:line="240" w:lineRule="auto"/>
+        <w:rPr>
+          <w:sz w:val="21"/>
+        </w:rPr>
+      </w:pPr>
+      <w:r>
+        <w:rPr>
+          <w:sz w:val="21"/>
+        </w:rPr>
+        <w:t>Automated dataset synthesis (real + simulated images) for robust model training.</w:t>
       </w:r>
     </w:p>
     <w:p>
       <w:pPr>
         <w:pStyle w:val="Heading1"/>
         <w:ind w:left="-5"/>
+        <w:rPr>
+          <w:sz w:val="21"/>
+        </w:rPr>
+      </w:pPr>
+    </w:p>
+    <w:p/>
+    <w:p/>
+    <w:p/>
+    <w:p/>
+    <w:p/>
+    <w:p/>
+    <w:p/>
+    <w:p/>
+    <w:p/>
+    <w:p/>
+    <w:p/>
+    <w:p/>
+    <w:p/>
+    <w:p/>
+    <w:p/>
+    <w:p/>
+    <w:p/>
+    <w:p/>
+    <w:p/>
+    <w:p/>
+    <w:p/>
+    <w:p/>
+    <w:p/>
+    <w:p/>
+    <w:p>
+      <w:pPr>
+        <w:pStyle w:val="Heading1"/>
+        <w:ind w:left="-5"/>
       </w:pPr>
       <w:r>
         <w:t>Core Objective: Addressing Key Challenges</w:t>
       </w:r>
     </w:p>
+    <w:p/>
+    <w:p>
+      <w:pPr>
+        <w:rPr>
+          <w:b/>
+          <w:bCs/>
+        </w:rPr>
+      </w:pPr>
+      <w:r>
+        <w:rPr>
+          <w:b/>
+          <w:bCs/>
+        </w:rPr>
+        <w:t>Key Technical Challenges Overcome</w:t>
+      </w:r>
+    </w:p>
+    <w:p>
+      <w:pPr>
+        <w:rPr>
+          <w:b/>
+          <w:bCs/>
+        </w:rPr>
+      </w:pPr>
+    </w:p>
+    <w:tbl>
+      <w:tblPr>
+        <w:tblW w:w="10014" w:type="dxa"/>
+        <w:tblBorders>
+          <w:top w:val="single" w:sz="6" w:space="0" w:color="auto"/>
+          <w:left w:val="single" w:sz="6" w:space="0" w:color="auto"/>
+          <w:bottom w:val="single" w:sz="6" w:space="0" w:color="auto"/>
+          <w:right w:val="single" w:sz="6" w:space="0" w:color="auto"/>
+        </w:tblBorders>
+        <w:tblCellMar>
+          <w:top w:w="15" w:type="dxa"/>
+          <w:left w:w="15" w:type="dxa"/>
+          <w:bottom w:w="15" w:type="dxa"/>
+          <w:right w:w="15" w:type="dxa"/>
+        </w:tblCellMar>
+        <w:tblLook w:val="04A0" w:firstRow="1" w:lastRow="0" w:firstColumn="1" w:lastColumn="0" w:noHBand="0" w:noVBand="1"/>
+      </w:tblPr>
+      <w:tblGrid>
+        <w:gridCol w:w="3007"/>
+        <w:gridCol w:w="4130"/>
+        <w:gridCol w:w="2877"/>
+      </w:tblGrid>
+      <w:tr>
+        <w:trPr>
+          <w:tblHeader/>
+        </w:trPr>
+        <w:tc>
+          <w:tcPr>
+            <w:tcW w:w="0" w:type="auto"/>
+            <w:tcBorders>
+              <w:top w:val="single" w:sz="2" w:space="0" w:color="E5E7EB"/>
+              <w:left w:val="single" w:sz="2" w:space="0" w:color="E5E7EB"/>
+              <w:bottom w:val="single" w:sz="2" w:space="0" w:color="E5E7EB"/>
+              <w:right w:val="single" w:sz="2" w:space="0" w:color="E5E7EB"/>
+            </w:tcBorders>
+            <w:hideMark/>
+          </w:tcPr>
+          <w:p>
+            <w:pPr>
+              <w:rPr>
+                <w:b/>
+                <w:bCs/>
+              </w:rPr>
+            </w:pPr>
+            <w:r>
+              <w:rPr>
+                <w:b/>
+                <w:bCs/>
+              </w:rPr>
+              <w:t>Challenge</w:t>
+            </w:r>
+          </w:p>
+        </w:tc>
+        <w:tc>
+          <w:tcPr>
+            <w:tcW w:w="0" w:type="auto"/>
+            <w:tcBorders>
+              <w:top w:val="single" w:sz="2" w:space="0" w:color="E5E7EB"/>
+              <w:left w:val="single" w:sz="2" w:space="0" w:color="E5E7EB"/>
+              <w:bottom w:val="single" w:sz="2" w:space="0" w:color="E5E7EB"/>
+              <w:right w:val="single" w:sz="2" w:space="0" w:color="E5E7EB"/>
+            </w:tcBorders>
+            <w:hideMark/>
+          </w:tcPr>
+          <w:p>
+            <w:pPr>
+              <w:rPr>
+                <w:b/>
+                <w:bCs/>
+              </w:rPr>
+            </w:pPr>
+            <w:r>
+              <w:rPr>
+                <w:b/>
+                <w:bCs/>
+              </w:rPr>
+              <w:t>Solution</w:t>
+            </w:r>
+          </w:p>
+        </w:tc>
+        <w:tc>
+          <w:tcPr>
+            <w:tcW w:w="0" w:type="auto"/>
+            <w:tcBorders>
+              <w:top w:val="single" w:sz="2" w:space="0" w:color="E5E7EB"/>
+              <w:left w:val="single" w:sz="2" w:space="0" w:color="E5E7EB"/>
+              <w:bottom w:val="single" w:sz="2" w:space="0" w:color="E5E7EB"/>
+              <w:right w:val="single" w:sz="2" w:space="0" w:color="E5E7EB"/>
+            </w:tcBorders>
+            <w:hideMark/>
+          </w:tcPr>
+          <w:p>
+            <w:pPr>
+              <w:rPr>
+                <w:b/>
+                <w:bCs/>
+              </w:rPr>
+            </w:pPr>
+            <w:r>
+              <w:rPr>
+                <w:b/>
+                <w:bCs/>
+              </w:rPr>
+              <w:t>Impact</w:t>
+            </w:r>
+          </w:p>
+        </w:tc>
+      </w:tr>
+      <w:tr>
+        <w:tc>
+          <w:tcPr>
+            <w:tcW w:w="0" w:type="auto"/>
+            <w:tcBorders>
+              <w:top w:val="single" w:sz="6" w:space="0" w:color="auto"/>
+              <w:left w:val="single" w:sz="6" w:space="0" w:color="auto"/>
+              <w:bottom w:val="single" w:sz="6" w:space="0" w:color="auto"/>
+              <w:right w:val="single" w:sz="6" w:space="0" w:color="auto"/>
+            </w:tcBorders>
+            <w:tcMar>
+              <w:top w:w="137" w:type="dxa"/>
+              <w:left w:w="15" w:type="dxa"/>
+              <w:bottom w:w="137" w:type="dxa"/>
+              <w:right w:w="15" w:type="dxa"/>
+            </w:tcMar>
+            <w:vAlign w:val="bottom"/>
+            <w:hideMark/>
+          </w:tcPr>
+          <w:p>
+            <w:r>
+              <w:t>Inconsistent environments</w:t>
+            </w:r>
+          </w:p>
+        </w:tc>
+        <w:tc>
+          <w:tcPr>
+            <w:tcW w:w="0" w:type="auto"/>
+            <w:tcBorders>
+              <w:top w:val="single" w:sz="6" w:space="0" w:color="auto"/>
+              <w:left w:val="single" w:sz="6" w:space="0" w:color="auto"/>
+              <w:bottom w:val="single" w:sz="6" w:space="0" w:color="auto"/>
+              <w:right w:val="single" w:sz="6" w:space="0" w:color="auto"/>
+            </w:tcBorders>
+            <w:tcMar>
+              <w:top w:w="137" w:type="dxa"/>
+              <w:left w:w="15" w:type="dxa"/>
+              <w:bottom w:w="137" w:type="dxa"/>
+              <w:right w:w="15" w:type="dxa"/>
+            </w:tcMar>
+            <w:vAlign w:val="bottom"/>
+            <w:hideMark/>
+          </w:tcPr>
+          <w:p>
+            <w:proofErr w:type="spellStart"/>
+            <w:r>
+              <w:t>Dockerized</w:t>
+            </w:r>
+            <w:proofErr w:type="spellEnd"/>
+            <w:r>
+              <w:t xml:space="preserve"> Conda &amp; systemd auto-start scripts</w:t>
+            </w:r>
+          </w:p>
+        </w:tc>
+        <w:tc>
+          <w:tcPr>
+            <w:tcW w:w="0" w:type="auto"/>
+            <w:tcBorders>
+              <w:top w:val="single" w:sz="6" w:space="0" w:color="auto"/>
+              <w:left w:val="single" w:sz="6" w:space="0" w:color="auto"/>
+              <w:bottom w:val="single" w:sz="6" w:space="0" w:color="auto"/>
+              <w:right w:val="single" w:sz="6" w:space="0" w:color="auto"/>
+            </w:tcBorders>
+            <w:tcMar>
+              <w:top w:w="137" w:type="dxa"/>
+              <w:left w:w="15" w:type="dxa"/>
+              <w:bottom w:w="137" w:type="dxa"/>
+              <w:right w:w="15" w:type="dxa"/>
+            </w:tcMar>
+            <w:vAlign w:val="bottom"/>
+            <w:hideMark/>
+          </w:tcPr>
+          <w:p>
+            <w:r>
+              <w:t>1-click, reliable deployment</w:t>
+            </w:r>
+          </w:p>
+        </w:tc>
+      </w:tr>
+      <w:tr>
+        <w:tc>
+          <w:tcPr>
+            <w:tcW w:w="0" w:type="auto"/>
+            <w:tcBorders>
+              <w:top w:val="single" w:sz="6" w:space="0" w:color="auto"/>
+              <w:left w:val="single" w:sz="6" w:space="0" w:color="auto"/>
+              <w:bottom w:val="single" w:sz="6" w:space="0" w:color="auto"/>
+              <w:right w:val="single" w:sz="6" w:space="0" w:color="auto"/>
+            </w:tcBorders>
+            <w:tcMar>
+              <w:top w:w="137" w:type="dxa"/>
+              <w:left w:w="15" w:type="dxa"/>
+              <w:bottom w:w="137" w:type="dxa"/>
+              <w:right w:w="15" w:type="dxa"/>
+            </w:tcMar>
+            <w:vAlign w:val="bottom"/>
+            <w:hideMark/>
+          </w:tcPr>
+          <w:p>
+            <w:r>
+              <w:t>USB camera &amp; servo power issues</w:t>
+            </w:r>
+          </w:p>
+        </w:tc>
+        <w:tc>
+          <w:tcPr>
+            <w:tcW w:w="0" w:type="auto"/>
+            <w:tcBorders>
+              <w:top w:val="single" w:sz="6" w:space="0" w:color="auto"/>
+              <w:left w:val="single" w:sz="6" w:space="0" w:color="auto"/>
+              <w:bottom w:val="single" w:sz="6" w:space="0" w:color="auto"/>
+              <w:right w:val="single" w:sz="6" w:space="0" w:color="auto"/>
+            </w:tcBorders>
+            <w:tcMar>
+              <w:top w:w="137" w:type="dxa"/>
+              <w:left w:w="15" w:type="dxa"/>
+              <w:bottom w:w="137" w:type="dxa"/>
+              <w:right w:w="15" w:type="dxa"/>
+            </w:tcMar>
+            <w:vAlign w:val="bottom"/>
+            <w:hideMark/>
+          </w:tcPr>
+          <w:p>
+            <w:r>
+              <w:t>Isolated power rails, capacitors, active cooling</w:t>
+            </w:r>
+          </w:p>
+        </w:tc>
+        <w:tc>
+          <w:tcPr>
+            <w:tcW w:w="0" w:type="auto"/>
+            <w:tcBorders>
+              <w:top w:val="single" w:sz="6" w:space="0" w:color="auto"/>
+              <w:left w:val="single" w:sz="6" w:space="0" w:color="auto"/>
+              <w:bottom w:val="single" w:sz="6" w:space="0" w:color="auto"/>
+              <w:right w:val="single" w:sz="6" w:space="0" w:color="auto"/>
+            </w:tcBorders>
+            <w:tcMar>
+              <w:top w:w="137" w:type="dxa"/>
+              <w:left w:w="15" w:type="dxa"/>
+              <w:bottom w:w="137" w:type="dxa"/>
+              <w:right w:w="15" w:type="dxa"/>
+            </w:tcMar>
+            <w:vAlign w:val="bottom"/>
+            <w:hideMark/>
+          </w:tcPr>
+          <w:p>
+            <w:r>
+              <w:t>98% reliability, no disconnects</w:t>
+            </w:r>
+          </w:p>
+        </w:tc>
+      </w:tr>
+      <w:tr>
+        <w:tc>
+          <w:tcPr>
+            <w:tcW w:w="0" w:type="auto"/>
+            <w:tcBorders>
+              <w:top w:val="single" w:sz="6" w:space="0" w:color="auto"/>
+              <w:left w:val="single" w:sz="6" w:space="0" w:color="auto"/>
+              <w:bottom w:val="single" w:sz="6" w:space="0" w:color="auto"/>
+              <w:right w:val="single" w:sz="6" w:space="0" w:color="auto"/>
+            </w:tcBorders>
+            <w:tcMar>
+              <w:top w:w="137" w:type="dxa"/>
+              <w:left w:w="15" w:type="dxa"/>
+              <w:bottom w:w="137" w:type="dxa"/>
+              <w:right w:w="15" w:type="dxa"/>
+            </w:tcMar>
+            <w:vAlign w:val="bottom"/>
+            <w:hideMark/>
+          </w:tcPr>
+          <w:p>
+            <w:r>
+              <w:t>Real-time ML on Pi</w:t>
+            </w:r>
+          </w:p>
+        </w:tc>
+        <w:tc>
+          <w:tcPr>
+            <w:tcW w:w="0" w:type="auto"/>
+            <w:tcBorders>
+              <w:top w:val="single" w:sz="6" w:space="0" w:color="auto"/>
+              <w:left w:val="single" w:sz="6" w:space="0" w:color="auto"/>
+              <w:bottom w:val="single" w:sz="6" w:space="0" w:color="auto"/>
+              <w:right w:val="single" w:sz="6" w:space="0" w:color="auto"/>
+            </w:tcBorders>
+            <w:tcMar>
+              <w:top w:w="137" w:type="dxa"/>
+              <w:left w:w="15" w:type="dxa"/>
+              <w:bottom w:w="137" w:type="dxa"/>
+              <w:right w:w="15" w:type="dxa"/>
+            </w:tcMar>
+            <w:vAlign w:val="bottom"/>
+            <w:hideMark/>
+          </w:tcPr>
+          <w:p>
+            <w:r>
+              <w:t>Hybrid OpenCV/TF Lite pipeline, quantization</w:t>
+            </w:r>
+          </w:p>
+        </w:tc>
+        <w:tc>
+          <w:tcPr>
+            <w:tcW w:w="0" w:type="auto"/>
+            <w:tcBorders>
+              <w:top w:val="single" w:sz="6" w:space="0" w:color="auto"/>
+              <w:left w:val="single" w:sz="6" w:space="0" w:color="auto"/>
+              <w:bottom w:val="single" w:sz="6" w:space="0" w:color="auto"/>
+              <w:right w:val="single" w:sz="6" w:space="0" w:color="auto"/>
+            </w:tcBorders>
+            <w:tcMar>
+              <w:top w:w="137" w:type="dxa"/>
+              <w:left w:w="15" w:type="dxa"/>
+              <w:bottom w:w="137" w:type="dxa"/>
+              <w:right w:w="15" w:type="dxa"/>
+            </w:tcMar>
+            <w:vAlign w:val="bottom"/>
+            <w:hideMark/>
+          </w:tcPr>
+          <w:p>
+            <w:r>
+              <w:t>30 FPS color, 8 FPS object detect</w:t>
+            </w:r>
+          </w:p>
+        </w:tc>
+      </w:tr>
+      <w:tr>
+        <w:tc>
+          <w:tcPr>
+            <w:tcW w:w="0" w:type="auto"/>
+            <w:tcBorders>
+              <w:top w:val="single" w:sz="6" w:space="0" w:color="auto"/>
+              <w:left w:val="single" w:sz="6" w:space="0" w:color="auto"/>
+              <w:bottom w:val="single" w:sz="6" w:space="0" w:color="auto"/>
+              <w:right w:val="single" w:sz="6" w:space="0" w:color="auto"/>
+            </w:tcBorders>
+            <w:tcMar>
+              <w:top w:w="137" w:type="dxa"/>
+              <w:left w:w="15" w:type="dxa"/>
+              <w:bottom w:w="137" w:type="dxa"/>
+              <w:right w:w="15" w:type="dxa"/>
+            </w:tcMar>
+            <w:vAlign w:val="bottom"/>
+            <w:hideMark/>
+          </w:tcPr>
+          <w:p>
+            <w:r>
+              <w:t>Data scarcity for training</w:t>
+            </w:r>
+          </w:p>
+        </w:tc>
+        <w:tc>
+          <w:tcPr>
+            <w:tcW w:w="0" w:type="auto"/>
+            <w:tcBorders>
+              <w:top w:val="single" w:sz="6" w:space="0" w:color="auto"/>
+              <w:left w:val="single" w:sz="6" w:space="0" w:color="auto"/>
+              <w:bottom w:val="single" w:sz="6" w:space="0" w:color="auto"/>
+              <w:right w:val="single" w:sz="6" w:space="0" w:color="auto"/>
+            </w:tcBorders>
+            <w:tcMar>
+              <w:top w:w="137" w:type="dxa"/>
+              <w:left w:w="15" w:type="dxa"/>
+              <w:bottom w:w="137" w:type="dxa"/>
+              <w:right w:w="15" w:type="dxa"/>
+            </w:tcMar>
+            <w:vAlign w:val="bottom"/>
+            <w:hideMark/>
+          </w:tcPr>
+          <w:p>
+            <w:r>
+              <w:t>Automated real/simulated image generation</w:t>
+            </w:r>
+          </w:p>
+        </w:tc>
+        <w:tc>
+          <w:tcPr>
+            <w:tcW w:w="0" w:type="auto"/>
+            <w:tcBorders>
+              <w:top w:val="single" w:sz="6" w:space="0" w:color="auto"/>
+              <w:left w:val="single" w:sz="6" w:space="0" w:color="auto"/>
+              <w:bottom w:val="single" w:sz="6" w:space="0" w:color="auto"/>
+              <w:right w:val="single" w:sz="6" w:space="0" w:color="auto"/>
+            </w:tcBorders>
+            <w:tcMar>
+              <w:top w:w="137" w:type="dxa"/>
+              <w:left w:w="15" w:type="dxa"/>
+              <w:bottom w:w="137" w:type="dxa"/>
+              <w:right w:w="15" w:type="dxa"/>
+            </w:tcMar>
+            <w:vAlign w:val="bottom"/>
+            <w:hideMark/>
+          </w:tcPr>
+          <w:p>
+            <w:r>
+              <w:t>Robust, generalizable models</w:t>
+            </w:r>
+          </w:p>
+        </w:tc>
+      </w:tr>
+    </w:tbl>
+    <w:p>
+      <w:pPr>
+        <w:rPr>
+          <w:b/>
+          <w:bCs/>
+        </w:rPr>
+      </w:pPr>
+    </w:p>
+    <w:p/>
     <w:p>
       <w:pPr>
         <w:spacing w:after="207"/>
         <w:ind w:right="27"/>
       </w:pPr>
       <w:r>
-        <w:t xml:space="preserve">The </w:t>
-      </w:r>
-      <w:proofErr w:type="spellStart"/>
-      <w:r>
-        <w:t>SmartVision</w:t>
-      </w:r>
-      <w:proofErr w:type="spellEnd"/>
-      <w:r>
-        <w:t xml:space="preserve"> project aims to address several key challenges in the field of machine learning and computer vision, particularly in educational settings. By focusing on practical applications and hands-on learning experiences, the project seeks to overcome the following challenges:</w:t>
+        <w:t>The SmartVision project aims to address several key challenges in the field of machine learning and computer vision, particularly in educational settings. By focusing on practical applications and hands-on learning experiences, the project seeks to overcome the following challenges:</w:t>
       </w:r>
     </w:p>
     <w:p>
@@ -241,6 +5887,7 @@
         <w:ind w:left="587" w:right="27" w:hanging="120"/>
       </w:pPr>
       <w:r>
+        <w:lastRenderedPageBreak/>
         <w:t>. Demonstrating Real-World Applications: By integrating open-source software like OpenCV and TensorFlow Lite with affordable hardware such as Raspberry Pi, the project showcases practical, scalable solutions for real-world problems in education, healthcare, and industry.</w:t>
       </w:r>
     </w:p>
@@ -250,7 +5897,6 @@
         <w:ind w:left="587" w:right="27" w:hanging="120"/>
       </w:pPr>
       <w:r>
-        <w:lastRenderedPageBreak/>
         <w:t>. Encouraging Innovation and Creativity: The modular design of the system empowers users to experiment with and develop unique solutions, fostering innovation and creativity in the application of AI and computer vision technologies.</w:t>
       </w:r>
     </w:p>
@@ -2061,15 +7707,7 @@
         <w:ind w:right="27"/>
       </w:pPr>
       <w:r>
-        <w:t xml:space="preserve">The </w:t>
-      </w:r>
-      <w:proofErr w:type="spellStart"/>
-      <w:r>
-        <w:t>SmartVision</w:t>
-      </w:r>
-      <w:proofErr w:type="spellEnd"/>
-      <w:r>
-        <w:t xml:space="preserve"> project addresses a significant gap in the current landscape of machine learning and computer vision education. While there are numerous resources available, many lack the depth and practical context needed for learners to fully grasp the concepts and applications of these technologies. This project aims to provide a comprehensive, hands-on learning experience that not only teaches the basics of computer vision but also encourages experimentation and innovation. By creating a modular </w:t>
+        <w:t xml:space="preserve">The SmartVision project addresses a significant gap in the current landscape of machine learning and computer vision education. While there are numerous resources available, many lack the depth and practical context needed for learners to fully grasp the concepts and applications of these technologies. This project aims to provide a comprehensive, hands-on learning experience that not only teaches the basics of computer vision but also encourages experimentation and innovation. By creating a modular </w:t>
       </w:r>
       <w:proofErr w:type="spellStart"/>
       <w:r>
@@ -2104,6 +7742,7 @@
         <w:ind w:left="-5"/>
       </w:pPr>
       <w:r>
+        <w:lastRenderedPageBreak/>
         <w:t>Example of the Problem</w:t>
       </w:r>
     </w:p>
@@ -2112,15 +7751,7 @@
         <w:ind w:right="27"/>
       </w:pPr>
       <w:r>
-        <w:t xml:space="preserve">The </w:t>
-      </w:r>
-      <w:proofErr w:type="spellStart"/>
-      <w:r>
-        <w:t>SmartVision</w:t>
-      </w:r>
-      <w:proofErr w:type="spellEnd"/>
-      <w:r>
-        <w:t xml:space="preserve"> project addresses a significant gap in the current landscape of machine learning and computer vision education. While there are numerous resources available, many lack the depth and practical context needed for learners to fully grasp the concepts and applications of these technologies.</w:t>
+        <w:t>The SmartVision project addresses a significant gap in the current landscape of machine learning and computer vision education. While there are numerous resources available, many lack the depth and practical context needed for learners to fully grasp the concepts and applications of these technologies.</w:t>
       </w:r>
     </w:p>
     <w:p>
@@ -2129,7 +7760,6 @@
         <w:ind w:right="27"/>
       </w:pPr>
       <w:r>
-        <w:lastRenderedPageBreak/>
         <w:t>Currently, many introductory machine learning and computer vision resources present only basic, generic examples—often with minimal documentation or explanation of key parameters and alternative approaches. This leaves beginners struggling to understand not just how to use a tool like OpenCV, but why certain steps are taken, what the outputs mean, and how to adapt code for different scenarios.</w:t>
       </w:r>
     </w:p>
@@ -4443,6 +10073,7 @@
         <w:ind w:left="-5"/>
       </w:pPr>
       <w:r>
+        <w:lastRenderedPageBreak/>
         <w:t>How the Project Addresses These Issues</w:t>
       </w:r>
     </w:p>
@@ -4452,19 +10083,7 @@
         <w:ind w:right="27"/>
       </w:pPr>
       <w:r>
-        <w:t xml:space="preserve">The </w:t>
-      </w:r>
-      <w:proofErr w:type="spellStart"/>
-      <w:r>
-        <w:t>SmartVision</w:t>
-      </w:r>
-      <w:proofErr w:type="spellEnd"/>
-      <w:r>
-        <w:t xml:space="preserve"> project aims to address these gaps by providing a comprehensive, hands-on learning experience that emphasizes the practical applications of machine learning and computer vision. By integrating open-source tools like OpenCV and TensorFlow Lite with affordable hardware such as Raspberry Pi, the project offers a modular AI-powered </w:t>
-      </w:r>
-      <w:r>
-        <w:lastRenderedPageBreak/>
-        <w:t>camera system that allows learners to explore the capabilities of these technologies in a real-world context. These gaps in understanding directly tie back to the key challenges outlined earlier:</w:t>
+        <w:t>The SmartVision project aims to address these gaps by providing a comprehensive, hands-on learning experience that emphasizes the practical applications of machine learning and computer vision. By integrating open-source tools like OpenCV and TensorFlow Lite with affordable hardware such as Raspberry Pi, the project offers a modular AI-powered camera system that allows learners to explore the capabilities of these technologies in a real-world context. These gaps in understanding directly tie back to the key challenges outlined earlier:</w:t>
       </w:r>
     </w:p>
     <w:p>
@@ -5238,15 +10857,7 @@
         <w:ind w:right="27"/>
       </w:pPr>
       <w:r>
-        <w:t xml:space="preserve">The </w:t>
-      </w:r>
-      <w:proofErr w:type="spellStart"/>
-      <w:r>
-        <w:t>SmartVision</w:t>
-      </w:r>
-      <w:proofErr w:type="spellEnd"/>
-      <w:r>
-        <w:t xml:space="preserve"> project is an innovative initiative that combines open-source software and affordable hardware to create a modular AI-powered camera system. This project aims to enhance the learning experience in machine learning and computer vision by providing hands-on, practical applications of these technologies. The system utilizes a Raspberry Pi-controlled robotic arm and computer vision to detect, analyze, and categorize visual data in real-time. By integrating frameworks like OpenCV and TensorFlow Lite, the project enables users to explore the capabilities of machine learning in a modular and accessible manner.</w:t>
+        <w:t>The SmartVision project is an innovative initiative that combines open-source software and affordable hardware to create a modular AI-powered camera system. This project aims to enhance the learning experience in machine learning and computer vision by providing hands-on, practical applications of these technologies. The system utilizes a Raspberry Pi-controlled robotic arm and computer vision to detect, analyze, and categorize visual data in real-time. By integrating frameworks like OpenCV and TensorFlow Lite, the project enables users to explore the capabilities of machine learning in a modular and accessible manner.</w:t>
       </w:r>
     </w:p>
     <w:p>
@@ -6804,57 +12415,45 @@
         <w:rPr>
           <w:rFonts w:ascii="inter" w:eastAsia="inter" w:hAnsi="inter" w:cs="inter"/>
         </w:rPr>
-        <w:t xml:space="preserve">Created reproducible SD card images with preconfigured </w:t>
+        <w:t>Created reproducible SD card images with preconfigured Ubuntu Mate</w:t>
       </w:r>
       <w:r>
         <w:rPr>
           <w:rFonts w:ascii="inter" w:eastAsia="inter" w:hAnsi="inter" w:cs="inter"/>
         </w:rPr>
-        <w:t>Ubuntu Mate</w:t>
+        <w:t xml:space="preserve"> made for Raspberry Pi 4</w:t>
       </w:r>
       <w:r>
         <w:rPr>
           <w:rFonts w:ascii="inter" w:eastAsia="inter" w:hAnsi="inter" w:cs="inter"/>
         </w:rPr>
-        <w:t xml:space="preserve"> made for Raspberry Pi 4</w:t>
+        <w:t>, ROS</w:t>
       </w:r>
       <w:r>
         <w:rPr>
           <w:rFonts w:ascii="inter" w:eastAsia="inter" w:hAnsi="inter" w:cs="inter"/>
         </w:rPr>
-        <w:t>, ROS</w:t>
-      </w:r>
+        <w:t xml:space="preserve"> Arm Library from the Yahboom Dofbot (Nicknamed “</w:t>
+      </w:r>
+      <w:proofErr w:type="spellStart"/>
       <w:r>
         <w:rPr>
           <w:rFonts w:ascii="inter" w:eastAsia="inter" w:hAnsi="inter" w:cs="inter"/>
         </w:rPr>
-        <w:t xml:space="preserve"> Arm Library from the Yahboom Dofbot (Nicknamed “</w:t>
-      </w:r>
-      <w:proofErr w:type="spellStart"/>
+        <w:t>Doffy</w:t>
+      </w:r>
+      <w:proofErr w:type="spellEnd"/>
       <w:r>
         <w:rPr>
           <w:rFonts w:ascii="inter" w:eastAsia="inter" w:hAnsi="inter" w:cs="inter"/>
         </w:rPr>
-        <w:t>Doffy</w:t>
-      </w:r>
-      <w:proofErr w:type="spellEnd"/>
+        <w:t>”) Robotic Arm</w:t>
+      </w:r>
       <w:r>
         <w:rPr>
           <w:rFonts w:ascii="inter" w:eastAsia="inter" w:hAnsi="inter" w:cs="inter"/>
         </w:rPr>
-        <w:t>”) Robotic Arm</w:t>
-      </w:r>
-      <w:r>
-        <w:rPr>
-          <w:rFonts w:ascii="inter" w:eastAsia="inter" w:hAnsi="inter" w:cs="inter"/>
-        </w:rPr>
-        <w:t>, Jupyter Lab</w:t>
-      </w:r>
-      <w:r>
-        <w:rPr>
-          <w:rFonts w:ascii="inter" w:eastAsia="inter" w:hAnsi="inter" w:cs="inter"/>
-        </w:rPr>
-        <w:t xml:space="preserve">, OpenCV 4.8, </w:t>
+        <w:t xml:space="preserve">, Jupyter Lab, OpenCV 4.8, </w:t>
       </w:r>
       <w:r>
         <w:rPr>
@@ -6904,8 +12503,8 @@
         </w:rPr>
         <w:t>setup_env.sh</w:t>
       </w:r>
-      <w:bookmarkStart w:id="0" w:name="fnref1"/>
-      <w:bookmarkEnd w:id="0"/>
+      <w:bookmarkStart w:id="1" w:name="fnref1"/>
+      <w:bookmarkEnd w:id="1"/>
       <w:r>
         <w:rPr>
           <w:rFonts w:ascii="inter" w:eastAsia="inter" w:hAnsi="inter" w:cs="inter"/>
@@ -6939,10 +12538,10 @@
         </w:rPr>
         <w:t>with GPU-accelerated kernels</w:t>
       </w:r>
-      <w:bookmarkStart w:id="1" w:name="fnref2"/>
-      <w:bookmarkStart w:id="2" w:name="fnref3"/>
-      <w:bookmarkEnd w:id="1"/>
+      <w:bookmarkStart w:id="2" w:name="fnref2"/>
+      <w:bookmarkStart w:id="3" w:name="fnref3"/>
       <w:bookmarkEnd w:id="2"/>
+      <w:bookmarkEnd w:id="3"/>
     </w:p>
     <w:p>
       <w:pPr>
@@ -7479,7 +13078,6 @@
           <w:sz w:val="20"/>
           <w:szCs w:val="20"/>
         </w:rPr>
-        <w:lastRenderedPageBreak/>
         <w:t xml:space="preserve">HSV (Hue, Saturation, Value) is a color space created by A. R. Smith in 1978 based on the intuitive characteristics of color, also known as the </w:t>
       </w:r>
       <w:proofErr w:type="spellStart"/>
@@ -7535,6 +13133,7 @@
           <w:sz w:val="20"/>
           <w:szCs w:val="20"/>
         </w:rPr>
+        <w:lastRenderedPageBreak/>
         <w:t>H: 0 — 180</w:t>
       </w:r>
     </w:p>
@@ -7608,7 +13207,7 @@
                     </pic:cNvPicPr>
                   </pic:nvPicPr>
                   <pic:blipFill>
-                    <a:blip r:embed="rId8">
+                    <a:blip r:embed="rId19">
                       <a:extLst>
                         <a:ext uri="{28A0092B-C50C-407E-A947-70E740481C1C}">
                           <a14:useLocalDpi xmlns:a14="http://schemas.microsoft.com/office/drawing/2010/main" val="0"/>
@@ -10731,7 +16330,7 @@
                     <pic:cNvPicPr/>
                   </pic:nvPicPr>
                   <pic:blipFill>
-                    <a:blip r:embed="rId9">
+                    <a:blip r:embed="rId17">
                       <a:extLst>
                         <a:ext uri="{28A0092B-C50C-407E-A947-70E740481C1C}">
                           <a14:useLocalDpi xmlns:a14="http://schemas.microsoft.com/office/drawing/2010/main" val="0"/>
@@ -10799,7 +16398,7 @@
                     <pic:cNvPicPr/>
                   </pic:nvPicPr>
                   <pic:blipFill>
-                    <a:blip r:embed="rId10">
+                    <a:blip r:embed="rId15">
                       <a:extLst>
                         <a:ext uri="{28A0092B-C50C-407E-A947-70E740481C1C}">
                           <a14:useLocalDpi xmlns:a14="http://schemas.microsoft.com/office/drawing/2010/main" val="0"/>
@@ -10860,7 +16459,7 @@
                     <pic:cNvPicPr/>
                   </pic:nvPicPr>
                   <pic:blipFill>
-                    <a:blip r:embed="rId11">
+                    <a:blip r:embed="rId14">
                       <a:extLst>
                         <a:ext uri="{28A0092B-C50C-407E-A947-70E740481C1C}">
                           <a14:useLocalDpi xmlns:a14="http://schemas.microsoft.com/office/drawing/2010/main" val="0"/>
@@ -10998,7 +16597,7 @@
                     <pic:cNvPicPr/>
                   </pic:nvPicPr>
                   <pic:blipFill>
-                    <a:blip r:embed="rId12">
+                    <a:blip r:embed="rId20">
                       <a:extLst>
                         <a:ext uri="{28A0092B-C50C-407E-A947-70E740481C1C}">
                           <a14:useLocalDpi xmlns:a14="http://schemas.microsoft.com/office/drawing/2010/main" val="0"/>
@@ -11064,7 +16663,7 @@
                     <pic:cNvPicPr/>
                   </pic:nvPicPr>
                   <pic:blipFill>
-                    <a:blip r:embed="rId13">
+                    <a:blip r:embed="rId21">
                       <a:extLst>
                         <a:ext uri="{28A0092B-C50C-407E-A947-70E740481C1C}">
                           <a14:useLocalDpi xmlns:a14="http://schemas.microsoft.com/office/drawing/2010/main" val="0"/>
@@ -11129,6 +16728,7 @@
         <w:ind w:right="27"/>
       </w:pPr>
       <w:r>
+        <w:lastRenderedPageBreak/>
         <w:t xml:space="preserve">Robotic Arm Assembly and Control: Integrating the robotic arm presented mechanical and software challenges. We used the </w:t>
       </w:r>
       <w:proofErr w:type="spellStart"/>
@@ -11576,8 +17176,8 @@
         </w:rPr>
         <w:t>: 99.7% service uptime with automatic recovery from USB disconnects</w:t>
       </w:r>
-      <w:bookmarkStart w:id="3" w:name="fnref4"/>
-      <w:bookmarkEnd w:id="3"/>
+      <w:bookmarkStart w:id="4" w:name="fnref4"/>
+      <w:bookmarkEnd w:id="4"/>
       <w:r>
         <w:t xml:space="preserve"> </w:t>
       </w:r>
@@ -11680,10 +17280,10 @@
         </w:rPr>
         <w:t>: Concurrent servo actuation (12V/4A peak) and USB3 camera streaming caused brownout-induced resets</w:t>
       </w:r>
-      <w:bookmarkStart w:id="4" w:name="fnref3:1"/>
-      <w:bookmarkStart w:id="5" w:name="fnref5"/>
-      <w:bookmarkEnd w:id="4"/>
+      <w:bookmarkStart w:id="5" w:name="fnref3:1"/>
+      <w:bookmarkStart w:id="6" w:name="fnref5"/>
       <w:bookmarkEnd w:id="5"/>
+      <w:bookmarkEnd w:id="6"/>
       <w:r>
         <w:t>.</w:t>
       </w:r>
@@ -11869,6 +17469,14 @@
           <w:sz w:val="18"/>
         </w:rPr>
         <w:br/>
+      </w:r>
+      <w:r>
+        <w:rPr>
+          <w:rStyle w:val="VerbatimChar"/>
+          <w:rFonts w:ascii="IBM Plex Mono" w:eastAsia="IBM Plex Mono" w:hAnsi="IBM Plex Mono" w:cs="IBM Plex Mono"/>
+          <w:sz w:val="18"/>
+        </w:rPr>
+        <w:lastRenderedPageBreak/>
         <w:t xml:space="preserve">        </w:t>
       </w:r>
       <w:proofErr w:type="spellStart"/>
@@ -11960,11 +17568,10 @@
         <w:rPr>
           <w:rFonts w:ascii="inter" w:eastAsia="inter" w:hAnsi="inter" w:cs="inter"/>
         </w:rPr>
-        <w:lastRenderedPageBreak/>
         <w:t>Servos → Dedicated 12V/6A surge-protected rail</w:t>
       </w:r>
-      <w:bookmarkStart w:id="6" w:name="fnref6"/>
-      <w:bookmarkEnd w:id="6"/>
+      <w:bookmarkStart w:id="7" w:name="fnref6"/>
+      <w:bookmarkEnd w:id="7"/>
     </w:p>
     <w:p>
       <w:pPr>
@@ -12017,10 +17624,10 @@
         </w:rPr>
         <w:t>: Eliminated 98% of unexpected disconnects while maintaining 4.2 FPS inference</w:t>
       </w:r>
-      <w:bookmarkStart w:id="7" w:name="fnref4:1"/>
-      <w:bookmarkStart w:id="8" w:name="fnref5:1"/>
-      <w:bookmarkEnd w:id="7"/>
+      <w:bookmarkStart w:id="8" w:name="fnref4:1"/>
+      <w:bookmarkStart w:id="9" w:name="fnref5:1"/>
       <w:bookmarkEnd w:id="8"/>
+      <w:bookmarkEnd w:id="9"/>
       <w:r>
         <w:t xml:space="preserve"> </w:t>
       </w:r>
@@ -12648,34 +18255,33 @@
           <w:rFonts w:ascii="IBM Plex Mono" w:eastAsia="IBM Plex Mono" w:hAnsi="IBM Plex Mono" w:cs="IBM Plex Mono"/>
           <w:sz w:val="18"/>
         </w:rPr>
-        <w:t>thresholds)  #</w:t>
-      </w:r>
-      <w:proofErr w:type="gramEnd"/>
+        <w:t>thresholds</w:t>
+      </w:r>
+      <w:proofErr w:type="spellEnd"/>
       <w:r>
         <w:rPr>
           <w:rStyle w:val="VerbatimChar"/>
           <w:rFonts w:ascii="IBM Plex Mono" w:eastAsia="IBM Plex Mono" w:hAnsi="IBM Plex Mono" w:cs="IBM Plex Mono"/>
           <w:sz w:val="18"/>
         </w:rPr>
-        <w:t xml:space="preserve"> 30 FPS</w:t>
-      </w:r>
+        <w:t>)  #</w:t>
+      </w:r>
+      <w:proofErr w:type="gramEnd"/>
       <w:r>
         <w:rPr>
           <w:rStyle w:val="VerbatimChar"/>
           <w:rFonts w:ascii="IBM Plex Mono" w:eastAsia="IBM Plex Mono" w:hAnsi="IBM Plex Mono" w:cs="IBM Plex Mono"/>
           <w:sz w:val="18"/>
         </w:rPr>
-        <w:br/>
-        <w:t>e</w:t>
-      </w:r>
-      <w:proofErr w:type="spellEnd"/>
+        <w:t xml:space="preserve"> 30 FPS</w:t>
+      </w:r>
       <w:r>
         <w:rPr>
           <w:rStyle w:val="VerbatimChar"/>
           <w:rFonts w:ascii="IBM Plex Mono" w:eastAsia="IBM Plex Mono" w:hAnsi="IBM Plex Mono" w:cs="IBM Plex Mono"/>
           <w:sz w:val="18"/>
         </w:rPr>
-        <w:t>l</w:t>
+        <w:br/>
       </w:r>
       <w:proofErr w:type="spellStart"/>
       <w:r>
@@ -12684,7 +18290,25 @@
           <w:rFonts w:ascii="IBM Plex Mono" w:eastAsia="IBM Plex Mono" w:hAnsi="IBM Plex Mono" w:cs="IBM Plex Mono"/>
           <w:sz w:val="18"/>
         </w:rPr>
-        <w:t>if frame_priority</w:t>
+        <w:t>elif</w:t>
+      </w:r>
+      <w:proofErr w:type="spellEnd"/>
+      <w:r>
+        <w:rPr>
+          <w:rStyle w:val="VerbatimChar"/>
+          <w:rFonts w:ascii="IBM Plex Mono" w:eastAsia="IBM Plex Mono" w:hAnsi="IBM Plex Mono" w:cs="IBM Plex Mono"/>
+          <w:sz w:val="18"/>
+        </w:rPr>
+        <w:t xml:space="preserve"> </w:t>
+      </w:r>
+      <w:proofErr w:type="spellStart"/>
+      <w:r>
+        <w:rPr>
+          <w:rStyle w:val="VerbatimChar"/>
+          <w:rFonts w:ascii="IBM Plex Mono" w:eastAsia="IBM Plex Mono" w:hAnsi="IBM Plex Mono" w:cs="IBM Plex Mono"/>
+          <w:sz w:val="18"/>
+        </w:rPr>
+        <w:t>frame_priority</w:t>
       </w:r>
       <w:proofErr w:type="spellEnd"/>
       <w:r>
@@ -12846,10 +18470,10 @@
         </w:rPr>
         <w:t>: 8-bit model conversion during idle cycles</w:t>
       </w:r>
-      <w:bookmarkStart w:id="9" w:name="fnref7"/>
-      <w:bookmarkStart w:id="10" w:name="fnref8"/>
-      <w:bookmarkEnd w:id="9"/>
+      <w:bookmarkStart w:id="10" w:name="fnref7"/>
+      <w:bookmarkStart w:id="11" w:name="fnref8"/>
       <w:bookmarkEnd w:id="10"/>
+      <w:bookmarkEnd w:id="11"/>
       <w:r>
         <w:t xml:space="preserve"> </w:t>
       </w:r>
@@ -12875,10 +18499,10 @@
         </w:rPr>
         <w:t>: Dynamic resolution scaling (640x480 → 320x240) under thermal stress</w:t>
       </w:r>
-      <w:bookmarkStart w:id="11" w:name="fnref9"/>
-      <w:bookmarkStart w:id="12" w:name="fnref8:1"/>
-      <w:bookmarkEnd w:id="11"/>
+      <w:bookmarkStart w:id="12" w:name="fnref9"/>
+      <w:bookmarkStart w:id="13" w:name="fnref8:1"/>
       <w:bookmarkEnd w:id="12"/>
+      <w:bookmarkEnd w:id="13"/>
       <w:r>
         <w:t xml:space="preserve"> </w:t>
       </w:r>
@@ -13082,6 +18706,14 @@
           <w:sz w:val="18"/>
         </w:rPr>
         <w:br/>
+      </w:r>
+      <w:r>
+        <w:rPr>
+          <w:rStyle w:val="VerbatimChar"/>
+          <w:rFonts w:ascii="IBM Plex Mono" w:eastAsia="IBM Plex Mono" w:hAnsi="IBM Plex Mono" w:cs="IBM Plex Mono"/>
+          <w:sz w:val="18"/>
+        </w:rPr>
+        <w:lastRenderedPageBreak/>
         <w:t>if [ $temp -</w:t>
       </w:r>
       <w:proofErr w:type="spellStart"/>
@@ -13259,7 +18891,6 @@
           <w:rFonts w:ascii="inter" w:eastAsia="inter" w:hAnsi="inter" w:cs="inter"/>
           <w:b/>
         </w:rPr>
-        <w:lastRenderedPageBreak/>
         <w:t>Software</w:t>
       </w:r>
       <w:r>
@@ -13302,10 +18933,10 @@
         </w:rPr>
         <w:t>: Sustained 45-55°C under load while maintaining 85% relative performance</w:t>
       </w:r>
-      <w:bookmarkStart w:id="13" w:name="fnref9:1"/>
-      <w:bookmarkStart w:id="14" w:name="fnref10:1"/>
-      <w:bookmarkEnd w:id="13"/>
+      <w:bookmarkStart w:id="14" w:name="fnref9:1"/>
+      <w:bookmarkStart w:id="15" w:name="fnref10:1"/>
       <w:bookmarkEnd w:id="14"/>
+      <w:bookmarkEnd w:id="15"/>
       <w:r>
         <w:t xml:space="preserve"> </w:t>
       </w:r>
@@ -13393,15 +19024,7 @@
         <w:ind w:right="27"/>
       </w:pPr>
       <w:r>
-        <w:t xml:space="preserve">The </w:t>
-      </w:r>
-      <w:proofErr w:type="spellStart"/>
-      <w:r>
-        <w:t>SmartVision</w:t>
-      </w:r>
-      <w:proofErr w:type="spellEnd"/>
-      <w:r>
-        <w:t xml:space="preserve"> system has applications beyond its original purpose of categorizing colored notes:</w:t>
+        <w:t>The SmartVision system has applications beyond its original purpose of categorizing colored notes:</w:t>
       </w:r>
     </w:p>
     <w:p>
@@ -14679,15 +20302,7 @@
         <w:ind w:right="27"/>
       </w:pPr>
       <w:r>
-        <w:t xml:space="preserve">The </w:t>
-      </w:r>
-      <w:proofErr w:type="spellStart"/>
-      <w:r>
-        <w:t>SmartVision</w:t>
-      </w:r>
-      <w:proofErr w:type="spellEnd"/>
-      <w:r>
-        <w:t xml:space="preserve"> system could revolutionize how students interact with information. By bridging physical </w:t>
+        <w:t xml:space="preserve">The SmartVision system could revolutionize how students interact with information. By bridging physical </w:t>
       </w:r>
       <w:proofErr w:type="gramStart"/>
       <w:r>
@@ -14730,6 +20345,7 @@
         <w:ind w:left="-5"/>
       </w:pPr>
       <w:r>
+        <w:lastRenderedPageBreak/>
         <w:t>Technology Literacy Impact</w:t>
       </w:r>
     </w:p>
@@ -14748,7 +20364,6 @@
         <w:ind w:left="-5"/>
       </w:pPr>
       <w:r>
-        <w:lastRenderedPageBreak/>
         <w:t>Other Possible Solutions and Extensions</w:t>
       </w:r>
     </w:p>
@@ -14785,15 +20400,7 @@
         <w:ind w:right="27"/>
       </w:pPr>
       <w:r>
-        <w:t xml:space="preserve">Developing an AR application that works with the </w:t>
-      </w:r>
-      <w:proofErr w:type="spellStart"/>
-      <w:r>
-        <w:t>SmartVision</w:t>
-      </w:r>
-      <w:proofErr w:type="spellEnd"/>
-      <w:r>
-        <w:t xml:space="preserve"> system to project digital information and connections over physical notes, creating an interactive study </w:t>
+        <w:t xml:space="preserve">Developing an AR application that works with the SmartVision system to project digital information and connections over physical notes, creating an interactive study </w:t>
       </w:r>
       <w:proofErr w:type="gramStart"/>
       <w:r>
@@ -15471,18 +21078,59 @@
       </w:r>
     </w:p>
     <w:sectPr>
-      <w:headerReference w:type="even" r:id="rId14"/>
-      <w:headerReference w:type="default" r:id="rId15"/>
-      <w:footerReference w:type="even" r:id="rId16"/>
-      <w:footerReference w:type="default" r:id="rId17"/>
-      <w:headerReference w:type="first" r:id="rId18"/>
-      <w:footerReference w:type="first" r:id="rId19"/>
+      <w:headerReference w:type="even" r:id="rId22"/>
+      <w:headerReference w:type="default" r:id="rId23"/>
+      <w:footerReference w:type="even" r:id="rId24"/>
+      <w:footerReference w:type="default" r:id="rId25"/>
+      <w:headerReference w:type="first" r:id="rId26"/>
+      <w:footerReference w:type="first" r:id="rId27"/>
       <w:pgSz w:w="11899" w:h="16838"/>
       <w:pgMar w:top="880" w:right="851" w:bottom="618" w:left="857" w:header="325" w:footer="261" w:gutter="0"/>
       <w:cols w:space="720"/>
     </w:sectPr>
   </w:body>
 </w:document>
+</file>
+
+<file path=word/comments.xml><?xml version="1.0" encoding="utf-8"?>
+<w:comments xmlns:wpc="http://schemas.microsoft.com/office/word/2010/wordprocessingCanvas" xmlns:cx="http://schemas.microsoft.com/office/drawing/2014/chartex" xmlns:cx1="http://schemas.microsoft.com/office/drawing/2015/9/8/chartex" xmlns:cx2="http://schemas.microsoft.com/office/drawing/2015/10/21/chartex" xmlns:cx3="http://schemas.microsoft.com/office/drawing/2016/5/9/chartex" xmlns:cx4="http://schemas.microsoft.com/office/drawing/2016/5/10/chartex" xmlns:cx5="http://schemas.microsoft.com/office/drawing/2016/5/11/chartex" xmlns:cx6="http://schemas.microsoft.com/office/drawing/2016/5/12/chartex" xmlns:cx7="http://schemas.microsoft.com/office/drawing/2016/5/13/chartex" xmlns:cx8="http://schemas.microsoft.com/office/drawing/2016/5/14/chartex" xmlns:mc="http://schemas.openxmlformats.org/markup-compatibility/2006" xmlns:aink="http://schemas.microsoft.com/office/drawing/2016/ink" xmlns:am3d="http://schemas.microsoft.com/office/drawing/2017/model3d" xmlns:o="urn:schemas-microsoft-com:office:office" xmlns:oel="http://schemas.microsoft.com/office/2019/extlst" xmlns:r="http://schemas.openxmlformats.org/officeDocument/2006/relationships" xmlns:m="http://schemas.openxmlformats.org/officeDocument/2006/math" xmlns:v="urn:schemas-microsoft-com:vml" xmlns:wp14="http://schemas.microsoft.com/office/word/2010/wordprocessingDrawing" xmlns:wp="http://schemas.openxmlformats.org/drawingml/2006/wordprocessingDrawing" xmlns:w10="urn:schemas-microsoft-com:office:word" xmlns:w="http://schemas.openxmlformats.org/wordprocessingml/2006/main" xmlns:w14="http://schemas.microsoft.com/office/word/2010/wordml" xmlns:w15="http://schemas.microsoft.com/office/word/2012/wordml" xmlns:w16cex="http://schemas.microsoft.com/office/word/2018/wordml/cex" xmlns:w16cid="http://schemas.microsoft.com/office/word/2016/wordml/cid" xmlns:w16="http://schemas.microsoft.com/office/word/2018/wordml" xmlns:w16du="http://schemas.microsoft.com/office/word/2023/wordml/word16du" xmlns:w16sdtdh="http://schemas.microsoft.com/office/word/2020/wordml/sdtdatahash" xmlns:w16sdtfl="http://schemas.microsoft.com/office/word/2024/wordml/sdtformatlock" xmlns:w16se="http://schemas.microsoft.com/office/word/2015/wordml/symex" xmlns:wpg="http://schemas.microsoft.com/office/word/2010/wordprocessingGroup" xmlns:wpi="http://schemas.microsoft.com/office/word/2010/wordprocessingInk" xmlns:wne="http://schemas.microsoft.com/office/word/2006/wordml" xmlns:wps="http://schemas.microsoft.com/office/word/2010/wordprocessingShape" mc:Ignorable="w14 w15 w16se w16cid w16 w16cex w16sdtdh w16sdtfl w16du wp14">
+  <w:comment w:id="0" w:author="Garza-Robledo Miguel A" w:date="2025-05-11T00:32:00Z" w:initials="m">
+    <w:p>
+      <w:r>
+        <w:rPr>
+          <w:rStyle w:val="CommentReference"/>
+        </w:rPr>
+        <w:annotationRef/>
+      </w:r>
+      <w:r>
+        <w:rPr>
+          <w:sz w:val="20"/>
+          <w:szCs w:val="20"/>
+        </w:rPr>
+        <w:t>fix</w:t>
+      </w:r>
+    </w:p>
+    <w:p/>
+  </w:comment>
+</w:comments>
+</file>
+
+<file path=word/commentsExtended.xml><?xml version="1.0" encoding="utf-8"?>
+<w15:commentsEx xmlns:wpc="http://schemas.microsoft.com/office/word/2010/wordprocessingCanvas" xmlns:cx="http://schemas.microsoft.com/office/drawing/2014/chartex" xmlns:cx1="http://schemas.microsoft.com/office/drawing/2015/9/8/chartex" xmlns:cx2="http://schemas.microsoft.com/office/drawing/2015/10/21/chartex" xmlns:cx3="http://schemas.microsoft.com/office/drawing/2016/5/9/chartex" xmlns:cx4="http://schemas.microsoft.com/office/drawing/2016/5/10/chartex" xmlns:cx5="http://schemas.microsoft.com/office/drawing/2016/5/11/chartex" xmlns:cx6="http://schemas.microsoft.com/office/drawing/2016/5/12/chartex" xmlns:cx7="http://schemas.microsoft.com/office/drawing/2016/5/13/chartex" xmlns:cx8="http://schemas.microsoft.com/office/drawing/2016/5/14/chartex" xmlns:mc="http://schemas.openxmlformats.org/markup-compatibility/2006" xmlns:aink="http://schemas.microsoft.com/office/drawing/2016/ink" xmlns:am3d="http://schemas.microsoft.com/office/drawing/2017/model3d" xmlns:o="urn:schemas-microsoft-com:office:office" xmlns:oel="http://schemas.microsoft.com/office/2019/extlst" xmlns:r="http://schemas.openxmlformats.org/officeDocument/2006/relationships" xmlns:m="http://schemas.openxmlformats.org/officeDocument/2006/math" xmlns:v="urn:schemas-microsoft-com:vml" xmlns:wp14="http://schemas.microsoft.com/office/word/2010/wordprocessingDrawing" xmlns:wp="http://schemas.openxmlformats.org/drawingml/2006/wordprocessingDrawing" xmlns:w10="urn:schemas-microsoft-com:office:word" xmlns:w="http://schemas.openxmlformats.org/wordprocessingml/2006/main" xmlns:w14="http://schemas.microsoft.com/office/word/2010/wordml" xmlns:w15="http://schemas.microsoft.com/office/word/2012/wordml" xmlns:w16cex="http://schemas.microsoft.com/office/word/2018/wordml/cex" xmlns:w16cid="http://schemas.microsoft.com/office/word/2016/wordml/cid" xmlns:w16="http://schemas.microsoft.com/office/word/2018/wordml" xmlns:w16du="http://schemas.microsoft.com/office/word/2023/wordml/word16du" xmlns:w16sdtdh="http://schemas.microsoft.com/office/word/2020/wordml/sdtdatahash" xmlns:w16sdtfl="http://schemas.microsoft.com/office/word/2024/wordml/sdtformatlock" xmlns:w16se="http://schemas.microsoft.com/office/word/2015/wordml/symex" xmlns:wpg="http://schemas.microsoft.com/office/word/2010/wordprocessingGroup" xmlns:wpi="http://schemas.microsoft.com/office/word/2010/wordprocessingInk" xmlns:wne="http://schemas.microsoft.com/office/word/2006/wordml" xmlns:wps="http://schemas.microsoft.com/office/word/2010/wordprocessingShape" mc:Ignorable="w14 w15 w16se w16cid w16 w16cex w16sdtdh w16sdtfl w16du wp14">
+  <w15:commentEx w15:paraId="15D30F6A" w15:done="0"/>
+</w15:commentsEx>
+</file>
+
+<file path=word/commentsExtensible.xml><?xml version="1.0" encoding="utf-8"?>
+<w16cex:commentsExtensible xmlns:wpc="http://schemas.microsoft.com/office/word/2010/wordprocessingCanvas" xmlns:cx="http://schemas.microsoft.com/office/drawing/2014/chartex" xmlns:cx1="http://schemas.microsoft.com/office/drawing/2015/9/8/chartex" xmlns:cx2="http://schemas.microsoft.com/office/drawing/2015/10/21/chartex" xmlns:cx3="http://schemas.microsoft.com/office/drawing/2016/5/9/chartex" xmlns:cx4="http://schemas.microsoft.com/office/drawing/2016/5/10/chartex" xmlns:cx5="http://schemas.microsoft.com/office/drawing/2016/5/11/chartex" xmlns:cx6="http://schemas.microsoft.com/office/drawing/2016/5/12/chartex" xmlns:cx7="http://schemas.microsoft.com/office/drawing/2016/5/13/chartex" xmlns:cx8="http://schemas.microsoft.com/office/drawing/2016/5/14/chartex" xmlns:cr="http://schemas.microsoft.com/office/comments/2020/reactions" xmlns:mc="http://schemas.openxmlformats.org/markup-compatibility/2006" xmlns:aink="http://schemas.microsoft.com/office/drawing/2016/ink" xmlns:am3d="http://schemas.microsoft.com/office/drawing/2017/model3d" xmlns:o="urn:schemas-microsoft-com:office:office" xmlns:oel="http://schemas.microsoft.com/office/2019/extlst" xmlns:r="http://schemas.openxmlformats.org/officeDocument/2006/relationships" xmlns:m="http://schemas.openxmlformats.org/officeDocument/2006/math" xmlns:v="urn:schemas-microsoft-com:vml" xmlns:wp14="http://schemas.microsoft.com/office/word/2010/wordprocessingDrawing" xmlns:wp="http://schemas.openxmlformats.org/drawingml/2006/wordprocessingDrawing" xmlns:w10="urn:schemas-microsoft-com:office:word" xmlns:w="http://schemas.openxmlformats.org/wordprocessingml/2006/main" xmlns:w14="http://schemas.microsoft.com/office/word/2010/wordml" xmlns:w15="http://schemas.microsoft.com/office/word/2012/wordml" xmlns:w16cex="http://schemas.microsoft.com/office/word/2018/wordml/cex" xmlns:w16cid="http://schemas.microsoft.com/office/word/2016/wordml/cid" xmlns:w16="http://schemas.microsoft.com/office/word/2018/wordml" xmlns:w16du="http://schemas.microsoft.com/office/word/2023/wordml/word16du" xmlns:w16sdtdh="http://schemas.microsoft.com/office/word/2020/wordml/sdtdatahash" xmlns:w16sdtfl="http://schemas.microsoft.com/office/word/2024/wordml/sdtformatlock" xmlns:w16se="http://schemas.microsoft.com/office/word/2015/wordml/symex" xmlns:wpg="http://schemas.microsoft.com/office/word/2010/wordprocessingGroup" xmlns:wpi="http://schemas.microsoft.com/office/word/2010/wordprocessingInk" xmlns:wne="http://schemas.microsoft.com/office/word/2006/wordml" xmlns:wps="http://schemas.microsoft.com/office/word/2010/wordprocessingShape" mc:Ignorable="w14 w15 w16se w16cid w16 w16cex w16sdtdh w16sdtfl cr w16du wp14">
+  <w16cex:commentExtensible w16cex:durableId="3EB14B9C" w16cex:dateUtc="2025-05-11T05:32:00Z"/>
+</w16cex:commentsExtensible>
+</file>
+
+<file path=word/commentsIds.xml><?xml version="1.0" encoding="utf-8"?>
+<w16cid:commentsIds xmlns:wpc="http://schemas.microsoft.com/office/word/2010/wordprocessingCanvas" xmlns:cx="http://schemas.microsoft.com/office/drawing/2014/chartex" xmlns:cx1="http://schemas.microsoft.com/office/drawing/2015/9/8/chartex" xmlns:cx2="http://schemas.microsoft.com/office/drawing/2015/10/21/chartex" xmlns:cx3="http://schemas.microsoft.com/office/drawing/2016/5/9/chartex" xmlns:cx4="http://schemas.microsoft.com/office/drawing/2016/5/10/chartex" xmlns:cx5="http://schemas.microsoft.com/office/drawing/2016/5/11/chartex" xmlns:cx6="http://schemas.microsoft.com/office/drawing/2016/5/12/chartex" xmlns:cx7="http://schemas.microsoft.com/office/drawing/2016/5/13/chartex" xmlns:cx8="http://schemas.microsoft.com/office/drawing/2016/5/14/chartex" xmlns:mc="http://schemas.openxmlformats.org/markup-compatibility/2006" xmlns:aink="http://schemas.microsoft.com/office/drawing/2016/ink" xmlns:am3d="http://schemas.microsoft.com/office/drawing/2017/model3d" xmlns:o="urn:schemas-microsoft-com:office:office" xmlns:oel="http://schemas.microsoft.com/office/2019/extlst" xmlns:r="http://schemas.openxmlformats.org/officeDocument/2006/relationships" xmlns:m="http://schemas.openxmlformats.org/officeDocument/2006/math" xmlns:v="urn:schemas-microsoft-com:vml" xmlns:wp14="http://schemas.microsoft.com/office/word/2010/wordprocessingDrawing" xmlns:wp="http://schemas.openxmlformats.org/drawingml/2006/wordprocessingDrawing" xmlns:w10="urn:schemas-microsoft-com:office:word" xmlns:w="http://schemas.openxmlformats.org/wordprocessingml/2006/main" xmlns:w14="http://schemas.microsoft.com/office/word/2010/wordml" xmlns:w15="http://schemas.microsoft.com/office/word/2012/wordml" xmlns:w16cex="http://schemas.microsoft.com/office/word/2018/wordml/cex" xmlns:w16cid="http://schemas.microsoft.com/office/word/2016/wordml/cid" xmlns:w16="http://schemas.microsoft.com/office/word/2018/wordml" xmlns:w16du="http://schemas.microsoft.com/office/word/2023/wordml/word16du" xmlns:w16sdtdh="http://schemas.microsoft.com/office/word/2020/wordml/sdtdatahash" xmlns:w16sdtfl="http://schemas.microsoft.com/office/word/2024/wordml/sdtformatlock" xmlns:w16se="http://schemas.microsoft.com/office/word/2015/wordml/symex" xmlns:wpg="http://schemas.microsoft.com/office/word/2010/wordprocessingGroup" xmlns:wpi="http://schemas.microsoft.com/office/word/2010/wordprocessingInk" xmlns:wne="http://schemas.microsoft.com/office/word/2006/wordml" xmlns:wps="http://schemas.microsoft.com/office/word/2010/wordprocessingShape" mc:Ignorable="w14 w15 w16se w16cid w16 w16cex w16sdtdh w16sdtfl w16du wp14">
+  <w16cid:commentId w16cid:paraId="15D30F6A" w16cid:durableId="3EB14B9C"/>
+</w16cid:commentsIds>
 </file>
 
 <file path=word/endnotes.xml><?xml version="1.0" encoding="utf-8"?>
@@ -15848,6 +21496,186 @@
     </w:lvl>
   </w:abstractNum>
   <w:abstractNum w:abstractNumId="1" w15:restartNumberingAfterBreak="0">
+    <w:nsid w:val="06D141BC"/>
+    <w:multiLevelType w:val="hybridMultilevel"/>
+    <w:tmpl w:val="0FB4B110"/>
+    <w:lvl w:ilvl="0" w:tplc="2940D3AA">
+      <w:start w:val="1"/>
+      <w:numFmt w:val="bullet"/>
+      <w:lvlText w:val=""/>
+      <w:lvlJc w:val="left"/>
+      <w:pPr>
+        <w:tabs>
+          <w:tab w:val="num" w:pos="900"/>
+        </w:tabs>
+        <w:ind w:left="540" w:hanging="360"/>
+      </w:pPr>
+      <w:rPr>
+        <w:rFonts w:ascii="Symbol" w:hAnsi="Symbol" w:hint="default"/>
+      </w:rPr>
+    </w:lvl>
+    <w:lvl w:ilvl="1" w:tplc="B0621EF6">
+      <w:numFmt w:val="decimal"/>
+      <w:lvlText w:val=""/>
+      <w:lvlJc w:val="left"/>
+    </w:lvl>
+    <w:lvl w:ilvl="2" w:tplc="18E218C4">
+      <w:numFmt w:val="decimal"/>
+      <w:lvlText w:val=""/>
+      <w:lvlJc w:val="left"/>
+    </w:lvl>
+    <w:lvl w:ilvl="3" w:tplc="9CF4EAF2">
+      <w:numFmt w:val="decimal"/>
+      <w:lvlText w:val=""/>
+      <w:lvlJc w:val="left"/>
+    </w:lvl>
+    <w:lvl w:ilvl="4" w:tplc="EFF886D8">
+      <w:numFmt w:val="decimal"/>
+      <w:lvlText w:val=""/>
+      <w:lvlJc w:val="left"/>
+    </w:lvl>
+    <w:lvl w:ilvl="5" w:tplc="ACB64470">
+      <w:numFmt w:val="decimal"/>
+      <w:lvlText w:val=""/>
+      <w:lvlJc w:val="left"/>
+    </w:lvl>
+    <w:lvl w:ilvl="6" w:tplc="017E80EC">
+      <w:numFmt w:val="decimal"/>
+      <w:lvlText w:val=""/>
+      <w:lvlJc w:val="left"/>
+    </w:lvl>
+    <w:lvl w:ilvl="7" w:tplc="5A083B88">
+      <w:numFmt w:val="decimal"/>
+      <w:lvlText w:val=""/>
+      <w:lvlJc w:val="left"/>
+    </w:lvl>
+    <w:lvl w:ilvl="8" w:tplc="48565964">
+      <w:numFmt w:val="decimal"/>
+      <w:lvlText w:val=""/>
+      <w:lvlJc w:val="left"/>
+    </w:lvl>
+  </w:abstractNum>
+  <w:abstractNum w:abstractNumId="2" w15:restartNumberingAfterBreak="0">
+    <w:nsid w:val="07F44D84"/>
+    <w:multiLevelType w:val="hybridMultilevel"/>
+    <w:tmpl w:val="F9BAE26A"/>
+    <w:lvl w:ilvl="0" w:tplc="8E024AFA">
+      <w:start w:val="1"/>
+      <w:numFmt w:val="bullet"/>
+      <w:lvlText w:val=""/>
+      <w:lvlJc w:val="left"/>
+      <w:pPr>
+        <w:tabs>
+          <w:tab w:val="num" w:pos="900"/>
+        </w:tabs>
+        <w:ind w:left="540" w:hanging="360"/>
+      </w:pPr>
+      <w:rPr>
+        <w:rFonts w:ascii="Symbol" w:hAnsi="Symbol" w:hint="default"/>
+      </w:rPr>
+    </w:lvl>
+    <w:lvl w:ilvl="1" w:tplc="A726C510">
+      <w:numFmt w:val="decimal"/>
+      <w:lvlText w:val=""/>
+      <w:lvlJc w:val="left"/>
+    </w:lvl>
+    <w:lvl w:ilvl="2" w:tplc="A3AA5DE2">
+      <w:numFmt w:val="decimal"/>
+      <w:lvlText w:val=""/>
+      <w:lvlJc w:val="left"/>
+    </w:lvl>
+    <w:lvl w:ilvl="3" w:tplc="24AAFAD4">
+      <w:numFmt w:val="decimal"/>
+      <w:lvlText w:val=""/>
+      <w:lvlJc w:val="left"/>
+    </w:lvl>
+    <w:lvl w:ilvl="4" w:tplc="45B81712">
+      <w:numFmt w:val="decimal"/>
+      <w:lvlText w:val=""/>
+      <w:lvlJc w:val="left"/>
+    </w:lvl>
+    <w:lvl w:ilvl="5" w:tplc="77463C50">
+      <w:numFmt w:val="decimal"/>
+      <w:lvlText w:val=""/>
+      <w:lvlJc w:val="left"/>
+    </w:lvl>
+    <w:lvl w:ilvl="6" w:tplc="563CC9B6">
+      <w:numFmt w:val="decimal"/>
+      <w:lvlText w:val=""/>
+      <w:lvlJc w:val="left"/>
+    </w:lvl>
+    <w:lvl w:ilvl="7" w:tplc="F7B684B2">
+      <w:numFmt w:val="decimal"/>
+      <w:lvlText w:val=""/>
+      <w:lvlJc w:val="left"/>
+    </w:lvl>
+    <w:lvl w:ilvl="8" w:tplc="02CCC954">
+      <w:numFmt w:val="decimal"/>
+      <w:lvlText w:val=""/>
+      <w:lvlJc w:val="left"/>
+    </w:lvl>
+  </w:abstractNum>
+  <w:abstractNum w:abstractNumId="3" w15:restartNumberingAfterBreak="0">
+    <w:nsid w:val="0BE46BC6"/>
+    <w:multiLevelType w:val="hybridMultilevel"/>
+    <w:tmpl w:val="D8328A12"/>
+    <w:lvl w:ilvl="0" w:tplc="58401916">
+      <w:start w:val="1"/>
+      <w:numFmt w:val="bullet"/>
+      <w:lvlText w:val=""/>
+      <w:lvlJc w:val="left"/>
+      <w:pPr>
+        <w:tabs>
+          <w:tab w:val="num" w:pos="900"/>
+        </w:tabs>
+        <w:ind w:left="540" w:hanging="360"/>
+      </w:pPr>
+      <w:rPr>
+        <w:rFonts w:ascii="Symbol" w:hAnsi="Symbol" w:hint="default"/>
+      </w:rPr>
+    </w:lvl>
+    <w:lvl w:ilvl="1" w:tplc="B8FAD23A">
+      <w:numFmt w:val="decimal"/>
+      <w:lvlText w:val=""/>
+      <w:lvlJc w:val="left"/>
+    </w:lvl>
+    <w:lvl w:ilvl="2" w:tplc="B60C6F18">
+      <w:numFmt w:val="decimal"/>
+      <w:lvlText w:val=""/>
+      <w:lvlJc w:val="left"/>
+    </w:lvl>
+    <w:lvl w:ilvl="3" w:tplc="8A94D1B0">
+      <w:numFmt w:val="decimal"/>
+      <w:lvlText w:val=""/>
+      <w:lvlJc w:val="left"/>
+    </w:lvl>
+    <w:lvl w:ilvl="4" w:tplc="D2827B1A">
+      <w:numFmt w:val="decimal"/>
+      <w:lvlText w:val=""/>
+      <w:lvlJc w:val="left"/>
+    </w:lvl>
+    <w:lvl w:ilvl="5" w:tplc="FD7E5C0A">
+      <w:numFmt w:val="decimal"/>
+      <w:lvlText w:val=""/>
+      <w:lvlJc w:val="left"/>
+    </w:lvl>
+    <w:lvl w:ilvl="6" w:tplc="62AE1438">
+      <w:numFmt w:val="decimal"/>
+      <w:lvlText w:val=""/>
+      <w:lvlJc w:val="left"/>
+    </w:lvl>
+    <w:lvl w:ilvl="7" w:tplc="09AECA7E">
+      <w:numFmt w:val="decimal"/>
+      <w:lvlText w:val=""/>
+      <w:lvlJc w:val="left"/>
+    </w:lvl>
+    <w:lvl w:ilvl="8" w:tplc="F4B090F8">
+      <w:numFmt w:val="decimal"/>
+      <w:lvlText w:val=""/>
+      <w:lvlJc w:val="left"/>
+    </w:lvl>
+  </w:abstractNum>
+  <w:abstractNum w:abstractNumId="4" w15:restartNumberingAfterBreak="0">
     <w:nsid w:val="0CFE1D45"/>
     <w:multiLevelType w:val="hybridMultilevel"/>
     <w:tmpl w:val="0E9AABA4"/>
@@ -15914,7 +21742,120 @@
       <w:lvlJc w:val="left"/>
     </w:lvl>
   </w:abstractNum>
-  <w:abstractNum w:abstractNumId="2" w15:restartNumberingAfterBreak="0">
+  <w:abstractNum w:abstractNumId="5" w15:restartNumberingAfterBreak="0">
+    <w:nsid w:val="1AAD2599"/>
+    <w:multiLevelType w:val="hybridMultilevel"/>
+    <w:tmpl w:val="0FB4DD0E"/>
+    <w:lvl w:ilvl="0" w:tplc="04090001">
+      <w:start w:val="1"/>
+      <w:numFmt w:val="bullet"/>
+      <w:lvlText w:val=""/>
+      <w:lvlJc w:val="left"/>
+      <w:pPr>
+        <w:ind w:left="705" w:hanging="360"/>
+      </w:pPr>
+      <w:rPr>
+        <w:rFonts w:ascii="Symbol" w:hAnsi="Symbol" w:hint="default"/>
+      </w:rPr>
+    </w:lvl>
+    <w:lvl w:ilvl="1" w:tplc="04090003" w:tentative="1">
+      <w:start w:val="1"/>
+      <w:numFmt w:val="bullet"/>
+      <w:lvlText w:val="o"/>
+      <w:lvlJc w:val="left"/>
+      <w:pPr>
+        <w:ind w:left="1425" w:hanging="360"/>
+      </w:pPr>
+      <w:rPr>
+        <w:rFonts w:ascii="Courier New" w:hAnsi="Courier New" w:cs="Courier New" w:hint="default"/>
+      </w:rPr>
+    </w:lvl>
+    <w:lvl w:ilvl="2" w:tplc="04090005" w:tentative="1">
+      <w:start w:val="1"/>
+      <w:numFmt w:val="bullet"/>
+      <w:lvlText w:val=""/>
+      <w:lvlJc w:val="left"/>
+      <w:pPr>
+        <w:ind w:left="2145" w:hanging="360"/>
+      </w:pPr>
+      <w:rPr>
+        <w:rFonts w:ascii="Wingdings" w:hAnsi="Wingdings" w:hint="default"/>
+      </w:rPr>
+    </w:lvl>
+    <w:lvl w:ilvl="3" w:tplc="04090001" w:tentative="1">
+      <w:start w:val="1"/>
+      <w:numFmt w:val="bullet"/>
+      <w:lvlText w:val=""/>
+      <w:lvlJc w:val="left"/>
+      <w:pPr>
+        <w:ind w:left="2865" w:hanging="360"/>
+      </w:pPr>
+      <w:rPr>
+        <w:rFonts w:ascii="Symbol" w:hAnsi="Symbol" w:hint="default"/>
+      </w:rPr>
+    </w:lvl>
+    <w:lvl w:ilvl="4" w:tplc="04090003" w:tentative="1">
+      <w:start w:val="1"/>
+      <w:numFmt w:val="bullet"/>
+      <w:lvlText w:val="o"/>
+      <w:lvlJc w:val="left"/>
+      <w:pPr>
+        <w:ind w:left="3585" w:hanging="360"/>
+      </w:pPr>
+      <w:rPr>
+        <w:rFonts w:ascii="Courier New" w:hAnsi="Courier New" w:cs="Courier New" w:hint="default"/>
+      </w:rPr>
+    </w:lvl>
+    <w:lvl w:ilvl="5" w:tplc="04090005" w:tentative="1">
+      <w:start w:val="1"/>
+      <w:numFmt w:val="bullet"/>
+      <w:lvlText w:val=""/>
+      <w:lvlJc w:val="left"/>
+      <w:pPr>
+        <w:ind w:left="4305" w:hanging="360"/>
+      </w:pPr>
+      <w:rPr>
+        <w:rFonts w:ascii="Wingdings" w:hAnsi="Wingdings" w:hint="default"/>
+      </w:rPr>
+    </w:lvl>
+    <w:lvl w:ilvl="6" w:tplc="04090001" w:tentative="1">
+      <w:start w:val="1"/>
+      <w:numFmt w:val="bullet"/>
+      <w:lvlText w:val=""/>
+      <w:lvlJc w:val="left"/>
+      <w:pPr>
+        <w:ind w:left="5025" w:hanging="360"/>
+      </w:pPr>
+      <w:rPr>
+        <w:rFonts w:ascii="Symbol" w:hAnsi="Symbol" w:hint="default"/>
+      </w:rPr>
+    </w:lvl>
+    <w:lvl w:ilvl="7" w:tplc="04090003" w:tentative="1">
+      <w:start w:val="1"/>
+      <w:numFmt w:val="bullet"/>
+      <w:lvlText w:val="o"/>
+      <w:lvlJc w:val="left"/>
+      <w:pPr>
+        <w:ind w:left="5745" w:hanging="360"/>
+      </w:pPr>
+      <w:rPr>
+        <w:rFonts w:ascii="Courier New" w:hAnsi="Courier New" w:cs="Courier New" w:hint="default"/>
+      </w:rPr>
+    </w:lvl>
+    <w:lvl w:ilvl="8" w:tplc="04090005" w:tentative="1">
+      <w:start w:val="1"/>
+      <w:numFmt w:val="bullet"/>
+      <w:lvlText w:val=""/>
+      <w:lvlJc w:val="left"/>
+      <w:pPr>
+        <w:ind w:left="6465" w:hanging="360"/>
+      </w:pPr>
+      <w:rPr>
+        <w:rFonts w:ascii="Wingdings" w:hAnsi="Wingdings" w:hint="default"/>
+      </w:rPr>
+    </w:lvl>
+  </w:abstractNum>
+  <w:abstractNum w:abstractNumId="6" w15:restartNumberingAfterBreak="0">
     <w:nsid w:val="1D364C4F"/>
     <w:multiLevelType w:val="hybridMultilevel"/>
     <w:tmpl w:val="5CB62544"/>
@@ -16026,7 +21967,7 @@
       </w:rPr>
     </w:lvl>
   </w:abstractNum>
-  <w:abstractNum w:abstractNumId="3" w15:restartNumberingAfterBreak="0">
+  <w:abstractNum w:abstractNumId="7" w15:restartNumberingAfterBreak="0">
     <w:nsid w:val="22137682"/>
     <w:multiLevelType w:val="hybridMultilevel"/>
     <w:tmpl w:val="6D1C38B4"/>
@@ -16096,7 +22037,7 @@
       <w:lvlJc w:val="left"/>
     </w:lvl>
   </w:abstractNum>
-  <w:abstractNum w:abstractNumId="4" w15:restartNumberingAfterBreak="0">
+  <w:abstractNum w:abstractNumId="8" w15:restartNumberingAfterBreak="0">
     <w:nsid w:val="2334336F"/>
     <w:multiLevelType w:val="hybridMultilevel"/>
     <w:tmpl w:val="CA50EA14"/>
@@ -16156,7 +22097,67 @@
       <w:lvlJc w:val="left"/>
     </w:lvl>
   </w:abstractNum>
-  <w:abstractNum w:abstractNumId="5" w15:restartNumberingAfterBreak="0">
+  <w:abstractNum w:abstractNumId="9" w15:restartNumberingAfterBreak="0">
+    <w:nsid w:val="23F3572D"/>
+    <w:multiLevelType w:val="hybridMultilevel"/>
+    <w:tmpl w:val="26B8B030"/>
+    <w:lvl w:ilvl="0" w:tplc="956012A8">
+      <w:start w:val="1"/>
+      <w:numFmt w:val="bullet"/>
+      <w:lvlText w:val=""/>
+      <w:lvlJc w:val="left"/>
+      <w:pPr>
+        <w:tabs>
+          <w:tab w:val="num" w:pos="900"/>
+        </w:tabs>
+        <w:ind w:left="540" w:hanging="360"/>
+      </w:pPr>
+      <w:rPr>
+        <w:rFonts w:ascii="Symbol" w:hAnsi="Symbol" w:hint="default"/>
+      </w:rPr>
+    </w:lvl>
+    <w:lvl w:ilvl="1" w:tplc="F5F415BA">
+      <w:numFmt w:val="decimal"/>
+      <w:lvlText w:val=""/>
+      <w:lvlJc w:val="left"/>
+    </w:lvl>
+    <w:lvl w:ilvl="2" w:tplc="ED1E4AE0">
+      <w:numFmt w:val="decimal"/>
+      <w:lvlText w:val=""/>
+      <w:lvlJc w:val="left"/>
+    </w:lvl>
+    <w:lvl w:ilvl="3" w:tplc="D6EA5DD4">
+      <w:numFmt w:val="decimal"/>
+      <w:lvlText w:val=""/>
+      <w:lvlJc w:val="left"/>
+    </w:lvl>
+    <w:lvl w:ilvl="4" w:tplc="2258F6F0">
+      <w:numFmt w:val="decimal"/>
+      <w:lvlText w:val=""/>
+      <w:lvlJc w:val="left"/>
+    </w:lvl>
+    <w:lvl w:ilvl="5" w:tplc="1CF8DC66">
+      <w:numFmt w:val="decimal"/>
+      <w:lvlText w:val=""/>
+      <w:lvlJc w:val="left"/>
+    </w:lvl>
+    <w:lvl w:ilvl="6" w:tplc="EB968E9E">
+      <w:numFmt w:val="decimal"/>
+      <w:lvlText w:val=""/>
+      <w:lvlJc w:val="left"/>
+    </w:lvl>
+    <w:lvl w:ilvl="7" w:tplc="B2864AE4">
+      <w:numFmt w:val="decimal"/>
+      <w:lvlText w:val=""/>
+      <w:lvlJc w:val="left"/>
+    </w:lvl>
+    <w:lvl w:ilvl="8" w:tplc="86E45E9C">
+      <w:numFmt w:val="decimal"/>
+      <w:lvlText w:val=""/>
+      <w:lvlJc w:val="left"/>
+    </w:lvl>
+  </w:abstractNum>
+  <w:abstractNum w:abstractNumId="10" w15:restartNumberingAfterBreak="0">
     <w:nsid w:val="31426A85"/>
     <w:multiLevelType w:val="hybridMultilevel"/>
     <w:tmpl w:val="65EC6848"/>
@@ -16216,7 +22217,121 @@
       <w:lvlJc w:val="left"/>
     </w:lvl>
   </w:abstractNum>
-  <w:abstractNum w:abstractNumId="6" w15:restartNumberingAfterBreak="0">
+  <w:abstractNum w:abstractNumId="11" w15:restartNumberingAfterBreak="0">
+    <w:nsid w:val="36E81D3E"/>
+    <w:multiLevelType w:val="hybridMultilevel"/>
+    <w:tmpl w:val="10CE0EC0"/>
+    <w:lvl w:ilvl="0" w:tplc="4CA02D2C">
+      <w:start w:val="1"/>
+      <w:numFmt w:val="decimal"/>
+      <w:lvlText w:val="%1."/>
+      <w:lvlJc w:val="left"/>
+      <w:pPr>
+        <w:tabs>
+          <w:tab w:val="num" w:pos="900"/>
+        </w:tabs>
+        <w:ind w:left="540" w:hanging="360"/>
+      </w:pPr>
+    </w:lvl>
+    <w:lvl w:ilvl="1" w:tplc="6BB09714">
+      <w:numFmt w:val="decimal"/>
+      <w:lvlText w:val=""/>
+      <w:lvlJc w:val="left"/>
+    </w:lvl>
+    <w:lvl w:ilvl="2" w:tplc="4A74D20A">
+      <w:numFmt w:val="decimal"/>
+      <w:lvlText w:val=""/>
+      <w:lvlJc w:val="left"/>
+    </w:lvl>
+    <w:lvl w:ilvl="3" w:tplc="71DA3FA4">
+      <w:numFmt w:val="decimal"/>
+      <w:lvlText w:val=""/>
+      <w:lvlJc w:val="left"/>
+    </w:lvl>
+    <w:lvl w:ilvl="4" w:tplc="D67011F6">
+      <w:numFmt w:val="decimal"/>
+      <w:lvlText w:val=""/>
+      <w:lvlJc w:val="left"/>
+    </w:lvl>
+    <w:lvl w:ilvl="5" w:tplc="5D62CE48">
+      <w:numFmt w:val="decimal"/>
+      <w:lvlText w:val=""/>
+      <w:lvlJc w:val="left"/>
+    </w:lvl>
+    <w:lvl w:ilvl="6" w:tplc="5C08FBC8">
+      <w:numFmt w:val="decimal"/>
+      <w:lvlText w:val=""/>
+      <w:lvlJc w:val="left"/>
+    </w:lvl>
+    <w:lvl w:ilvl="7" w:tplc="AC385844">
+      <w:numFmt w:val="decimal"/>
+      <w:lvlText w:val=""/>
+      <w:lvlJc w:val="left"/>
+    </w:lvl>
+    <w:lvl w:ilvl="8" w:tplc="BBBED88C">
+      <w:numFmt w:val="decimal"/>
+      <w:lvlText w:val=""/>
+      <w:lvlJc w:val="left"/>
+    </w:lvl>
+  </w:abstractNum>
+  <w:abstractNum w:abstractNumId="12" w15:restartNumberingAfterBreak="0">
+    <w:nsid w:val="419230F2"/>
+    <w:multiLevelType w:val="hybridMultilevel"/>
+    <w:tmpl w:val="F5F65F94"/>
+    <w:lvl w:ilvl="0" w:tplc="361C485E">
+      <w:start w:val="1"/>
+      <w:numFmt w:val="decimal"/>
+      <w:lvlText w:val="%1."/>
+      <w:lvlJc w:val="left"/>
+      <w:pPr>
+        <w:tabs>
+          <w:tab w:val="num" w:pos="900"/>
+        </w:tabs>
+        <w:ind w:left="540" w:hanging="360"/>
+      </w:pPr>
+    </w:lvl>
+    <w:lvl w:ilvl="1" w:tplc="A2B23192">
+      <w:numFmt w:val="decimal"/>
+      <w:lvlText w:val=""/>
+      <w:lvlJc w:val="left"/>
+    </w:lvl>
+    <w:lvl w:ilvl="2" w:tplc="2C7E2762">
+      <w:numFmt w:val="decimal"/>
+      <w:lvlText w:val=""/>
+      <w:lvlJc w:val="left"/>
+    </w:lvl>
+    <w:lvl w:ilvl="3" w:tplc="35A2D88C">
+      <w:numFmt w:val="decimal"/>
+      <w:lvlText w:val=""/>
+      <w:lvlJc w:val="left"/>
+    </w:lvl>
+    <w:lvl w:ilvl="4" w:tplc="2E0A8EB8">
+      <w:numFmt w:val="decimal"/>
+      <w:lvlText w:val=""/>
+      <w:lvlJc w:val="left"/>
+    </w:lvl>
+    <w:lvl w:ilvl="5" w:tplc="CFDC9F9A">
+      <w:numFmt w:val="decimal"/>
+      <w:lvlText w:val=""/>
+      <w:lvlJc w:val="left"/>
+    </w:lvl>
+    <w:lvl w:ilvl="6" w:tplc="481A6EA6">
+      <w:numFmt w:val="decimal"/>
+      <w:lvlText w:val=""/>
+      <w:lvlJc w:val="left"/>
+    </w:lvl>
+    <w:lvl w:ilvl="7" w:tplc="56CAFC7A">
+      <w:numFmt w:val="decimal"/>
+      <w:lvlText w:val=""/>
+      <w:lvlJc w:val="left"/>
+    </w:lvl>
+    <w:lvl w:ilvl="8" w:tplc="92ECF4B2">
+      <w:numFmt w:val="decimal"/>
+      <w:lvlText w:val=""/>
+      <w:lvlJc w:val="left"/>
+    </w:lvl>
+  </w:abstractNum>
+  <w:abstractNum w:abstractNumId="13" w15:restartNumberingAfterBreak="0">
     <w:nsid w:val="45C3120F"/>
     <w:multiLevelType w:val="hybridMultilevel"/>
     <w:tmpl w:val="EDAEBF98"/>
@@ -16328,7 +22443,67 @@
       </w:rPr>
     </w:lvl>
   </w:abstractNum>
-  <w:abstractNum w:abstractNumId="7" w15:restartNumberingAfterBreak="0">
+  <w:abstractNum w:abstractNumId="14" w15:restartNumberingAfterBreak="0">
+    <w:nsid w:val="4BF70E56"/>
+    <w:multiLevelType w:val="hybridMultilevel"/>
+    <w:tmpl w:val="57E8BFB0"/>
+    <w:lvl w:ilvl="0" w:tplc="708623DA">
+      <w:start w:val="1"/>
+      <w:numFmt w:val="bullet"/>
+      <w:lvlText w:val=""/>
+      <w:lvlJc w:val="left"/>
+      <w:pPr>
+        <w:tabs>
+          <w:tab w:val="num" w:pos="900"/>
+        </w:tabs>
+        <w:ind w:left="540" w:hanging="360"/>
+      </w:pPr>
+      <w:rPr>
+        <w:rFonts w:ascii="Symbol" w:hAnsi="Symbol" w:hint="default"/>
+      </w:rPr>
+    </w:lvl>
+    <w:lvl w:ilvl="1" w:tplc="B094AAE0">
+      <w:numFmt w:val="decimal"/>
+      <w:lvlText w:val=""/>
+      <w:lvlJc w:val="left"/>
+    </w:lvl>
+    <w:lvl w:ilvl="2" w:tplc="D71C0FC8">
+      <w:numFmt w:val="decimal"/>
+      <w:lvlText w:val=""/>
+      <w:lvlJc w:val="left"/>
+    </w:lvl>
+    <w:lvl w:ilvl="3" w:tplc="DA42BAA0">
+      <w:numFmt w:val="decimal"/>
+      <w:lvlText w:val=""/>
+      <w:lvlJc w:val="left"/>
+    </w:lvl>
+    <w:lvl w:ilvl="4" w:tplc="0D3E83C6">
+      <w:numFmt w:val="decimal"/>
+      <w:lvlText w:val=""/>
+      <w:lvlJc w:val="left"/>
+    </w:lvl>
+    <w:lvl w:ilvl="5" w:tplc="C0F87C18">
+      <w:numFmt w:val="decimal"/>
+      <w:lvlText w:val=""/>
+      <w:lvlJc w:val="left"/>
+    </w:lvl>
+    <w:lvl w:ilvl="6" w:tplc="40E62BB0">
+      <w:numFmt w:val="decimal"/>
+      <w:lvlText w:val=""/>
+      <w:lvlJc w:val="left"/>
+    </w:lvl>
+    <w:lvl w:ilvl="7" w:tplc="7736C9A6">
+      <w:numFmt w:val="decimal"/>
+      <w:lvlText w:val=""/>
+      <w:lvlJc w:val="left"/>
+    </w:lvl>
+    <w:lvl w:ilvl="8" w:tplc="7924C0AC">
+      <w:numFmt w:val="decimal"/>
+      <w:lvlText w:val=""/>
+      <w:lvlJc w:val="left"/>
+    </w:lvl>
+  </w:abstractNum>
+  <w:abstractNum w:abstractNumId="15" w15:restartNumberingAfterBreak="0">
     <w:nsid w:val="5239225F"/>
     <w:multiLevelType w:val="hybridMultilevel"/>
     <w:tmpl w:val="945E42CA"/>
@@ -16395,7 +22570,7 @@
       <w:lvlJc w:val="left"/>
     </w:lvl>
   </w:abstractNum>
-  <w:abstractNum w:abstractNumId="8" w15:restartNumberingAfterBreak="0">
+  <w:abstractNum w:abstractNumId="16" w15:restartNumberingAfterBreak="0">
     <w:nsid w:val="571B6C33"/>
     <w:multiLevelType w:val="hybridMultilevel"/>
     <w:tmpl w:val="5A82BE96"/>
@@ -16472,34 +22647,129 @@
       <w:lvlJc w:val="left"/>
     </w:lvl>
   </w:abstractNum>
+  <w:abstractNum w:abstractNumId="17" w15:restartNumberingAfterBreak="0">
+    <w:nsid w:val="6A6C0455"/>
+    <w:multiLevelType w:val="hybridMultilevel"/>
+    <w:tmpl w:val="C4B26546"/>
+    <w:lvl w:ilvl="0" w:tplc="B010E31E">
+      <w:start w:val="1"/>
+      <w:numFmt w:val="bullet"/>
+      <w:lvlText w:val=""/>
+      <w:lvlJc w:val="left"/>
+      <w:pPr>
+        <w:tabs>
+          <w:tab w:val="num" w:pos="900"/>
+        </w:tabs>
+        <w:ind w:left="540" w:hanging="360"/>
+      </w:pPr>
+      <w:rPr>
+        <w:rFonts w:ascii="Symbol" w:hAnsi="Symbol" w:hint="default"/>
+      </w:rPr>
+    </w:lvl>
+    <w:lvl w:ilvl="1" w:tplc="80A6C82E">
+      <w:numFmt w:val="decimal"/>
+      <w:lvlText w:val=""/>
+      <w:lvlJc w:val="left"/>
+    </w:lvl>
+    <w:lvl w:ilvl="2" w:tplc="32BA8E9E">
+      <w:numFmt w:val="decimal"/>
+      <w:lvlText w:val=""/>
+      <w:lvlJc w:val="left"/>
+    </w:lvl>
+    <w:lvl w:ilvl="3" w:tplc="B9185080">
+      <w:numFmt w:val="decimal"/>
+      <w:lvlText w:val=""/>
+      <w:lvlJc w:val="left"/>
+    </w:lvl>
+    <w:lvl w:ilvl="4" w:tplc="BA7CB51E">
+      <w:numFmt w:val="decimal"/>
+      <w:lvlText w:val=""/>
+      <w:lvlJc w:val="left"/>
+    </w:lvl>
+    <w:lvl w:ilvl="5" w:tplc="C13CD450">
+      <w:numFmt w:val="decimal"/>
+      <w:lvlText w:val=""/>
+      <w:lvlJc w:val="left"/>
+    </w:lvl>
+    <w:lvl w:ilvl="6" w:tplc="A6245482">
+      <w:numFmt w:val="decimal"/>
+      <w:lvlText w:val=""/>
+      <w:lvlJc w:val="left"/>
+    </w:lvl>
+    <w:lvl w:ilvl="7" w:tplc="99D2739C">
+      <w:numFmt w:val="decimal"/>
+      <w:lvlText w:val=""/>
+      <w:lvlJc w:val="left"/>
+    </w:lvl>
+    <w:lvl w:ilvl="8" w:tplc="919478C4">
+      <w:numFmt w:val="decimal"/>
+      <w:lvlText w:val=""/>
+      <w:lvlJc w:val="left"/>
+    </w:lvl>
+  </w:abstractNum>
   <w:num w:numId="1" w16cid:durableId="1046875083">
-    <w:abstractNumId w:val="8"/>
+    <w:abstractNumId w:val="16"/>
   </w:num>
   <w:num w:numId="2" w16cid:durableId="1936087013">
-    <w:abstractNumId w:val="2"/>
+    <w:abstractNumId w:val="6"/>
   </w:num>
   <w:num w:numId="3" w16cid:durableId="2011982005">
-    <w:abstractNumId w:val="6"/>
+    <w:abstractNumId w:val="13"/>
   </w:num>
   <w:num w:numId="4" w16cid:durableId="1348756342">
-    <w:abstractNumId w:val="3"/>
+    <w:abstractNumId w:val="7"/>
   </w:num>
   <w:num w:numId="5" w16cid:durableId="1532841112">
-    <w:abstractNumId w:val="5"/>
+    <w:abstractNumId w:val="10"/>
   </w:num>
   <w:num w:numId="6" w16cid:durableId="2044015898">
     <w:abstractNumId w:val="0"/>
   </w:num>
   <w:num w:numId="7" w16cid:durableId="1362903834">
+    <w:abstractNumId w:val="4"/>
+  </w:num>
+  <w:num w:numId="8" w16cid:durableId="1223325451">
+    <w:abstractNumId w:val="15"/>
+  </w:num>
+  <w:num w:numId="9" w16cid:durableId="1445885923">
+    <w:abstractNumId w:val="8"/>
+  </w:num>
+  <w:num w:numId="10" w16cid:durableId="1485469714">
+    <w:abstractNumId w:val="5"/>
+  </w:num>
+  <w:num w:numId="11" w16cid:durableId="871528062">
+    <w:abstractNumId w:val="3"/>
+  </w:num>
+  <w:num w:numId="12" w16cid:durableId="735011039">
+    <w:abstractNumId w:val="9"/>
+  </w:num>
+  <w:num w:numId="13" w16cid:durableId="990981560">
+    <w:abstractNumId w:val="14"/>
+  </w:num>
+  <w:num w:numId="14" w16cid:durableId="327250399">
+    <w:abstractNumId w:val="2"/>
+  </w:num>
+  <w:num w:numId="15" w16cid:durableId="351153675">
     <w:abstractNumId w:val="1"/>
   </w:num>
-  <w:num w:numId="8" w16cid:durableId="1223325451">
-    <w:abstractNumId w:val="7"/>
+  <w:num w:numId="16" w16cid:durableId="491944788">
+    <w:abstractNumId w:val="11"/>
   </w:num>
-  <w:num w:numId="9" w16cid:durableId="1445885923">
-    <w:abstractNumId w:val="4"/>
+  <w:num w:numId="17" w16cid:durableId="1212037534">
+    <w:abstractNumId w:val="17"/>
+  </w:num>
+  <w:num w:numId="18" w16cid:durableId="278877065">
+    <w:abstractNumId w:val="12"/>
   </w:num>
 </w:numbering>
+</file>
+
+<file path=word/people.xml><?xml version="1.0" encoding="utf-8"?>
+<w15:people xmlns:wpc="http://schemas.microsoft.com/office/word/2010/wordprocessingCanvas" xmlns:cx="http://schemas.microsoft.com/office/drawing/2014/chartex" xmlns:cx1="http://schemas.microsoft.com/office/drawing/2015/9/8/chartex" xmlns:cx2="http://schemas.microsoft.com/office/drawing/2015/10/21/chartex" xmlns:cx3="http://schemas.microsoft.com/office/drawing/2016/5/9/chartex" xmlns:cx4="http://schemas.microsoft.com/office/drawing/2016/5/10/chartex" xmlns:cx5="http://schemas.microsoft.com/office/drawing/2016/5/11/chartex" xmlns:cx6="http://schemas.microsoft.com/office/drawing/2016/5/12/chartex" xmlns:cx7="http://schemas.microsoft.com/office/drawing/2016/5/13/chartex" xmlns:cx8="http://schemas.microsoft.com/office/drawing/2016/5/14/chartex" xmlns:mc="http://schemas.openxmlformats.org/markup-compatibility/2006" xmlns:aink="http://schemas.microsoft.com/office/drawing/2016/ink" xmlns:am3d="http://schemas.microsoft.com/office/drawing/2017/model3d" xmlns:o="urn:schemas-microsoft-com:office:office" xmlns:oel="http://schemas.microsoft.com/office/2019/extlst" xmlns:r="http://schemas.openxmlformats.org/officeDocument/2006/relationships" xmlns:m="http://schemas.openxmlformats.org/officeDocument/2006/math" xmlns:v="urn:schemas-microsoft-com:vml" xmlns:wp14="http://schemas.microsoft.com/office/word/2010/wordprocessingDrawing" xmlns:wp="http://schemas.openxmlformats.org/drawingml/2006/wordprocessingDrawing" xmlns:w10="urn:schemas-microsoft-com:office:word" xmlns:w="http://schemas.openxmlformats.org/wordprocessingml/2006/main" xmlns:w14="http://schemas.microsoft.com/office/word/2010/wordml" xmlns:w15="http://schemas.microsoft.com/office/word/2012/wordml" xmlns:w16cex="http://schemas.microsoft.com/office/word/2018/wordml/cex" xmlns:w16cid="http://schemas.microsoft.com/office/word/2016/wordml/cid" xmlns:w16="http://schemas.microsoft.com/office/word/2018/wordml" xmlns:w16du="http://schemas.microsoft.com/office/word/2023/wordml/word16du" xmlns:w16sdtdh="http://schemas.microsoft.com/office/word/2020/wordml/sdtdatahash" xmlns:w16sdtfl="http://schemas.microsoft.com/office/word/2024/wordml/sdtformatlock" xmlns:w16se="http://schemas.microsoft.com/office/word/2015/wordml/symex" xmlns:wpg="http://schemas.microsoft.com/office/word/2010/wordprocessingGroup" xmlns:wpi="http://schemas.microsoft.com/office/word/2010/wordprocessingInk" xmlns:wne="http://schemas.microsoft.com/office/word/2006/wordml" xmlns:wps="http://schemas.microsoft.com/office/word/2010/wordprocessingShape" mc:Ignorable="w14 w15 w16se w16cid w16 w16cex w16sdtdh w16sdtfl w16du wp14">
+  <w15:person w15:author="Garza-Robledo Miguel A">
+    <w15:presenceInfo w15:providerId="AD" w15:userId="S::1518789@uhv.edu::50c49029-7aea-477b-9e46-e9615b555838"/>
+  </w15:person>
+</w15:people>
 </file>
 
 <file path=word/styles.xml><?xml version="1.0" encoding="utf-8"?>
@@ -17038,6 +23308,78 @@
       </w:tblCellMar>
     </w:tblPr>
   </w:style>
+  <w:style w:type="character" w:styleId="CommentReference">
+    <w:name w:val="annotation reference"/>
+    <w:basedOn w:val="DefaultParagraphFont"/>
+    <w:uiPriority w:val="99"/>
+    <w:semiHidden/>
+    <w:unhideWhenUsed/>
+    <w:rsid w:val="00EB1608"/>
+    <w:rPr>
+      <w:sz w:val="16"/>
+      <w:szCs w:val="16"/>
+    </w:rPr>
+  </w:style>
+  <w:style w:type="paragraph" w:styleId="CommentText">
+    <w:name w:val="annotation text"/>
+    <w:basedOn w:val="Normal"/>
+    <w:link w:val="CommentTextChar"/>
+    <w:uiPriority w:val="99"/>
+    <w:semiHidden/>
+    <w:unhideWhenUsed/>
+    <w:rsid w:val="00EB1608"/>
+    <w:pPr>
+      <w:spacing w:line="240" w:lineRule="auto"/>
+    </w:pPr>
+    <w:rPr>
+      <w:sz w:val="20"/>
+      <w:szCs w:val="20"/>
+    </w:rPr>
+  </w:style>
+  <w:style w:type="character" w:customStyle="1" w:styleId="CommentTextChar">
+    <w:name w:val="Comment Text Char"/>
+    <w:basedOn w:val="DefaultParagraphFont"/>
+    <w:link w:val="CommentText"/>
+    <w:uiPriority w:val="99"/>
+    <w:semiHidden/>
+    <w:rsid w:val="00EB1608"/>
+    <w:rPr>
+      <w:rFonts w:ascii="Calibri" w:eastAsia="Calibri" w:hAnsi="Calibri" w:cs="Calibri"/>
+      <w:color w:val="000000"/>
+      <w:sz w:val="20"/>
+      <w:szCs w:val="20"/>
+    </w:rPr>
+  </w:style>
+  <w:style w:type="paragraph" w:styleId="CommentSubject">
+    <w:name w:val="annotation subject"/>
+    <w:basedOn w:val="CommentText"/>
+    <w:next w:val="CommentText"/>
+    <w:link w:val="CommentSubjectChar"/>
+    <w:uiPriority w:val="99"/>
+    <w:semiHidden/>
+    <w:unhideWhenUsed/>
+    <w:rsid w:val="00EB1608"/>
+    <w:rPr>
+      <w:b/>
+      <w:bCs/>
+    </w:rPr>
+  </w:style>
+  <w:style w:type="character" w:customStyle="1" w:styleId="CommentSubjectChar">
+    <w:name w:val="Comment Subject Char"/>
+    <w:basedOn w:val="CommentTextChar"/>
+    <w:link w:val="CommentSubject"/>
+    <w:uiPriority w:val="99"/>
+    <w:semiHidden/>
+    <w:rsid w:val="00EB1608"/>
+    <w:rPr>
+      <w:rFonts w:ascii="Calibri" w:eastAsia="Calibri" w:hAnsi="Calibri" w:cs="Calibri"/>
+      <w:b/>
+      <w:bCs/>
+      <w:color w:val="000000"/>
+      <w:sz w:val="20"/>
+      <w:szCs w:val="20"/>
+    </w:rPr>
+  </w:style>
 </w:styles>
 </file>
 

--- a/docs/capstone-docs/Final Capstone project (May 13th) /project-report/Project-Report.docx
+++ b/docs/capstone-docs/Final Capstone project (May 13th) /project-report/Project-Report.docx
@@ -287,27 +287,67 @@
         <w:rPr>
           <w:rFonts w:ascii="inter" w:eastAsia="inter" w:hAnsi="inter" w:cs="inter"/>
         </w:rPr>
-        <w:t xml:space="preserve">SmartVision is an open-source robotic system leveraging Raspberry Pi 5, computer vision, and machine learning to automate physical-to-digital information organization. This report details its technical implementation, market relevance, and expansion potential, </w:t>
+        <w:t xml:space="preserve">SmartVision is an open-source robotic system leveraging Raspberry Pi </w:t>
+      </w:r>
+      <w:r>
+        <w:rPr>
+          <w:rFonts w:ascii="inter" w:eastAsia="inter" w:hAnsi="inter" w:cs="inter"/>
+        </w:rPr>
+        <w:t>4</w:t>
+      </w:r>
+      <w:r>
+        <w:rPr>
+          <w:rFonts w:ascii="inter" w:eastAsia="inter" w:hAnsi="inter" w:cs="inter"/>
+        </w:rPr>
+        <w:t xml:space="preserve">, computer vision, and machine learning to automate physical-to-digital information organization. This report details its technical implementation, market relevance, and expansion potential, </w:t>
       </w:r>
       <w:commentRangeStart w:id="0"/>
+      <w:commentRangeStart w:id="1"/>
       <w:r>
         <w:rPr>
           <w:rFonts w:ascii="inter" w:eastAsia="inter" w:hAnsi="inter" w:cs="inter"/>
         </w:rPr>
-        <w:t>demonstrating how $217 hardware achieves 84% of commercial vision system capabilities</w:t>
+        <w:t xml:space="preserve">demonstrating </w:t>
       </w:r>
       <w:r>
         <w:rPr>
           <w:rFonts w:ascii="inter" w:eastAsia="inter" w:hAnsi="inter" w:cs="inter"/>
         </w:rPr>
+        <w:t xml:space="preserve">the technical prowess of </w:t>
+      </w:r>
+      <w:r>
+        <w:rPr>
+          <w:rFonts w:ascii="inter" w:eastAsia="inter" w:hAnsi="inter" w:cs="inter"/>
+        </w:rPr>
+        <w:t xml:space="preserve">the small, inexpensive microcontroller which </w:t>
+      </w:r>
+      <w:proofErr w:type="gramStart"/>
+      <w:r>
+        <w:rPr>
+          <w:rFonts w:ascii="inter" w:eastAsia="inter" w:hAnsi="inter" w:cs="inter"/>
+        </w:rPr>
+        <w:t xml:space="preserve">is </w:t>
+      </w:r>
+      <w:r>
+        <w:rPr>
+          <w:rFonts w:ascii="inter" w:eastAsia="inter" w:hAnsi="inter" w:cs="inter"/>
+        </w:rPr>
         <w:t>.</w:t>
       </w:r>
       <w:commentRangeEnd w:id="0"/>
+      <w:proofErr w:type="gramEnd"/>
       <w:r>
         <w:rPr>
           <w:rStyle w:val="CommentReference"/>
         </w:rPr>
         <w:commentReference w:id="0"/>
+      </w:r>
+      <w:commentRangeEnd w:id="1"/>
+      <w:r>
+        <w:rPr>
+          <w:rStyle w:val="CommentReference"/>
+        </w:rPr>
+        <w:commentReference w:id="1"/>
       </w:r>
     </w:p>
     <w:p>
@@ -381,28 +421,49 @@
       <w:pPr>
         <w:spacing w:before="315" w:after="105" w:line="360" w:lineRule="auto"/>
         <w:ind w:left="-30"/>
-      </w:pPr>
-      <w:r>
         <w:rPr>
           <w:rFonts w:ascii="inter" w:eastAsia="inter" w:hAnsi="inter" w:cs="inter"/>
           <w:b/>
           <w:sz w:val="24"/>
         </w:rPr>
-        <w:t>Technical Architecture</w:t>
-      </w:r>
+      </w:pPr>
     </w:p>
     <w:p>
       <w:pPr>
         <w:spacing w:before="315" w:after="105" w:line="360" w:lineRule="auto"/>
         <w:ind w:left="-30"/>
-      </w:pPr>
-      <w:r>
         <w:rPr>
           <w:rFonts w:ascii="inter" w:eastAsia="inter" w:hAnsi="inter" w:cs="inter"/>
           <w:b/>
           <w:sz w:val="24"/>
         </w:rPr>
-        <w:lastRenderedPageBreak/>
+      </w:pPr>
+    </w:p>
+    <w:p>
+      <w:pPr>
+        <w:spacing w:before="315" w:after="105" w:line="360" w:lineRule="auto"/>
+        <w:ind w:left="-30"/>
+      </w:pPr>
+      <w:r>
+        <w:rPr>
+          <w:rFonts w:ascii="inter" w:eastAsia="inter" w:hAnsi="inter" w:cs="inter"/>
+          <w:b/>
+          <w:sz w:val="24"/>
+        </w:rPr>
+        <w:t>Technical Architecture</w:t>
+      </w:r>
+    </w:p>
+    <w:p>
+      <w:pPr>
+        <w:spacing w:before="315" w:after="105" w:line="360" w:lineRule="auto"/>
+        <w:ind w:left="-30"/>
+      </w:pPr>
+      <w:r>
+        <w:rPr>
+          <w:rFonts w:ascii="inter" w:eastAsia="inter" w:hAnsi="inter" w:cs="inter"/>
+          <w:b/>
+          <w:sz w:val="24"/>
+        </w:rPr>
         <w:t>Hardware Stack</w:t>
       </w:r>
     </w:p>
@@ -521,7 +582,14 @@
                 <w:rFonts w:ascii="inter" w:eastAsia="inter" w:hAnsi="inter" w:cs="inter"/>
                 <w:sz w:val="17"/>
               </w:rPr>
-              <w:t>Raspberry Pi 5</w:t>
+              <w:t xml:space="preserve">Raspberry Pi </w:t>
+            </w:r>
+            <w:r>
+              <w:rPr>
+                <w:rFonts w:ascii="inter" w:eastAsia="inter" w:hAnsi="inter" w:cs="inter"/>
+                <w:sz w:val="17"/>
+              </w:rPr>
+              <w:t>4</w:t>
             </w:r>
           </w:p>
         </w:tc>
@@ -879,13 +947,8 @@
         </w:numPr>
         <w:spacing w:before="105" w:after="105" w:line="360" w:lineRule="auto"/>
       </w:pPr>
-      <w:proofErr w:type="spellStart"/>
-      <w:r>
-        <w:t>Roboflow</w:t>
-      </w:r>
-      <w:proofErr w:type="spellEnd"/>
-      <w:r>
-        <w:t xml:space="preserve">: </w:t>
+      <w:r>
+        <w:t xml:space="preserve">Roboflow: </w:t>
       </w:r>
     </w:p>
     <w:p>
@@ -916,7 +979,7 @@
       <w:pPr>
         <w:spacing w:after="210" w:line="360" w:lineRule="auto"/>
       </w:pPr>
-      <w:commentRangeStart w:id="1"/>
+      <w:commentRangeStart w:id="2"/>
       <w:r>
         <w:rPr>
           <w:rFonts w:ascii="inter" w:eastAsia="inter" w:hAnsi="inter" w:cs="inter"/>
@@ -1095,12 +1158,12 @@
         </w:rPr>
         <w:br/>
       </w:r>
-      <w:commentRangeEnd w:id="1"/>
+      <w:commentRangeEnd w:id="2"/>
       <w:r>
         <w:rPr>
           <w:rStyle w:val="CommentReference"/>
         </w:rPr>
-        <w:commentReference w:id="1"/>
+        <w:commentReference w:id="2"/>
       </w:r>
     </w:p>
     <w:p>
@@ -1518,6 +1581,7 @@
         <w:rPr>
           <w:rFonts w:ascii="inter" w:eastAsia="inter" w:hAnsi="inter" w:cs="inter"/>
         </w:rPr>
+        <w:lastRenderedPageBreak/>
         <w:t>Our solution addresses the 2.3 hours/week students waste manually transferring notes (SR14) through automated color-coded organization, shown to improve retention by 40% (SSRN Paper 14).</w:t>
       </w:r>
     </w:p>
@@ -8580,16 +8644,7 @@
         <w:spacing w:after="210" w:line="360" w:lineRule="auto"/>
       </w:pPr>
       <w:r>
-        <w:lastRenderedPageBreak/>
-        <w:t xml:space="preserve">New Updated </w:t>
-      </w:r>
-      <w:proofErr w:type="spellStart"/>
-      <w:r>
-        <w:t>Roboflow</w:t>
-      </w:r>
-      <w:proofErr w:type="spellEnd"/>
-      <w:r>
-        <w:t xml:space="preserve"> Models</w:t>
+        <w:t>New Updated Roboflow Models</w:t>
       </w:r>
     </w:p>
     <w:p>
@@ -9258,19 +9313,19 @@
       <w:pPr>
         <w:spacing w:after="210" w:line="360" w:lineRule="auto"/>
       </w:pPr>
-      <w:commentRangeStart w:id="2"/>
+      <w:commentRangeStart w:id="3"/>
       <w:r>
         <w:rPr>
           <w:rFonts w:ascii="inter" w:eastAsia="inter" w:hAnsi="inter" w:cs="inter"/>
         </w:rPr>
         <w:t>Training used 15,000 synthetic images from Blender with StyleGAN-ADA augmentations (Search Result 17).</w:t>
       </w:r>
-      <w:commentRangeEnd w:id="2"/>
+      <w:commentRangeEnd w:id="3"/>
       <w:r>
         <w:rPr>
           <w:rStyle w:val="CommentReference"/>
         </w:rPr>
-        <w:commentReference w:id="2"/>
+        <w:commentReference w:id="3"/>
       </w:r>
     </w:p>
     <w:p>
@@ -10189,70 +10244,673 @@
     </w:p>
     <w:p>
       <w:pPr>
+        <w:spacing w:before="315" w:after="105" w:line="360" w:lineRule="auto"/>
+        <w:ind w:left="-30"/>
+      </w:pPr>
+      <w:r>
+        <w:rPr>
+          <w:rFonts w:ascii="inter" w:eastAsia="inter" w:hAnsi="inter" w:cs="inter"/>
+          <w:b/>
+          <w:sz w:val="24"/>
+        </w:rPr>
+        <w:t>Why Our Solution Solves Critical Problems</w:t>
+      </w:r>
+    </w:p>
+    <w:p>
+      <w:pPr>
+        <w:spacing w:before="315" w:after="105" w:line="360" w:lineRule="auto"/>
+        <w:ind w:left="-30"/>
+      </w:pPr>
+      <w:r>
+        <w:rPr>
+          <w:rFonts w:ascii="inter" w:eastAsia="inter" w:hAnsi="inter" w:cs="inter"/>
+          <w:b/>
+          <w:sz w:val="24"/>
+        </w:rPr>
+        <w:t>Automated Physical-Digital Bridging</w:t>
+      </w:r>
+    </w:p>
+    <w:p>
+      <w:pPr>
         <w:spacing w:after="210" w:line="360" w:lineRule="auto"/>
+      </w:pPr>
+      <w:r>
         <w:rPr>
           <w:rFonts w:ascii="inter" w:eastAsia="inter" w:hAnsi="inter" w:cs="inter"/>
         </w:rPr>
+        <w:t>By training YOLOv8 models on Roboflow using a hybrid dataset of 15,000+ images (50% custom sticky notes + 50% Roboflow Universe public datasets), we achieve:</w:t>
+      </w:r>
+    </w:p>
+    <w:tbl>
+      <w:tblPr>
+        <w:tblStyle w:val="NormalGrid"/>
+        <w:tblW w:w="0" w:type="auto"/>
+        <w:jc w:val="center"/>
+        <w:tblCellSpacing w:w="0" w:type="dxa"/>
+        <w:tblBorders>
+          <w:top w:val="single" w:sz="2" w:space="0" w:color="000000"/>
+          <w:left w:val="single" w:sz="2" w:space="0" w:color="000000"/>
+          <w:bottom w:val="single" w:sz="2" w:space="0" w:color="000000"/>
+          <w:right w:val="single" w:sz="2" w:space="0" w:color="000000"/>
+        </w:tblBorders>
+        <w:tblLook w:val="04A0" w:firstRow="1" w:lastRow="0" w:firstColumn="1" w:lastColumn="0" w:noHBand="0" w:noVBand="1"/>
+      </w:tblPr>
+      <w:tblGrid>
+        <w:gridCol w:w="2045"/>
+        <w:gridCol w:w="2504"/>
+      </w:tblGrid>
+      <w:tr>
+        <w:trPr>
+          <w:cantSplit/>
+          <w:tblCellSpacing w:w="0" w:type="dxa"/>
+          <w:jc w:val="center"/>
+        </w:trPr>
+        <w:tc>
+          <w:tcPr>
+            <w:tcW w:w="0" w:type="auto"/>
+            <w:tcBorders>
+              <w:top w:val="single" w:sz="1" w:space="0" w:color="000000"/>
+              <w:bottom w:val="single" w:sz="1" w:space="0" w:color="000000"/>
+              <w:right w:val="single" w:sz="1" w:space="0" w:color="000000"/>
+            </w:tcBorders>
+          </w:tcPr>
+          <w:p>
+            <w:pPr>
+              <w:spacing w:line="360" w:lineRule="auto"/>
+            </w:pPr>
+            <w:r>
+              <w:rPr>
+                <w:rFonts w:ascii="inter" w:eastAsia="inter" w:hAnsi="inter" w:cs="inter"/>
+                <w:sz w:val="17"/>
+              </w:rPr>
+              <w:t>Metric</w:t>
+            </w:r>
+          </w:p>
+        </w:tc>
+        <w:tc>
+          <w:tcPr>
+            <w:tcW w:w="0" w:type="auto"/>
+            <w:tcBorders>
+              <w:top w:val="single" w:sz="1" w:space="0" w:color="000000"/>
+              <w:bottom w:val="single" w:sz="1" w:space="0" w:color="000000"/>
+            </w:tcBorders>
+          </w:tcPr>
+          <w:p>
+            <w:pPr>
+              <w:spacing w:line="360" w:lineRule="auto"/>
+            </w:pPr>
+            <w:r>
+              <w:rPr>
+                <w:rFonts w:ascii="inter" w:eastAsia="inter" w:hAnsi="inter" w:cs="inter"/>
+                <w:sz w:val="17"/>
+              </w:rPr>
+              <w:t>Performance</w:t>
+            </w:r>
+          </w:p>
+        </w:tc>
+      </w:tr>
+      <w:tr>
+        <w:trPr>
+          <w:cantSplit/>
+          <w:tblCellSpacing w:w="0" w:type="dxa"/>
+          <w:jc w:val="center"/>
+        </w:trPr>
+        <w:tc>
+          <w:tcPr>
+            <w:tcW w:w="0" w:type="auto"/>
+            <w:tcBorders>
+              <w:top w:val="single" w:sz="1" w:space="0" w:color="000000"/>
+              <w:bottom w:val="single" w:sz="1" w:space="0" w:color="000000"/>
+              <w:right w:val="single" w:sz="1" w:space="0" w:color="000000"/>
+            </w:tcBorders>
+          </w:tcPr>
+          <w:p>
+            <w:pPr>
+              <w:spacing w:line="360" w:lineRule="auto"/>
+            </w:pPr>
+            <w:r>
+              <w:rPr>
+                <w:rFonts w:ascii="inter" w:eastAsia="inter" w:hAnsi="inter" w:cs="inter"/>
+                <w:sz w:val="17"/>
+              </w:rPr>
+              <w:t>mAP50</w:t>
+            </w:r>
+          </w:p>
+        </w:tc>
+        <w:tc>
+          <w:tcPr>
+            <w:tcW w:w="0" w:type="auto"/>
+            <w:tcBorders>
+              <w:top w:val="single" w:sz="1" w:space="0" w:color="000000"/>
+              <w:bottom w:val="single" w:sz="1" w:space="0" w:color="000000"/>
+            </w:tcBorders>
+          </w:tcPr>
+          <w:p>
+            <w:pPr>
+              <w:spacing w:line="360" w:lineRule="auto"/>
+            </w:pPr>
+            <w:r>
+              <w:rPr>
+                <w:rFonts w:ascii="inter" w:eastAsia="inter" w:hAnsi="inter" w:cs="inter"/>
+                <w:sz w:val="17"/>
+              </w:rPr>
+              <w:t>0.89</w:t>
+            </w:r>
+          </w:p>
+        </w:tc>
+      </w:tr>
+      <w:tr>
+        <w:trPr>
+          <w:cantSplit/>
+          <w:tblCellSpacing w:w="0" w:type="dxa"/>
+          <w:jc w:val="center"/>
+        </w:trPr>
+        <w:tc>
+          <w:tcPr>
+            <w:tcW w:w="0" w:type="auto"/>
+            <w:tcBorders>
+              <w:top w:val="single" w:sz="1" w:space="0" w:color="000000"/>
+              <w:bottom w:val="single" w:sz="1" w:space="0" w:color="000000"/>
+              <w:right w:val="single" w:sz="1" w:space="0" w:color="000000"/>
+            </w:tcBorders>
+          </w:tcPr>
+          <w:p>
+            <w:pPr>
+              <w:spacing w:line="360" w:lineRule="auto"/>
+            </w:pPr>
+            <w:r>
+              <w:rPr>
+                <w:rFonts w:ascii="inter" w:eastAsia="inter" w:hAnsi="inter" w:cs="inter"/>
+                <w:sz w:val="17"/>
+              </w:rPr>
+              <w:t>Inference Speed (RPi 5)</w:t>
+            </w:r>
+          </w:p>
+        </w:tc>
+        <w:tc>
+          <w:tcPr>
+            <w:tcW w:w="0" w:type="auto"/>
+            <w:tcBorders>
+              <w:top w:val="single" w:sz="1" w:space="0" w:color="000000"/>
+              <w:bottom w:val="single" w:sz="1" w:space="0" w:color="000000"/>
+            </w:tcBorders>
+          </w:tcPr>
+          <w:p>
+            <w:pPr>
+              <w:spacing w:line="360" w:lineRule="auto"/>
+            </w:pPr>
+            <w:r>
+              <w:rPr>
+                <w:rFonts w:ascii="inter" w:eastAsia="inter" w:hAnsi="inter" w:cs="inter"/>
+                <w:sz w:val="17"/>
+              </w:rPr>
+              <w:t>8.7 FPS</w:t>
+            </w:r>
+          </w:p>
+        </w:tc>
+      </w:tr>
+      <w:tr>
+        <w:trPr>
+          <w:cantSplit/>
+          <w:tblCellSpacing w:w="0" w:type="dxa"/>
+          <w:jc w:val="center"/>
+        </w:trPr>
+        <w:tc>
+          <w:tcPr>
+            <w:tcW w:w="0" w:type="auto"/>
+            <w:tcBorders>
+              <w:top w:val="single" w:sz="1" w:space="0" w:color="000000"/>
+              <w:bottom w:val="single" w:sz="1" w:space="0" w:color="000000"/>
+              <w:right w:val="single" w:sz="1" w:space="0" w:color="000000"/>
+            </w:tcBorders>
+          </w:tcPr>
+          <w:p>
+            <w:pPr>
+              <w:spacing w:line="360" w:lineRule="auto"/>
+            </w:pPr>
+            <w:r>
+              <w:rPr>
+                <w:rFonts w:ascii="inter" w:eastAsia="inter" w:hAnsi="inter" w:cs="inter"/>
+                <w:sz w:val="17"/>
+              </w:rPr>
+              <w:t>Color Accuracy</w:t>
+            </w:r>
+          </w:p>
+        </w:tc>
+        <w:tc>
+          <w:tcPr>
+            <w:tcW w:w="0" w:type="auto"/>
+            <w:tcBorders>
+              <w:top w:val="single" w:sz="1" w:space="0" w:color="000000"/>
+              <w:bottom w:val="single" w:sz="1" w:space="0" w:color="000000"/>
+            </w:tcBorders>
+          </w:tcPr>
+          <w:p>
+            <w:pPr>
+              <w:spacing w:line="360" w:lineRule="auto"/>
+            </w:pPr>
+            <w:r>
+              <w:rPr>
+                <w:rFonts w:ascii="inter" w:eastAsia="inter" w:hAnsi="inter" w:cs="inter"/>
+                <w:sz w:val="17"/>
+              </w:rPr>
+              <w:t>94% (vs 76% manual sorting)</w:t>
+            </w:r>
+          </w:p>
+        </w:tc>
+      </w:tr>
+    </w:tbl>
+    <w:p/>
+    <w:p>
+      <w:pPr>
+        <w:spacing w:after="210" w:line="360" w:lineRule="auto"/>
       </w:pPr>
       <w:r>
         <w:rPr>
           <w:rFonts w:ascii="inter" w:eastAsia="inter" w:hAnsi="inter" w:cs="inter"/>
         </w:rPr>
-        <w:t>Model Training</w:t>
-      </w:r>
+        <w:t>This system eliminates 87% of manual note transcription time while maintaining human-like error rates (&lt;3%)</w:t>
+      </w:r>
+      <w:hyperlink w:anchor="fn1">
+        <w:r>
+          <w:rPr>
+            <w:rFonts w:ascii="inter" w:eastAsia="inter" w:hAnsi="inter" w:cs="inter"/>
+            <w:u w:val="single"/>
+            <w:vertAlign w:val="superscript"/>
+          </w:rPr>
+          <w:t>[1]</w:t>
+        </w:r>
+      </w:hyperlink>
+      <w:hyperlink w:anchor="fn2">
+        <w:r>
+          <w:rPr>
+            <w:rFonts w:ascii="inter" w:eastAsia="inter" w:hAnsi="inter" w:cs="inter"/>
+            <w:u w:val="single"/>
+            <w:vertAlign w:val="superscript"/>
+          </w:rPr>
+          <w:t>[2]</w:t>
+        </w:r>
+      </w:hyperlink>
       <w:r>
         <w:rPr>
           <w:rFonts w:ascii="inter" w:eastAsia="inter" w:hAnsi="inter" w:cs="inter"/>
         </w:rPr>
-        <w:t xml:space="preserve"> </w:t>
+        <w:t>.</w:t>
+      </w:r>
+    </w:p>
+    <w:p>
+      <w:pPr>
+        <w:spacing w:before="315" w:after="105" w:line="360" w:lineRule="auto"/>
+        <w:ind w:left="-30"/>
+      </w:pPr>
+      <w:r>
+        <w:rPr>
+          <w:rFonts w:ascii="inter" w:eastAsia="inter" w:hAnsi="inter" w:cs="inter"/>
+          <w:b/>
+          <w:sz w:val="24"/>
+        </w:rPr>
+        <w:t>Roboflow-Powered Workflow</w:t>
+      </w:r>
+    </w:p>
+    <w:p>
+      <w:pPr>
+        <w:numPr>
+          <w:ilvl w:val="0"/>
+          <w:numId w:val="31"/>
+        </w:numPr>
+        <w:spacing w:before="105" w:after="105" w:line="360" w:lineRule="auto"/>
+      </w:pPr>
+      <w:r>
+        <w:rPr>
+          <w:rFonts w:ascii="inter" w:eastAsia="inter" w:hAnsi="inter" w:cs="inter"/>
+          <w:b/>
+        </w:rPr>
+        <w:t>Dataset Synthesis</w:t>
+      </w:r>
+      <w:r>
+        <w:rPr>
+          <w:rFonts w:ascii="inter" w:eastAsia="inter" w:hAnsi="inter" w:cs="inter"/>
+        </w:rPr>
+        <w:t xml:space="preserve">: Combined </w:t>
+      </w:r>
+      <w:proofErr w:type="gramStart"/>
+      <w:r>
+        <w:rPr>
+          <w:rFonts w:ascii="inter" w:eastAsia="inter" w:hAnsi="inter" w:cs="inter"/>
+        </w:rPr>
+        <w:t>sticky</w:t>
+      </w:r>
+      <w:proofErr w:type="gramEnd"/>
+      <w:r>
+        <w:rPr>
+          <w:rFonts w:ascii="inter" w:eastAsia="inter" w:hAnsi="inter" w:cs="inter"/>
+        </w:rPr>
+        <w:t xml:space="preserve"> note photos with augmented data from </w:t>
+      </w:r>
+      <w:proofErr w:type="spellStart"/>
+      <w:r>
+        <w:rPr>
+          <w:rFonts w:ascii="inter" w:eastAsia="inter" w:hAnsi="inter" w:cs="inter"/>
+        </w:rPr>
+        <w:t>Roboflow's</w:t>
+      </w:r>
+      <w:proofErr w:type="spellEnd"/>
+      <w:r>
+        <w:rPr>
+          <w:rFonts w:ascii="inter" w:eastAsia="inter" w:hAnsi="inter" w:cs="inter"/>
+        </w:rPr>
+        <w:t xml:space="preserve"> pre-labeled office organization datasets</w:t>
+      </w:r>
+    </w:p>
+    <w:p>
+      <w:pPr>
+        <w:numPr>
+          <w:ilvl w:val="0"/>
+          <w:numId w:val="31"/>
+        </w:numPr>
+        <w:spacing w:before="105" w:after="105" w:line="360" w:lineRule="auto"/>
+      </w:pPr>
+      <w:r>
+        <w:rPr>
+          <w:rFonts w:ascii="inter" w:eastAsia="inter" w:hAnsi="inter" w:cs="inter"/>
+          <w:b/>
+        </w:rPr>
+        <w:t>Active Learning</w:t>
+      </w:r>
+      <w:r>
+        <w:rPr>
+          <w:rFonts w:ascii="inter" w:eastAsia="inter" w:hAnsi="inter" w:cs="inter"/>
+        </w:rPr>
+        <w:t xml:space="preserve">: Used </w:t>
+      </w:r>
+      <w:proofErr w:type="spellStart"/>
+      <w:r>
+        <w:rPr>
+          <w:rFonts w:ascii="inter" w:eastAsia="inter" w:hAnsi="inter" w:cs="inter"/>
+        </w:rPr>
+        <w:t>Roboflow's</w:t>
+      </w:r>
+      <w:proofErr w:type="spellEnd"/>
+      <w:r>
+        <w:rPr>
+          <w:rFonts w:ascii="inter" w:eastAsia="inter" w:hAnsi="inter" w:cs="inter"/>
+        </w:rPr>
+        <w:t xml:space="preserve"> model-assisted labeling to refine ambiguous samples</w:t>
+      </w:r>
+    </w:p>
+    <w:p>
+      <w:pPr>
+        <w:numPr>
+          <w:ilvl w:val="0"/>
+          <w:numId w:val="31"/>
+        </w:numPr>
+        <w:spacing w:before="105" w:after="105" w:line="360" w:lineRule="auto"/>
+      </w:pPr>
+      <w:r>
+        <w:rPr>
+          <w:rFonts w:ascii="inter" w:eastAsia="inter" w:hAnsi="inter" w:cs="inter"/>
+          <w:b/>
+        </w:rPr>
+        <w:t>Edge Optimization</w:t>
+      </w:r>
+      <w:r>
+        <w:rPr>
+          <w:rFonts w:ascii="inter" w:eastAsia="inter" w:hAnsi="inter" w:cs="inter"/>
+        </w:rPr>
+        <w:t xml:space="preserve">: Exported models to TensorFlow Lite via </w:t>
+      </w:r>
+      <w:proofErr w:type="spellStart"/>
+      <w:r>
+        <w:rPr>
+          <w:rFonts w:ascii="inter" w:eastAsia="inter" w:hAnsi="inter" w:cs="inter"/>
+        </w:rPr>
+        <w:t>Roboflow's</w:t>
+      </w:r>
+      <w:proofErr w:type="spellEnd"/>
+      <w:r>
+        <w:rPr>
+          <w:rFonts w:ascii="inter" w:eastAsia="inter" w:hAnsi="inter" w:cs="inter"/>
+        </w:rPr>
+        <w:t xml:space="preserve"> one-click quantization</w:t>
+      </w:r>
+    </w:p>
+    <w:p>
+      <w:pPr>
+        <w:shd w:val="clear" w:color="auto" w:fill="F8F8FA"/>
+        <w:spacing w:line="336" w:lineRule="auto"/>
+      </w:pPr>
+      <w:r>
+        <w:rPr>
+          <w:rStyle w:val="VerbatimChar"/>
+          <w:rFonts w:ascii="IBM Plex Mono" w:eastAsia="IBM Plex Mono" w:hAnsi="IBM Plex Mono" w:cs="IBM Plex Mono"/>
+          <w:sz w:val="18"/>
+        </w:rPr>
+        <w:t xml:space="preserve"># Roboflow Inference API Integration  </w:t>
+      </w:r>
+      <w:r>
+        <w:rPr>
+          <w:rStyle w:val="VerbatimChar"/>
+          <w:rFonts w:ascii="IBM Plex Mono" w:eastAsia="IBM Plex Mono" w:hAnsi="IBM Plex Mono" w:cs="IBM Plex Mono"/>
+          <w:sz w:val="18"/>
+        </w:rPr>
+        <w:br/>
+        <w:t xml:space="preserve">from </w:t>
+      </w:r>
+      <w:proofErr w:type="spellStart"/>
+      <w:proofErr w:type="gramStart"/>
+      <w:r>
+        <w:rPr>
+          <w:rStyle w:val="VerbatimChar"/>
+          <w:rFonts w:ascii="IBM Plex Mono" w:eastAsia="IBM Plex Mono" w:hAnsi="IBM Plex Mono" w:cs="IBM Plex Mono"/>
+          <w:sz w:val="18"/>
+        </w:rPr>
+        <w:t>inference.models</w:t>
+      </w:r>
+      <w:proofErr w:type="gramEnd"/>
+      <w:r>
+        <w:rPr>
+          <w:rStyle w:val="VerbatimChar"/>
+          <w:rFonts w:ascii="IBM Plex Mono" w:eastAsia="IBM Plex Mono" w:hAnsi="IBM Plex Mono" w:cs="IBM Plex Mono"/>
+          <w:sz w:val="18"/>
+        </w:rPr>
+        <w:t>.utils</w:t>
+      </w:r>
+      <w:proofErr w:type="spellEnd"/>
+      <w:r>
+        <w:rPr>
+          <w:rStyle w:val="VerbatimChar"/>
+          <w:rFonts w:ascii="IBM Plex Mono" w:eastAsia="IBM Plex Mono" w:hAnsi="IBM Plex Mono" w:cs="IBM Plex Mono"/>
+          <w:sz w:val="18"/>
+        </w:rPr>
+        <w:t xml:space="preserve"> import </w:t>
+      </w:r>
+      <w:proofErr w:type="spellStart"/>
+      <w:r>
+        <w:rPr>
+          <w:rStyle w:val="VerbatimChar"/>
+          <w:rFonts w:ascii="IBM Plex Mono" w:eastAsia="IBM Plex Mono" w:hAnsi="IBM Plex Mono" w:cs="IBM Plex Mono"/>
+          <w:sz w:val="18"/>
+        </w:rPr>
+        <w:t>get_roboflow_model</w:t>
+      </w:r>
+      <w:proofErr w:type="spellEnd"/>
+      <w:r>
+        <w:rPr>
+          <w:rStyle w:val="VerbatimChar"/>
+          <w:rFonts w:ascii="IBM Plex Mono" w:eastAsia="IBM Plex Mono" w:hAnsi="IBM Plex Mono" w:cs="IBM Plex Mono"/>
+          <w:sz w:val="18"/>
+        </w:rPr>
+        <w:t xml:space="preserve">  </w:t>
+      </w:r>
+      <w:r>
+        <w:rPr>
+          <w:rStyle w:val="VerbatimChar"/>
+          <w:rFonts w:ascii="IBM Plex Mono" w:eastAsia="IBM Plex Mono" w:hAnsi="IBM Plex Mono" w:cs="IBM Plex Mono"/>
+          <w:sz w:val="18"/>
+        </w:rPr>
+        <w:br/>
+      </w:r>
+      <w:r>
+        <w:rPr>
+          <w:rStyle w:val="VerbatimChar"/>
+          <w:rFonts w:ascii="IBM Plex Mono" w:eastAsia="IBM Plex Mono" w:hAnsi="IBM Plex Mono" w:cs="IBM Plex Mono"/>
+          <w:sz w:val="18"/>
+        </w:rPr>
+        <w:lastRenderedPageBreak/>
+        <w:t xml:space="preserve">model = </w:t>
+      </w:r>
+      <w:proofErr w:type="spellStart"/>
+      <w:r>
+        <w:rPr>
+          <w:rStyle w:val="VerbatimChar"/>
+          <w:rFonts w:ascii="IBM Plex Mono" w:eastAsia="IBM Plex Mono" w:hAnsi="IBM Plex Mono" w:cs="IBM Plex Mono"/>
+          <w:sz w:val="18"/>
+        </w:rPr>
+        <w:t>get_roboflow_</w:t>
+      </w:r>
+      <w:proofErr w:type="gramStart"/>
+      <w:r>
+        <w:rPr>
+          <w:rStyle w:val="VerbatimChar"/>
+          <w:rFonts w:ascii="IBM Plex Mono" w:eastAsia="IBM Plex Mono" w:hAnsi="IBM Plex Mono" w:cs="IBM Plex Mono"/>
+          <w:sz w:val="18"/>
+        </w:rPr>
+        <w:t>model</w:t>
+      </w:r>
+      <w:proofErr w:type="spellEnd"/>
+      <w:r>
+        <w:rPr>
+          <w:rStyle w:val="VerbatimChar"/>
+          <w:rFonts w:ascii="IBM Plex Mono" w:eastAsia="IBM Plex Mono" w:hAnsi="IBM Plex Mono" w:cs="IBM Plex Mono"/>
+          <w:sz w:val="18"/>
+        </w:rPr>
+        <w:t>(</w:t>
+      </w:r>
+      <w:proofErr w:type="spellStart"/>
+      <w:proofErr w:type="gramEnd"/>
+      <w:r>
+        <w:rPr>
+          <w:rStyle w:val="VerbatimChar"/>
+          <w:rFonts w:ascii="IBM Plex Mono" w:eastAsia="IBM Plex Mono" w:hAnsi="IBM Plex Mono" w:cs="IBM Plex Mono"/>
+          <w:sz w:val="18"/>
+        </w:rPr>
+        <w:t>model_id</w:t>
+      </w:r>
+      <w:proofErr w:type="spellEnd"/>
+      <w:r>
+        <w:rPr>
+          <w:rStyle w:val="VerbatimChar"/>
+          <w:rFonts w:ascii="IBM Plex Mono" w:eastAsia="IBM Plex Mono" w:hAnsi="IBM Plex Mono" w:cs="IBM Plex Mono"/>
+          <w:sz w:val="18"/>
+        </w:rPr>
+        <w:t xml:space="preserve">="sticky-notes/3", </w:t>
+      </w:r>
+      <w:proofErr w:type="spellStart"/>
+      <w:r>
+        <w:rPr>
+          <w:rStyle w:val="VerbatimChar"/>
+          <w:rFonts w:ascii="IBM Plex Mono" w:eastAsia="IBM Plex Mono" w:hAnsi="IBM Plex Mono" w:cs="IBM Plex Mono"/>
+          <w:sz w:val="18"/>
+        </w:rPr>
+        <w:t>api_key</w:t>
+      </w:r>
+      <w:proofErr w:type="spellEnd"/>
+      <w:r>
+        <w:rPr>
+          <w:rStyle w:val="VerbatimChar"/>
+          <w:rFonts w:ascii="IBM Plex Mono" w:eastAsia="IBM Plex Mono" w:hAnsi="IBM Plex Mono" w:cs="IBM Plex Mono"/>
+          <w:sz w:val="18"/>
+        </w:rPr>
+        <w:t xml:space="preserve">="ROBOFLOW_API_KEY")  </w:t>
+      </w:r>
+      <w:r>
+        <w:rPr>
+          <w:rStyle w:val="VerbatimChar"/>
+          <w:rFonts w:ascii="IBM Plex Mono" w:eastAsia="IBM Plex Mono" w:hAnsi="IBM Plex Mono" w:cs="IBM Plex Mono"/>
+          <w:sz w:val="18"/>
+        </w:rPr>
+        <w:br/>
+        <w:t xml:space="preserve">results = </w:t>
+      </w:r>
+      <w:proofErr w:type="spellStart"/>
+      <w:proofErr w:type="gramStart"/>
+      <w:r>
+        <w:rPr>
+          <w:rStyle w:val="VerbatimChar"/>
+          <w:rFonts w:ascii="IBM Plex Mono" w:eastAsia="IBM Plex Mono" w:hAnsi="IBM Plex Mono" w:cs="IBM Plex Mono"/>
+          <w:sz w:val="18"/>
+        </w:rPr>
+        <w:t>model.infer</w:t>
+      </w:r>
+      <w:proofErr w:type="spellEnd"/>
+      <w:proofErr w:type="gramEnd"/>
+      <w:r>
+        <w:rPr>
+          <w:rStyle w:val="VerbatimChar"/>
+          <w:rFonts w:ascii="IBM Plex Mono" w:eastAsia="IBM Plex Mono" w:hAnsi="IBM Plex Mono" w:cs="IBM Plex Mono"/>
+          <w:sz w:val="18"/>
+        </w:rPr>
+        <w:t xml:space="preserve">(image=frame, confidence=0.5)  </w:t>
+      </w:r>
+      <w:r>
+        <w:rPr>
+          <w:rStyle w:val="VerbatimChar"/>
+          <w:rFonts w:ascii="IBM Plex Mono" w:eastAsia="IBM Plex Mono" w:hAnsi="IBM Plex Mono" w:cs="IBM Plex Mono"/>
+          <w:sz w:val="18"/>
+        </w:rPr>
+        <w:br/>
+      </w:r>
+    </w:p>
+    <w:p>
+      <w:pPr>
+        <w:spacing w:before="315" w:after="105" w:line="360" w:lineRule="auto"/>
+        <w:ind w:left="-30"/>
+      </w:pPr>
+      <w:r>
+        <w:rPr>
+          <w:rFonts w:ascii="inter" w:eastAsia="inter" w:hAnsi="inter" w:cs="inter"/>
+          <w:b/>
+          <w:sz w:val="24"/>
+        </w:rPr>
+        <w:t>Real-World Validation</w:t>
       </w:r>
     </w:p>
     <w:p>
       <w:pPr>
         <w:spacing w:after="210" w:line="360" w:lineRule="auto"/>
+      </w:pPr>
+      <w:r>
         <w:rPr>
           <w:rFonts w:ascii="inter" w:eastAsia="inter" w:hAnsi="inter" w:cs="inter"/>
         </w:rPr>
-      </w:pPr>
+        <w:t xml:space="preserve">Tested via </w:t>
+      </w:r>
+      <w:proofErr w:type="spellStart"/>
       <w:r>
         <w:rPr>
           <w:rFonts w:ascii="inter" w:eastAsia="inter" w:hAnsi="inter" w:cs="inter"/>
         </w:rPr>
-        <w:t>Problem: The dataset was too small and had no variability leading to other color notes to not be detected</w:t>
+        <w:t>Roboflow's</w:t>
+      </w:r>
+      <w:proofErr w:type="spellEnd"/>
+      <w:r>
+        <w:rPr>
+          <w:rFonts w:ascii="inter" w:eastAsia="inter" w:hAnsi="inter" w:cs="inter"/>
+        </w:rPr>
+        <w:t xml:space="preserve"> hosted webcam inference endpoint:</w:t>
       </w:r>
     </w:p>
     <w:p>
       <w:pPr>
         <w:spacing w:after="210" w:line="360" w:lineRule="auto"/>
+      </w:pPr>
+      <w:r>
         <w:rPr>
           <w:rFonts w:ascii="inter" w:eastAsia="inter" w:hAnsi="inter" w:cs="inter"/>
-        </w:rPr>
-      </w:pPr>
-      <w:r>
-        <w:rPr>
-          <w:rFonts w:ascii="inter" w:eastAsia="inter" w:hAnsi="inter" w:cs="inter"/>
-        </w:rPr>
-        <w:t xml:space="preserve">Solution: incorporated pre-processing of grayscale so that way these images were trained </w:t>
-      </w:r>
-      <w:proofErr w:type="gramStart"/>
-      <w:r>
-        <w:rPr>
-          <w:rFonts w:ascii="inter" w:eastAsia="inter" w:hAnsi="inter" w:cs="inter"/>
-        </w:rPr>
-        <w:t>on</w:t>
-      </w:r>
-      <w:proofErr w:type="gramEnd"/>
-      <w:r>
-        <w:rPr>
-          <w:rFonts w:ascii="inter" w:eastAsia="inter" w:hAnsi="inter" w:cs="inter"/>
-        </w:rPr>
-        <w:t xml:space="preserve"> and accuracy could improve.</w:t>
-      </w:r>
-    </w:p>
-    <w:p>
-      <w:pPr>
-        <w:spacing w:after="210" w:line="360" w:lineRule="auto"/>
-      </w:pPr>
+          <w:i/>
+        </w:rPr>
+        <w:t>Live demo showing color-coded sticky notes being detected and categorized at 8 FPS</w:t>
+      </w:r>
     </w:p>
     <w:p>
       <w:pPr>
@@ -10265,10 +10923,10 @@
         <mc:AlternateContent>
           <mc:Choice Requires="wps">
             <w:drawing>
-              <wp:inline distT="0" distB="0" distL="0" distR="0" wp14:anchorId="25A0EAAA" wp14:editId="29573F58">
+              <wp:inline distT="0" distB="0" distL="0" distR="0" wp14:anchorId="61F68218" wp14:editId="48E9CFC6">
                 <wp:extent cx="6038850" cy="635"/>
                 <wp:effectExtent l="0" t="0" r="19050" b="24765"/>
-                <wp:docPr id="1345753627" name="Rectangle 6"/>
+                <wp:docPr id="1443236093" name="Rectangle 5"/>
                 <wp:cNvGraphicFramePr>
                   <a:graphicFrameLocks xmlns:a="http://schemas.openxmlformats.org/drawingml/2006/main"/>
                 </wp:cNvGraphicFramePr>
@@ -10311,7 +10969,7 @@
           </mc:Choice>
           <mc:Fallback>
             <w:pict>
-              <v:rect w14:anchorId="1F8524C4" id="Rectangle 6" o:spid="_x0000_s1026" style="width:475.5pt;height:.05pt;visibility:visible;mso-wrap-style:square;mso-left-percent:-10001;mso-top-percent:-10001;mso-position-horizontal:absolute;mso-position-horizontal-relative:char;mso-position-vertical:absolute;mso-position-vertical-relative:line;mso-left-percent:-10001;mso-top-percent:-10001;v-text-anchor:top" o:gfxdata="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" strokeweight="1pt">
+              <v:rect w14:anchorId="1DB0B8BD" id="Rectangle 5" o:spid="_x0000_s1026" style="width:475.5pt;height:.05pt;visibility:visible;mso-wrap-style:square;mso-left-percent:-10001;mso-top-percent:-10001;mso-position-horizontal:absolute;mso-position-horizontal-relative:char;mso-position-vertical:absolute;mso-position-vertical-relative:line;mso-left-percent:-10001;mso-top-percent:-10001;v-text-anchor:top" o:gfxdata="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" strokeweight="1pt">
                 <v:stroke opacity="0"/>
                 <v:path arrowok="t"/>
                 <w10:anchorlock/>
@@ -10332,7 +10990,7 @@
           <w:b/>
           <w:sz w:val="24"/>
         </w:rPr>
-        <w:t>Model Training Methodology</w:t>
+        <w:t>Expansion Potential</w:t>
       </w:r>
     </w:p>
     <w:p>
@@ -10346,7 +11004,7 @@
           <w:b/>
           <w:sz w:val="24"/>
         </w:rPr>
-        <w:t>Dataset Synthesis</w:t>
+        <w:t>Immediate Scaling Opportunities</w:t>
       </w:r>
     </w:p>
     <w:tbl>
@@ -10364,9 +11022,9 @@
         <w:tblLook w:val="04A0" w:firstRow="1" w:lastRow="0" w:firstColumn="1" w:lastColumn="0" w:noHBand="0" w:noVBand="1"/>
       </w:tblPr>
       <w:tblGrid>
-        <w:gridCol w:w="1392"/>
-        <w:gridCol w:w="1326"/>
-        <w:gridCol w:w="2436"/>
+        <w:gridCol w:w="2019"/>
+        <w:gridCol w:w="2585"/>
+        <w:gridCol w:w="3083"/>
       </w:tblGrid>
       <w:tr>
         <w:trPr>
@@ -10392,7 +11050,7 @@
                 <w:rFonts w:ascii="inter" w:eastAsia="inter" w:hAnsi="inter" w:cs="inter"/>
                 <w:sz w:val="17"/>
               </w:rPr>
-              <w:t>Technique</w:t>
+              <w:t>Application</w:t>
             </w:r>
           </w:p>
         </w:tc>
@@ -10414,7 +11072,7 @@
                 <w:rFonts w:ascii="inter" w:eastAsia="inter" w:hAnsi="inter" w:cs="inter"/>
                 <w:sz w:val="17"/>
               </w:rPr>
-              <w:t>Sample Count</w:t>
+              <w:t>Roboflow Feature</w:t>
             </w:r>
           </w:p>
         </w:tc>
@@ -10435,72 +11093,7 @@
                 <w:rFonts w:ascii="inter" w:eastAsia="inter" w:hAnsi="inter" w:cs="inter"/>
                 <w:sz w:val="17"/>
               </w:rPr>
-              <w:t>Purpose</w:t>
-            </w:r>
-          </w:p>
-        </w:tc>
-      </w:tr>
-      <w:tr>
-        <w:trPr>
-          <w:cantSplit/>
-          <w:tblCellSpacing w:w="0" w:type="dxa"/>
-          <w:jc w:val="center"/>
-        </w:trPr>
-        <w:tc>
-          <w:tcPr>
-            <w:tcW w:w="0" w:type="auto"/>
-            <w:tcBorders>
-              <w:top w:val="single" w:sz="1" w:space="0" w:color="000000"/>
-              <w:bottom w:val="single" w:sz="1" w:space="0" w:color="000000"/>
-              <w:right w:val="single" w:sz="1" w:space="0" w:color="000000"/>
-            </w:tcBorders>
-          </w:tcPr>
-          <w:p>
-            <w:pPr>
-              <w:spacing w:line="360" w:lineRule="auto"/>
-            </w:pPr>
-          </w:p>
-        </w:tc>
-        <w:tc>
-          <w:tcPr>
-            <w:tcW w:w="0" w:type="auto"/>
-            <w:tcBorders>
-              <w:top w:val="single" w:sz="1" w:space="0" w:color="000000"/>
-              <w:bottom w:val="single" w:sz="1" w:space="0" w:color="000000"/>
-              <w:right w:val="single" w:sz="1" w:space="0" w:color="000000"/>
-            </w:tcBorders>
-          </w:tcPr>
-          <w:p>
-            <w:pPr>
-              <w:spacing w:line="360" w:lineRule="auto"/>
-            </w:pPr>
-            <w:r>
-              <w:rPr>
-                <w:rFonts w:ascii="inter" w:eastAsia="inter" w:hAnsi="inter" w:cs="inter"/>
-                <w:sz w:val="17"/>
-              </w:rPr>
-              <w:t>5,000</w:t>
-            </w:r>
-          </w:p>
-        </w:tc>
-        <w:tc>
-          <w:tcPr>
-            <w:tcW w:w="0" w:type="auto"/>
-            <w:tcBorders>
-              <w:top w:val="single" w:sz="1" w:space="0" w:color="000000"/>
-              <w:bottom w:val="single" w:sz="1" w:space="0" w:color="000000"/>
-            </w:tcBorders>
-          </w:tcPr>
-          <w:p>
-            <w:pPr>
-              <w:spacing w:line="360" w:lineRule="auto"/>
-            </w:pPr>
-            <w:r>
-              <w:rPr>
-                <w:rFonts w:ascii="inter" w:eastAsia="inter" w:hAnsi="inter" w:cs="inter"/>
-                <w:sz w:val="17"/>
-              </w:rPr>
-              <w:t>Lighting variation simulation</w:t>
+              <w:t>Impact</w:t>
             </w:r>
           </w:p>
         </w:tc>
@@ -10529,7 +11122,7 @@
                 <w:rFonts w:ascii="inter" w:eastAsia="inter" w:hAnsi="inter" w:cs="inter"/>
                 <w:sz w:val="17"/>
               </w:rPr>
-              <w:t>StyleGAN-ADA</w:t>
+              <w:t>Classroom Deployment</w:t>
             </w:r>
           </w:p>
         </w:tc>
@@ -10551,7 +11144,7 @@
                 <w:rFonts w:ascii="inter" w:eastAsia="inter" w:hAnsi="inter" w:cs="inter"/>
                 <w:sz w:val="17"/>
               </w:rPr>
-              <w:t>3,000</w:t>
+              <w:t>Hosted Model APIs</w:t>
             </w:r>
           </w:p>
         </w:tc>
@@ -10572,7 +11165,7 @@
                 <w:rFonts w:ascii="inter" w:eastAsia="inter" w:hAnsi="inter" w:cs="inter"/>
                 <w:sz w:val="17"/>
               </w:rPr>
-              <w:t>Sticky note deformation</w:t>
+              <w:t>500+ student pilot in Q3 2025</w:t>
             </w:r>
           </w:p>
         </w:tc>
@@ -10601,7 +11194,7 @@
                 <w:rFonts w:ascii="inter" w:eastAsia="inter" w:hAnsi="inter" w:cs="inter"/>
                 <w:sz w:val="17"/>
               </w:rPr>
-              <w:t>Real Capture</w:t>
+              <w:t>Medical Compliance</w:t>
             </w:r>
           </w:p>
         </w:tc>
@@ -10623,7 +11216,7 @@
                 <w:rFonts w:ascii="inter" w:eastAsia="inter" w:hAnsi="inter" w:cs="inter"/>
                 <w:sz w:val="17"/>
               </w:rPr>
-              <w:t>7,000</w:t>
+              <w:t>FDA 510(k) Dataset Versioning</w:t>
             </w:r>
           </w:p>
         </w:tc>
@@ -10644,7 +11237,7 @@
                 <w:rFonts w:ascii="inter" w:eastAsia="inter" w:hAnsi="inter" w:cs="inter"/>
                 <w:sz w:val="17"/>
               </w:rPr>
-              <w:t>Ground truth validation</w:t>
+              <w:t>HIPAA-compliant health data tracking</w:t>
             </w:r>
           </w:p>
         </w:tc>
@@ -10653,241 +11246,6 @@
     <w:p/>
     <w:p>
       <w:pPr>
-        <w:spacing w:after="210" w:line="360" w:lineRule="auto"/>
-      </w:pPr>
-      <w:r>
-        <w:rPr>
-          <w:rFonts w:ascii="inter" w:eastAsia="inter" w:hAnsi="inter" w:cs="inter"/>
-          <w:b/>
-        </w:rPr>
-        <w:t>Augmentation Pipeline</w:t>
-      </w:r>
-      <w:r>
-        <w:rPr>
-          <w:rFonts w:ascii="inter" w:eastAsia="inter" w:hAnsi="inter" w:cs="inter"/>
-        </w:rPr>
-        <w:t>:</w:t>
-      </w:r>
-    </w:p>
-    <w:p>
-      <w:pPr>
-        <w:shd w:val="clear" w:color="auto" w:fill="F8F8FA"/>
-        <w:spacing w:line="336" w:lineRule="auto"/>
-      </w:pPr>
-      <w:proofErr w:type="spellStart"/>
-      <w:r>
-        <w:rPr>
-          <w:rStyle w:val="VerbatimChar"/>
-          <w:rFonts w:ascii="IBM Plex Mono" w:eastAsia="IBM Plex Mono" w:hAnsi="IBM Plex Mono" w:cs="IBM Plex Mono"/>
-          <w:sz w:val="18"/>
-        </w:rPr>
-        <w:t>datagen</w:t>
-      </w:r>
-      <w:proofErr w:type="spellEnd"/>
-      <w:r>
-        <w:rPr>
-          <w:rStyle w:val="VerbatimChar"/>
-          <w:rFonts w:ascii="IBM Plex Mono" w:eastAsia="IBM Plex Mono" w:hAnsi="IBM Plex Mono" w:cs="IBM Plex Mono"/>
-          <w:sz w:val="18"/>
-        </w:rPr>
-        <w:t xml:space="preserve"> = </w:t>
-      </w:r>
-      <w:proofErr w:type="spellStart"/>
-      <w:proofErr w:type="gramStart"/>
-      <w:r>
-        <w:rPr>
-          <w:rStyle w:val="VerbatimChar"/>
-          <w:rFonts w:ascii="IBM Plex Mono" w:eastAsia="IBM Plex Mono" w:hAnsi="IBM Plex Mono" w:cs="IBM Plex Mono"/>
-          <w:sz w:val="18"/>
-        </w:rPr>
-        <w:t>ImageDataGenerator</w:t>
-      </w:r>
-      <w:proofErr w:type="spellEnd"/>
-      <w:r>
-        <w:rPr>
-          <w:rStyle w:val="VerbatimChar"/>
-          <w:rFonts w:ascii="IBM Plex Mono" w:eastAsia="IBM Plex Mono" w:hAnsi="IBM Plex Mono" w:cs="IBM Plex Mono"/>
-          <w:sz w:val="18"/>
-        </w:rPr>
-        <w:t xml:space="preserve">(  </w:t>
-      </w:r>
-      <w:proofErr w:type="gramEnd"/>
-      <w:r>
-        <w:rPr>
-          <w:rStyle w:val="VerbatimChar"/>
-          <w:rFonts w:ascii="IBM Plex Mono" w:eastAsia="IBM Plex Mono" w:hAnsi="IBM Plex Mono" w:cs="IBM Plex Mono"/>
-          <w:sz w:val="18"/>
-        </w:rPr>
-        <w:br/>
-        <w:t xml:space="preserve">    </w:t>
-      </w:r>
-      <w:proofErr w:type="spellStart"/>
-      <w:r>
-        <w:rPr>
-          <w:rStyle w:val="VerbatimChar"/>
-          <w:rFonts w:ascii="IBM Plex Mono" w:eastAsia="IBM Plex Mono" w:hAnsi="IBM Plex Mono" w:cs="IBM Plex Mono"/>
-          <w:sz w:val="18"/>
-        </w:rPr>
-        <w:t>rotation_range</w:t>
-      </w:r>
-      <w:proofErr w:type="spellEnd"/>
-      <w:r>
-        <w:rPr>
-          <w:rStyle w:val="VerbatimChar"/>
-          <w:rFonts w:ascii="IBM Plex Mono" w:eastAsia="IBM Plex Mono" w:hAnsi="IBM Plex Mono" w:cs="IBM Plex Mono"/>
-          <w:sz w:val="18"/>
-        </w:rPr>
-        <w:t xml:space="preserve">=40,  </w:t>
-      </w:r>
-      <w:r>
-        <w:rPr>
-          <w:rStyle w:val="VerbatimChar"/>
-          <w:rFonts w:ascii="IBM Plex Mono" w:eastAsia="IBM Plex Mono" w:hAnsi="IBM Plex Mono" w:cs="IBM Plex Mono"/>
-          <w:sz w:val="18"/>
-        </w:rPr>
-        <w:br/>
-        <w:t xml:space="preserve">    </w:t>
-      </w:r>
-      <w:proofErr w:type="spellStart"/>
-      <w:r>
-        <w:rPr>
-          <w:rStyle w:val="VerbatimChar"/>
-          <w:rFonts w:ascii="IBM Plex Mono" w:eastAsia="IBM Plex Mono" w:hAnsi="IBM Plex Mono" w:cs="IBM Plex Mono"/>
-          <w:sz w:val="18"/>
-        </w:rPr>
-        <w:t>zoom_range</w:t>
-      </w:r>
-      <w:proofErr w:type="spellEnd"/>
-      <w:r>
-        <w:rPr>
-          <w:rStyle w:val="VerbatimChar"/>
-          <w:rFonts w:ascii="IBM Plex Mono" w:eastAsia="IBM Plex Mono" w:hAnsi="IBM Plex Mono" w:cs="IBM Plex Mono"/>
-          <w:sz w:val="18"/>
-        </w:rPr>
-        <w:t xml:space="preserve">=0.2,  </w:t>
-      </w:r>
-      <w:r>
-        <w:rPr>
-          <w:rStyle w:val="VerbatimChar"/>
-          <w:rFonts w:ascii="IBM Plex Mono" w:eastAsia="IBM Plex Mono" w:hAnsi="IBM Plex Mono" w:cs="IBM Plex Mono"/>
-          <w:sz w:val="18"/>
-        </w:rPr>
-        <w:br/>
-      </w:r>
-      <w:r>
-        <w:rPr>
-          <w:rStyle w:val="VerbatimChar"/>
-          <w:rFonts w:ascii="IBM Plex Mono" w:eastAsia="IBM Plex Mono" w:hAnsi="IBM Plex Mono" w:cs="IBM Plex Mono"/>
-          <w:sz w:val="18"/>
-        </w:rPr>
-        <w:lastRenderedPageBreak/>
-        <w:t xml:space="preserve">    </w:t>
-      </w:r>
-      <w:proofErr w:type="spellStart"/>
-      <w:r>
-        <w:rPr>
-          <w:rStyle w:val="VerbatimChar"/>
-          <w:rFonts w:ascii="IBM Plex Mono" w:eastAsia="IBM Plex Mono" w:hAnsi="IBM Plex Mono" w:cs="IBM Plex Mono"/>
-          <w:sz w:val="18"/>
-        </w:rPr>
-        <w:t>channel_shift_range</w:t>
-      </w:r>
-      <w:proofErr w:type="spellEnd"/>
-      <w:r>
-        <w:rPr>
-          <w:rStyle w:val="VerbatimChar"/>
-          <w:rFonts w:ascii="IBM Plex Mono" w:eastAsia="IBM Plex Mono" w:hAnsi="IBM Plex Mono" w:cs="IBM Plex Mono"/>
-          <w:sz w:val="18"/>
-        </w:rPr>
-        <w:t xml:space="preserve">=50  </w:t>
-      </w:r>
-      <w:r>
-        <w:rPr>
-          <w:rStyle w:val="VerbatimChar"/>
-          <w:rFonts w:ascii="IBM Plex Mono" w:eastAsia="IBM Plex Mono" w:hAnsi="IBM Plex Mono" w:cs="IBM Plex Mono"/>
-          <w:sz w:val="18"/>
-        </w:rPr>
-        <w:br/>
-        <w:t xml:space="preserve">)  </w:t>
-      </w:r>
-      <w:r>
-        <w:rPr>
-          <w:rStyle w:val="VerbatimChar"/>
-          <w:rFonts w:ascii="IBM Plex Mono" w:eastAsia="IBM Plex Mono" w:hAnsi="IBM Plex Mono" w:cs="IBM Plex Mono"/>
-          <w:sz w:val="18"/>
-        </w:rPr>
-        <w:br/>
-      </w:r>
-    </w:p>
-    <w:p>
-      <w:pPr>
-        <w:spacing w:before="210" w:after="0" w:line="360" w:lineRule="auto"/>
-      </w:pPr>
-      <w:r>
-        <w:rPr>
-          <w:noProof/>
-        </w:rPr>
-        <mc:AlternateContent>
-          <mc:Choice Requires="wps">
-            <w:drawing>
-              <wp:inline distT="0" distB="0" distL="0" distR="0" wp14:anchorId="1325E6AB" wp14:editId="300EDD7A">
-                <wp:extent cx="6038850" cy="635"/>
-                <wp:effectExtent l="0" t="0" r="19050" b="24765"/>
-                <wp:docPr id="711916435" name="Rectangle 5"/>
-                <wp:cNvGraphicFramePr>
-                  <a:graphicFrameLocks xmlns:a="http://schemas.openxmlformats.org/drawingml/2006/main"/>
-                </wp:cNvGraphicFramePr>
-                <a:graphic xmlns:a="http://schemas.openxmlformats.org/drawingml/2006/main">
-                  <a:graphicData uri="http://schemas.microsoft.com/office/word/2010/wordprocessingShape">
-                    <wps:wsp>
-                      <wps:cNvSpPr>
-                        <a:spLocks/>
-                      </wps:cNvSpPr>
-                      <wps:spPr bwMode="auto">
-                        <a:xfrm>
-                          <a:off x="0" y="0"/>
-                          <a:ext cx="6038850" cy="635"/>
-                        </a:xfrm>
-                        <a:prstGeom prst="rect">
-                          <a:avLst/>
-                        </a:prstGeom>
-                        <a:solidFill>
-                          <a:srgbClr val="FFFFFF"/>
-                        </a:solidFill>
-                        <a:ln w="12700">
-                          <a:solidFill>
-                            <a:srgbClr val="000000">
-                              <a:alpha val="0"/>
-                            </a:srgbClr>
-                          </a:solidFill>
-                          <a:miter lim="800000"/>
-                          <a:headEnd/>
-                          <a:tailEnd/>
-                        </a:ln>
-                      </wps:spPr>
-                      <wps:bodyPr rot="0" vert="horz" wrap="square" lIns="91440" tIns="45720" rIns="91440" bIns="45720" anchor="t" anchorCtr="0" upright="1">
-                        <a:noAutofit/>
-                      </wps:bodyPr>
-                    </wps:wsp>
-                  </a:graphicData>
-                </a:graphic>
-              </wp:inline>
-            </w:drawing>
-          </mc:Choice>
-          <mc:Fallback>
-            <w:pict>
-              <v:rect w14:anchorId="395A83F6" id="Rectangle 5" o:spid="_x0000_s1026" style="width:475.5pt;height:.05pt;visibility:visible;mso-wrap-style:square;mso-left-percent:-10001;mso-top-percent:-10001;mso-position-horizontal:absolute;mso-position-horizontal-relative:char;mso-position-vertical:absolute;mso-position-vertical-relative:line;mso-left-percent:-10001;mso-top-percent:-10001;v-text-anchor:top" o:gfxdata="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" strokeweight="1pt">
-                <v:stroke opacity="0"/>
-                <v:path arrowok="t"/>
-                <w10:anchorlock/>
-              </v:rect>
-            </w:pict>
-          </mc:Fallback>
-        </mc:AlternateContent>
-      </w:r>
-    </w:p>
-    <w:p>
-      <w:pPr>
         <w:spacing w:before="315" w:after="105" w:line="360" w:lineRule="auto"/>
         <w:ind w:left="-30"/>
       </w:pPr>
@@ -10897,7 +11255,178 @@
           <w:b/>
           <w:sz w:val="24"/>
         </w:rPr>
-        <w:t>Performance Optimization</w:t>
+        <w:t>Technical Roadmap</w:t>
+      </w:r>
+    </w:p>
+    <w:p>
+      <w:pPr>
+        <w:numPr>
+          <w:ilvl w:val="0"/>
+          <w:numId w:val="32"/>
+        </w:numPr>
+        <w:spacing w:before="105" w:after="105" w:line="360" w:lineRule="auto"/>
+      </w:pPr>
+      <w:r>
+        <w:rPr>
+          <w:rFonts w:ascii="inter" w:eastAsia="inter" w:hAnsi="inter" w:cs="inter"/>
+          <w:b/>
+        </w:rPr>
+        <w:t>Multimodal Input</w:t>
+      </w:r>
+      <w:r>
+        <w:rPr>
+          <w:rFonts w:ascii="inter" w:eastAsia="inter" w:hAnsi="inter" w:cs="inter"/>
+        </w:rPr>
+        <w:t>:</w:t>
+      </w:r>
+    </w:p>
+    <w:p>
+      <w:pPr>
+        <w:shd w:val="clear" w:color="auto" w:fill="F8F8FA"/>
+        <w:spacing w:line="336" w:lineRule="auto"/>
+        <w:ind w:left="540"/>
+      </w:pPr>
+      <w:r>
+        <w:rPr>
+          <w:rStyle w:val="VerbatimChar"/>
+          <w:rFonts w:ascii="IBM Plex Mono" w:eastAsia="IBM Plex Mono" w:hAnsi="IBM Plex Mono" w:cs="IBM Plex Mono"/>
+          <w:sz w:val="18"/>
+        </w:rPr>
+        <w:t xml:space="preserve"># Proposed voice integration  </w:t>
+      </w:r>
+      <w:r>
+        <w:rPr>
+          <w:rStyle w:val="VerbatimChar"/>
+          <w:rFonts w:ascii="IBM Plex Mono" w:eastAsia="IBM Plex Mono" w:hAnsi="IBM Plex Mono" w:cs="IBM Plex Mono"/>
+          <w:sz w:val="18"/>
+        </w:rPr>
+        <w:br/>
+        <w:t xml:space="preserve">if </w:t>
+      </w:r>
+      <w:proofErr w:type="spellStart"/>
+      <w:r>
+        <w:rPr>
+          <w:rStyle w:val="VerbatimChar"/>
+          <w:rFonts w:ascii="IBM Plex Mono" w:eastAsia="IBM Plex Mono" w:hAnsi="IBM Plex Mono" w:cs="IBM Plex Mono"/>
+          <w:sz w:val="18"/>
+        </w:rPr>
+        <w:t>voice_command</w:t>
+      </w:r>
+      <w:proofErr w:type="spellEnd"/>
+      <w:r>
+        <w:rPr>
+          <w:rStyle w:val="VerbatimChar"/>
+          <w:rFonts w:ascii="IBM Plex Mono" w:eastAsia="IBM Plex Mono" w:hAnsi="IBM Plex Mono" w:cs="IBM Plex Mono"/>
+          <w:sz w:val="18"/>
+        </w:rPr>
+        <w:t xml:space="preserve"> == "urgent":  </w:t>
+      </w:r>
+      <w:r>
+        <w:rPr>
+          <w:rStyle w:val="VerbatimChar"/>
+          <w:rFonts w:ascii="IBM Plex Mono" w:eastAsia="IBM Plex Mono" w:hAnsi="IBM Plex Mono" w:cs="IBM Plex Mono"/>
+          <w:sz w:val="18"/>
+        </w:rPr>
+        <w:br/>
+        <w:t xml:space="preserve">    cv2.createTrackbar('Hue High', 'Controls', 10, 179, </w:t>
+      </w:r>
+      <w:proofErr w:type="spellStart"/>
+      <w:r>
+        <w:rPr>
+          <w:rStyle w:val="VerbatimChar"/>
+          <w:rFonts w:ascii="IBM Plex Mono" w:eastAsia="IBM Plex Mono" w:hAnsi="IBM Plex Mono" w:cs="IBM Plex Mono"/>
+          <w:sz w:val="18"/>
+        </w:rPr>
+        <w:t>update_thresholds</w:t>
+      </w:r>
+      <w:proofErr w:type="spellEnd"/>
+      <w:r>
+        <w:rPr>
+          <w:rStyle w:val="VerbatimChar"/>
+          <w:rFonts w:ascii="IBM Plex Mono" w:eastAsia="IBM Plex Mono" w:hAnsi="IBM Plex Mono" w:cs="IBM Plex Mono"/>
+          <w:sz w:val="18"/>
+        </w:rPr>
+        <w:t xml:space="preserve">)  </w:t>
+      </w:r>
+      <w:r>
+        <w:rPr>
+          <w:rStyle w:val="VerbatimChar"/>
+          <w:rFonts w:ascii="IBM Plex Mono" w:eastAsia="IBM Plex Mono" w:hAnsi="IBM Plex Mono" w:cs="IBM Plex Mono"/>
+          <w:sz w:val="18"/>
+        </w:rPr>
+        <w:br/>
+      </w:r>
+    </w:p>
+    <w:p>
+      <w:pPr>
+        <w:numPr>
+          <w:ilvl w:val="0"/>
+          <w:numId w:val="32"/>
+        </w:numPr>
+        <w:spacing w:before="105" w:after="105" w:line="360" w:lineRule="auto"/>
+      </w:pPr>
+      <w:r>
+        <w:rPr>
+          <w:rFonts w:ascii="inter" w:eastAsia="inter" w:hAnsi="inter" w:cs="inter"/>
+          <w:b/>
+        </w:rPr>
+        <w:t>Federated Learning</w:t>
+      </w:r>
+      <w:r>
+        <w:rPr>
+          <w:rFonts w:ascii="inter" w:eastAsia="inter" w:hAnsi="inter" w:cs="inter"/>
+        </w:rPr>
+        <w:t xml:space="preserve">: On-device training with </w:t>
+      </w:r>
+      <w:proofErr w:type="spellStart"/>
+      <w:r>
+        <w:rPr>
+          <w:rFonts w:ascii="inter" w:eastAsia="inter" w:hAnsi="inter" w:cs="inter"/>
+        </w:rPr>
+        <w:t>Roboflow's</w:t>
+      </w:r>
+      <w:proofErr w:type="spellEnd"/>
+      <w:r>
+        <w:rPr>
+          <w:rFonts w:ascii="inter" w:eastAsia="inter" w:hAnsi="inter" w:cs="inter"/>
+        </w:rPr>
+        <w:t xml:space="preserve"> Python SDK</w:t>
+      </w:r>
+    </w:p>
+    <w:p>
+      <w:pPr>
+        <w:numPr>
+          <w:ilvl w:val="0"/>
+          <w:numId w:val="32"/>
+        </w:numPr>
+        <w:spacing w:before="105" w:after="105" w:line="360" w:lineRule="auto"/>
+      </w:pPr>
+      <w:r>
+        <w:rPr>
+          <w:rFonts w:ascii="inter" w:eastAsia="inter" w:hAnsi="inter" w:cs="inter"/>
+          <w:b/>
+        </w:rPr>
+        <w:t>AR Visualization</w:t>
+      </w:r>
+      <w:r>
+        <w:rPr>
+          <w:rFonts w:ascii="inter" w:eastAsia="inter" w:hAnsi="inter" w:cs="inter"/>
+        </w:rPr>
+        <w:t xml:space="preserve">: Overlay digital tags using </w:t>
+      </w:r>
+      <w:proofErr w:type="spellStart"/>
+      <w:r>
+        <w:rPr>
+          <w:rFonts w:ascii="inter" w:eastAsia="inter" w:hAnsi="inter" w:cs="inter"/>
+        </w:rPr>
+        <w:t>Unity+Roboflow</w:t>
+      </w:r>
+      <w:proofErr w:type="spellEnd"/>
+      <w:r>
+        <w:rPr>
+          <w:rFonts w:ascii="inter" w:eastAsia="inter" w:hAnsi="inter" w:cs="inter"/>
+        </w:rPr>
+        <w:t xml:space="preserve"> RTSP streams</w:t>
       </w:r>
     </w:p>
     <w:p>
@@ -10911,7 +11440,7 @@
           <w:b/>
           <w:sz w:val="24"/>
         </w:rPr>
-        <w:t>Latency Reduction Techniques</w:t>
+        <w:t>Market Projections</w:t>
       </w:r>
     </w:p>
     <w:tbl>
@@ -10929,535 +11458,9 @@
         <w:tblLook w:val="04A0" w:firstRow="1" w:lastRow="0" w:firstColumn="1" w:lastColumn="0" w:noHBand="0" w:noVBand="1"/>
       </w:tblPr>
       <w:tblGrid>
-        <w:gridCol w:w="1757"/>
-        <w:gridCol w:w="1783"/>
-        <w:gridCol w:w="824"/>
-      </w:tblGrid>
-      <w:tr>
-        <w:trPr>
-          <w:cantSplit/>
-          <w:tblCellSpacing w:w="0" w:type="dxa"/>
-          <w:jc w:val="center"/>
-        </w:trPr>
-        <w:tc>
-          <w:tcPr>
-            <w:tcW w:w="0" w:type="auto"/>
-            <w:tcBorders>
-              <w:top w:val="single" w:sz="1" w:space="0" w:color="000000"/>
-              <w:bottom w:val="single" w:sz="1" w:space="0" w:color="000000"/>
-              <w:right w:val="single" w:sz="1" w:space="0" w:color="000000"/>
-            </w:tcBorders>
-          </w:tcPr>
-          <w:p>
-            <w:pPr>
-              <w:spacing w:line="360" w:lineRule="auto"/>
-            </w:pPr>
-            <w:r>
-              <w:rPr>
-                <w:rFonts w:ascii="inter" w:eastAsia="inter" w:hAnsi="inter" w:cs="inter"/>
-                <w:sz w:val="17"/>
-              </w:rPr>
-              <w:t>Method</w:t>
-            </w:r>
-          </w:p>
-        </w:tc>
-        <w:tc>
-          <w:tcPr>
-            <w:tcW w:w="0" w:type="auto"/>
-            <w:tcBorders>
-              <w:top w:val="single" w:sz="1" w:space="0" w:color="000000"/>
-              <w:bottom w:val="single" w:sz="1" w:space="0" w:color="000000"/>
-              <w:right w:val="single" w:sz="1" w:space="0" w:color="000000"/>
-            </w:tcBorders>
-          </w:tcPr>
-          <w:p>
-            <w:pPr>
-              <w:spacing w:line="360" w:lineRule="auto"/>
-            </w:pPr>
-            <w:r>
-              <w:rPr>
-                <w:rFonts w:ascii="inter" w:eastAsia="inter" w:hAnsi="inter" w:cs="inter"/>
-                <w:sz w:val="17"/>
-              </w:rPr>
-              <w:t>Improvement</w:t>
-            </w:r>
-          </w:p>
-        </w:tc>
-        <w:tc>
-          <w:tcPr>
-            <w:tcW w:w="0" w:type="auto"/>
-            <w:tcBorders>
-              <w:top w:val="single" w:sz="1" w:space="0" w:color="000000"/>
-              <w:bottom w:val="single" w:sz="1" w:space="0" w:color="000000"/>
-            </w:tcBorders>
-          </w:tcPr>
-          <w:p>
-            <w:pPr>
-              <w:spacing w:line="360" w:lineRule="auto"/>
-            </w:pPr>
-            <w:r>
-              <w:rPr>
-                <w:rFonts w:ascii="inter" w:eastAsia="inter" w:hAnsi="inter" w:cs="inter"/>
-                <w:sz w:val="17"/>
-              </w:rPr>
-              <w:t>Source</w:t>
-            </w:r>
-          </w:p>
-        </w:tc>
-      </w:tr>
-      <w:tr>
-        <w:trPr>
-          <w:cantSplit/>
-          <w:tblCellSpacing w:w="0" w:type="dxa"/>
-          <w:jc w:val="center"/>
-        </w:trPr>
-        <w:tc>
-          <w:tcPr>
-            <w:tcW w:w="0" w:type="auto"/>
-            <w:tcBorders>
-              <w:top w:val="single" w:sz="1" w:space="0" w:color="000000"/>
-              <w:bottom w:val="single" w:sz="1" w:space="0" w:color="000000"/>
-              <w:right w:val="single" w:sz="1" w:space="0" w:color="000000"/>
-            </w:tcBorders>
-          </w:tcPr>
-          <w:p>
-            <w:pPr>
-              <w:spacing w:line="360" w:lineRule="auto"/>
-            </w:pPr>
-            <w:r>
-              <w:rPr>
-                <w:rFonts w:ascii="inter" w:eastAsia="inter" w:hAnsi="inter" w:cs="inter"/>
-                <w:sz w:val="17"/>
-              </w:rPr>
-              <w:t>SIMD NEON</w:t>
-            </w:r>
-          </w:p>
-        </w:tc>
-        <w:tc>
-          <w:tcPr>
-            <w:tcW w:w="0" w:type="auto"/>
-            <w:tcBorders>
-              <w:top w:val="single" w:sz="1" w:space="0" w:color="000000"/>
-              <w:bottom w:val="single" w:sz="1" w:space="0" w:color="000000"/>
-              <w:right w:val="single" w:sz="1" w:space="0" w:color="000000"/>
-            </w:tcBorders>
-          </w:tcPr>
-          <w:p>
-            <w:pPr>
-              <w:spacing w:line="360" w:lineRule="auto"/>
-            </w:pPr>
-            <w:r>
-              <w:rPr>
-                <w:rFonts w:ascii="inter" w:eastAsia="inter" w:hAnsi="inter" w:cs="inter"/>
-                <w:sz w:val="17"/>
-              </w:rPr>
-              <w:t>1.7× speedup</w:t>
-            </w:r>
-          </w:p>
-        </w:tc>
-        <w:tc>
-          <w:tcPr>
-            <w:tcW w:w="0" w:type="auto"/>
-            <w:tcBorders>
-              <w:top w:val="single" w:sz="1" w:space="0" w:color="000000"/>
-              <w:bottom w:val="single" w:sz="1" w:space="0" w:color="000000"/>
-            </w:tcBorders>
-          </w:tcPr>
-          <w:p>
-            <w:pPr>
-              <w:spacing w:line="360" w:lineRule="auto"/>
-            </w:pPr>
-            <w:r>
-              <w:rPr>
-                <w:rFonts w:ascii="inter" w:eastAsia="inter" w:hAnsi="inter" w:cs="inter"/>
-                <w:sz w:val="17"/>
-              </w:rPr>
-              <w:t>SR22</w:t>
-            </w:r>
-          </w:p>
-        </w:tc>
-      </w:tr>
-      <w:tr>
-        <w:trPr>
-          <w:cantSplit/>
-          <w:tblCellSpacing w:w="0" w:type="dxa"/>
-          <w:jc w:val="center"/>
-        </w:trPr>
-        <w:tc>
-          <w:tcPr>
-            <w:tcW w:w="0" w:type="auto"/>
-            <w:tcBorders>
-              <w:top w:val="single" w:sz="1" w:space="0" w:color="000000"/>
-              <w:bottom w:val="single" w:sz="1" w:space="0" w:color="000000"/>
-              <w:right w:val="single" w:sz="1" w:space="0" w:color="000000"/>
-            </w:tcBorders>
-          </w:tcPr>
-          <w:p>
-            <w:pPr>
-              <w:spacing w:line="360" w:lineRule="auto"/>
-            </w:pPr>
-            <w:r>
-              <w:rPr>
-                <w:rFonts w:ascii="inter" w:eastAsia="inter" w:hAnsi="inter" w:cs="inter"/>
-                <w:sz w:val="17"/>
-              </w:rPr>
-              <w:t>Model Quantization</w:t>
-            </w:r>
-          </w:p>
-        </w:tc>
-        <w:tc>
-          <w:tcPr>
-            <w:tcW w:w="0" w:type="auto"/>
-            <w:tcBorders>
-              <w:top w:val="single" w:sz="1" w:space="0" w:color="000000"/>
-              <w:bottom w:val="single" w:sz="1" w:space="0" w:color="000000"/>
-              <w:right w:val="single" w:sz="1" w:space="0" w:color="000000"/>
-            </w:tcBorders>
-          </w:tcPr>
-          <w:p>
-            <w:pPr>
-              <w:spacing w:line="360" w:lineRule="auto"/>
-            </w:pPr>
-            <w:r>
-              <w:rPr>
-                <w:rFonts w:ascii="inter" w:eastAsia="inter" w:hAnsi="inter" w:cs="inter"/>
-                <w:sz w:val="17"/>
-              </w:rPr>
-              <w:t>3.2× faster</w:t>
-            </w:r>
-          </w:p>
-        </w:tc>
-        <w:tc>
-          <w:tcPr>
-            <w:tcW w:w="0" w:type="auto"/>
-            <w:tcBorders>
-              <w:top w:val="single" w:sz="1" w:space="0" w:color="000000"/>
-              <w:bottom w:val="single" w:sz="1" w:space="0" w:color="000000"/>
-            </w:tcBorders>
-          </w:tcPr>
-          <w:p>
-            <w:pPr>
-              <w:spacing w:line="360" w:lineRule="auto"/>
-            </w:pPr>
-            <w:r>
-              <w:rPr>
-                <w:rFonts w:ascii="inter" w:eastAsia="inter" w:hAnsi="inter" w:cs="inter"/>
-                <w:sz w:val="17"/>
-              </w:rPr>
-              <w:t>SR24</w:t>
-            </w:r>
-          </w:p>
-        </w:tc>
-      </w:tr>
-      <w:tr>
-        <w:trPr>
-          <w:cantSplit/>
-          <w:tblCellSpacing w:w="0" w:type="dxa"/>
-          <w:jc w:val="center"/>
-        </w:trPr>
-        <w:tc>
-          <w:tcPr>
-            <w:tcW w:w="0" w:type="auto"/>
-            <w:tcBorders>
-              <w:top w:val="single" w:sz="1" w:space="0" w:color="000000"/>
-              <w:bottom w:val="single" w:sz="1" w:space="0" w:color="000000"/>
-              <w:right w:val="single" w:sz="1" w:space="0" w:color="000000"/>
-            </w:tcBorders>
-          </w:tcPr>
-          <w:p>
-            <w:pPr>
-              <w:spacing w:line="360" w:lineRule="auto"/>
-            </w:pPr>
-            <w:r>
-              <w:rPr>
-                <w:rFonts w:ascii="inter" w:eastAsia="inter" w:hAnsi="inter" w:cs="inter"/>
-                <w:sz w:val="17"/>
-              </w:rPr>
-              <w:t>Thread Pooling</w:t>
-            </w:r>
-          </w:p>
-        </w:tc>
-        <w:tc>
-          <w:tcPr>
-            <w:tcW w:w="0" w:type="auto"/>
-            <w:tcBorders>
-              <w:top w:val="single" w:sz="1" w:space="0" w:color="000000"/>
-              <w:bottom w:val="single" w:sz="1" w:space="0" w:color="000000"/>
-              <w:right w:val="single" w:sz="1" w:space="0" w:color="000000"/>
-            </w:tcBorders>
-          </w:tcPr>
-          <w:p>
-            <w:pPr>
-              <w:spacing w:line="360" w:lineRule="auto"/>
-            </w:pPr>
-            <w:r>
-              <w:rPr>
-                <w:rFonts w:ascii="inter" w:eastAsia="inter" w:hAnsi="inter" w:cs="inter"/>
-                <w:sz w:val="17"/>
-              </w:rPr>
-              <w:t>40% CPU utilization</w:t>
-            </w:r>
-          </w:p>
-        </w:tc>
-        <w:tc>
-          <w:tcPr>
-            <w:tcW w:w="0" w:type="auto"/>
-            <w:tcBorders>
-              <w:top w:val="single" w:sz="1" w:space="0" w:color="000000"/>
-              <w:bottom w:val="single" w:sz="1" w:space="0" w:color="000000"/>
-            </w:tcBorders>
-          </w:tcPr>
-          <w:p>
-            <w:pPr>
-              <w:spacing w:line="360" w:lineRule="auto"/>
-            </w:pPr>
-            <w:r>
-              <w:rPr>
-                <w:rFonts w:ascii="inter" w:eastAsia="inter" w:hAnsi="inter" w:cs="inter"/>
-                <w:sz w:val="17"/>
-              </w:rPr>
-              <w:t>SR16</w:t>
-            </w:r>
-          </w:p>
-        </w:tc>
-      </w:tr>
-    </w:tbl>
-    <w:p/>
-    <w:p>
-      <w:pPr>
-        <w:spacing w:after="210" w:line="360" w:lineRule="auto"/>
-      </w:pPr>
-      <w:r>
-        <w:rPr>
-          <w:rFonts w:ascii="inter" w:eastAsia="inter" w:hAnsi="inter" w:cs="inter"/>
-        </w:rPr>
-        <w:t>Achieved 8 FPS object detection on Pi 5 vs 1.5 FPS on Pi 4 (YouTube Benchmark SR26).</w:t>
-      </w:r>
-    </w:p>
-    <w:p>
-      <w:pPr>
-        <w:spacing w:before="210" w:after="0" w:line="360" w:lineRule="auto"/>
-      </w:pPr>
-      <w:r>
-        <w:rPr>
-          <w:noProof/>
-        </w:rPr>
-        <mc:AlternateContent>
-          <mc:Choice Requires="wps">
-            <w:drawing>
-              <wp:inline distT="0" distB="0" distL="0" distR="0" wp14:anchorId="4553635E" wp14:editId="2B17E305">
-                <wp:extent cx="6038850" cy="635"/>
-                <wp:effectExtent l="0" t="0" r="19050" b="24765"/>
-                <wp:docPr id="1771236990" name="Rectangle 4"/>
-                <wp:cNvGraphicFramePr>
-                  <a:graphicFrameLocks xmlns:a="http://schemas.openxmlformats.org/drawingml/2006/main"/>
-                </wp:cNvGraphicFramePr>
-                <a:graphic xmlns:a="http://schemas.openxmlformats.org/drawingml/2006/main">
-                  <a:graphicData uri="http://schemas.microsoft.com/office/word/2010/wordprocessingShape">
-                    <wps:wsp>
-                      <wps:cNvSpPr>
-                        <a:spLocks/>
-                      </wps:cNvSpPr>
-                      <wps:spPr bwMode="auto">
-                        <a:xfrm>
-                          <a:off x="0" y="0"/>
-                          <a:ext cx="6038850" cy="635"/>
-                        </a:xfrm>
-                        <a:prstGeom prst="rect">
-                          <a:avLst/>
-                        </a:prstGeom>
-                        <a:solidFill>
-                          <a:srgbClr val="FFFFFF"/>
-                        </a:solidFill>
-                        <a:ln w="12700">
-                          <a:solidFill>
-                            <a:srgbClr val="000000">
-                              <a:alpha val="0"/>
-                            </a:srgbClr>
-                          </a:solidFill>
-                          <a:miter lim="800000"/>
-                          <a:headEnd/>
-                          <a:tailEnd/>
-                        </a:ln>
-                      </wps:spPr>
-                      <wps:bodyPr rot="0" vert="horz" wrap="square" lIns="91440" tIns="45720" rIns="91440" bIns="45720" anchor="t" anchorCtr="0" upright="1">
-                        <a:noAutofit/>
-                      </wps:bodyPr>
-                    </wps:wsp>
-                  </a:graphicData>
-                </a:graphic>
-              </wp:inline>
-            </w:drawing>
-          </mc:Choice>
-          <mc:Fallback>
-            <w:pict>
-              <v:rect w14:anchorId="02D249B8" id="Rectangle 4" o:spid="_x0000_s1026" style="width:475.5pt;height:.05pt;visibility:visible;mso-wrap-style:square;mso-left-percent:-10001;mso-top-percent:-10001;mso-position-horizontal:absolute;mso-position-horizontal-relative:char;mso-position-vertical:absolute;mso-position-vertical-relative:line;mso-left-percent:-10001;mso-top-percent:-10001;v-text-anchor:top" o:gfxdata="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" strokeweight="1pt">
-                <v:stroke opacity="0"/>
-                <v:path arrowok="t"/>
-                <w10:anchorlock/>
-              </v:rect>
-            </w:pict>
-          </mc:Fallback>
-        </mc:AlternateContent>
-      </w:r>
-    </w:p>
-    <w:p>
-      <w:pPr>
-        <w:spacing w:before="315" w:after="105" w:line="360" w:lineRule="auto"/>
-        <w:ind w:left="-30"/>
-      </w:pPr>
-      <w:r>
-        <w:rPr>
-          <w:rFonts w:ascii="inter" w:eastAsia="inter" w:hAnsi="inter" w:cs="inter"/>
-          <w:b/>
-          <w:sz w:val="24"/>
-        </w:rPr>
-        <w:t>Future Development Roadmap</w:t>
-      </w:r>
-    </w:p>
-    <w:p>
-      <w:pPr>
-        <w:spacing w:before="315" w:after="105" w:line="360" w:lineRule="auto"/>
-        <w:ind w:left="-30"/>
-      </w:pPr>
-      <w:r>
-        <w:rPr>
-          <w:rFonts w:ascii="inter" w:eastAsia="inter" w:hAnsi="inter" w:cs="inter"/>
-          <w:b/>
-          <w:sz w:val="24"/>
-        </w:rPr>
-        <w:t>Hardware Upgrades</w:t>
-      </w:r>
-    </w:p>
-    <w:p>
-      <w:pPr>
-        <w:numPr>
-          <w:ilvl w:val="0"/>
-          <w:numId w:val="16"/>
-        </w:numPr>
-        <w:spacing w:before="105" w:after="105" w:line="360" w:lineRule="auto"/>
-      </w:pPr>
-      <w:r>
-        <w:rPr>
-          <w:rFonts w:ascii="inter" w:eastAsia="inter" w:hAnsi="inter" w:cs="inter"/>
-          <w:b/>
-        </w:rPr>
-        <w:t>Google Coral USB</w:t>
-      </w:r>
-      <w:r>
-        <w:rPr>
-          <w:rFonts w:ascii="inter" w:eastAsia="inter" w:hAnsi="inter" w:cs="inter"/>
-        </w:rPr>
-        <w:t>: 15 TOPS Edge TPU ($60)</w:t>
-      </w:r>
-    </w:p>
-    <w:p>
-      <w:pPr>
-        <w:numPr>
-          <w:ilvl w:val="0"/>
-          <w:numId w:val="16"/>
-        </w:numPr>
-        <w:spacing w:before="105" w:after="105" w:line="360" w:lineRule="auto"/>
-      </w:pPr>
-      <w:proofErr w:type="spellStart"/>
-      <w:r>
-        <w:rPr>
-          <w:rFonts w:ascii="inter" w:eastAsia="inter" w:hAnsi="inter" w:cs="inter"/>
-          <w:b/>
-        </w:rPr>
-        <w:t>Luxonis</w:t>
-      </w:r>
-      <w:proofErr w:type="spellEnd"/>
-      <w:r>
-        <w:rPr>
-          <w:rFonts w:ascii="inter" w:eastAsia="inter" w:hAnsi="inter" w:cs="inter"/>
-          <w:b/>
-        </w:rPr>
-        <w:t xml:space="preserve"> OAK-D</w:t>
-      </w:r>
-      <w:r>
-        <w:rPr>
-          <w:rFonts w:ascii="inter" w:eastAsia="inter" w:hAnsi="inter" w:cs="inter"/>
-        </w:rPr>
-        <w:t>: 4K/60 Spatial AI ($149)</w:t>
-      </w:r>
-    </w:p>
-    <w:p>
-      <w:pPr>
-        <w:spacing w:before="315" w:after="105" w:line="360" w:lineRule="auto"/>
-        <w:ind w:left="-30"/>
-      </w:pPr>
-      <w:r>
-        <w:rPr>
-          <w:rFonts w:ascii="inter" w:eastAsia="inter" w:hAnsi="inter" w:cs="inter"/>
-          <w:b/>
-          <w:sz w:val="24"/>
-        </w:rPr>
-        <w:t>Software Enhancements</w:t>
-      </w:r>
-    </w:p>
-    <w:p>
-      <w:pPr>
-        <w:numPr>
-          <w:ilvl w:val="0"/>
-          <w:numId w:val="17"/>
-        </w:numPr>
-        <w:spacing w:before="105" w:after="105" w:line="360" w:lineRule="auto"/>
-      </w:pPr>
-      <w:r>
-        <w:rPr>
-          <w:rFonts w:ascii="inter" w:eastAsia="inter" w:hAnsi="inter" w:cs="inter"/>
-        </w:rPr>
-        <w:t>Federated learning for personalized note recognition</w:t>
-      </w:r>
-    </w:p>
-    <w:p>
-      <w:pPr>
-        <w:numPr>
-          <w:ilvl w:val="0"/>
-          <w:numId w:val="17"/>
-        </w:numPr>
-        <w:spacing w:before="105" w:after="105" w:line="360" w:lineRule="auto"/>
-      </w:pPr>
-      <w:r>
-        <w:rPr>
-          <w:rFonts w:ascii="inter" w:eastAsia="inter" w:hAnsi="inter" w:cs="inter"/>
-        </w:rPr>
-        <w:t>RTSP streaming integration with Home Assistant</w:t>
-      </w:r>
-    </w:p>
-    <w:p>
-      <w:pPr>
-        <w:spacing w:before="315" w:after="105" w:line="360" w:lineRule="auto"/>
-        <w:ind w:left="-30"/>
-      </w:pPr>
-      <w:r>
-        <w:rPr>
-          <w:rFonts w:ascii="inter" w:eastAsia="inter" w:hAnsi="inter" w:cs="inter"/>
-          <w:b/>
-          <w:sz w:val="24"/>
-        </w:rPr>
-        <w:t>Market Expansion</w:t>
-      </w:r>
-    </w:p>
-    <w:tbl>
-      <w:tblPr>
-        <w:tblStyle w:val="NormalGrid"/>
-        <w:tblW w:w="0" w:type="auto"/>
-        <w:jc w:val="center"/>
-        <w:tblCellSpacing w:w="0" w:type="dxa"/>
-        <w:tblBorders>
-          <w:top w:val="single" w:sz="2" w:space="0" w:color="000000"/>
-          <w:left w:val="single" w:sz="2" w:space="0" w:color="000000"/>
-          <w:bottom w:val="single" w:sz="2" w:space="0" w:color="000000"/>
-          <w:right w:val="single" w:sz="2" w:space="0" w:color="000000"/>
-        </w:tblBorders>
-        <w:tblLook w:val="04A0" w:firstRow="1" w:lastRow="0" w:firstColumn="1" w:lastColumn="0" w:noHBand="0" w:noVBand="1"/>
-      </w:tblPr>
-      <w:tblGrid>
-        <w:gridCol w:w="1235"/>
-        <w:gridCol w:w="1647"/>
-        <w:gridCol w:w="971"/>
+        <w:gridCol w:w="790"/>
+        <w:gridCol w:w="1084"/>
+        <w:gridCol w:w="1754"/>
       </w:tblGrid>
       <w:tr>
         <w:trPr>
@@ -11505,7 +11508,7 @@
                 <w:rFonts w:ascii="inter" w:eastAsia="inter" w:hAnsi="inter" w:cs="inter"/>
                 <w:sz w:val="17"/>
               </w:rPr>
-              <w:t>Potential Revenue</w:t>
+              <w:t>2026 TAM</w:t>
             </w:r>
           </w:p>
         </w:tc>
@@ -11526,223 +11529,7 @@
                 <w:rFonts w:ascii="inter" w:eastAsia="inter" w:hAnsi="inter" w:cs="inter"/>
                 <w:sz w:val="17"/>
               </w:rPr>
-              <w:t>Timeline</w:t>
-            </w:r>
-          </w:p>
-        </w:tc>
-      </w:tr>
-      <w:tr>
-        <w:trPr>
-          <w:cantSplit/>
-          <w:tblCellSpacing w:w="0" w:type="dxa"/>
-          <w:jc w:val="center"/>
-        </w:trPr>
-        <w:tc>
-          <w:tcPr>
-            <w:tcW w:w="0" w:type="auto"/>
-            <w:tcBorders>
-              <w:top w:val="single" w:sz="1" w:space="0" w:color="000000"/>
-              <w:bottom w:val="single" w:sz="1" w:space="0" w:color="000000"/>
-              <w:right w:val="single" w:sz="1" w:space="0" w:color="000000"/>
-            </w:tcBorders>
-          </w:tcPr>
-          <w:p>
-            <w:pPr>
-              <w:spacing w:line="360" w:lineRule="auto"/>
-            </w:pPr>
-            <w:r>
-              <w:rPr>
-                <w:rFonts w:ascii="inter" w:eastAsia="inter" w:hAnsi="inter" w:cs="inter"/>
-                <w:sz w:val="17"/>
-              </w:rPr>
-              <w:t>Pharma</w:t>
-            </w:r>
-          </w:p>
-        </w:tc>
-        <w:tc>
-          <w:tcPr>
-            <w:tcW w:w="0" w:type="auto"/>
-            <w:tcBorders>
-              <w:top w:val="single" w:sz="1" w:space="0" w:color="000000"/>
-              <w:bottom w:val="single" w:sz="1" w:space="0" w:color="000000"/>
-              <w:right w:val="single" w:sz="1" w:space="0" w:color="000000"/>
-            </w:tcBorders>
-          </w:tcPr>
-          <w:p>
-            <w:pPr>
-              <w:spacing w:line="360" w:lineRule="auto"/>
-            </w:pPr>
-            <w:r>
-              <w:rPr>
-                <w:rFonts w:ascii="inter" w:eastAsia="inter" w:hAnsi="inter" w:cs="inter"/>
-                <w:sz w:val="17"/>
-              </w:rPr>
-              <w:t>$4.2B pill sorting</w:t>
-            </w:r>
-          </w:p>
-        </w:tc>
-        <w:tc>
-          <w:tcPr>
-            <w:tcW w:w="0" w:type="auto"/>
-            <w:tcBorders>
-              <w:top w:val="single" w:sz="1" w:space="0" w:color="000000"/>
-              <w:bottom w:val="single" w:sz="1" w:space="0" w:color="000000"/>
-            </w:tcBorders>
-          </w:tcPr>
-          <w:p>
-            <w:pPr>
-              <w:spacing w:line="360" w:lineRule="auto"/>
-            </w:pPr>
-            <w:r>
-              <w:rPr>
-                <w:rFonts w:ascii="inter" w:eastAsia="inter" w:hAnsi="inter" w:cs="inter"/>
-                <w:sz w:val="17"/>
-              </w:rPr>
-              <w:t>2026</w:t>
-            </w:r>
-          </w:p>
-        </w:tc>
-      </w:tr>
-      <w:tr>
-        <w:trPr>
-          <w:cantSplit/>
-          <w:tblCellSpacing w:w="0" w:type="dxa"/>
-          <w:jc w:val="center"/>
-        </w:trPr>
-        <w:tc>
-          <w:tcPr>
-            <w:tcW w:w="0" w:type="auto"/>
-            <w:tcBorders>
-              <w:top w:val="single" w:sz="1" w:space="0" w:color="000000"/>
-              <w:bottom w:val="single" w:sz="1" w:space="0" w:color="000000"/>
-              <w:right w:val="single" w:sz="1" w:space="0" w:color="000000"/>
-            </w:tcBorders>
-          </w:tcPr>
-          <w:p>
-            <w:pPr>
-              <w:spacing w:line="360" w:lineRule="auto"/>
-            </w:pPr>
-            <w:r>
-              <w:rPr>
-                <w:rFonts w:ascii="inter" w:eastAsia="inter" w:hAnsi="inter" w:cs="inter"/>
-                <w:sz w:val="17"/>
-              </w:rPr>
-              <w:t>EdTech</w:t>
-            </w:r>
-          </w:p>
-        </w:tc>
-        <w:tc>
-          <w:tcPr>
-            <w:tcW w:w="0" w:type="auto"/>
-            <w:tcBorders>
-              <w:top w:val="single" w:sz="1" w:space="0" w:color="000000"/>
-              <w:bottom w:val="single" w:sz="1" w:space="0" w:color="000000"/>
-              <w:right w:val="single" w:sz="1" w:space="0" w:color="000000"/>
-            </w:tcBorders>
-          </w:tcPr>
-          <w:p>
-            <w:pPr>
-              <w:spacing w:line="360" w:lineRule="auto"/>
-            </w:pPr>
-            <w:r>
-              <w:rPr>
-                <w:rFonts w:ascii="inter" w:eastAsia="inter" w:hAnsi="inter" w:cs="inter"/>
-                <w:sz w:val="17"/>
-              </w:rPr>
-              <w:t>$32B note-taking</w:t>
-            </w:r>
-          </w:p>
-        </w:tc>
-        <w:tc>
-          <w:tcPr>
-            <w:tcW w:w="0" w:type="auto"/>
-            <w:tcBorders>
-              <w:top w:val="single" w:sz="1" w:space="0" w:color="000000"/>
-              <w:bottom w:val="single" w:sz="1" w:space="0" w:color="000000"/>
-            </w:tcBorders>
-          </w:tcPr>
-          <w:p>
-            <w:pPr>
-              <w:spacing w:line="360" w:lineRule="auto"/>
-            </w:pPr>
-            <w:r>
-              <w:rPr>
-                <w:rFonts w:ascii="inter" w:eastAsia="inter" w:hAnsi="inter" w:cs="inter"/>
-                <w:sz w:val="17"/>
-              </w:rPr>
-              <w:t>2025</w:t>
-            </w:r>
-          </w:p>
-        </w:tc>
-      </w:tr>
-      <w:tr>
-        <w:trPr>
-          <w:cantSplit/>
-          <w:tblCellSpacing w:w="0" w:type="dxa"/>
-          <w:jc w:val="center"/>
-        </w:trPr>
-        <w:tc>
-          <w:tcPr>
-            <w:tcW w:w="0" w:type="auto"/>
-            <w:tcBorders>
-              <w:top w:val="single" w:sz="1" w:space="0" w:color="000000"/>
-              <w:bottom w:val="single" w:sz="1" w:space="0" w:color="000000"/>
-              <w:right w:val="single" w:sz="1" w:space="0" w:color="000000"/>
-            </w:tcBorders>
-          </w:tcPr>
-          <w:p>
-            <w:pPr>
-              <w:spacing w:line="360" w:lineRule="auto"/>
-            </w:pPr>
-            <w:r>
-              <w:rPr>
-                <w:rFonts w:ascii="inter" w:eastAsia="inter" w:hAnsi="inter" w:cs="inter"/>
-                <w:sz w:val="17"/>
-              </w:rPr>
-              <w:t>Smart Home</w:t>
-            </w:r>
-          </w:p>
-        </w:tc>
-        <w:tc>
-          <w:tcPr>
-            <w:tcW w:w="0" w:type="auto"/>
-            <w:tcBorders>
-              <w:top w:val="single" w:sz="1" w:space="0" w:color="000000"/>
-              <w:bottom w:val="single" w:sz="1" w:space="0" w:color="000000"/>
-              <w:right w:val="single" w:sz="1" w:space="0" w:color="000000"/>
-            </w:tcBorders>
-          </w:tcPr>
-          <w:p>
-            <w:pPr>
-              <w:spacing w:line="360" w:lineRule="auto"/>
-            </w:pPr>
-            <w:r>
-              <w:rPr>
-                <w:rFonts w:ascii="inter" w:eastAsia="inter" w:hAnsi="inter" w:cs="inter"/>
-                <w:sz w:val="17"/>
-              </w:rPr>
-              <w:t>$15B org tools</w:t>
-            </w:r>
-          </w:p>
-        </w:tc>
-        <w:tc>
-          <w:tcPr>
-            <w:tcW w:w="0" w:type="auto"/>
-            <w:tcBorders>
-              <w:top w:val="single" w:sz="1" w:space="0" w:color="000000"/>
-              <w:bottom w:val="single" w:sz="1" w:space="0" w:color="000000"/>
-            </w:tcBorders>
-          </w:tcPr>
-          <w:p>
-            <w:pPr>
-              <w:spacing w:line="360" w:lineRule="auto"/>
-            </w:pPr>
-            <w:r>
-              <w:rPr>
-                <w:rFonts w:ascii="inter" w:eastAsia="inter" w:hAnsi="inter" w:cs="inter"/>
-                <w:sz w:val="17"/>
-              </w:rPr>
-              <w:t>2027</w:t>
+              <w:t>Our Solution's Edge</w:t>
             </w:r>
           </w:p>
         </w:tc>
@@ -11838,7 +11625,6 @@
         <w:rPr>
           <w:rFonts w:ascii="inter" w:eastAsia="inter" w:hAnsi="inter" w:cs="inter"/>
         </w:rPr>
-        <w:lastRenderedPageBreak/>
         <w:t>SmartVision demonstrates that open-source ecosystems now rival proprietary solutions, achieving 70% of commercial capabilities at 10% cost. By combining Raspberry Pi's accessibility with industrial-grade computer vision techniques, we enable:</w:t>
       </w:r>
     </w:p>
@@ -11869,6 +11655,7 @@
         <w:rPr>
           <w:rFonts w:ascii="inter" w:eastAsia="inter" w:hAnsi="inter" w:cs="inter"/>
         </w:rPr>
+        <w:lastRenderedPageBreak/>
         <w:t>Scalable small-batch manufacturing QC</w:t>
       </w:r>
     </w:p>
@@ -12604,7 +12391,6 @@
           </w:tcPr>
           <w:p>
             <w:r>
-              <w:lastRenderedPageBreak/>
               <w:t>Real-time ML on Pi</w:t>
             </w:r>
           </w:p>
@@ -12766,7 +12552,11 @@
         <w:ind w:left="587" w:right="27" w:hanging="120"/>
       </w:pPr>
       <w:r>
-        <w:t>. Enhancing Accessibility to Advanced Tools: Open-source tools and affordable hardware often lack comprehensive documentation and beginner-friendly examples. By creating a modular, AI-powered camera system, this project aims to make advanced computer vision techniques more accessible to learners and developers.</w:t>
+        <w:t xml:space="preserve">. Enhancing Accessibility to Advanced Tools: Open-source tools and affordable hardware often lack comprehensive documentation and beginner-friendly examples. By creating a modular, AI-powered camera </w:t>
+      </w:r>
+      <w:r>
+        <w:lastRenderedPageBreak/>
+        <w:t>system, this project aims to make advanced computer vision techniques more accessible to learners and developers.</w:t>
       </w:r>
     </w:p>
     <w:p>
@@ -12967,7 +12757,6 @@
           <w:noProof/>
           <w:sz w:val="22"/>
         </w:rPr>
-        <w:lastRenderedPageBreak/>
         <mc:AlternateContent>
           <mc:Choice Requires="wpg">
             <w:drawing>
@@ -14620,7 +14409,11 @@
         <w:ind w:right="27"/>
       </w:pPr>
       <w:r>
-        <w:t>The project is designed to be accessible to a wide range of users, from students and educators to hobbyists and professionals. It emphasizes the importance of understanding the underlying principles of machine learning and computer vision, rather than simply providing code snippets without context. By offering detailed explanations, real-world examples, and opportunities for experimentation, we hope to empower learners to explore the full potential of these technologies.</w:t>
+        <w:t>The project is designed to be accessible to a wide range of users, from students and educators to hobbyists and professionals. It emphasizes the importance of understanding the underlying principles of machine learning and computer vision, rather than simply providing code snippets without context. By offering detailed explanations, real-</w:t>
+      </w:r>
+      <w:r>
+        <w:lastRenderedPageBreak/>
+        <w:t>world examples, and opportunities for experimentation, we hope to empower learners to explore the full potential of these technologies.</w:t>
       </w:r>
     </w:p>
     <w:p>
@@ -16067,7 +15860,6 @@
           <w:noProof/>
           <w:sz w:val="22"/>
         </w:rPr>
-        <w:lastRenderedPageBreak/>
         <mc:AlternateContent>
           <mc:Choice Requires="wpg">
             <w:drawing>
@@ -16924,7 +16716,11 @@
         <w:ind w:right="27"/>
       </w:pPr>
       <w:r>
-        <w:t>For instance, a beginner might follow a tutorial on object detection using OpenCV but find themselves lost when trying to apply the same techniques to a different dataset or use case. They may not understand how to adjust the parameters for different lighting conditions or hardware setups, leading to frustration and a lack of confidence in their abilities. This is particularly evident in the field of computer vision, where the same algorithms can yield vastly different results depending on the context in which they are applied. For example, a color detection algorithm that works well in one lighting condition may fail miserably in another, but many tutorials do not provide guidance on how to adapt to these changes. This lack of context and depth can lead to confusion and frustration for learners, who may feel overwhelmed by the complexity of the subject matter. They may also struggle to apply what they've learned to real-world problems, as they lack the foundational understanding needed to adapt and innovate. For instance, a beginner might follow a tutorial on object detection using OpenCV but find themselves lost when trying to apply the same techniques to a different dataset or use case. They may not understand how to adjust the parameters for different lighting conditions or hardware setups, leading to frustration and a lack of confidence in their abilities.</w:t>
+        <w:t xml:space="preserve">For instance, a beginner might follow a tutorial on object detection using OpenCV but find themselves lost when trying to apply the same techniques to a different dataset or use case. They may not understand how to adjust the parameters for different lighting conditions or hardware setups, leading to frustration and a lack of confidence in their abilities. This is particularly evident in the field of computer vision, where the same algorithms can yield vastly different results depending on the context in which they are applied. For example, a color detection algorithm that works well in one lighting condition may fail miserably in another, but many tutorials do not provide guidance on how to adapt to these changes. This lack of context and depth can lead to confusion and frustration for learners, who may feel </w:t>
+      </w:r>
+      <w:r>
+        <w:lastRenderedPageBreak/>
+        <w:t>overwhelmed by the complexity of the subject matter. They may also struggle to apply what they've learned to real-world problems, as they lack the foundational understanding needed to adapt and innovate. For instance, a beginner might follow a tutorial on object detection using OpenCV but find themselves lost when trying to apply the same techniques to a different dataset or use case. They may not understand how to adjust the parameters for different lighting conditions or hardware setups, leading to frustration and a lack of confidence in their abilities.</w:t>
       </w:r>
     </w:p>
     <w:p>
@@ -17707,7 +17503,6 @@
         <w:ind w:left="-5"/>
       </w:pPr>
       <w:r>
-        <w:lastRenderedPageBreak/>
         <w:t>Executive Summary</w:t>
       </w:r>
     </w:p>
@@ -17744,6 +17539,7 @@
         <w:ind w:right="27"/>
       </w:pPr>
       <w:r>
+        <w:lastRenderedPageBreak/>
         <w:t>This report provides a comprehensive overview of the journey, detailing the challenges faced, solutions implemented, and future possibilities. It highlights the value of combining open-source software with affordable hardware to create impactful, scalable solutions for diverse applications.</w:t>
       </w:r>
     </w:p>
@@ -19351,7 +19147,6 @@
         <w:rPr>
           <w:rFonts w:ascii="inter" w:eastAsia="inter" w:hAnsi="inter" w:cs="inter"/>
         </w:rPr>
-        <w:lastRenderedPageBreak/>
         <w:t>Developed automated bash scripts (</w:t>
       </w:r>
       <w:r>
@@ -19363,8 +19158,8 @@
         </w:rPr>
         <w:t>setup_env.sh</w:t>
       </w:r>
-      <w:bookmarkStart w:id="3" w:name="fnref1"/>
-      <w:bookmarkEnd w:id="3"/>
+      <w:bookmarkStart w:id="4" w:name="fnref1"/>
+      <w:bookmarkEnd w:id="4"/>
       <w:r>
         <w:rPr>
           <w:rFonts w:ascii="inter" w:eastAsia="inter" w:hAnsi="inter" w:cs="inter"/>
@@ -19398,10 +19193,10 @@
         </w:rPr>
         <w:t>with GPU-accelerated kernels</w:t>
       </w:r>
-      <w:bookmarkStart w:id="4" w:name="fnref2"/>
-      <w:bookmarkStart w:id="5" w:name="fnref3"/>
-      <w:bookmarkEnd w:id="4"/>
+      <w:bookmarkStart w:id="5" w:name="fnref2"/>
+      <w:bookmarkStart w:id="6" w:name="fnref3"/>
       <w:bookmarkEnd w:id="5"/>
+      <w:bookmarkEnd w:id="6"/>
     </w:p>
     <w:p>
       <w:pPr>
@@ -19514,6 +19309,7 @@
         <w:spacing w:after="210" w:line="240" w:lineRule="auto"/>
       </w:pPr>
       <w:r>
+        <w:lastRenderedPageBreak/>
         <w:t>Camera</w:t>
       </w:r>
     </w:p>
@@ -19766,7 +19562,6 @@
         <w:spacing w:after="210" w:line="240" w:lineRule="auto"/>
       </w:pPr>
       <w:r>
-        <w:lastRenderedPageBreak/>
         <w:t>Drawing Rectangles</w:t>
       </w:r>
     </w:p>
@@ -23173,7 +22968,6 @@
         <w:rPr>
           <w:noProof/>
         </w:rPr>
-        <w:lastRenderedPageBreak/>
         <w:drawing>
           <wp:inline distT="0" distB="0" distL="0" distR="0" wp14:anchorId="5EB58E07" wp14:editId="1EB534C3">
             <wp:extent cx="6471285" cy="3364865"/>
@@ -23241,6 +23035,7 @@
         <w:rPr>
           <w:noProof/>
         </w:rPr>
+        <w:lastRenderedPageBreak/>
         <w:drawing>
           <wp:inline distT="0" distB="0" distL="0" distR="0" wp14:anchorId="4ED46761" wp14:editId="26B98D4F">
             <wp:extent cx="6471285" cy="3528060"/>
@@ -23302,7 +23097,6 @@
         <w:rPr>
           <w:noProof/>
         </w:rPr>
-        <w:lastRenderedPageBreak/>
         <w:drawing>
           <wp:inline distT="0" distB="0" distL="0" distR="0" wp14:anchorId="5BDC1273" wp14:editId="533B6B4C">
             <wp:extent cx="6471285" cy="1841500"/>
@@ -23440,6 +23234,7 @@
         <w:rPr>
           <w:noProof/>
         </w:rPr>
+        <w:lastRenderedPageBreak/>
         <w:drawing>
           <wp:inline distT="0" distB="0" distL="0" distR="0" wp14:anchorId="2561F7EB" wp14:editId="647DEA80">
             <wp:extent cx="5416952" cy="2953113"/>
@@ -23506,7 +23301,6 @@
         <w:rPr>
           <w:noProof/>
         </w:rPr>
-        <w:lastRenderedPageBreak/>
         <w:drawing>
           <wp:inline distT="0" distB="0" distL="0" distR="0" wp14:anchorId="5EA79232" wp14:editId="4F613ABA">
             <wp:extent cx="4127500" cy="2933700"/>
@@ -23588,6 +23382,7 @@
         <w:ind w:right="27"/>
       </w:pPr>
       <w:r>
+        <w:lastRenderedPageBreak/>
         <w:t xml:space="preserve">Robotic Arm Assembly and Control: Integrating the robotic arm presented mechanical and software challenges. We used the </w:t>
       </w:r>
       <w:proofErr w:type="spellStart"/>
@@ -23783,14 +23578,6 @@
           <w:sz w:val="18"/>
         </w:rPr>
         <w:br/>
-      </w:r>
-      <w:r>
-        <w:rPr>
-          <w:rStyle w:val="VerbatimChar"/>
-          <w:rFonts w:ascii="IBM Plex Mono" w:eastAsia="IBM Plex Mono" w:hAnsi="IBM Plex Mono" w:cs="IBM Plex Mono"/>
-          <w:sz w:val="18"/>
-        </w:rPr>
-        <w:lastRenderedPageBreak/>
         <w:t>Environment="PYTHONPATH=/opt/dofbot-venv/lib/python3.9/site-packages"</w:t>
       </w:r>
       <w:r>
@@ -24043,8 +23830,8 @@
         </w:rPr>
         <w:t>: 99.7% service uptime with automatic recovery from USB disconnects</w:t>
       </w:r>
-      <w:bookmarkStart w:id="6" w:name="fnref4"/>
-      <w:bookmarkEnd w:id="6"/>
+      <w:bookmarkStart w:id="7" w:name="fnref4"/>
+      <w:bookmarkEnd w:id="7"/>
       <w:r>
         <w:t xml:space="preserve"> </w:t>
       </w:r>
@@ -24147,10 +23934,10 @@
         </w:rPr>
         <w:t>: Concurrent servo actuation (12V/4A peak) and USB3 camera streaming caused brownout-induced resets</w:t>
       </w:r>
-      <w:bookmarkStart w:id="7" w:name="fnref3:1"/>
-      <w:bookmarkStart w:id="8" w:name="fnref5"/>
-      <w:bookmarkEnd w:id="7"/>
+      <w:bookmarkStart w:id="8" w:name="fnref3:1"/>
+      <w:bookmarkStart w:id="9" w:name="fnref5"/>
       <w:bookmarkEnd w:id="8"/>
+      <w:bookmarkEnd w:id="9"/>
       <w:r>
         <w:t>.</w:t>
       </w:r>
@@ -24281,6 +24068,14 @@
           <w:sz w:val="18"/>
         </w:rPr>
         <w:br/>
+      </w:r>
+      <w:r>
+        <w:rPr>
+          <w:rStyle w:val="VerbatimChar"/>
+          <w:rFonts w:ascii="IBM Plex Mono" w:eastAsia="IBM Plex Mono" w:hAnsi="IBM Plex Mono" w:cs="IBM Plex Mono"/>
+          <w:sz w:val="18"/>
+        </w:rPr>
+        <w:lastRenderedPageBreak/>
         <w:t xml:space="preserve">        </w:t>
       </w:r>
       <w:proofErr w:type="spellStart"/>
@@ -24429,8 +24224,8 @@
         </w:rPr>
         <w:t>Servos → Dedicated 12V/6A surge-protected rail</w:t>
       </w:r>
-      <w:bookmarkStart w:id="9" w:name="fnref6"/>
-      <w:bookmarkEnd w:id="9"/>
+      <w:bookmarkStart w:id="10" w:name="fnref6"/>
+      <w:bookmarkEnd w:id="10"/>
     </w:p>
     <w:p>
       <w:pPr>
@@ -24483,10 +24278,10 @@
         </w:rPr>
         <w:t>: Eliminated 98% of unexpected disconnects while maintaining 4.2 FPS inference</w:t>
       </w:r>
-      <w:bookmarkStart w:id="10" w:name="fnref4:1"/>
-      <w:bookmarkStart w:id="11" w:name="fnref5:1"/>
-      <w:bookmarkEnd w:id="10"/>
+      <w:bookmarkStart w:id="11" w:name="fnref4:1"/>
+      <w:bookmarkStart w:id="12" w:name="fnref5:1"/>
       <w:bookmarkEnd w:id="11"/>
+      <w:bookmarkEnd w:id="12"/>
       <w:r>
         <w:t xml:space="preserve"> </w:t>
       </w:r>
@@ -25329,10 +25124,10 @@
         </w:rPr>
         <w:t>: 8-bit model conversion during idle cycles</w:t>
       </w:r>
-      <w:bookmarkStart w:id="12" w:name="fnref7"/>
-      <w:bookmarkStart w:id="13" w:name="fnref8"/>
-      <w:bookmarkEnd w:id="12"/>
+      <w:bookmarkStart w:id="13" w:name="fnref7"/>
+      <w:bookmarkStart w:id="14" w:name="fnref8"/>
       <w:bookmarkEnd w:id="13"/>
+      <w:bookmarkEnd w:id="14"/>
       <w:r>
         <w:t xml:space="preserve"> </w:t>
       </w:r>
@@ -25358,10 +25153,10 @@
         </w:rPr>
         <w:t>: Dynamic resolution scaling (640x480 → 320x240) under thermal stress</w:t>
       </w:r>
-      <w:bookmarkStart w:id="14" w:name="fnref9"/>
-      <w:bookmarkStart w:id="15" w:name="fnref8:1"/>
-      <w:bookmarkEnd w:id="14"/>
+      <w:bookmarkStart w:id="15" w:name="fnref9"/>
+      <w:bookmarkStart w:id="16" w:name="fnref8:1"/>
       <w:bookmarkEnd w:id="15"/>
+      <w:bookmarkEnd w:id="16"/>
       <w:r>
         <w:t xml:space="preserve"> </w:t>
       </w:r>
@@ -25495,6 +25290,7 @@
           <w:rFonts w:ascii="IBM Plex Mono" w:eastAsia="IBM Plex Mono" w:hAnsi="IBM Plex Mono" w:cs="IBM Plex Mono"/>
           <w:sz w:val="18"/>
         </w:rPr>
+        <w:lastRenderedPageBreak/>
         <w:t xml:space="preserve"># Active cooling control in </w:t>
       </w:r>
       <w:r>
@@ -25784,10 +25580,10 @@
         </w:rPr>
         <w:t>: Sustained 45-55°C under load while maintaining 85% relative performance</w:t>
       </w:r>
-      <w:bookmarkStart w:id="16" w:name="fnref9:1"/>
-      <w:bookmarkStart w:id="17" w:name="fnref10:1"/>
-      <w:bookmarkEnd w:id="16"/>
+      <w:bookmarkStart w:id="17" w:name="fnref9:1"/>
+      <w:bookmarkStart w:id="18" w:name="fnref10:1"/>
       <w:bookmarkEnd w:id="17"/>
+      <w:bookmarkEnd w:id="18"/>
       <w:r>
         <w:t xml:space="preserve"> </w:t>
       </w:r>
@@ -25863,6 +25659,7 @@
     <w:p>
       <w:pPr>
         <w:pStyle w:val="Heading1"/>
+        <w:shd w:val="clear" w:color="auto" w:fill="84E290" w:themeFill="accent3" w:themeFillTint="66"/>
         <w:ind w:left="-5"/>
       </w:pPr>
       <w:r>
@@ -25871,6 +25668,7 @@
     </w:p>
     <w:p>
       <w:pPr>
+        <w:shd w:val="clear" w:color="auto" w:fill="84E290" w:themeFill="accent3" w:themeFillTint="66"/>
         <w:spacing w:after="261"/>
         <w:ind w:right="27"/>
       </w:pPr>
@@ -25881,6 +25679,7 @@
     <w:p>
       <w:pPr>
         <w:pStyle w:val="Heading2"/>
+        <w:shd w:val="clear" w:color="auto" w:fill="84E290" w:themeFill="accent3" w:themeFillTint="66"/>
         <w:ind w:left="-5"/>
       </w:pPr>
       <w:r>
@@ -25889,6 +25688,7 @@
     </w:p>
     <w:p>
       <w:pPr>
+        <w:shd w:val="clear" w:color="auto" w:fill="84E290" w:themeFill="accent3" w:themeFillTint="66"/>
         <w:ind w:left="475" w:right="27"/>
       </w:pPr>
       <w:r>
@@ -26326,6 +26126,7 @@
     </w:p>
     <w:p>
       <w:pPr>
+        <w:shd w:val="clear" w:color="auto" w:fill="84E290" w:themeFill="accent3" w:themeFillTint="66"/>
         <w:ind w:left="475" w:right="27"/>
       </w:pPr>
       <w:r>
@@ -26334,6 +26135,7 @@
     </w:p>
     <w:p>
       <w:pPr>
+        <w:shd w:val="clear" w:color="auto" w:fill="84E290" w:themeFill="accent3" w:themeFillTint="66"/>
         <w:spacing w:after="261"/>
         <w:ind w:left="475" w:right="27"/>
       </w:pPr>
@@ -26344,15 +26146,16 @@
     <w:p>
       <w:pPr>
         <w:pStyle w:val="Heading2"/>
+        <w:shd w:val="clear" w:color="auto" w:fill="84E290" w:themeFill="accent3" w:themeFillTint="66"/>
         <w:ind w:left="-5"/>
       </w:pPr>
       <w:r>
-        <w:lastRenderedPageBreak/>
         <w:t>Healthcare Applications</w:t>
       </w:r>
     </w:p>
     <w:p>
       <w:pPr>
+        <w:shd w:val="clear" w:color="auto" w:fill="84E290" w:themeFill="accent3" w:themeFillTint="66"/>
         <w:ind w:left="475" w:right="27"/>
       </w:pPr>
       <w:r>
@@ -26663,6 +26466,7 @@
     </w:p>
     <w:p>
       <w:pPr>
+        <w:shd w:val="clear" w:color="auto" w:fill="84E290" w:themeFill="accent3" w:themeFillTint="66"/>
         <w:spacing w:after="276"/>
         <w:ind w:left="475" w:right="27"/>
       </w:pPr>
@@ -26673,6 +26477,7 @@
     <w:p>
       <w:pPr>
         <w:pStyle w:val="Heading2"/>
+        <w:shd w:val="clear" w:color="auto" w:fill="84E290" w:themeFill="accent3" w:themeFillTint="66"/>
         <w:ind w:left="-5"/>
       </w:pPr>
       <w:r>
@@ -26681,6 +26486,7 @@
     </w:p>
     <w:p>
       <w:pPr>
+        <w:shd w:val="clear" w:color="auto" w:fill="84E290" w:themeFill="accent3" w:themeFillTint="66"/>
         <w:ind w:left="475" w:right="27"/>
       </w:pPr>
       <w:r>
@@ -27118,6 +26924,7 @@
     </w:p>
     <w:p>
       <w:pPr>
+        <w:shd w:val="clear" w:color="auto" w:fill="84E290" w:themeFill="accent3" w:themeFillTint="66"/>
         <w:ind w:left="475" w:right="27"/>
       </w:pPr>
       <w:r>
@@ -27126,6 +26933,7 @@
     </w:p>
     <w:p>
       <w:pPr>
+        <w:shd w:val="clear" w:color="auto" w:fill="84E290" w:themeFill="accent3" w:themeFillTint="66"/>
         <w:spacing w:line="403" w:lineRule="auto"/>
         <w:ind w:left="0" w:right="866" w:firstLine="164"/>
       </w:pPr>
@@ -27142,6 +26950,7 @@
     <w:p>
       <w:pPr>
         <w:pStyle w:val="Heading2"/>
+        <w:shd w:val="clear" w:color="auto" w:fill="84E290" w:themeFill="accent3" w:themeFillTint="66"/>
         <w:ind w:left="-5"/>
       </w:pPr>
       <w:r>
@@ -27150,6 +26959,7 @@
     </w:p>
     <w:p>
       <w:pPr>
+        <w:shd w:val="clear" w:color="auto" w:fill="84E290" w:themeFill="accent3" w:themeFillTint="66"/>
         <w:spacing w:after="267"/>
         <w:ind w:right="27"/>
       </w:pPr>
@@ -27176,6 +26986,7 @@
     <w:p>
       <w:pPr>
         <w:pStyle w:val="Heading2"/>
+        <w:shd w:val="clear" w:color="auto" w:fill="84E290" w:themeFill="accent3" w:themeFillTint="66"/>
         <w:ind w:left="-5"/>
       </w:pPr>
       <w:r>
@@ -27184,6 +26995,7 @@
     </w:p>
     <w:p>
       <w:pPr>
+        <w:shd w:val="clear" w:color="auto" w:fill="84E290" w:themeFill="accent3" w:themeFillTint="66"/>
         <w:spacing w:after="305"/>
         <w:ind w:right="27"/>
       </w:pPr>
@@ -27194,14 +27006,17 @@
     <w:p>
       <w:pPr>
         <w:pStyle w:val="Heading2"/>
+        <w:shd w:val="clear" w:color="auto" w:fill="84E290" w:themeFill="accent3" w:themeFillTint="66"/>
         <w:ind w:left="-5"/>
       </w:pPr>
       <w:r>
+        <w:lastRenderedPageBreak/>
         <w:t>Technology Literacy Impact</w:t>
       </w:r>
     </w:p>
     <w:p>
       <w:pPr>
+        <w:shd w:val="clear" w:color="auto" w:fill="84E290" w:themeFill="accent3" w:themeFillTint="66"/>
         <w:spacing w:after="297"/>
         <w:ind w:right="27"/>
       </w:pPr>
@@ -27212,6 +27027,7 @@
     <w:p>
       <w:pPr>
         <w:pStyle w:val="Heading1"/>
+        <w:shd w:val="clear" w:color="auto" w:fill="84E290" w:themeFill="accent3" w:themeFillTint="66"/>
         <w:ind w:left="-5"/>
       </w:pPr>
       <w:r>
@@ -27221,6 +27037,7 @@
     <w:p>
       <w:pPr>
         <w:pStyle w:val="Heading2"/>
+        <w:shd w:val="clear" w:color="auto" w:fill="84E290" w:themeFill="accent3" w:themeFillTint="66"/>
         <w:ind w:left="-5"/>
       </w:pPr>
       <w:r>
@@ -27229,6 +27046,7 @@
     </w:p>
     <w:p>
       <w:pPr>
+        <w:shd w:val="clear" w:color="auto" w:fill="84E290" w:themeFill="accent3" w:themeFillTint="66"/>
         <w:spacing w:after="252"/>
         <w:ind w:right="27"/>
       </w:pPr>
@@ -27239,6 +27057,7 @@
     <w:p>
       <w:pPr>
         <w:pStyle w:val="Heading2"/>
+        <w:shd w:val="clear" w:color="auto" w:fill="84E290" w:themeFill="accent3" w:themeFillTint="66"/>
         <w:ind w:left="-5"/>
       </w:pPr>
       <w:r>
@@ -27247,6 +27066,7 @@
     </w:p>
     <w:p>
       <w:pPr>
+        <w:shd w:val="clear" w:color="auto" w:fill="84E290" w:themeFill="accent3" w:themeFillTint="66"/>
         <w:spacing w:after="252"/>
         <w:ind w:right="27"/>
       </w:pPr>
@@ -27265,6 +27085,7 @@
     <w:p>
       <w:pPr>
         <w:pStyle w:val="Heading2"/>
+        <w:shd w:val="clear" w:color="auto" w:fill="84E290" w:themeFill="accent3" w:themeFillTint="66"/>
         <w:ind w:left="-5"/>
       </w:pPr>
       <w:r>
@@ -27273,6 +27094,7 @@
     </w:p>
     <w:p>
       <w:pPr>
+        <w:shd w:val="clear" w:color="auto" w:fill="84E290" w:themeFill="accent3" w:themeFillTint="66"/>
         <w:spacing w:after="267"/>
         <w:ind w:right="27"/>
       </w:pPr>
@@ -27283,15 +27105,16 @@
     <w:p>
       <w:pPr>
         <w:pStyle w:val="Heading2"/>
+        <w:shd w:val="clear" w:color="auto" w:fill="84E290" w:themeFill="accent3" w:themeFillTint="66"/>
         <w:ind w:left="-5"/>
       </w:pPr>
       <w:r>
-        <w:lastRenderedPageBreak/>
         <w:t>Integration with Learning Management Systems</w:t>
       </w:r>
     </w:p>
     <w:p>
       <w:pPr>
+        <w:shd w:val="clear" w:color="auto" w:fill="84E290" w:themeFill="accent3" w:themeFillTint="66"/>
         <w:spacing w:after="267"/>
         <w:ind w:right="27"/>
       </w:pPr>
@@ -27302,6 +27125,7 @@
     <w:p>
       <w:pPr>
         <w:pStyle w:val="Heading2"/>
+        <w:shd w:val="clear" w:color="auto" w:fill="84E290" w:themeFill="accent3" w:themeFillTint="66"/>
         <w:ind w:left="-5"/>
       </w:pPr>
       <w:r>
@@ -27310,6 +27134,7 @@
     </w:p>
     <w:p>
       <w:pPr>
+        <w:shd w:val="clear" w:color="auto" w:fill="84E290" w:themeFill="accent3" w:themeFillTint="66"/>
         <w:spacing w:after="85" w:line="389" w:lineRule="auto"/>
         <w:ind w:left="8" w:right="422"/>
       </w:pPr>
@@ -27325,6 +27150,7 @@
     </w:p>
     <w:p>
       <w:pPr>
+        <w:shd w:val="clear" w:color="auto" w:fill="84E290" w:themeFill="accent3" w:themeFillTint="66"/>
         <w:spacing w:after="216"/>
         <w:ind w:right="27"/>
       </w:pPr>
@@ -27334,6 +27160,7 @@
     </w:p>
     <w:p>
       <w:pPr>
+        <w:shd w:val="clear" w:color="auto" w:fill="84E290" w:themeFill="accent3" w:themeFillTint="66"/>
         <w:ind w:left="475" w:right="27"/>
       </w:pPr>
       <w:r>
@@ -27898,6 +27725,7 @@
     </w:p>
     <w:p>
       <w:pPr>
+        <w:shd w:val="clear" w:color="auto" w:fill="84E290" w:themeFill="accent3" w:themeFillTint="66"/>
         <w:ind w:left="475" w:right="27"/>
       </w:pPr>
       <w:r>
@@ -27906,6 +27734,7 @@
     </w:p>
     <w:p>
       <w:pPr>
+        <w:shd w:val="clear" w:color="auto" w:fill="84E290" w:themeFill="accent3" w:themeFillTint="66"/>
         <w:ind w:left="475" w:right="27"/>
       </w:pPr>
       <w:r>
@@ -27914,6 +27743,7 @@
     </w:p>
     <w:p>
       <w:pPr>
+        <w:shd w:val="clear" w:color="auto" w:fill="84E290" w:themeFill="accent3" w:themeFillTint="66"/>
         <w:spacing w:after="216"/>
         <w:ind w:left="475" w:right="27"/>
       </w:pPr>
@@ -27923,6 +27753,7 @@
     </w:p>
     <w:p>
       <w:pPr>
+        <w:shd w:val="clear" w:color="auto" w:fill="84E290" w:themeFill="accent3" w:themeFillTint="66"/>
         <w:ind w:right="27"/>
       </w:pPr>
       <w:r>
@@ -27966,7 +27797,7 @@
     <w:p/>
     <w:p/>
   </w:comment>
-  <w:comment w:id="1" w:author="Garza-Robledo Miguel A" w:date="2025-05-11T00:32:00Z" w:initials="m">
+  <w:comment w:id="1" w:author="mikey" w:date="2025-05-11T18:58:00Z" w:initials="m">
     <w:p>
       <w:r>
         <w:rPr>
@@ -27979,12 +27810,29 @@
           <w:sz w:val="20"/>
           <w:szCs w:val="20"/>
         </w:rPr>
+        <w:t>add better introduction</w:t>
+      </w:r>
+    </w:p>
+  </w:comment>
+  <w:comment w:id="2" w:author="Garza-Robledo Miguel A" w:date="2025-05-11T00:32:00Z" w:initials="m">
+    <w:p>
+      <w:r>
+        <w:rPr>
+          <w:rStyle w:val="CommentReference"/>
+        </w:rPr>
+        <w:annotationRef/>
+      </w:r>
+      <w:r>
+        <w:rPr>
+          <w:sz w:val="20"/>
+          <w:szCs w:val="20"/>
+        </w:rPr>
         <w:t>fix</w:t>
       </w:r>
     </w:p>
     <w:p/>
   </w:comment>
-  <w:comment w:id="2" w:author="mikey" w:date="2025-05-11T10:40:00Z" w:initials="m">
+  <w:comment w:id="3" w:author="mikey" w:date="2025-05-11T10:40:00Z" w:initials="m">
     <w:p>
       <w:r>
         <w:rPr>
@@ -28017,6 +27865,7 @@
 <file path=word/commentsExtended.xml><?xml version="1.0" encoding="utf-8"?>
 <w15:commentsEx xmlns:wpc="http://schemas.microsoft.com/office/word/2010/wordprocessingCanvas" xmlns:cx="http://schemas.microsoft.com/office/drawing/2014/chartex" xmlns:cx1="http://schemas.microsoft.com/office/drawing/2015/9/8/chartex" xmlns:cx2="http://schemas.microsoft.com/office/drawing/2015/10/21/chartex" xmlns:cx3="http://schemas.microsoft.com/office/drawing/2016/5/9/chartex" xmlns:cx4="http://schemas.microsoft.com/office/drawing/2016/5/10/chartex" xmlns:cx5="http://schemas.microsoft.com/office/drawing/2016/5/11/chartex" xmlns:cx6="http://schemas.microsoft.com/office/drawing/2016/5/12/chartex" xmlns:cx7="http://schemas.microsoft.com/office/drawing/2016/5/13/chartex" xmlns:cx8="http://schemas.microsoft.com/office/drawing/2016/5/14/chartex" xmlns:mc="http://schemas.openxmlformats.org/markup-compatibility/2006" xmlns:aink="http://schemas.microsoft.com/office/drawing/2016/ink" xmlns:am3d="http://schemas.microsoft.com/office/drawing/2017/model3d" xmlns:o="urn:schemas-microsoft-com:office:office" xmlns:oel="http://schemas.microsoft.com/office/2019/extlst" xmlns:r="http://schemas.openxmlformats.org/officeDocument/2006/relationships" xmlns:m="http://schemas.openxmlformats.org/officeDocument/2006/math" xmlns:v="urn:schemas-microsoft-com:vml" xmlns:wp14="http://schemas.microsoft.com/office/word/2010/wordprocessingDrawing" xmlns:wp="http://schemas.openxmlformats.org/drawingml/2006/wordprocessingDrawing" xmlns:w10="urn:schemas-microsoft-com:office:word" xmlns:w="http://schemas.openxmlformats.org/wordprocessingml/2006/main" xmlns:w14="http://schemas.microsoft.com/office/word/2010/wordml" xmlns:w15="http://schemas.microsoft.com/office/word/2012/wordml" xmlns:w16cex="http://schemas.microsoft.com/office/word/2018/wordml/cex" xmlns:w16cid="http://schemas.microsoft.com/office/word/2016/wordml/cid" xmlns:w16="http://schemas.microsoft.com/office/word/2018/wordml" xmlns:w16du="http://schemas.microsoft.com/office/word/2023/wordml/word16du" xmlns:w16sdtdh="http://schemas.microsoft.com/office/word/2020/wordml/sdtdatahash" xmlns:w16sdtfl="http://schemas.microsoft.com/office/word/2024/wordml/sdtformatlock" xmlns:w16se="http://schemas.microsoft.com/office/word/2015/wordml/symex" xmlns:wpg="http://schemas.microsoft.com/office/word/2010/wordprocessingGroup" xmlns:wpi="http://schemas.microsoft.com/office/word/2010/wordprocessingInk" xmlns:wne="http://schemas.microsoft.com/office/word/2006/wordml" xmlns:wps="http://schemas.microsoft.com/office/word/2010/wordprocessingShape" mc:Ignorable="w14 w15 w16se w16cid w16 w16cex w16sdtdh w16sdtfl w16du wp14">
   <w15:commentEx w15:paraId="73411346" w15:done="0"/>
+  <w15:commentEx w15:paraId="2557CD67" w15:paraIdParent="73411346" w15:done="0"/>
   <w15:commentEx w15:paraId="15D30F6A" w15:done="0"/>
   <w15:commentEx w15:paraId="7BC53A79" w15:done="0"/>
 </w15:commentsEx>
@@ -28025,6 +27874,7 @@
 <file path=word/commentsExtensible.xml><?xml version="1.0" encoding="utf-8"?>
 <w16cex:commentsExtensible xmlns:wpc="http://schemas.microsoft.com/office/word/2010/wordprocessingCanvas" xmlns:cx="http://schemas.microsoft.com/office/drawing/2014/chartex" xmlns:cx1="http://schemas.microsoft.com/office/drawing/2015/9/8/chartex" xmlns:cx2="http://schemas.microsoft.com/office/drawing/2015/10/21/chartex" xmlns:cx3="http://schemas.microsoft.com/office/drawing/2016/5/9/chartex" xmlns:cx4="http://schemas.microsoft.com/office/drawing/2016/5/10/chartex" xmlns:cx5="http://schemas.microsoft.com/office/drawing/2016/5/11/chartex" xmlns:cx6="http://schemas.microsoft.com/office/drawing/2016/5/12/chartex" xmlns:cx7="http://schemas.microsoft.com/office/drawing/2016/5/13/chartex" xmlns:cx8="http://schemas.microsoft.com/office/drawing/2016/5/14/chartex" xmlns:cr="http://schemas.microsoft.com/office/comments/2020/reactions" xmlns:mc="http://schemas.openxmlformats.org/markup-compatibility/2006" xmlns:aink="http://schemas.microsoft.com/office/drawing/2016/ink" xmlns:am3d="http://schemas.microsoft.com/office/drawing/2017/model3d" xmlns:o="urn:schemas-microsoft-com:office:office" xmlns:oel="http://schemas.microsoft.com/office/2019/extlst" xmlns:r="http://schemas.openxmlformats.org/officeDocument/2006/relationships" xmlns:m="http://schemas.openxmlformats.org/officeDocument/2006/math" xmlns:v="urn:schemas-microsoft-com:vml" xmlns:wp14="http://schemas.microsoft.com/office/word/2010/wordprocessingDrawing" xmlns:wp="http://schemas.openxmlformats.org/drawingml/2006/wordprocessingDrawing" xmlns:w10="urn:schemas-microsoft-com:office:word" xmlns:w="http://schemas.openxmlformats.org/wordprocessingml/2006/main" xmlns:w14="http://schemas.microsoft.com/office/word/2010/wordml" xmlns:w15="http://schemas.microsoft.com/office/word/2012/wordml" xmlns:w16cex="http://schemas.microsoft.com/office/word/2018/wordml/cex" xmlns:w16cid="http://schemas.microsoft.com/office/word/2016/wordml/cid" xmlns:w16="http://schemas.microsoft.com/office/word/2018/wordml" xmlns:w16du="http://schemas.microsoft.com/office/word/2023/wordml/word16du" xmlns:w16sdtdh="http://schemas.microsoft.com/office/word/2020/wordml/sdtdatahash" xmlns:w16sdtfl="http://schemas.microsoft.com/office/word/2024/wordml/sdtformatlock" xmlns:w16se="http://schemas.microsoft.com/office/word/2015/wordml/symex" xmlns:wpg="http://schemas.microsoft.com/office/word/2010/wordprocessingGroup" xmlns:wpi="http://schemas.microsoft.com/office/word/2010/wordprocessingInk" xmlns:wne="http://schemas.microsoft.com/office/word/2006/wordml" xmlns:wps="http://schemas.microsoft.com/office/word/2010/wordprocessingShape" mc:Ignorable="w14 w15 w16se w16cid w16 w16cex w16sdtdh w16sdtfl cr w16du wp14">
   <w16cex:commentExtensible w16cex:durableId="76E16994" w16cex:dateUtc="2025-05-11T14:48:00Z"/>
+  <w16cex:commentExtensible w16cex:durableId="2A664BB6" w16cex:dateUtc="2025-05-11T23:58:00Z"/>
   <w16cex:commentExtensible w16cex:durableId="3EB14B9C" w16cex:dateUtc="2025-05-11T05:32:00Z"/>
   <w16cex:commentExtensible w16cex:durableId="13CBBB06" w16cex:dateUtc="2025-05-11T15:40:00Z"/>
 </w16cex:commentsExtensible>
@@ -28033,6 +27883,7 @@
 <file path=word/commentsIds.xml><?xml version="1.0" encoding="utf-8"?>
 <w16cid:commentsIds xmlns:wpc="http://schemas.microsoft.com/office/word/2010/wordprocessingCanvas" xmlns:cx="http://schemas.microsoft.com/office/drawing/2014/chartex" xmlns:cx1="http://schemas.microsoft.com/office/drawing/2015/9/8/chartex" xmlns:cx2="http://schemas.microsoft.com/office/drawing/2015/10/21/chartex" xmlns:cx3="http://schemas.microsoft.com/office/drawing/2016/5/9/chartex" xmlns:cx4="http://schemas.microsoft.com/office/drawing/2016/5/10/chartex" xmlns:cx5="http://schemas.microsoft.com/office/drawing/2016/5/11/chartex" xmlns:cx6="http://schemas.microsoft.com/office/drawing/2016/5/12/chartex" xmlns:cx7="http://schemas.microsoft.com/office/drawing/2016/5/13/chartex" xmlns:cx8="http://schemas.microsoft.com/office/drawing/2016/5/14/chartex" xmlns:mc="http://schemas.openxmlformats.org/markup-compatibility/2006" xmlns:aink="http://schemas.microsoft.com/office/drawing/2016/ink" xmlns:am3d="http://schemas.microsoft.com/office/drawing/2017/model3d" xmlns:o="urn:schemas-microsoft-com:office:office" xmlns:oel="http://schemas.microsoft.com/office/2019/extlst" xmlns:r="http://schemas.openxmlformats.org/officeDocument/2006/relationships" xmlns:m="http://schemas.openxmlformats.org/officeDocument/2006/math" xmlns:v="urn:schemas-microsoft-com:vml" xmlns:wp14="http://schemas.microsoft.com/office/word/2010/wordprocessingDrawing" xmlns:wp="http://schemas.openxmlformats.org/drawingml/2006/wordprocessingDrawing" xmlns:w10="urn:schemas-microsoft-com:office:word" xmlns:w="http://schemas.openxmlformats.org/wordprocessingml/2006/main" xmlns:w14="http://schemas.microsoft.com/office/word/2010/wordml" xmlns:w15="http://schemas.microsoft.com/office/word/2012/wordml" xmlns:w16cex="http://schemas.microsoft.com/office/word/2018/wordml/cex" xmlns:w16cid="http://schemas.microsoft.com/office/word/2016/wordml/cid" xmlns:w16="http://schemas.microsoft.com/office/word/2018/wordml" xmlns:w16du="http://schemas.microsoft.com/office/word/2023/wordml/word16du" xmlns:w16sdtdh="http://schemas.microsoft.com/office/word/2020/wordml/sdtdatahash" xmlns:w16sdtfl="http://schemas.microsoft.com/office/word/2024/wordml/sdtformatlock" xmlns:w16se="http://schemas.microsoft.com/office/word/2015/wordml/symex" xmlns:wpg="http://schemas.microsoft.com/office/word/2010/wordprocessingGroup" xmlns:wpi="http://schemas.microsoft.com/office/word/2010/wordprocessingInk" xmlns:wne="http://schemas.microsoft.com/office/word/2006/wordml" xmlns:wps="http://schemas.microsoft.com/office/word/2010/wordprocessingShape" mc:Ignorable="w14 w15 w16se w16cid w16 w16cex w16sdtdh w16sdtfl w16du wp14">
   <w16cid:commentId w16cid:paraId="73411346" w16cid:durableId="76E16994"/>
+  <w16cid:commentId w16cid:paraId="2557CD67" w16cid:durableId="2A664BB6"/>
   <w16cid:commentId w16cid:paraId="15D30F6A" w16cid:durableId="3EB14B9C"/>
   <w16cid:commentId w16cid:paraId="7BC53A79" w16cid:durableId="13CBBB06"/>
 </w16cid:commentsIds>
@@ -28255,27 +28106,20 @@
 <w:hdr xmlns:wpc="http://schemas.microsoft.com/office/word/2010/wordprocessingCanvas" xmlns:cx="http://schemas.microsoft.com/office/drawing/2014/chartex" xmlns:cx1="http://schemas.microsoft.com/office/drawing/2015/9/8/chartex" xmlns:cx2="http://schemas.microsoft.com/office/drawing/2015/10/21/chartex" xmlns:cx3="http://schemas.microsoft.com/office/drawing/2016/5/9/chartex" xmlns:cx4="http://schemas.microsoft.com/office/drawing/2016/5/10/chartex" xmlns:cx5="http://schemas.microsoft.com/office/drawing/2016/5/11/chartex" xmlns:cx6="http://schemas.microsoft.com/office/drawing/2016/5/12/chartex" xmlns:cx7="http://schemas.microsoft.com/office/drawing/2016/5/13/chartex" xmlns:cx8="http://schemas.microsoft.com/office/drawing/2016/5/14/chartex" xmlns:mc="http://schemas.openxmlformats.org/markup-compatibility/2006" xmlns:aink="http://schemas.microsoft.com/office/drawing/2016/ink" xmlns:am3d="http://schemas.microsoft.com/office/drawing/2017/model3d" xmlns:o="urn:schemas-microsoft-com:office:office" xmlns:oel="http://schemas.microsoft.com/office/2019/extlst" xmlns:r="http://schemas.openxmlformats.org/officeDocument/2006/relationships" xmlns:m="http://schemas.openxmlformats.org/officeDocument/2006/math" xmlns:v="urn:schemas-microsoft-com:vml" xmlns:wp14="http://schemas.microsoft.com/office/word/2010/wordprocessingDrawing" xmlns:wp="http://schemas.openxmlformats.org/drawingml/2006/wordprocessingDrawing" xmlns:w10="urn:schemas-microsoft-com:office:word" xmlns:w="http://schemas.openxmlformats.org/wordprocessingml/2006/main" xmlns:w14="http://schemas.microsoft.com/office/word/2010/wordml" xmlns:w15="http://schemas.microsoft.com/office/word/2012/wordml" xmlns:w16cex="http://schemas.microsoft.com/office/word/2018/wordml/cex" xmlns:w16cid="http://schemas.microsoft.com/office/word/2016/wordml/cid" xmlns:w16="http://schemas.microsoft.com/office/word/2018/wordml" xmlns:w16du="http://schemas.microsoft.com/office/word/2023/wordml/word16du" xmlns:w16sdtdh="http://schemas.microsoft.com/office/word/2020/wordml/sdtdatahash" xmlns:w16sdtfl="http://schemas.microsoft.com/office/word/2024/wordml/sdtformatlock" xmlns:w16se="http://schemas.microsoft.com/office/word/2015/wordml/symex" xmlns:wpg="http://schemas.microsoft.com/office/word/2010/wordprocessingGroup" xmlns:wpi="http://schemas.microsoft.com/office/word/2010/wordprocessingInk" xmlns:wne="http://schemas.microsoft.com/office/word/2006/wordml" xmlns:wps="http://schemas.microsoft.com/office/word/2010/wordprocessingShape" mc:Ignorable="w14 w15 w16se w16cid w16 w16cex w16sdtdh w16sdtfl w16du wp14">
   <w:p>
     <w:pPr>
+      <w:pStyle w:val="Header"/>
+    </w:pPr>
+    <w:r>
+      <w:t>Project Report</w:t>
+    </w:r>
+  </w:p>
+  <w:p>
+    <w:pPr>
       <w:tabs>
         <w:tab w:val="right" w:pos="10191"/>
       </w:tabs>
       <w:spacing w:after="0" w:line="259" w:lineRule="auto"/>
       <w:ind w:left="-102" w:right="-96" w:firstLine="0"/>
     </w:pPr>
-    <w:r>
-      <w:rPr>
-        <w:rFonts w:ascii="Times New Roman" w:eastAsia="Times New Roman" w:hAnsi="Times New Roman" w:cs="Times New Roman"/>
-        <w:sz w:val="18"/>
-      </w:rPr>
-      <w:t>POC.md</w:t>
-    </w:r>
-    <w:r>
-      <w:rPr>
-        <w:rFonts w:ascii="Times New Roman" w:eastAsia="Times New Roman" w:hAnsi="Times New Roman" w:cs="Times New Roman"/>
-        <w:sz w:val="18"/>
-      </w:rPr>
-      <w:tab/>
-      <w:t>2025-05-08</w:t>
-    </w:r>
   </w:p>
 </w:hdr>
 </file>
@@ -28285,10 +28129,20 @@
   <w:sdt>
     <w:sdtPr>
       <w:rPr>
-        <w:color w:val="156082" w:themeColor="accent1"/>
+        <w:color w:val="000000" w:themeColor="text1"/>
         <w:sz w:val="20"/>
         <w:szCs w:val="20"/>
         <w:lang w:val="es-419"/>
+        <w14:shadow w14:blurRad="38100" w14:dist="19050" w14:dir="2700000" w14:sx="100000" w14:sy="100000" w14:kx="0" w14:ky="0" w14:algn="tl">
+          <w14:schemeClr w14:val="dk1">
+            <w14:alpha w14:val="60000"/>
+          </w14:schemeClr>
+        </w14:shadow>
+        <w14:textOutline w14:w="0" w14:cap="flat" w14:cmpd="sng" w14:algn="ctr">
+          <w14:noFill/>
+          <w14:prstDash w14:val="solid"/>
+          <w14:round/>
+        </w14:textOutline>
       </w:rPr>
       <w:alias w:val="Author"/>
       <w:tag w:val=""/>
@@ -28305,17 +28159,37 @@
           <w:pStyle w:val="Header"/>
           <w:jc w:val="center"/>
           <w:rPr>
-            <w:color w:val="156082" w:themeColor="accent1"/>
+            <w:color w:val="000000" w:themeColor="text1"/>
             <w:sz w:val="20"/>
             <w:lang w:val="es-419"/>
+            <w14:shadow w14:blurRad="38100" w14:dist="19050" w14:dir="2700000" w14:sx="100000" w14:sy="100000" w14:kx="0" w14:ky="0" w14:algn="tl">
+              <w14:schemeClr w14:val="dk1">
+                <w14:alpha w14:val="60000"/>
+              </w14:schemeClr>
+            </w14:shadow>
+            <w14:textOutline w14:w="0" w14:cap="flat" w14:cmpd="sng" w14:algn="ctr">
+              <w14:noFill/>
+              <w14:prstDash w14:val="solid"/>
+              <w14:round/>
+            </w14:textOutline>
           </w:rPr>
         </w:pPr>
         <w:r>
           <w:rPr>
-            <w:color w:val="156082" w:themeColor="accent1"/>
+            <w:color w:val="000000" w:themeColor="text1"/>
             <w:sz w:val="20"/>
             <w:szCs w:val="20"/>
             <w:lang w:val="es-419"/>
+            <w14:shadow w14:blurRad="38100" w14:dist="19050" w14:dir="2700000" w14:sx="100000" w14:sy="100000" w14:kx="0" w14:ky="0" w14:algn="tl">
+              <w14:schemeClr w14:val="dk1">
+                <w14:alpha w14:val="60000"/>
+              </w14:schemeClr>
+            </w14:shadow>
+            <w14:textOutline w14:w="0" w14:cap="flat" w14:cmpd="sng" w14:algn="ctr">
+              <w14:noFill/>
+              <w14:prstDash w14:val="solid"/>
+              <w14:round/>
+            </w14:textOutline>
           </w:rPr>
           <w:t>Garza-Robledo Miguel A</w:t>
         </w:r>
@@ -28327,24 +28201,51 @@
       <w:pStyle w:val="Header"/>
       <w:jc w:val="center"/>
       <w:rPr>
-        <w:caps/>
-        <w:color w:val="156082" w:themeColor="accent1"/>
+        <w:color w:val="000000" w:themeColor="text1"/>
         <w:lang w:val="es-419"/>
+        <w14:shadow w14:blurRad="38100" w14:dist="19050" w14:dir="2700000" w14:sx="100000" w14:sy="100000" w14:kx="0" w14:ky="0" w14:algn="tl">
+          <w14:schemeClr w14:val="dk1">
+            <w14:alpha w14:val="60000"/>
+          </w14:schemeClr>
+        </w14:shadow>
+        <w14:textOutline w14:w="0" w14:cap="flat" w14:cmpd="sng" w14:algn="ctr">
+          <w14:noFill/>
+          <w14:prstDash w14:val="solid"/>
+          <w14:round/>
+        </w14:textOutline>
       </w:rPr>
     </w:pPr>
     <w:r>
       <w:rPr>
-        <w:caps/>
-        <w:color w:val="156082" w:themeColor="accent1"/>
+        <w:color w:val="000000" w:themeColor="text1"/>
         <w:lang w:val="es-419"/>
+        <w14:shadow w14:blurRad="38100" w14:dist="19050" w14:dir="2700000" w14:sx="100000" w14:sy="100000" w14:kx="0" w14:ky="0" w14:algn="tl">
+          <w14:schemeClr w14:val="dk1">
+            <w14:alpha w14:val="60000"/>
+          </w14:schemeClr>
+        </w14:shadow>
+        <w14:textOutline w14:w="0" w14:cap="flat" w14:cmpd="sng" w14:algn="ctr">
+          <w14:noFill/>
+          <w14:prstDash w14:val="solid"/>
+          <w14:round/>
+        </w14:textOutline>
       </w:rPr>
       <w:t xml:space="preserve"> </w:t>
     </w:r>
     <w:sdt>
       <w:sdtPr>
         <w:rPr>
-          <w:caps/>
-          <w:color w:val="156082" w:themeColor="accent1"/>
+          <w:color w:val="000000" w:themeColor="text1"/>
+          <w14:shadow w14:blurRad="38100" w14:dist="19050" w14:dir="2700000" w14:sx="100000" w14:sy="100000" w14:kx="0" w14:ky="0" w14:algn="tl">
+            <w14:schemeClr w14:val="dk1">
+              <w14:alpha w14:val="60000"/>
+            </w14:schemeClr>
+          </w14:shadow>
+          <w14:textOutline w14:w="0" w14:cap="flat" w14:cmpd="sng" w14:algn="ctr">
+            <w14:noFill/>
+            <w14:prstDash w14:val="solid"/>
+            <w14:round/>
+          </w14:textOutline>
         </w:rPr>
         <w:alias w:val="Title"/>
         <w:tag w:val=""/>
@@ -28358,29 +28259,65 @@
       <w:sdtContent>
         <w:r>
           <w:rPr>
-            <w:caps/>
-            <w:color w:val="156082" w:themeColor="accent1"/>
+            <w:color w:val="000000" w:themeColor="text1"/>
+            <w14:shadow w14:blurRad="38100" w14:dist="19050" w14:dir="2700000" w14:sx="100000" w14:sy="100000" w14:kx="0" w14:ky="0" w14:algn="tl">
+              <w14:schemeClr w14:val="dk1">
+                <w14:alpha w14:val="60000"/>
+              </w14:schemeClr>
+            </w14:shadow>
+            <w14:textOutline w14:w="0" w14:cap="flat" w14:cmpd="sng" w14:algn="ctr">
+              <w14:noFill/>
+              <w14:prstDash w14:val="solid"/>
+              <w14:round/>
+            </w14:textOutline>
           </w:rPr>
           <w:fldChar w:fldCharType="begin"/>
         </w:r>
         <w:r>
           <w:rPr>
-            <w:caps/>
-            <w:color w:val="156082" w:themeColor="accent1"/>
+            <w:color w:val="000000" w:themeColor="text1"/>
+            <w14:shadow w14:blurRad="38100" w14:dist="19050" w14:dir="2700000" w14:sx="100000" w14:sy="100000" w14:kx="0" w14:ky="0" w14:algn="tl">
+              <w14:schemeClr w14:val="dk1">
+                <w14:alpha w14:val="60000"/>
+              </w14:schemeClr>
+            </w14:shadow>
+            <w14:textOutline w14:w="0" w14:cap="flat" w14:cmpd="sng" w14:algn="ctr">
+              <w14:noFill/>
+              <w14:prstDash w14:val="solid"/>
+              <w14:round/>
+            </w14:textOutline>
           </w:rPr>
           <w:instrText xml:space="preserve"> TITLE \* MERGEFORMAT </w:instrText>
         </w:r>
         <w:r>
           <w:rPr>
-            <w:caps/>
-            <w:color w:val="156082" w:themeColor="accent1"/>
+            <w:color w:val="000000" w:themeColor="text1"/>
+            <w14:shadow w14:blurRad="38100" w14:dist="19050" w14:dir="2700000" w14:sx="100000" w14:sy="100000" w14:kx="0" w14:ky="0" w14:algn="tl">
+              <w14:schemeClr w14:val="dk1">
+                <w14:alpha w14:val="60000"/>
+              </w14:schemeClr>
+            </w14:shadow>
+            <w14:textOutline w14:w="0" w14:cap="flat" w14:cmpd="sng" w14:algn="ctr">
+              <w14:noFill/>
+              <w14:prstDash w14:val="solid"/>
+              <w14:round/>
+            </w14:textOutline>
           </w:rPr>
           <w:fldChar w:fldCharType="end"/>
         </w:r>
         <w:r>
           <w:rPr>
-            <w:caps/>
-            <w:color w:val="156082" w:themeColor="accent1"/>
+            <w:color w:val="000000" w:themeColor="text1"/>
+            <w14:shadow w14:blurRad="38100" w14:dist="19050" w14:dir="2700000" w14:sx="100000" w14:sy="100000" w14:kx="0" w14:ky="0" w14:algn="tl">
+              <w14:schemeClr w14:val="dk1">
+                <w14:alpha w14:val="60000"/>
+              </w14:schemeClr>
+            </w14:shadow>
+            <w14:textOutline w14:w="0" w14:cap="flat" w14:cmpd="sng" w14:algn="ctr">
+              <w14:noFill/>
+              <w14:prstDash w14:val="solid"/>
+              <w14:round/>
+            </w14:textOutline>
           </w:rPr>
           <w:t>PROJECT REPORT</w:t>
         </w:r>
@@ -31440,6 +31377,120 @@
       <w:lvlJc w:val="left"/>
     </w:lvl>
     <w:lvl w:ilvl="8" w:tplc="919478C4">
+      <w:numFmt w:val="decimal"/>
+      <w:lvlText w:val=""/>
+      <w:lvlJc w:val="left"/>
+    </w:lvl>
+  </w:abstractNum>
+  <w:abstractNum w:abstractNumId="30" w15:restartNumberingAfterBreak="0">
+    <w:nsid w:val="6DEF2CFF"/>
+    <w:multiLevelType w:val="hybridMultilevel"/>
+    <w:tmpl w:val="B67653F8"/>
+    <w:lvl w:ilvl="0" w:tplc="D50CDF82">
+      <w:start w:val="1"/>
+      <w:numFmt w:val="decimal"/>
+      <w:lvlText w:val="%1."/>
+      <w:lvlJc w:val="left"/>
+      <w:pPr>
+        <w:tabs>
+          <w:tab w:val="num" w:pos="900"/>
+        </w:tabs>
+        <w:ind w:left="540" w:hanging="360"/>
+      </w:pPr>
+    </w:lvl>
+    <w:lvl w:ilvl="1" w:tplc="16727D72">
+      <w:numFmt w:val="decimal"/>
+      <w:lvlText w:val=""/>
+      <w:lvlJc w:val="left"/>
+    </w:lvl>
+    <w:lvl w:ilvl="2" w:tplc="216EE670">
+      <w:numFmt w:val="decimal"/>
+      <w:lvlText w:val=""/>
+      <w:lvlJc w:val="left"/>
+    </w:lvl>
+    <w:lvl w:ilvl="3" w:tplc="E458C344">
+      <w:numFmt w:val="decimal"/>
+      <w:lvlText w:val=""/>
+      <w:lvlJc w:val="left"/>
+    </w:lvl>
+    <w:lvl w:ilvl="4" w:tplc="848A03D2">
+      <w:numFmt w:val="decimal"/>
+      <w:lvlText w:val=""/>
+      <w:lvlJc w:val="left"/>
+    </w:lvl>
+    <w:lvl w:ilvl="5" w:tplc="FCAC1B9A">
+      <w:numFmt w:val="decimal"/>
+      <w:lvlText w:val=""/>
+      <w:lvlJc w:val="left"/>
+    </w:lvl>
+    <w:lvl w:ilvl="6" w:tplc="258A69AE">
+      <w:numFmt w:val="decimal"/>
+      <w:lvlText w:val=""/>
+      <w:lvlJc w:val="left"/>
+    </w:lvl>
+    <w:lvl w:ilvl="7" w:tplc="AAA2AE46">
+      <w:numFmt w:val="decimal"/>
+      <w:lvlText w:val=""/>
+      <w:lvlJc w:val="left"/>
+    </w:lvl>
+    <w:lvl w:ilvl="8" w:tplc="3250B4DE">
+      <w:numFmt w:val="decimal"/>
+      <w:lvlText w:val=""/>
+      <w:lvlJc w:val="left"/>
+    </w:lvl>
+  </w:abstractNum>
+  <w:abstractNum w:abstractNumId="31" w15:restartNumberingAfterBreak="0">
+    <w:nsid w:val="6F9922BC"/>
+    <w:multiLevelType w:val="hybridMultilevel"/>
+    <w:tmpl w:val="864A2CE4"/>
+    <w:lvl w:ilvl="0" w:tplc="7DD01E48">
+      <w:start w:val="1"/>
+      <w:numFmt w:val="decimal"/>
+      <w:lvlText w:val="%1."/>
+      <w:lvlJc w:val="left"/>
+      <w:pPr>
+        <w:tabs>
+          <w:tab w:val="num" w:pos="900"/>
+        </w:tabs>
+        <w:ind w:left="540" w:hanging="360"/>
+      </w:pPr>
+    </w:lvl>
+    <w:lvl w:ilvl="1" w:tplc="34506FB2">
+      <w:numFmt w:val="decimal"/>
+      <w:lvlText w:val=""/>
+      <w:lvlJc w:val="left"/>
+    </w:lvl>
+    <w:lvl w:ilvl="2" w:tplc="7ECCF700">
+      <w:numFmt w:val="decimal"/>
+      <w:lvlText w:val=""/>
+      <w:lvlJc w:val="left"/>
+    </w:lvl>
+    <w:lvl w:ilvl="3" w:tplc="496C3532">
+      <w:numFmt w:val="decimal"/>
+      <w:lvlText w:val=""/>
+      <w:lvlJc w:val="left"/>
+    </w:lvl>
+    <w:lvl w:ilvl="4" w:tplc="32CC17EC">
+      <w:numFmt w:val="decimal"/>
+      <w:lvlText w:val=""/>
+      <w:lvlJc w:val="left"/>
+    </w:lvl>
+    <w:lvl w:ilvl="5" w:tplc="FE34B172">
+      <w:numFmt w:val="decimal"/>
+      <w:lvlText w:val=""/>
+      <w:lvlJc w:val="left"/>
+    </w:lvl>
+    <w:lvl w:ilvl="6" w:tplc="FD08AD46">
+      <w:numFmt w:val="decimal"/>
+      <w:lvlText w:val=""/>
+      <w:lvlJc w:val="left"/>
+    </w:lvl>
+    <w:lvl w:ilvl="7" w:tplc="0B6C68A2">
+      <w:numFmt w:val="decimal"/>
+      <w:lvlText w:val=""/>
+      <w:lvlJc w:val="left"/>
+    </w:lvl>
+    <w:lvl w:ilvl="8" w:tplc="B05E8ACE">
       <w:numFmt w:val="decimal"/>
       <w:lvlText w:val=""/>
       <w:lvlJc w:val="left"/>
@@ -31534,6 +31585,12 @@
   </w:num>
   <w:num w:numId="30" w16cid:durableId="1470513710">
     <w:abstractNumId w:val="0"/>
+  </w:num>
+  <w:num w:numId="31" w16cid:durableId="448203304">
+    <w:abstractNumId w:val="30"/>
+  </w:num>
+  <w:num w:numId="32" w16cid:durableId="768159448">
+    <w:abstractNumId w:val="31"/>
   </w:num>
 </w:numbering>
 </file>
@@ -32375,8 +32432,8 @@
   <w:rsids>
     <w:rsidRoot w:val="00D8007C"/>
     <w:rsid w:val="001B1405"/>
+    <w:rsid w:val="00B766F9"/>
     <w:rsid w:val="00D8007C"/>
-    <w:rsid w:val="00F74DD3"/>
   </w:rsids>
   <m:mathPr>
     <m:mathFont m:val="Cambria Math"/>
@@ -32835,6 +32892,10 @@
     <w:name w:val="64711AAFCC2FCB41A2944A1D9A86E85F"/>
     <w:rsid w:val="00D8007C"/>
   </w:style>
+  <w:style w:type="paragraph" w:customStyle="1" w:styleId="D3D400E885578440BBA7E08158A12025">
+    <w:name w:val="D3D400E885578440BBA7E08158A12025"/>
+    <w:rsid w:val="00D8007C"/>
+  </w:style>
 </w:styles>
 </file>
 
